--- a/content/W05/SAT/paper/C2_W05_SAT_recap_paper_STUDENT.docx
+++ b/content/W05/SAT/paper/C2_W05_SAT_recap_paper_STUDENT.docx
@@ -11216,7 +11216,7 @@
                       <w:sz w:val="18"/>
                       <w:szCs w:val="18"/>
                     </w:rPr>
-                    <w:t xml:space="preserve">0.900</w:t>
+                    <w:t xml:space="preserve">0.899</w:t>
                   </w:r>
                 </w:p>
               </w:tc>

--- a/content/W05/SAT/paper/C2_W05_SAT_recap_paper_STUDENT.docx
+++ b/content/W05/SAT/paper/C2_W05_SAT_recap_paper_STUDENT.docx
@@ -1576,7 +1576,7 @@
                 <w:sz w:val="18"/>
                 <w:szCs w:val="18"/>
               </w:rPr>
-              <w:t xml:space="preserve">2</w:t>
+              <w:t xml:space="preserve">3</w:t>
             </w:r>
           </w:p>
         </w:tc>
@@ -1612,7 +1612,7 @@
                 <w:sz w:val="18"/>
                 <w:szCs w:val="18"/>
               </w:rPr>
-              <w:t xml:space="preserve">2</w:t>
+              <w:t xml:space="preserve">1</w:t>
             </w:r>
           </w:p>
         </w:tc>
@@ -1867,7 +1867,7 @@
                 <w:sz w:val="18"/>
                 <w:szCs w:val="18"/>
               </w:rPr>
-              <w:t xml:space="preserve">2</w:t>
+              <w:t xml:space="preserve">1</w:t>
             </w:r>
           </w:p>
         </w:tc>
@@ -1903,7 +1903,7 @@
                 <w:sz w:val="18"/>
                 <w:szCs w:val="18"/>
               </w:rPr>
-              <w:t xml:space="preserve">3</w:t>
+              <w:t xml:space="preserve">4</w:t>
             </w:r>
           </w:p>
         </w:tc>
@@ -2158,7 +2158,7 @@
                 <w:sz w:val="18"/>
                 <w:szCs w:val="18"/>
               </w:rPr>
-              <w:t xml:space="preserve">0</w:t>
+              <w:t xml:space="preserve">1</w:t>
             </w:r>
           </w:p>
         </w:tc>
@@ -2194,7 +2194,7 @@
                 <w:sz w:val="18"/>
                 <w:szCs w:val="18"/>
               </w:rPr>
-              <w:t xml:space="preserve">4</w:t>
+              <w:t xml:space="preserve">3</w:t>
             </w:r>
           </w:p>
         </w:tc>
@@ -2740,7 +2740,7 @@
                 <w:sz w:val="18"/>
                 <w:szCs w:val="18"/>
               </w:rPr>
-              <w:t xml:space="preserve">1</w:t>
+              <w:t xml:space="preserve">2</w:t>
             </w:r>
           </w:p>
         </w:tc>
@@ -2776,7 +2776,7 @@
                 <w:sz w:val="18"/>
                 <w:szCs w:val="18"/>
               </w:rPr>
-              <w:t xml:space="preserve">3</w:t>
+              <w:t xml:space="preserve">2</w:t>
             </w:r>
           </w:p>
         </w:tc>
@@ -3033,7 +3033,7 @@
                 <w:sz w:val="18"/>
                 <w:szCs w:val="18"/>
               </w:rPr>
-              <w:t xml:space="preserve">7</w:t>
+              <w:t xml:space="preserve">9</w:t>
             </w:r>
           </w:p>
         </w:tc>
@@ -3069,7 +3069,7 @@
                 <w:sz w:val="18"/>
                 <w:szCs w:val="18"/>
               </w:rPr>
-              <w:t xml:space="preserve">15</w:t>
+              <w:t xml:space="preserve">13</w:t>
             </w:r>
           </w:p>
         </w:tc>
@@ -4207,7 +4207,7 @@
           <w:p>
             <w:pPr>
               <w:keepNext/>
-              <w:spacing w:after="80" w:before="80" w:line="264"/>
+              <w:spacing w:after="60" w:before="60" w:line="276"/>
             </w:pPr>
             <w:r>
               <w:rPr>
@@ -4215,10 +4215,30 @@
                 <w:b/>
                 <w:bCs/>
                 <w:color w:val="B37A33"/>
-                <w:sz w:val="19"/>
-                <w:szCs w:val="19"/>
-              </w:rPr>
-              <w:t xml:space="preserve">Word bank 1</w:t>
+                <w:sz w:val="22"/>
+                <w:szCs w:val="22"/>
+              </w:rPr>
+              <w:t xml:space="preserve">Q1</w:t>
+            </w:r>
+            <w:r>
+              <w:rPr>
+                <w:rFonts w:ascii="Arial" w:cs="Arial" w:eastAsia="Arial" w:hAnsi="Arial"/>
+                <w:b/>
+                <w:bCs/>
+                <w:color w:val="6B675E"/>
+                <w:sz w:val="18"/>
+                <w:szCs w:val="18"/>
+              </w:rPr>
+              <w:t xml:space="preserve">   Medium</w:t>
+            </w:r>
+            <w:r>
+              <w:rPr>
+                <w:rFonts w:ascii="Arial" w:cs="Arial" w:eastAsia="Arial" w:hAnsi="Arial"/>
+                <w:color w:val="6B675E"/>
+                <w:sz w:val="18"/>
+                <w:szCs w:val="18"/>
+              </w:rPr>
+              <w:t xml:space="preserve">  ·  Catch the peek</w:t>
             </w:r>
             <w:r>
               <w:rPr>
@@ -4229,363 +4249,134 @@
                 <w:sz w:val="18"/>
                 <w:szCs w:val="18"/>
               </w:rPr>
-              <w:t xml:space="preserve">   Write the letter of the word or phrase that completes each statement. Each is used once at most, and some are not used.</w:t>
-            </w:r>
-          </w:p>
-          <w:tbl>
-            <w:tblPr>
-              <w:tblW w:type="dxa" w:w="9798"/>
-              <w:tblBorders>
-                <w:top w:val="single" w:color="FFFFFF" w:sz="4"/>
-                <w:left w:val="single" w:color="FFFFFF" w:sz="4"/>
-                <w:bottom w:val="single" w:color="FFFFFF" w:sz="4"/>
-                <w:right w:val="single" w:color="FFFFFF" w:sz="4"/>
-                <w:insideH w:val="single" w:color="FFFFFF" w:sz="4"/>
-                <w:insideV w:val="single" w:color="FFFFFF" w:sz="4"/>
-              </w:tblBorders>
-            </w:tblPr>
-            <w:tblGrid>
-              <w:gridCol w:w="3266"/>
-              <w:gridCol w:w="3266"/>
-              <w:gridCol w:w="3266"/>
-            </w:tblGrid>
-            <w:tr>
-              <w:trPr>
-                <w:cantSplit/>
-              </w:trPr>
-              <w:tc>
-                <w:tcPr>
-                  <w:tcW w:type="dxa" w:w="3266"/>
-                  <w:tcBorders>
-                    <w:top w:val="single" w:color="FFFFFF" w:sz="4"/>
-                    <w:left w:val="single" w:color="FFFFFF" w:sz="4"/>
-                    <w:bottom w:val="single" w:color="FFFFFF" w:sz="4"/>
-                    <w:right w:val="single" w:color="FFFFFF" w:sz="4"/>
-                  </w:tcBorders>
-                  <w:shd w:fill="F3F1EA" w:color="auto" w:val="clear"/>
-                  <w:tcMar>
-                    <w:top w:type="dxa" w:w="60"/>
-                    <w:left w:type="dxa" w:w="140"/>
-                    <w:bottom w:type="dxa" w:w="60"/>
-                    <w:right w:type="dxa" w:w="100"/>
-                  </w:tcMar>
-                  <w:vAlign w:val="center"/>
-                </w:tcPr>
-                <w:p>
-                  <w:pPr>
-                    <w:keepNext/>
-                    <w:spacing w:after="0" w:line="252"/>
-                  </w:pPr>
-                  <w:r>
-                    <w:rPr>
-                      <w:rFonts w:ascii="Arial" w:cs="Arial" w:eastAsia="Arial" w:hAnsi="Arial"/>
-                      <w:b/>
-                      <w:bCs/>
-                      <w:color w:val="B37A33"/>
-                      <w:sz w:val="20"/>
-                      <w:szCs w:val="20"/>
-                    </w:rPr>
-                    <w:t xml:space="preserve">A   </w:t>
-                  </w:r>
-                  <w:r>
-                    <w:rPr>
-                      <w:rFonts w:ascii="Arial" w:cs="Arial" w:eastAsia="Arial" w:hAnsi="Arial"/>
-                      <w:color w:val="1C1B16"/>
-                      <w:sz w:val="20"/>
-                      <w:szCs w:val="20"/>
-                    </w:rPr>
-                    <w:t xml:space="preserve">training</w:t>
-                  </w:r>
-                </w:p>
-              </w:tc>
-              <w:tc>
-                <w:tcPr>
-                  <w:tcW w:type="dxa" w:w="3266"/>
-                  <w:tcBorders>
-                    <w:top w:val="single" w:color="FFFFFF" w:sz="4"/>
-                    <w:left w:val="single" w:color="FFFFFF" w:sz="4"/>
-                    <w:bottom w:val="single" w:color="FFFFFF" w:sz="4"/>
-                    <w:right w:val="single" w:color="FFFFFF" w:sz="4"/>
-                  </w:tcBorders>
-                  <w:shd w:fill="F3F1EA" w:color="auto" w:val="clear"/>
-                  <w:tcMar>
-                    <w:top w:type="dxa" w:w="60"/>
-                    <w:left w:type="dxa" w:w="140"/>
-                    <w:bottom w:type="dxa" w:w="60"/>
-                    <w:right w:type="dxa" w:w="100"/>
-                  </w:tcMar>
-                  <w:vAlign w:val="center"/>
-                </w:tcPr>
-                <w:p>
-                  <w:pPr>
-                    <w:keepNext/>
-                    <w:spacing w:after="0" w:line="252"/>
-                  </w:pPr>
-                  <w:r>
-                    <w:rPr>
-                      <w:rFonts w:ascii="Arial" w:cs="Arial" w:eastAsia="Arial" w:hAnsi="Arial"/>
-                      <w:b/>
-                      <w:bCs/>
-                      <w:color w:val="B37A33"/>
-                      <w:sz w:val="20"/>
-                      <w:szCs w:val="20"/>
-                    </w:rPr>
-                    <w:t xml:space="preserve">B   </w:t>
-                  </w:r>
-                  <w:r>
-                    <w:rPr>
-                      <w:rFonts w:ascii="Arial" w:cs="Arial" w:eastAsia="Arial" w:hAnsi="Arial"/>
-                      <w:color w:val="1C1B16"/>
-                      <w:sz w:val="20"/>
-                      <w:szCs w:val="20"/>
-                    </w:rPr>
-                    <w:t xml:space="preserve">validation</w:t>
-                  </w:r>
-                </w:p>
-              </w:tc>
-              <w:tc>
-                <w:tcPr>
-                  <w:tcW w:type="dxa" w:w="3266"/>
-                  <w:tcBorders>
-                    <w:top w:val="single" w:color="FFFFFF" w:sz="4"/>
-                    <w:left w:val="single" w:color="FFFFFF" w:sz="4"/>
-                    <w:bottom w:val="single" w:color="FFFFFF" w:sz="4"/>
-                    <w:right w:val="single" w:color="FFFFFF" w:sz="4"/>
-                  </w:tcBorders>
-                  <w:shd w:fill="F3F1EA" w:color="auto" w:val="clear"/>
-                  <w:tcMar>
-                    <w:top w:type="dxa" w:w="60"/>
-                    <w:left w:type="dxa" w:w="140"/>
-                    <w:bottom w:type="dxa" w:w="60"/>
-                    <w:right w:type="dxa" w:w="100"/>
-                  </w:tcMar>
-                  <w:vAlign w:val="center"/>
-                </w:tcPr>
-                <w:p>
-                  <w:pPr>
-                    <w:keepNext/>
-                    <w:spacing w:after="0" w:line="252"/>
-                  </w:pPr>
-                  <w:r>
-                    <w:rPr>
-                      <w:rFonts w:ascii="Arial" w:cs="Arial" w:eastAsia="Arial" w:hAnsi="Arial"/>
-                      <w:b/>
-                      <w:bCs/>
-                      <w:color w:val="B37A33"/>
-                      <w:sz w:val="20"/>
-                      <w:szCs w:val="20"/>
-                    </w:rPr>
-                    <w:t xml:space="preserve">C   </w:t>
-                  </w:r>
-                  <w:r>
-                    <w:rPr>
-                      <w:rFonts w:ascii="Arial" w:cs="Arial" w:eastAsia="Arial" w:hAnsi="Arial"/>
-                      <w:color w:val="1C1B16"/>
-                      <w:sz w:val="20"/>
-                      <w:szCs w:val="20"/>
-                    </w:rPr>
-                    <w:t xml:space="preserve">test</w:t>
-                  </w:r>
-                </w:p>
-              </w:tc>
-            </w:tr>
-            <w:tr>
-              <w:trPr>
-                <w:cantSplit/>
-              </w:trPr>
-              <w:tc>
-                <w:tcPr>
-                  <w:tcW w:type="dxa" w:w="3266"/>
-                  <w:tcBorders>
-                    <w:top w:val="single" w:color="FFFFFF" w:sz="4"/>
-                    <w:left w:val="single" w:color="FFFFFF" w:sz="4"/>
-                    <w:bottom w:val="single" w:color="FFFFFF" w:sz="4"/>
-                    <w:right w:val="single" w:color="FFFFFF" w:sz="4"/>
-                  </w:tcBorders>
-                  <w:shd w:fill="F3F1EA" w:color="auto" w:val="clear"/>
-                  <w:tcMar>
-                    <w:top w:type="dxa" w:w="60"/>
-                    <w:left w:type="dxa" w:w="140"/>
-                    <w:bottom w:type="dxa" w:w="60"/>
-                    <w:right w:type="dxa" w:w="100"/>
-                  </w:tcMar>
-                  <w:vAlign w:val="center"/>
-                </w:tcPr>
-                <w:p>
-                  <w:pPr>
-                    <w:keepNext/>
-                    <w:spacing w:after="0" w:line="252"/>
-                  </w:pPr>
-                  <w:r>
-                    <w:rPr>
-                      <w:rFonts w:ascii="Arial" w:cs="Arial" w:eastAsia="Arial" w:hAnsi="Arial"/>
-                      <w:b/>
-                      <w:bCs/>
-                      <w:color w:val="B37A33"/>
-                      <w:sz w:val="20"/>
-                      <w:szCs w:val="20"/>
-                    </w:rPr>
-                    <w:t xml:space="preserve">D   </w:t>
-                  </w:r>
-                  <w:r>
-                    <w:rPr>
-                      <w:rFonts w:ascii="Arial" w:cs="Arial" w:eastAsia="Arial" w:hAnsi="Arial"/>
-                      <w:color w:val="1C1B16"/>
-                      <w:sz w:val="20"/>
-                      <w:szCs w:val="20"/>
-                    </w:rPr>
-                    <w:t xml:space="preserve">baseline</w:t>
-                  </w:r>
-                </w:p>
-              </w:tc>
-              <w:tc>
-                <w:tcPr>
-                  <w:tcW w:type="dxa" w:w="3266"/>
-                  <w:tcBorders>
-                    <w:top w:val="single" w:color="FFFFFF" w:sz="4"/>
-                    <w:left w:val="single" w:color="FFFFFF" w:sz="4"/>
-                    <w:bottom w:val="single" w:color="FFFFFF" w:sz="4"/>
-                    <w:right w:val="single" w:color="FFFFFF" w:sz="4"/>
-                  </w:tcBorders>
-                  <w:shd w:fill="F3F1EA" w:color="auto" w:val="clear"/>
-                  <w:tcMar>
-                    <w:top w:type="dxa" w:w="60"/>
-                    <w:left w:type="dxa" w:w="140"/>
-                    <w:bottom w:type="dxa" w:w="60"/>
-                    <w:right w:type="dxa" w:w="100"/>
-                  </w:tcMar>
-                  <w:vAlign w:val="center"/>
-                </w:tcPr>
-                <w:p>
-                  <w:pPr>
-                    <w:keepNext/>
-                    <w:spacing w:after="0" w:line="252"/>
-                  </w:pPr>
-                  <w:r>
-                    <w:rPr>
-                      <w:rFonts w:ascii="Arial" w:cs="Arial" w:eastAsia="Arial" w:hAnsi="Arial"/>
-                      <w:b/>
-                      <w:bCs/>
-                      <w:color w:val="B37A33"/>
-                      <w:sz w:val="20"/>
-                      <w:szCs w:val="20"/>
-                    </w:rPr>
-                    <w:t xml:space="preserve">E   </w:t>
-                  </w:r>
-                  <w:r>
-                    <w:rPr>
-                      <w:rFonts w:ascii="Arial" w:cs="Arial" w:eastAsia="Arial" w:hAnsi="Arial"/>
-                      <w:color w:val="1C1B16"/>
-                      <w:sz w:val="20"/>
-                      <w:szCs w:val="20"/>
-                    </w:rPr>
-                    <w:t xml:space="preserve">threshold</w:t>
-                  </w:r>
-                </w:p>
-              </w:tc>
-              <w:tc>
-                <w:tcPr>
-                  <w:tcW w:type="dxa" w:w="3266"/>
-                  <w:tcBorders>
-                    <w:top w:val="single" w:color="FFFFFF" w:sz="4"/>
-                    <w:left w:val="single" w:color="FFFFFF" w:sz="4"/>
-                    <w:bottom w:val="single" w:color="FFFFFF" w:sz="4"/>
-                    <w:right w:val="single" w:color="FFFFFF" w:sz="4"/>
-                  </w:tcBorders>
-                  <w:shd w:fill="F3F1EA" w:color="auto" w:val="clear"/>
-                  <w:tcMar>
-                    <w:top w:type="dxa" w:w="60"/>
-                    <w:left w:type="dxa" w:w="140"/>
-                    <w:bottom w:type="dxa" w:w="60"/>
-                    <w:right w:type="dxa" w:w="100"/>
-                  </w:tcMar>
-                  <w:vAlign w:val="center"/>
-                </w:tcPr>
-                <w:p>
-                  <w:pPr>
-                    <w:keepNext/>
-                    <w:spacing w:after="80" w:before="0" w:line="276"/>
-                  </w:pPr>
-                  <w:r>
-                    <w:rPr>
-                      <w:rFonts w:ascii="Arial" w:cs="Arial" w:eastAsia="Arial" w:hAnsi="Arial"/>
-                      <w:color w:val="1C1B16"/>
-                      <w:sz w:val="21"/>
-                      <w:szCs w:val="21"/>
-                    </w:rPr>
-                    <w:t xml:space="preserve"/>
-                  </w:r>
-                </w:p>
-              </w:tc>
-            </w:tr>
-          </w:tbl>
+              <w:t xml:space="preserve">  ·  one letter</w:t>
+            </w:r>
+          </w:p>
           <w:p>
             <w:pPr>
               <w:keepNext/>
-              <w:spacing w:after="140" w:before="0"/>
-            </w:pPr>
+              <w:spacing w:after="80" w:line="276"/>
+            </w:pPr>
+            <w:r>
+              <w:rPr>
+                <w:rFonts w:ascii="Arial" w:cs="Arial" w:eastAsia="Arial" w:hAnsi="Arial"/>
+                <w:color w:val="1C1B16"/>
+                <w:sz w:val="21"/>
+                <w:szCs w:val="21"/>
+              </w:rPr>
+              <w:t xml:space="preserve">On Thursday an analyst opens the sealed test slice, sees 0.79, moves the threshold until the test score improves and reports the new test score to the committee. What is wrong, and what should the committee be told?</w:t>
+            </w:r>
           </w:p>
           <w:p>
             <w:pPr>
               <w:keepNext/>
-              <w:spacing w:after="60" w:before="60" w:line="276"/>
+              <w:keepLines/>
+              <w:spacing w:after="60" w:before="0" w:line="264"/>
+              <w:ind w:left="360" w:hanging="360"/>
             </w:pPr>
             <w:r>
               <w:rPr>
                 <w:rFonts w:ascii="Arial" w:cs="Arial" w:eastAsia="Arial" w:hAnsi="Arial"/>
                 <w:b/>
                 <w:bCs/>
-                <w:color w:val="B37A33"/>
-                <w:sz w:val="22"/>
-                <w:szCs w:val="22"/>
-              </w:rPr>
-              <w:t xml:space="preserve">Q1</w:t>
-            </w:r>
+                <w:color w:val="1C1B16"/>
+                <w:sz w:val="20"/>
+                <w:szCs w:val="20"/>
+              </w:rPr>
+              <w:t xml:space="preserve">A.  </w:t>
+            </w:r>
+            <w:r>
+              <w:rPr>
+                <w:rFonts w:ascii="Arial" w:cs="Arial" w:eastAsia="Arial" w:hAnsi="Arial"/>
+                <w:color w:val="1C1B16"/>
+                <w:sz w:val="20"/>
+                <w:szCs w:val="20"/>
+              </w:rPr>
+              <w:t xml:space="preserve">Nothing is wrong: the test rows were never used to fit the weights, so any score read from them stays honest.</w:t>
+            </w:r>
+          </w:p>
+          <w:p>
+            <w:pPr>
+              <w:keepNext/>
+              <w:keepLines/>
+              <w:spacing w:after="60" w:before="0" w:line="264"/>
+              <w:ind w:left="360" w:hanging="360"/>
+            </w:pPr>
             <w:r>
               <w:rPr>
                 <w:rFonts w:ascii="Arial" w:cs="Arial" w:eastAsia="Arial" w:hAnsi="Arial"/>
                 <w:b/>
                 <w:bCs/>
-                <w:color w:val="6B675E"/>
-                <w:sz w:val="18"/>
-                <w:szCs w:val="18"/>
-              </w:rPr>
-              <w:t xml:space="preserve">   Easy</w:t>
-            </w:r>
-            <w:r>
-              <w:rPr>
-                <w:rFonts w:ascii="Arial" w:cs="Arial" w:eastAsia="Arial" w:hAnsi="Arial"/>
-                <w:color w:val="6B675E"/>
-                <w:sz w:val="18"/>
-                <w:szCs w:val="18"/>
-              </w:rPr>
-              <w:t xml:space="preserve">  ·  Name the sealed slice</w:t>
-            </w:r>
-            <w:r>
-              <w:rPr>
-                <w:rFonts w:ascii="Arial" w:cs="Arial" w:eastAsia="Arial" w:hAnsi="Arial"/>
-                <w:i/>
-                <w:iCs/>
-                <w:color w:val="6B675E"/>
-                <w:sz w:val="18"/>
-                <w:szCs w:val="18"/>
-              </w:rPr>
-              <w:t xml:space="preserve">  ·  a letter from Word bank 1</w:t>
+                <w:color w:val="1C1B16"/>
+                <w:sz w:val="20"/>
+                <w:szCs w:val="20"/>
+              </w:rPr>
+              <w:t xml:space="preserve">B.  </w:t>
+            </w:r>
+            <w:r>
+              <w:rPr>
+                <w:rFonts w:ascii="Arial" w:cs="Arial" w:eastAsia="Arial" w:hAnsi="Arial"/>
+                <w:color w:val="1C1B16"/>
+                <w:sz w:val="20"/>
+                <w:szCs w:val="20"/>
+              </w:rPr>
+              <w:t xml:space="preserve">The test helped choose the threshold, so its score flatters; say it was spent and score once on new calls.</w:t>
             </w:r>
           </w:p>
           <w:p>
             <w:pPr>
               <w:keepNext/>
-              <w:spacing w:after="80" w:line="276"/>
-            </w:pPr>
-            <w:r>
-              <w:rPr>
-                <w:rFonts w:ascii="Arial" w:cs="Arial" w:eastAsia="Arial" w:hAnsi="Arial"/>
-                <w:color w:val="1C1B16"/>
-                <w:sz w:val="21"/>
-                <w:szCs w:val="21"/>
-              </w:rPr>
-              <w:t xml:space="preserve">Of the three data splits, the ____ set is spent once, at the end.</w:t>
+              <w:keepLines/>
+              <w:spacing w:after="60" w:before="0" w:line="264"/>
+              <w:ind w:left="360" w:hanging="360"/>
+            </w:pPr>
+            <w:r>
+              <w:rPr>
+                <w:rFonts w:ascii="Arial" w:cs="Arial" w:eastAsia="Arial" w:hAnsi="Arial"/>
+                <w:b/>
+                <w:bCs/>
+                <w:color w:val="1C1B16"/>
+                <w:sz w:val="20"/>
+                <w:szCs w:val="20"/>
+              </w:rPr>
+              <w:t xml:space="preserve">C.  </w:t>
+            </w:r>
+            <w:r>
+              <w:rPr>
+                <w:rFonts w:ascii="Arial" w:cs="Arial" w:eastAsia="Arial" w:hAnsi="Arial"/>
+                <w:color w:val="1C1B16"/>
+                <w:sz w:val="20"/>
+                <w:szCs w:val="20"/>
+              </w:rPr>
+              <w:t xml:space="preserve">The threshold belongs on the training rows, so move it there and the test score can be reported as it stands.</w:t>
+            </w:r>
+          </w:p>
+          <w:p>
+            <w:pPr>
+              <w:keepNext w:val="false"/>
+              <w:keepLines/>
+              <w:spacing w:after="60" w:before="0" w:line="264"/>
+              <w:ind w:left="360" w:hanging="360"/>
+            </w:pPr>
+            <w:r>
+              <w:rPr>
+                <w:rFonts w:ascii="Arial" w:cs="Arial" w:eastAsia="Arial" w:hAnsi="Arial"/>
+                <w:b/>
+                <w:bCs/>
+                <w:color w:val="1C1B16"/>
+                <w:sz w:val="20"/>
+                <w:szCs w:val="20"/>
+              </w:rPr>
+              <w:t xml:space="preserve">D.  </w:t>
+            </w:r>
+            <w:r>
+              <w:rPr>
+                <w:rFonts w:ascii="Arial" w:cs="Arial" w:eastAsia="Arial" w:hAnsi="Arial"/>
+                <w:color w:val="1C1B16"/>
+                <w:sz w:val="20"/>
+                <w:szCs w:val="20"/>
+              </w:rPr>
+              <w:t xml:space="preserve">The slice is too small at 8,238 clients, so merge it with validation and report the pooled score as the test.</w:t>
             </w:r>
           </w:p>
         </w:tc>
@@ -4666,7 +4457,7 @@
                 <w:sz w:val="18"/>
                 <w:szCs w:val="18"/>
               </w:rPr>
-              <w:t xml:space="preserve">  ·  Catch the peek</w:t>
+              <w:t xml:space="preserve">  ·  Judge the split</w:t>
             </w:r>
             <w:r>
               <w:rPr>
@@ -4692,7 +4483,7 @@
                 <w:sz w:val="21"/>
                 <w:szCs w:val="21"/>
               </w:rPr>
-              <w:t xml:space="preserve">On Thursday an analyst opens the sealed test slice, sees 0.79, moves the threshold until the test score improves and reports the new test score to the committee. What is wrong, and what should the committee be told?</w:t>
+              <w:t xml:space="preserve">The calls run in date order. On the week's run the earliest 70 percent of rows say yes 5.6 percent of the time and the latest 30 percent say yes 24.6 percent of the time. Statement: for the question "whom do we call in the next campaign", a random split of all the rows estimates the model's score as honestly as a split by date. True or false, and why?</w:t>
             </w:r>
           </w:p>
           <w:p>
@@ -4720,7 +4511,7 @@
                 <w:sz w:val="20"/>
                 <w:szCs w:val="20"/>
               </w:rPr>
-              <w:t xml:space="preserve">Nothing is wrong: the test rows were never used to fit the weights, so any score read from them stays honest.</w:t>
+              <w:t xml:space="preserve">True: the split keeps 11.27 percent yes in every slice, so each slice is a fair sample of the bank's clients.</w:t>
             </w:r>
           </w:p>
           <w:p>
@@ -4748,7 +4539,7 @@
                 <w:sz w:val="20"/>
                 <w:szCs w:val="20"/>
               </w:rPr>
-              <w:t xml:space="preserve">The test helped choose the threshold, so its score flatters; say it was spent and score once on new calls.</w:t>
+              <w:t xml:space="preserve">True: the model never reads a date column, so the order in which the calls were made cannot move its score.</w:t>
             </w:r>
           </w:p>
           <w:p>
@@ -4776,7 +4567,7 @@
                 <w:sz w:val="20"/>
                 <w:szCs w:val="20"/>
               </w:rPr>
-              <w:t xml:space="preserve">The threshold belongs on the training rows, so move it there and the test score can be reported as it stands.</w:t>
+              <w:t xml:space="preserve">False: a random split trains on later months than it validates on; train early and score late, like the ask.</w:t>
             </w:r>
           </w:p>
           <w:p>
@@ -4804,7 +4595,7 @@
                 <w:sz w:val="20"/>
                 <w:szCs w:val="20"/>
               </w:rPr>
-              <w:t xml:space="preserve">The slice is too small at 8,238 clients, so merge it with validation and report the pooled score as the test.</w:t>
+              <w:t xml:space="preserve">False: a random split leaves too few yes rows in validation, so its score is noisy; a split by date adds them.</w:t>
             </w:r>
           </w:p>
         </w:tc>
@@ -4876,7 +4667,7 @@
                 <w:sz w:val="18"/>
                 <w:szCs w:val="18"/>
               </w:rPr>
-              <w:t xml:space="preserve">   Hard</w:t>
+              <w:t xml:space="preserve">   Medium</w:t>
             </w:r>
             <w:r>
               <w:rPr>
@@ -4885,7 +4676,7 @@
                 <w:sz w:val="18"/>
                 <w:szCs w:val="18"/>
               </w:rPr>
-              <w:t xml:space="preserve">  ·  Judge the split</w:t>
+              <w:t xml:space="preserve">  ·  Read one score</w:t>
             </w:r>
             <w:r>
               <w:rPr>
@@ -4911,7 +4702,7 @@
                 <w:sz w:val="21"/>
                 <w:szCs w:val="21"/>
               </w:rPr>
-              <w:t xml:space="preserve">The calls run in date order. On the week's run the earliest 70 percent of rows say yes 5.6 percent of the time and the latest 30 percent say yes 24.6 percent of the time. Statement: for the question "whom do we call in the next campaign", a random split of all the rows estimates the model's score as honestly as a split by date. True or false, and why?</w:t>
+              <w:t xml:space="preserve">The logistic model gives one client a score of 0.71. What does the 0.71 say?</w:t>
             </w:r>
           </w:p>
           <w:p>
@@ -4939,7 +4730,7 @@
                 <w:sz w:val="20"/>
                 <w:szCs w:val="20"/>
               </w:rPr>
-              <w:t xml:space="preserve">True: the split keeps 11.27 percent yes in every slice, so each slice is a fair sample of the bank's clients.</w:t>
+              <w:t xml:space="preserve">The client will say yes, because any score above 0.5 is read by the model as a yes.</w:t>
             </w:r>
           </w:p>
           <w:p>
@@ -4967,7 +4758,7 @@
                 <w:sz w:val="20"/>
                 <w:szCs w:val="20"/>
               </w:rPr>
-              <w:t xml:space="preserve">True: the model never reads a date column, so the order in which the calls were made cannot move its score.</w:t>
+              <w:t xml:space="preserve">The model is right about 71 percent of the clients it scores on the validation slice.</w:t>
             </w:r>
           </w:p>
           <w:p>
@@ -4995,7 +4786,7 @@
                 <w:sz w:val="20"/>
                 <w:szCs w:val="20"/>
               </w:rPr>
-              <w:t xml:space="preserve">False: a random split trains on later months than it validates on; train early and score late, like the ask.</w:t>
+              <w:t xml:space="preserve">The client is 71 percent more likely to say yes than the average client in the file is.</w:t>
             </w:r>
           </w:p>
           <w:p>
@@ -5023,7 +4814,7 @@
                 <w:sz w:val="20"/>
                 <w:szCs w:val="20"/>
               </w:rPr>
-              <w:t xml:space="preserve">False: a random split leaves too few yes rows in validation, so its score is noisy; a split by date adds them.</w:t>
+              <w:t xml:space="preserve">Of clients scored like this one, about 71 in 100 say yes, if the scores are calibrated.</w:t>
             </w:r>
           </w:p>
         </w:tc>
@@ -5104,7 +4895,7 @@
                 <w:sz w:val="18"/>
                 <w:szCs w:val="18"/>
               </w:rPr>
-              <w:t xml:space="preserve">  ·  Read one score</w:t>
+              <w:t xml:space="preserve">  ·  Sort the asks</w:t>
             </w:r>
             <w:r>
               <w:rPr>
@@ -5115,7 +4906,7 @@
                 <w:sz w:val="18"/>
                 <w:szCs w:val="18"/>
               </w:rPr>
-              <w:t xml:space="preserve">  ·  one letter</w:t>
+              <w:t xml:space="preserve">  ·  every correct letter</w:t>
             </w:r>
           </w:p>
           <w:p>
@@ -5130,7 +4921,7 @@
                 <w:sz w:val="21"/>
                 <w:szCs w:val="21"/>
               </w:rPr>
-              <w:t xml:space="preserve">The logistic model gives one client a score of 0.71. What does the 0.71 say?</w:t>
+              <w:t xml:space="preserve">The bank's marketing head brings four asks. Which need a model that predicts? Circle every correct letter.</w:t>
             </w:r>
           </w:p>
           <w:p>
@@ -5158,7 +4949,7 @@
                 <w:sz w:val="20"/>
                 <w:szCs w:val="20"/>
               </w:rPr>
-              <w:t xml:space="preserve">The client will say yes, because any score above 0.5 is read by the model as a yes.</w:t>
+              <w:t xml:space="preserve">the clients to call first next month, ranked by their chance of saying yes</w:t>
             </w:r>
           </w:p>
           <w:p>
@@ -5186,7 +4977,7 @@
                 <w:sz w:val="20"/>
                 <w:szCs w:val="20"/>
               </w:rPr>
-              <w:t xml:space="preserve">The model is right about 71 percent of the clients it scores on the validation slice.</w:t>
+              <w:t xml:space="preserve">the count of yes answers in each month of 2009, for the annual report</w:t>
             </w:r>
           </w:p>
           <w:p>
@@ -5214,7 +5005,7 @@
                 <w:sz w:val="20"/>
                 <w:szCs w:val="20"/>
               </w:rPr>
-              <w:t xml:space="preserve">The client is 71 percent more likely to say yes than the average client in the file is.</w:t>
+              <w:t xml:space="preserve">the clients whose previous campaign ended in success, listed by branch</w:t>
             </w:r>
           </w:p>
           <w:p>
@@ -5242,7 +5033,7 @@
                 <w:sz w:val="20"/>
                 <w:szCs w:val="20"/>
               </w:rPr>
-              <w:t xml:space="preserve">Of clients scored like this one, about 71 in 100 say yes, if the scores are calibrated.</w:t>
+              <w:t xml:space="preserve">the chance that a client never called before says yes on the first call</w:t>
             </w:r>
           </w:p>
         </w:tc>
@@ -5292,6 +5083,327 @@
           <w:p>
             <w:pPr>
               <w:keepNext/>
+              <w:spacing w:after="80" w:before="80" w:line="264"/>
+            </w:pPr>
+            <w:r>
+              <w:rPr>
+                <w:rFonts w:ascii="Arial" w:cs="Arial" w:eastAsia="Arial" w:hAnsi="Arial"/>
+                <w:b/>
+                <w:bCs/>
+                <w:color w:val="B37A33"/>
+                <w:sz w:val="19"/>
+                <w:szCs w:val="19"/>
+              </w:rPr>
+              <w:t xml:space="preserve">Word bank 1</w:t>
+            </w:r>
+            <w:r>
+              <w:rPr>
+                <w:rFonts w:ascii="Arial" w:cs="Arial" w:eastAsia="Arial" w:hAnsi="Arial"/>
+                <w:i/>
+                <w:iCs/>
+                <w:color w:val="6B675E"/>
+                <w:sz w:val="18"/>
+                <w:szCs w:val="18"/>
+              </w:rPr>
+              <w:t xml:space="preserve">   Write the letter of the word or phrase that completes each statement. Each is used once at most, and some are not used.</w:t>
+            </w:r>
+          </w:p>
+          <w:tbl>
+            <w:tblPr>
+              <w:tblW w:type="dxa" w:w="9798"/>
+              <w:tblBorders>
+                <w:top w:val="single" w:color="FFFFFF" w:sz="4"/>
+                <w:left w:val="single" w:color="FFFFFF" w:sz="4"/>
+                <w:bottom w:val="single" w:color="FFFFFF" w:sz="4"/>
+                <w:right w:val="single" w:color="FFFFFF" w:sz="4"/>
+                <w:insideH w:val="single" w:color="FFFFFF" w:sz="4"/>
+                <w:insideV w:val="single" w:color="FFFFFF" w:sz="4"/>
+              </w:tblBorders>
+            </w:tblPr>
+            <w:tblGrid>
+              <w:gridCol w:w="3266"/>
+              <w:gridCol w:w="3266"/>
+              <w:gridCol w:w="3266"/>
+            </w:tblGrid>
+            <w:tr>
+              <w:trPr>
+                <w:cantSplit/>
+              </w:trPr>
+              <w:tc>
+                <w:tcPr>
+                  <w:tcW w:type="dxa" w:w="3266"/>
+                  <w:tcBorders>
+                    <w:top w:val="single" w:color="FFFFFF" w:sz="4"/>
+                    <w:left w:val="single" w:color="FFFFFF" w:sz="4"/>
+                    <w:bottom w:val="single" w:color="FFFFFF" w:sz="4"/>
+                    <w:right w:val="single" w:color="FFFFFF" w:sz="4"/>
+                  </w:tcBorders>
+                  <w:shd w:fill="F3F1EA" w:color="auto" w:val="clear"/>
+                  <w:tcMar>
+                    <w:top w:type="dxa" w:w="60"/>
+                    <w:left w:type="dxa" w:w="140"/>
+                    <w:bottom w:type="dxa" w:w="60"/>
+                    <w:right w:type="dxa" w:w="100"/>
+                  </w:tcMar>
+                  <w:vAlign w:val="center"/>
+                </w:tcPr>
+                <w:p>
+                  <w:pPr>
+                    <w:keepNext/>
+                    <w:spacing w:after="0" w:line="252"/>
+                  </w:pPr>
+                  <w:r>
+                    <w:rPr>
+                      <w:rFonts w:ascii="Arial" w:cs="Arial" w:eastAsia="Arial" w:hAnsi="Arial"/>
+                      <w:b/>
+                      <w:bCs/>
+                      <w:color w:val="B37A33"/>
+                      <w:sz w:val="20"/>
+                      <w:szCs w:val="20"/>
+                    </w:rPr>
+                    <w:t xml:space="preserve">A   </w:t>
+                  </w:r>
+                  <w:r>
+                    <w:rPr>
+                      <w:rFonts w:ascii="Arial" w:cs="Arial" w:eastAsia="Arial" w:hAnsi="Arial"/>
+                      <w:color w:val="1C1B16"/>
+                      <w:sz w:val="20"/>
+                      <w:szCs w:val="20"/>
+                    </w:rPr>
+                    <w:t xml:space="preserve">training</w:t>
+                  </w:r>
+                </w:p>
+              </w:tc>
+              <w:tc>
+                <w:tcPr>
+                  <w:tcW w:type="dxa" w:w="3266"/>
+                  <w:tcBorders>
+                    <w:top w:val="single" w:color="FFFFFF" w:sz="4"/>
+                    <w:left w:val="single" w:color="FFFFFF" w:sz="4"/>
+                    <w:bottom w:val="single" w:color="FFFFFF" w:sz="4"/>
+                    <w:right w:val="single" w:color="FFFFFF" w:sz="4"/>
+                  </w:tcBorders>
+                  <w:shd w:fill="F3F1EA" w:color="auto" w:val="clear"/>
+                  <w:tcMar>
+                    <w:top w:type="dxa" w:w="60"/>
+                    <w:left w:type="dxa" w:w="140"/>
+                    <w:bottom w:type="dxa" w:w="60"/>
+                    <w:right w:type="dxa" w:w="100"/>
+                  </w:tcMar>
+                  <w:vAlign w:val="center"/>
+                </w:tcPr>
+                <w:p>
+                  <w:pPr>
+                    <w:keepNext/>
+                    <w:spacing w:after="0" w:line="252"/>
+                  </w:pPr>
+                  <w:r>
+                    <w:rPr>
+                      <w:rFonts w:ascii="Arial" w:cs="Arial" w:eastAsia="Arial" w:hAnsi="Arial"/>
+                      <w:b/>
+                      <w:bCs/>
+                      <w:color w:val="B37A33"/>
+                      <w:sz w:val="20"/>
+                      <w:szCs w:val="20"/>
+                    </w:rPr>
+                    <w:t xml:space="preserve">B   </w:t>
+                  </w:r>
+                  <w:r>
+                    <w:rPr>
+                      <w:rFonts w:ascii="Arial" w:cs="Arial" w:eastAsia="Arial" w:hAnsi="Arial"/>
+                      <w:color w:val="1C1B16"/>
+                      <w:sz w:val="20"/>
+                      <w:szCs w:val="20"/>
+                    </w:rPr>
+                    <w:t xml:space="preserve">validation</w:t>
+                  </w:r>
+                </w:p>
+              </w:tc>
+              <w:tc>
+                <w:tcPr>
+                  <w:tcW w:type="dxa" w:w="3266"/>
+                  <w:tcBorders>
+                    <w:top w:val="single" w:color="FFFFFF" w:sz="4"/>
+                    <w:left w:val="single" w:color="FFFFFF" w:sz="4"/>
+                    <w:bottom w:val="single" w:color="FFFFFF" w:sz="4"/>
+                    <w:right w:val="single" w:color="FFFFFF" w:sz="4"/>
+                  </w:tcBorders>
+                  <w:shd w:fill="F3F1EA" w:color="auto" w:val="clear"/>
+                  <w:tcMar>
+                    <w:top w:type="dxa" w:w="60"/>
+                    <w:left w:type="dxa" w:w="140"/>
+                    <w:bottom w:type="dxa" w:w="60"/>
+                    <w:right w:type="dxa" w:w="100"/>
+                  </w:tcMar>
+                  <w:vAlign w:val="center"/>
+                </w:tcPr>
+                <w:p>
+                  <w:pPr>
+                    <w:keepNext/>
+                    <w:spacing w:after="0" w:line="252"/>
+                  </w:pPr>
+                  <w:r>
+                    <w:rPr>
+                      <w:rFonts w:ascii="Arial" w:cs="Arial" w:eastAsia="Arial" w:hAnsi="Arial"/>
+                      <w:b/>
+                      <w:bCs/>
+                      <w:color w:val="B37A33"/>
+                      <w:sz w:val="20"/>
+                      <w:szCs w:val="20"/>
+                    </w:rPr>
+                    <w:t xml:space="preserve">C   </w:t>
+                  </w:r>
+                  <w:r>
+                    <w:rPr>
+                      <w:rFonts w:ascii="Arial" w:cs="Arial" w:eastAsia="Arial" w:hAnsi="Arial"/>
+                      <w:color w:val="1C1B16"/>
+                      <w:sz w:val="20"/>
+                      <w:szCs w:val="20"/>
+                    </w:rPr>
+                    <w:t xml:space="preserve">test</w:t>
+                  </w:r>
+                </w:p>
+              </w:tc>
+            </w:tr>
+            <w:tr>
+              <w:trPr>
+                <w:cantSplit/>
+              </w:trPr>
+              <w:tc>
+                <w:tcPr>
+                  <w:tcW w:type="dxa" w:w="3266"/>
+                  <w:tcBorders>
+                    <w:top w:val="single" w:color="FFFFFF" w:sz="4"/>
+                    <w:left w:val="single" w:color="FFFFFF" w:sz="4"/>
+                    <w:bottom w:val="single" w:color="FFFFFF" w:sz="4"/>
+                    <w:right w:val="single" w:color="FFFFFF" w:sz="4"/>
+                  </w:tcBorders>
+                  <w:shd w:fill="F3F1EA" w:color="auto" w:val="clear"/>
+                  <w:tcMar>
+                    <w:top w:type="dxa" w:w="60"/>
+                    <w:left w:type="dxa" w:w="140"/>
+                    <w:bottom w:type="dxa" w:w="60"/>
+                    <w:right w:type="dxa" w:w="100"/>
+                  </w:tcMar>
+                  <w:vAlign w:val="center"/>
+                </w:tcPr>
+                <w:p>
+                  <w:pPr>
+                    <w:keepNext/>
+                    <w:spacing w:after="0" w:line="252"/>
+                  </w:pPr>
+                  <w:r>
+                    <w:rPr>
+                      <w:rFonts w:ascii="Arial" w:cs="Arial" w:eastAsia="Arial" w:hAnsi="Arial"/>
+                      <w:b/>
+                      <w:bCs/>
+                      <w:color w:val="B37A33"/>
+                      <w:sz w:val="20"/>
+                      <w:szCs w:val="20"/>
+                    </w:rPr>
+                    <w:t xml:space="preserve">D   </w:t>
+                  </w:r>
+                  <w:r>
+                    <w:rPr>
+                      <w:rFonts w:ascii="Arial" w:cs="Arial" w:eastAsia="Arial" w:hAnsi="Arial"/>
+                      <w:color w:val="1C1B16"/>
+                      <w:sz w:val="20"/>
+                      <w:szCs w:val="20"/>
+                    </w:rPr>
+                    <w:t xml:space="preserve">baseline</w:t>
+                  </w:r>
+                </w:p>
+              </w:tc>
+              <w:tc>
+                <w:tcPr>
+                  <w:tcW w:type="dxa" w:w="3266"/>
+                  <w:tcBorders>
+                    <w:top w:val="single" w:color="FFFFFF" w:sz="4"/>
+                    <w:left w:val="single" w:color="FFFFFF" w:sz="4"/>
+                    <w:bottom w:val="single" w:color="FFFFFF" w:sz="4"/>
+                    <w:right w:val="single" w:color="FFFFFF" w:sz="4"/>
+                  </w:tcBorders>
+                  <w:shd w:fill="F3F1EA" w:color="auto" w:val="clear"/>
+                  <w:tcMar>
+                    <w:top w:type="dxa" w:w="60"/>
+                    <w:left w:type="dxa" w:w="140"/>
+                    <w:bottom w:type="dxa" w:w="60"/>
+                    <w:right w:type="dxa" w:w="100"/>
+                  </w:tcMar>
+                  <w:vAlign w:val="center"/>
+                </w:tcPr>
+                <w:p>
+                  <w:pPr>
+                    <w:keepNext/>
+                    <w:spacing w:after="0" w:line="252"/>
+                  </w:pPr>
+                  <w:r>
+                    <w:rPr>
+                      <w:rFonts w:ascii="Arial" w:cs="Arial" w:eastAsia="Arial" w:hAnsi="Arial"/>
+                      <w:b/>
+                      <w:bCs/>
+                      <w:color w:val="B37A33"/>
+                      <w:sz w:val="20"/>
+                      <w:szCs w:val="20"/>
+                    </w:rPr>
+                    <w:t xml:space="preserve">E   </w:t>
+                  </w:r>
+                  <w:r>
+                    <w:rPr>
+                      <w:rFonts w:ascii="Arial" w:cs="Arial" w:eastAsia="Arial" w:hAnsi="Arial"/>
+                      <w:color w:val="1C1B16"/>
+                      <w:sz w:val="20"/>
+                      <w:szCs w:val="20"/>
+                    </w:rPr>
+                    <w:t xml:space="preserve">threshold</w:t>
+                  </w:r>
+                </w:p>
+              </w:tc>
+              <w:tc>
+                <w:tcPr>
+                  <w:tcW w:type="dxa" w:w="3266"/>
+                  <w:tcBorders>
+                    <w:top w:val="single" w:color="FFFFFF" w:sz="4"/>
+                    <w:left w:val="single" w:color="FFFFFF" w:sz="4"/>
+                    <w:bottom w:val="single" w:color="FFFFFF" w:sz="4"/>
+                    <w:right w:val="single" w:color="FFFFFF" w:sz="4"/>
+                  </w:tcBorders>
+                  <w:shd w:fill="F3F1EA" w:color="auto" w:val="clear"/>
+                  <w:tcMar>
+                    <w:top w:type="dxa" w:w="60"/>
+                    <w:left w:type="dxa" w:w="140"/>
+                    <w:bottom w:type="dxa" w:w="60"/>
+                    <w:right w:type="dxa" w:w="100"/>
+                  </w:tcMar>
+                  <w:vAlign w:val="center"/>
+                </w:tcPr>
+                <w:p>
+                  <w:pPr>
+                    <w:keepNext/>
+                    <w:spacing w:after="80" w:before="0" w:line="276"/>
+                  </w:pPr>
+                  <w:r>
+                    <w:rPr>
+                      <w:rFonts w:ascii="Arial" w:cs="Arial" w:eastAsia="Arial" w:hAnsi="Arial"/>
+                      <w:color w:val="1C1B16"/>
+                      <w:sz w:val="21"/>
+                      <w:szCs w:val="21"/>
+                    </w:rPr>
+                    <w:t xml:space="preserve"/>
+                  </w:r>
+                </w:p>
+              </w:tc>
+            </w:tr>
+          </w:tbl>
+          <w:p>
+            <w:pPr>
+              <w:keepNext/>
+              <w:spacing w:after="140" w:before="0"/>
+            </w:pPr>
+          </w:p>
+          <w:p>
+            <w:pPr>
+              <w:keepNext/>
               <w:spacing w:after="60" w:before="60" w:line="276"/>
             </w:pPr>
             <w:r>
@@ -5314,7 +5426,7 @@
                 <w:sz w:val="18"/>
                 <w:szCs w:val="18"/>
               </w:rPr>
-              <w:t xml:space="preserve">   Medium</w:t>
+              <w:t xml:space="preserve">   Easy</w:t>
             </w:r>
             <w:r>
               <w:rPr>
@@ -5323,7 +5435,7 @@
                 <w:sz w:val="18"/>
                 <w:szCs w:val="18"/>
               </w:rPr>
-              <w:t xml:space="preserve">  ·  Sort the asks</w:t>
+              <w:t xml:space="preserve">  ·  Name the sealed slice</w:t>
             </w:r>
             <w:r>
               <w:rPr>
@@ -5334,7 +5446,7 @@
                 <w:sz w:val="18"/>
                 <w:szCs w:val="18"/>
               </w:rPr>
-              <w:t xml:space="preserve">  ·  every correct letter</w:t>
+              <w:t xml:space="preserve">  ·  a letter from Word bank 1</w:t>
             </w:r>
           </w:p>
           <w:p>
@@ -5349,119 +5461,7 @@
                 <w:sz w:val="21"/>
                 <w:szCs w:val="21"/>
               </w:rPr>
-              <w:t xml:space="preserve">The bank's marketing head brings four asks. Which need a model that predicts? Circle every correct letter.</w:t>
-            </w:r>
-          </w:p>
-          <w:p>
-            <w:pPr>
-              <w:keepNext/>
-              <w:keepLines/>
-              <w:spacing w:after="60" w:before="0" w:line="264"/>
-              <w:ind w:left="360" w:hanging="360"/>
-            </w:pPr>
-            <w:r>
-              <w:rPr>
-                <w:rFonts w:ascii="Arial" w:cs="Arial" w:eastAsia="Arial" w:hAnsi="Arial"/>
-                <w:b/>
-                <w:bCs/>
-                <w:color w:val="1C1B16"/>
-                <w:sz w:val="20"/>
-                <w:szCs w:val="20"/>
-              </w:rPr>
-              <w:t xml:space="preserve">A.  </w:t>
-            </w:r>
-            <w:r>
-              <w:rPr>
-                <w:rFonts w:ascii="Arial" w:cs="Arial" w:eastAsia="Arial" w:hAnsi="Arial"/>
-                <w:color w:val="1C1B16"/>
-                <w:sz w:val="20"/>
-                <w:szCs w:val="20"/>
-              </w:rPr>
-              <w:t xml:space="preserve">the clients to call first next month, ranked by their chance of saying yes</w:t>
-            </w:r>
-          </w:p>
-          <w:p>
-            <w:pPr>
-              <w:keepNext/>
-              <w:keepLines/>
-              <w:spacing w:after="60" w:before="0" w:line="264"/>
-              <w:ind w:left="360" w:hanging="360"/>
-            </w:pPr>
-            <w:r>
-              <w:rPr>
-                <w:rFonts w:ascii="Arial" w:cs="Arial" w:eastAsia="Arial" w:hAnsi="Arial"/>
-                <w:b/>
-                <w:bCs/>
-                <w:color w:val="1C1B16"/>
-                <w:sz w:val="20"/>
-                <w:szCs w:val="20"/>
-              </w:rPr>
-              <w:t xml:space="preserve">B.  </w:t>
-            </w:r>
-            <w:r>
-              <w:rPr>
-                <w:rFonts w:ascii="Arial" w:cs="Arial" w:eastAsia="Arial" w:hAnsi="Arial"/>
-                <w:color w:val="1C1B16"/>
-                <w:sz w:val="20"/>
-                <w:szCs w:val="20"/>
-              </w:rPr>
-              <w:t xml:space="preserve">the count of yes answers in each month of 2009, for the annual report</w:t>
-            </w:r>
-          </w:p>
-          <w:p>
-            <w:pPr>
-              <w:keepNext/>
-              <w:keepLines/>
-              <w:spacing w:after="60" w:before="0" w:line="264"/>
-              <w:ind w:left="360" w:hanging="360"/>
-            </w:pPr>
-            <w:r>
-              <w:rPr>
-                <w:rFonts w:ascii="Arial" w:cs="Arial" w:eastAsia="Arial" w:hAnsi="Arial"/>
-                <w:b/>
-                <w:bCs/>
-                <w:color w:val="1C1B16"/>
-                <w:sz w:val="20"/>
-                <w:szCs w:val="20"/>
-              </w:rPr>
-              <w:t xml:space="preserve">C.  </w:t>
-            </w:r>
-            <w:r>
-              <w:rPr>
-                <w:rFonts w:ascii="Arial" w:cs="Arial" w:eastAsia="Arial" w:hAnsi="Arial"/>
-                <w:color w:val="1C1B16"/>
-                <w:sz w:val="20"/>
-                <w:szCs w:val="20"/>
-              </w:rPr>
-              <w:t xml:space="preserve">the clients whose previous campaign ended in success, listed by branch</w:t>
-            </w:r>
-          </w:p>
-          <w:p>
-            <w:pPr>
-              <w:keepNext w:val="false"/>
-              <w:keepLines/>
-              <w:spacing w:after="60" w:before="0" w:line="264"/>
-              <w:ind w:left="360" w:hanging="360"/>
-            </w:pPr>
-            <w:r>
-              <w:rPr>
-                <w:rFonts w:ascii="Arial" w:cs="Arial" w:eastAsia="Arial" w:hAnsi="Arial"/>
-                <w:b/>
-                <w:bCs/>
-                <w:color w:val="1C1B16"/>
-                <w:sz w:val="20"/>
-                <w:szCs w:val="20"/>
-              </w:rPr>
-              <w:t xml:space="preserve">D.  </w:t>
-            </w:r>
-            <w:r>
-              <w:rPr>
-                <w:rFonts w:ascii="Arial" w:cs="Arial" w:eastAsia="Arial" w:hAnsi="Arial"/>
-                <w:color w:val="1C1B16"/>
-                <w:sz w:val="20"/>
-                <w:szCs w:val="20"/>
-              </w:rPr>
-              <w:t xml:space="preserve">the chance that a client never called before says yes on the first call</w:t>
+              <w:t xml:space="preserve">Of the three data splits, the ____ set is spent once, at the end.</w:t>
             </w:r>
           </w:p>
         </w:tc>
@@ -6211,7 +6211,7 @@
           <w:p>
             <w:pPr>
               <w:keepNext/>
-              <w:spacing w:after="80" w:before="80" w:line="264"/>
+              <w:spacing w:after="60" w:before="60" w:line="276"/>
             </w:pPr>
             <w:r>
               <w:rPr>
@@ -6219,10 +6219,30 @@
                 <w:b/>
                 <w:bCs/>
                 <w:color w:val="B37A33"/>
-                <w:sz w:val="19"/>
-                <w:szCs w:val="19"/>
-              </w:rPr>
-              <w:t xml:space="preserve">Word bank 2</w:t>
+                <w:sz w:val="22"/>
+                <w:szCs w:val="22"/>
+              </w:rPr>
+              <w:t xml:space="preserve">Q6</w:t>
+            </w:r>
+            <w:r>
+              <w:rPr>
+                <w:rFonts w:ascii="Arial" w:cs="Arial" w:eastAsia="Arial" w:hAnsi="Arial"/>
+                <w:b/>
+                <w:bCs/>
+                <w:color w:val="6B675E"/>
+                <w:sz w:val="18"/>
+                <w:szCs w:val="18"/>
+              </w:rPr>
+              <w:t xml:space="preserve">   Hard</w:t>
+            </w:r>
+            <w:r>
+              <w:rPr>
+                <w:rFonts w:ascii="Arial" w:cs="Arial" w:eastAsia="Arial" w:hAnsi="Arial"/>
+                <w:color w:val="6B675E"/>
+                <w:sz w:val="18"/>
+                <w:szCs w:val="18"/>
+              </w:rPr>
+              <w:t xml:space="preserve">  ·  Judge the accuracy claim</w:t>
             </w:r>
             <w:r>
               <w:rPr>
@@ -6233,352 +6253,134 @@
                 <w:sz w:val="18"/>
                 <w:szCs w:val="18"/>
               </w:rPr>
-              <w:t xml:space="preserve">   Write the letter of the word or phrase that completes each statement. Each is used once at most, and some are not used.</w:t>
-            </w:r>
-          </w:p>
-          <w:tbl>
-            <w:tblPr>
-              <w:tblW w:type="dxa" w:w="9798"/>
-              <w:tblBorders>
-                <w:top w:val="single" w:color="FFFFFF" w:sz="4"/>
-                <w:left w:val="single" w:color="FFFFFF" w:sz="4"/>
-                <w:bottom w:val="single" w:color="FFFFFF" w:sz="4"/>
-                <w:right w:val="single" w:color="FFFFFF" w:sz="4"/>
-                <w:insideH w:val="single" w:color="FFFFFF" w:sz="4"/>
-                <w:insideV w:val="single" w:color="FFFFFF" w:sz="4"/>
-              </w:tblBorders>
-            </w:tblPr>
-            <w:tblGrid>
-              <w:gridCol w:w="3266"/>
-              <w:gridCol w:w="3266"/>
-              <w:gridCol w:w="3266"/>
-            </w:tblGrid>
-            <w:tr>
-              <w:trPr>
-                <w:cantSplit/>
-              </w:trPr>
-              <w:tc>
-                <w:tcPr>
-                  <w:tcW w:type="dxa" w:w="3266"/>
-                  <w:tcBorders>
-                    <w:top w:val="single" w:color="FFFFFF" w:sz="4"/>
-                    <w:left w:val="single" w:color="FFFFFF" w:sz="4"/>
-                    <w:bottom w:val="single" w:color="FFFFFF" w:sz="4"/>
-                    <w:right w:val="single" w:color="FFFFFF" w:sz="4"/>
-                  </w:tcBorders>
-                  <w:shd w:fill="F3F1EA" w:color="auto" w:val="clear"/>
-                  <w:tcMar>
-                    <w:top w:type="dxa" w:w="60"/>
-                    <w:left w:type="dxa" w:w="140"/>
-                    <w:bottom w:type="dxa" w:w="60"/>
-                    <w:right w:type="dxa" w:w="100"/>
-                  </w:tcMar>
-                  <w:vAlign w:val="center"/>
-                </w:tcPr>
-                <w:p>
-                  <w:pPr>
-                    <w:keepNext/>
-                    <w:spacing w:after="0" w:line="252"/>
-                  </w:pPr>
-                  <w:r>
-                    <w:rPr>
-                      <w:rFonts w:ascii="Arial" w:cs="Arial" w:eastAsia="Arial" w:hAnsi="Arial"/>
-                      <w:b/>
-                      <w:bCs/>
-                      <w:color w:val="B37A33"/>
-                      <w:sz w:val="20"/>
-                      <w:szCs w:val="20"/>
-                    </w:rPr>
-                    <w:t xml:space="preserve">A   </w:t>
-                  </w:r>
-                  <w:r>
-                    <w:rPr>
-                      <w:rFonts w:ascii="Arial" w:cs="Arial" w:eastAsia="Arial" w:hAnsi="Arial"/>
-                      <w:color w:val="1C1B16"/>
-                      <w:sz w:val="20"/>
-                      <w:szCs w:val="20"/>
-                    </w:rPr>
-                    <w:t xml:space="preserve">positives</w:t>
-                  </w:r>
-                </w:p>
-              </w:tc>
-              <w:tc>
-                <w:tcPr>
-                  <w:tcW w:type="dxa" w:w="3266"/>
-                  <w:tcBorders>
-                    <w:top w:val="single" w:color="FFFFFF" w:sz="4"/>
-                    <w:left w:val="single" w:color="FFFFFF" w:sz="4"/>
-                    <w:bottom w:val="single" w:color="FFFFFF" w:sz="4"/>
-                    <w:right w:val="single" w:color="FFFFFF" w:sz="4"/>
-                  </w:tcBorders>
-                  <w:shd w:fill="F3F1EA" w:color="auto" w:val="clear"/>
-                  <w:tcMar>
-                    <w:top w:type="dxa" w:w="60"/>
-                    <w:left w:type="dxa" w:w="140"/>
-                    <w:bottom w:type="dxa" w:w="60"/>
-                    <w:right w:type="dxa" w:w="100"/>
-                  </w:tcMar>
-                  <w:vAlign w:val="center"/>
-                </w:tcPr>
-                <w:p>
-                  <w:pPr>
-                    <w:keepNext/>
-                    <w:spacing w:after="0" w:line="252"/>
-                  </w:pPr>
-                  <w:r>
-                    <w:rPr>
-                      <w:rFonts w:ascii="Arial" w:cs="Arial" w:eastAsia="Arial" w:hAnsi="Arial"/>
-                      <w:b/>
-                      <w:bCs/>
-                      <w:color w:val="B37A33"/>
-                      <w:sz w:val="20"/>
-                      <w:szCs w:val="20"/>
-                    </w:rPr>
-                    <w:t xml:space="preserve">B   </w:t>
-                  </w:r>
-                  <w:r>
-                    <w:rPr>
-                      <w:rFonts w:ascii="Arial" w:cs="Arial" w:eastAsia="Arial" w:hAnsi="Arial"/>
-                      <w:color w:val="1C1B16"/>
-                      <w:sz w:val="20"/>
-                      <w:szCs w:val="20"/>
-                    </w:rPr>
-                    <w:t xml:space="preserve">negatives</w:t>
-                  </w:r>
-                </w:p>
-              </w:tc>
-              <w:tc>
-                <w:tcPr>
-                  <w:tcW w:type="dxa" w:w="3266"/>
-                  <w:tcBorders>
-                    <w:top w:val="single" w:color="FFFFFF" w:sz="4"/>
-                    <w:left w:val="single" w:color="FFFFFF" w:sz="4"/>
-                    <w:bottom w:val="single" w:color="FFFFFF" w:sz="4"/>
-                    <w:right w:val="single" w:color="FFFFFF" w:sz="4"/>
-                  </w:tcBorders>
-                  <w:shd w:fill="F3F1EA" w:color="auto" w:val="clear"/>
-                  <w:tcMar>
-                    <w:top w:type="dxa" w:w="60"/>
-                    <w:left w:type="dxa" w:w="140"/>
-                    <w:bottom w:type="dxa" w:w="60"/>
-                    <w:right w:type="dxa" w:w="100"/>
-                  </w:tcMar>
-                  <w:vAlign w:val="center"/>
-                </w:tcPr>
-                <w:p>
-                  <w:pPr>
-                    <w:keepNext/>
-                    <w:spacing w:after="0" w:line="252"/>
-                  </w:pPr>
-                  <w:r>
-                    <w:rPr>
-                      <w:rFonts w:ascii="Arial" w:cs="Arial" w:eastAsia="Arial" w:hAnsi="Arial"/>
-                      <w:b/>
-                      <w:bCs/>
-                      <w:color w:val="B37A33"/>
-                      <w:sz w:val="20"/>
-                      <w:szCs w:val="20"/>
-                    </w:rPr>
-                    <w:t xml:space="preserve">C   </w:t>
-                  </w:r>
-                  <w:r>
-                    <w:rPr>
-                      <w:rFonts w:ascii="Arial" w:cs="Arial" w:eastAsia="Arial" w:hAnsi="Arial"/>
-                      <w:color w:val="1C1B16"/>
-                      <w:sz w:val="20"/>
-                      <w:szCs w:val="20"/>
-                    </w:rPr>
-                    <w:t xml:space="preserve">calls</w:t>
-                  </w:r>
-                </w:p>
-              </w:tc>
-            </w:tr>
-            <w:tr>
-              <w:trPr>
-                <w:cantSplit/>
-              </w:trPr>
-              <w:tc>
-                <w:tcPr>
-                  <w:tcW w:type="dxa" w:w="3266"/>
-                  <w:tcBorders>
-                    <w:top w:val="single" w:color="FFFFFF" w:sz="4"/>
-                    <w:left w:val="single" w:color="FFFFFF" w:sz="4"/>
-                    <w:bottom w:val="single" w:color="FFFFFF" w:sz="4"/>
-                    <w:right w:val="single" w:color="FFFFFF" w:sz="4"/>
-                  </w:tcBorders>
-                  <w:shd w:fill="F3F1EA" w:color="auto" w:val="clear"/>
-                  <w:tcMar>
-                    <w:top w:type="dxa" w:w="60"/>
-                    <w:left w:type="dxa" w:w="140"/>
-                    <w:bottom w:type="dxa" w:w="60"/>
-                    <w:right w:type="dxa" w:w="100"/>
-                  </w:tcMar>
-                  <w:vAlign w:val="center"/>
-                </w:tcPr>
-                <w:p>
-                  <w:pPr>
-                    <w:keepNext/>
-                    <w:spacing w:after="0" w:line="252"/>
-                  </w:pPr>
-                  <w:r>
-                    <w:rPr>
-                      <w:rFonts w:ascii="Arial" w:cs="Arial" w:eastAsia="Arial" w:hAnsi="Arial"/>
-                      <w:b/>
-                      <w:bCs/>
-                      <w:color w:val="B37A33"/>
-                      <w:sz w:val="20"/>
-                      <w:szCs w:val="20"/>
-                    </w:rPr>
-                    <w:t xml:space="preserve">D   </w:t>
-                  </w:r>
-                  <w:r>
-                    <w:rPr>
-                      <w:rFonts w:ascii="Arial" w:cs="Arial" w:eastAsia="Arial" w:hAnsi="Arial"/>
-                      <w:color w:val="1C1B16"/>
-                      <w:sz w:val="20"/>
-                      <w:szCs w:val="20"/>
-                    </w:rPr>
-                    <w:t xml:space="preserve">thresholds</w:t>
-                  </w:r>
-                </w:p>
-              </w:tc>
-              <w:tc>
-                <w:tcPr>
-                  <w:tcW w:type="dxa" w:w="3266"/>
-                  <w:tcBorders>
-                    <w:top w:val="single" w:color="FFFFFF" w:sz="4"/>
-                    <w:left w:val="single" w:color="FFFFFF" w:sz="4"/>
-                    <w:bottom w:val="single" w:color="FFFFFF" w:sz="4"/>
-                    <w:right w:val="single" w:color="FFFFFF" w:sz="4"/>
-                  </w:tcBorders>
-                  <w:shd w:fill="F3F1EA" w:color="auto" w:val="clear"/>
-                  <w:tcMar>
-                    <w:top w:type="dxa" w:w="60"/>
-                    <w:left w:type="dxa" w:w="140"/>
-                    <w:bottom w:type="dxa" w:w="60"/>
-                    <w:right w:type="dxa" w:w="100"/>
-                  </w:tcMar>
-                  <w:vAlign w:val="center"/>
-                </w:tcPr>
-                <w:p>
-                  <w:pPr>
-                    <w:keepNext/>
-                    <w:spacing w:after="80" w:before="0" w:line="276"/>
-                  </w:pPr>
-                  <w:r>
-                    <w:rPr>
-                      <w:rFonts w:ascii="Arial" w:cs="Arial" w:eastAsia="Arial" w:hAnsi="Arial"/>
-                      <w:color w:val="1C1B16"/>
-                      <w:sz w:val="21"/>
-                      <w:szCs w:val="21"/>
-                    </w:rPr>
-                    <w:t xml:space="preserve"/>
-                  </w:r>
-                </w:p>
-              </w:tc>
-              <w:tc>
-                <w:tcPr>
-                  <w:tcW w:type="dxa" w:w="3266"/>
-                  <w:tcBorders>
-                    <w:top w:val="single" w:color="FFFFFF" w:sz="4"/>
-                    <w:left w:val="single" w:color="FFFFFF" w:sz="4"/>
-                    <w:bottom w:val="single" w:color="FFFFFF" w:sz="4"/>
-                    <w:right w:val="single" w:color="FFFFFF" w:sz="4"/>
-                  </w:tcBorders>
-                  <w:shd w:fill="F3F1EA" w:color="auto" w:val="clear"/>
-                  <w:tcMar>
-                    <w:top w:type="dxa" w:w="60"/>
-                    <w:left w:type="dxa" w:w="140"/>
-                    <w:bottom w:type="dxa" w:w="60"/>
-                    <w:right w:type="dxa" w:w="100"/>
-                  </w:tcMar>
-                  <w:vAlign w:val="center"/>
-                </w:tcPr>
-                <w:p>
-                  <w:pPr>
-                    <w:keepNext/>
-                    <w:spacing w:after="80" w:before="0" w:line="276"/>
-                  </w:pPr>
-                  <w:r>
-                    <w:rPr>
-                      <w:rFonts w:ascii="Arial" w:cs="Arial" w:eastAsia="Arial" w:hAnsi="Arial"/>
-                      <w:color w:val="1C1B16"/>
-                      <w:sz w:val="21"/>
-                      <w:szCs w:val="21"/>
-                    </w:rPr>
-                    <w:t xml:space="preserve"/>
-                  </w:r>
-                </w:p>
-              </w:tc>
-            </w:tr>
-          </w:tbl>
+              <w:t xml:space="preserve">  ·  one letter</w:t>
+            </w:r>
+          </w:p>
           <w:p>
             <w:pPr>
               <w:keepNext/>
-              <w:spacing w:after="140" w:before="0"/>
-            </w:pPr>
+              <w:spacing w:after="80" w:line="276"/>
+            </w:pPr>
+            <w:r>
+              <w:rPr>
+                <w:rFonts w:ascii="Arial" w:cs="Arial" w:eastAsia="Arial" w:hAnsi="Arial"/>
+                <w:color w:val="1C1B16"/>
+                <w:sz w:val="21"/>
+                <w:szCs w:val="21"/>
+              </w:rPr>
+              <w:t xml:space="preserve">Statement: an accuracy of 0.897 against 0.887 for calling nobody shows that the model at 0.5 is good enough to run the campaign. True or false, and why?</w:t>
+            </w:r>
           </w:p>
           <w:p>
             <w:pPr>
               <w:keepNext/>
-              <w:spacing w:after="60" w:before="60" w:line="276"/>
+              <w:keepLines/>
+              <w:spacing w:after="60" w:before="0" w:line="264"/>
+              <w:ind w:left="360" w:hanging="360"/>
             </w:pPr>
             <w:r>
               <w:rPr>
                 <w:rFonts w:ascii="Arial" w:cs="Arial" w:eastAsia="Arial" w:hAnsi="Arial"/>
                 <w:b/>
                 <w:bCs/>
-                <w:color w:val="B37A33"/>
-                <w:sz w:val="22"/>
-                <w:szCs w:val="22"/>
-              </w:rPr>
-              <w:t xml:space="preserve">Q6</w:t>
-            </w:r>
+                <w:color w:val="1C1B16"/>
+                <w:sz w:val="20"/>
+                <w:szCs w:val="20"/>
+              </w:rPr>
+              <w:t xml:space="preserve">A.  </w:t>
+            </w:r>
+            <w:r>
+              <w:rPr>
+                <w:rFonts w:ascii="Arial" w:cs="Arial" w:eastAsia="Arial" w:hAnsi="Arial"/>
+                <w:color w:val="1C1B16"/>
+                <w:sz w:val="20"/>
+                <w:szCs w:val="20"/>
+              </w:rPr>
+              <w:t xml:space="preserve">True: it beats its baseline on the same 8,238 clients, and a model that beats its baseline is ready to run.</w:t>
+            </w:r>
+          </w:p>
+          <w:p>
+            <w:pPr>
+              <w:keepNext/>
+              <w:keepLines/>
+              <w:spacing w:after="60" w:before="0" w:line="264"/>
+              <w:ind w:left="360" w:hanging="360"/>
+            </w:pPr>
             <w:r>
               <w:rPr>
                 <w:rFonts w:ascii="Arial" w:cs="Arial" w:eastAsia="Arial" w:hAnsi="Arial"/>
                 <w:b/>
                 <w:bCs/>
-                <w:color w:val="6B675E"/>
-                <w:sz w:val="18"/>
-                <w:szCs w:val="18"/>
-              </w:rPr>
-              <w:t xml:space="preserve">   Easy</w:t>
-            </w:r>
-            <w:r>
-              <w:rPr>
-                <w:rFonts w:ascii="Arial" w:cs="Arial" w:eastAsia="Arial" w:hAnsi="Arial"/>
-                <w:color w:val="6B675E"/>
-                <w:sz w:val="18"/>
-                <w:szCs w:val="18"/>
-              </w:rPr>
-              <w:t xml:space="preserve">  ·  Complete the formula</w:t>
-            </w:r>
-            <w:r>
-              <w:rPr>
-                <w:rFonts w:ascii="Arial" w:cs="Arial" w:eastAsia="Arial" w:hAnsi="Arial"/>
-                <w:i/>
-                <w:iCs/>
-                <w:color w:val="6B675E"/>
-                <w:sz w:val="18"/>
-                <w:szCs w:val="18"/>
-              </w:rPr>
-              <w:t xml:space="preserve">  ·  a letter from Word bank 2</w:t>
+                <w:color w:val="1C1B16"/>
+                <w:sz w:val="20"/>
+                <w:szCs w:val="20"/>
+              </w:rPr>
+              <w:t xml:space="preserve">B.  </w:t>
+            </w:r>
+            <w:r>
+              <w:rPr>
+                <w:rFonts w:ascii="Arial" w:cs="Arial" w:eastAsia="Arial" w:hAnsi="Arial"/>
+                <w:color w:val="1C1B16"/>
+                <w:sz w:val="20"/>
+                <w:szCs w:val="20"/>
+              </w:rPr>
+              <w:t xml:space="preserve">True: it gets 848 clients wrong against the baseline's 928, so it makes 80 fewer mistakes in the campaign.</w:t>
             </w:r>
           </w:p>
           <w:p>
             <w:pPr>
               <w:keepNext/>
-              <w:spacing w:after="80" w:line="276"/>
-            </w:pPr>
-            <w:r>
-              <w:rPr>
-                <w:rFonts w:ascii="Arial" w:cs="Arial" w:eastAsia="Arial" w:hAnsi="Arial"/>
-                <w:color w:val="1C1B16"/>
-                <w:sz w:val="21"/>
-                <w:szCs w:val="21"/>
-              </w:rPr>
-              <w:t xml:space="preserve">Recall is true positives divided by true positives plus false ____.</w:t>
+              <w:keepLines/>
+              <w:spacing w:after="60" w:before="0" w:line="264"/>
+              <w:ind w:left="360" w:hanging="360"/>
+            </w:pPr>
+            <w:r>
+              <w:rPr>
+                <w:rFonts w:ascii="Arial" w:cs="Arial" w:eastAsia="Arial" w:hAnsi="Arial"/>
+                <w:b/>
+                <w:bCs/>
+                <w:color w:val="1C1B16"/>
+                <w:sz w:val="20"/>
+                <w:szCs w:val="20"/>
+              </w:rPr>
+              <w:t xml:space="preserve">C.  </w:t>
+            </w:r>
+            <w:r>
+              <w:rPr>
+                <w:rFonts w:ascii="Arial" w:cs="Arial" w:eastAsia="Arial" w:hAnsi="Arial"/>
+                <w:color w:val="1C1B16"/>
+                <w:sz w:val="20"/>
+                <w:szCs w:val="20"/>
+              </w:rPr>
+              <w:t xml:space="preserve">False: accuracy is fair only on the sealed test slice, so 0.897 means nothing until Friday's envelope is opened.</w:t>
+            </w:r>
+          </w:p>
+          <w:p>
+            <w:pPr>
+              <w:keepNext w:val="false"/>
+              <w:keepLines/>
+              <w:spacing w:after="60" w:before="0" w:line="264"/>
+              <w:ind w:left="360" w:hanging="360"/>
+            </w:pPr>
+            <w:r>
+              <w:rPr>
+                <w:rFonts w:ascii="Arial" w:cs="Arial" w:eastAsia="Arial" w:hAnsi="Arial"/>
+                <w:b/>
+                <w:bCs/>
+                <w:color w:val="1C1B16"/>
+                <w:sz w:val="20"/>
+                <w:szCs w:val="20"/>
+              </w:rPr>
+              <w:t xml:space="preserve">D.  </w:t>
+            </w:r>
+            <w:r>
+              <w:rPr>
+                <w:rFonts w:ascii="Arial" w:cs="Arial" w:eastAsia="Arial" w:hAnsi="Arial"/>
+                <w:color w:val="1C1B16"/>
+                <w:sz w:val="20"/>
+                <w:szCs w:val="20"/>
+              </w:rPr>
+              <w:t xml:space="preserve">False: calling nobody already scores 0.887, so accuracy says little; at 0.5 the model finds 174 of 928 buyers.</w:t>
             </w:r>
           </w:p>
         </w:tc>
@@ -6640,225 +6442,6 @@
                 <w:szCs w:val="22"/>
               </w:rPr>
               <w:t xml:space="preserve">Q7</w:t>
-            </w:r>
-            <w:r>
-              <w:rPr>
-                <w:rFonts w:ascii="Arial" w:cs="Arial" w:eastAsia="Arial" w:hAnsi="Arial"/>
-                <w:b/>
-                <w:bCs/>
-                <w:color w:val="6B675E"/>
-                <w:sz w:val="18"/>
-                <w:szCs w:val="18"/>
-              </w:rPr>
-              <w:t xml:space="preserve">   Medium</w:t>
-            </w:r>
-            <w:r>
-              <w:rPr>
-                <w:rFonts w:ascii="Arial" w:cs="Arial" w:eastAsia="Arial" w:hAnsi="Arial"/>
-                <w:color w:val="6B675E"/>
-                <w:sz w:val="18"/>
-                <w:szCs w:val="18"/>
-              </w:rPr>
-              <w:t xml:space="preserve">  ·  Judge the accuracy claim</w:t>
-            </w:r>
-            <w:r>
-              <w:rPr>
-                <w:rFonts w:ascii="Arial" w:cs="Arial" w:eastAsia="Arial" w:hAnsi="Arial"/>
-                <w:i/>
-                <w:iCs/>
-                <w:color w:val="6B675E"/>
-                <w:sz w:val="18"/>
-                <w:szCs w:val="18"/>
-              </w:rPr>
-              <w:t xml:space="preserve">  ·  one letter</w:t>
-            </w:r>
-          </w:p>
-          <w:p>
-            <w:pPr>
-              <w:keepNext/>
-              <w:spacing w:after="80" w:line="276"/>
-            </w:pPr>
-            <w:r>
-              <w:rPr>
-                <w:rFonts w:ascii="Arial" w:cs="Arial" w:eastAsia="Arial" w:hAnsi="Arial"/>
-                <w:color w:val="1C1B16"/>
-                <w:sz w:val="21"/>
-                <w:szCs w:val="21"/>
-              </w:rPr>
-              <w:t xml:space="preserve">Statement: an accuracy of 0.897 against 0.887 for calling nobody shows that the model at 0.5 is good enough to run the campaign. True or false, and why?</w:t>
-            </w:r>
-          </w:p>
-          <w:p>
-            <w:pPr>
-              <w:keepNext/>
-              <w:keepLines/>
-              <w:spacing w:after="60" w:before="0" w:line="264"/>
-              <w:ind w:left="360" w:hanging="360"/>
-            </w:pPr>
-            <w:r>
-              <w:rPr>
-                <w:rFonts w:ascii="Arial" w:cs="Arial" w:eastAsia="Arial" w:hAnsi="Arial"/>
-                <w:b/>
-                <w:bCs/>
-                <w:color w:val="1C1B16"/>
-                <w:sz w:val="20"/>
-                <w:szCs w:val="20"/>
-              </w:rPr>
-              <w:t xml:space="preserve">A.  </w:t>
-            </w:r>
-            <w:r>
-              <w:rPr>
-                <w:rFonts w:ascii="Arial" w:cs="Arial" w:eastAsia="Arial" w:hAnsi="Arial"/>
-                <w:color w:val="1C1B16"/>
-                <w:sz w:val="20"/>
-                <w:szCs w:val="20"/>
-              </w:rPr>
-              <w:t xml:space="preserve">True: it beats its baseline on the same 8,238 clients, and a model that beats its baseline is ready to run.</w:t>
-            </w:r>
-          </w:p>
-          <w:p>
-            <w:pPr>
-              <w:keepNext/>
-              <w:keepLines/>
-              <w:spacing w:after="60" w:before="0" w:line="264"/>
-              <w:ind w:left="360" w:hanging="360"/>
-            </w:pPr>
-            <w:r>
-              <w:rPr>
-                <w:rFonts w:ascii="Arial" w:cs="Arial" w:eastAsia="Arial" w:hAnsi="Arial"/>
-                <w:b/>
-                <w:bCs/>
-                <w:color w:val="1C1B16"/>
-                <w:sz w:val="20"/>
-                <w:szCs w:val="20"/>
-              </w:rPr>
-              <w:t xml:space="preserve">B.  </w:t>
-            </w:r>
-            <w:r>
-              <w:rPr>
-                <w:rFonts w:ascii="Arial" w:cs="Arial" w:eastAsia="Arial" w:hAnsi="Arial"/>
-                <w:color w:val="1C1B16"/>
-                <w:sz w:val="20"/>
-                <w:szCs w:val="20"/>
-              </w:rPr>
-              <w:t xml:space="preserve">True: it gets 848 clients wrong against the baseline's 928, so it makes 80 fewer mistakes in the campaign.</w:t>
-            </w:r>
-          </w:p>
-          <w:p>
-            <w:pPr>
-              <w:keepNext/>
-              <w:keepLines/>
-              <w:spacing w:after="60" w:before="0" w:line="264"/>
-              <w:ind w:left="360" w:hanging="360"/>
-            </w:pPr>
-            <w:r>
-              <w:rPr>
-                <w:rFonts w:ascii="Arial" w:cs="Arial" w:eastAsia="Arial" w:hAnsi="Arial"/>
-                <w:b/>
-                <w:bCs/>
-                <w:color w:val="1C1B16"/>
-                <w:sz w:val="20"/>
-                <w:szCs w:val="20"/>
-              </w:rPr>
-              <w:t xml:space="preserve">C.  </w:t>
-            </w:r>
-            <w:r>
-              <w:rPr>
-                <w:rFonts w:ascii="Arial" w:cs="Arial" w:eastAsia="Arial" w:hAnsi="Arial"/>
-                <w:color w:val="1C1B16"/>
-                <w:sz w:val="20"/>
-                <w:szCs w:val="20"/>
-              </w:rPr>
-              <w:t xml:space="preserve">False: accuracy is fair only on the sealed test slice, so 0.897 means nothing until Friday's envelope is opened.</w:t>
-            </w:r>
-          </w:p>
-          <w:p>
-            <w:pPr>
-              <w:keepNext w:val="false"/>
-              <w:keepLines/>
-              <w:spacing w:after="60" w:before="0" w:line="264"/>
-              <w:ind w:left="360" w:hanging="360"/>
-            </w:pPr>
-            <w:r>
-              <w:rPr>
-                <w:rFonts w:ascii="Arial" w:cs="Arial" w:eastAsia="Arial" w:hAnsi="Arial"/>
-                <w:b/>
-                <w:bCs/>
-                <w:color w:val="1C1B16"/>
-                <w:sz w:val="20"/>
-                <w:szCs w:val="20"/>
-              </w:rPr>
-              <w:t xml:space="preserve">D.  </w:t>
-            </w:r>
-            <w:r>
-              <w:rPr>
-                <w:rFonts w:ascii="Arial" w:cs="Arial" w:eastAsia="Arial" w:hAnsi="Arial"/>
-                <w:color w:val="1C1B16"/>
-                <w:sz w:val="20"/>
-                <w:szCs w:val="20"/>
-              </w:rPr>
-              <w:t xml:space="preserve">False: calling nobody already scores 0.887, so accuracy says little; at 0.5 the model finds 174 of 928 buyers.</w:t>
-            </w:r>
-          </w:p>
-        </w:tc>
-      </w:tr>
-    </w:tbl>
-    <w:p>
-      <w:pPr>
-        <w:keepNext w:val="false"/>
-        <w:spacing w:after="120" w:before="0"/>
-      </w:pPr>
-    </w:p>
-    <w:tbl>
-      <w:tblPr>
-        <w:tblW w:type="dxa" w:w="9800"/>
-        <w:tblBorders>
-          <w:top w:val="none" w:color="FFFFFF" w:sz="0"/>
-          <w:left w:val="none" w:color="FFFFFF" w:sz="0"/>
-          <w:bottom w:val="none" w:color="FFFFFF" w:sz="0"/>
-          <w:right w:val="none" w:color="FFFFFF" w:sz="0"/>
-          <w:insideH w:val="none" w:color="FFFFFF" w:sz="0"/>
-          <w:insideV w:val="none" w:color="FFFFFF" w:sz="0"/>
-        </w:tblBorders>
-      </w:tblPr>
-      <w:tblGrid>
-        <w:gridCol w:w="9800"/>
-      </w:tblGrid>
-      <w:tr>
-        <w:trPr>
-          <w:cantSplit/>
-        </w:trPr>
-        <w:tc>
-          <w:tcPr>
-            <w:tcW w:type="dxa" w:w="9800"/>
-            <w:tcBorders>
-              <w:top w:val="none" w:color="FFFFFF" w:sz="0"/>
-              <w:left w:val="none" w:color="FFFFFF" w:sz="0"/>
-              <w:bottom w:val="none" w:color="FFFFFF" w:sz="0"/>
-              <w:right w:val="none" w:color="FFFFFF" w:sz="0"/>
-            </w:tcBorders>
-            <w:tcMar>
-              <w:top w:type="dxa" w:w="0"/>
-              <w:left w:type="dxa" w:w="0"/>
-              <w:bottom w:type="dxa" w:w="0"/>
-              <w:right w:type="dxa" w:w="0"/>
-            </w:tcMar>
-          </w:tcPr>
-          <w:p>
-            <w:pPr>
-              <w:keepNext/>
-              <w:spacing w:after="60" w:before="60" w:line="276"/>
-            </w:pPr>
-            <w:r>
-              <w:rPr>
-                <w:rFonts w:ascii="Arial" w:cs="Arial" w:eastAsia="Arial" w:hAnsi="Arial"/>
-                <w:b/>
-                <w:bCs/>
-                <w:color w:val="B37A33"/>
-                <w:sz w:val="22"/>
-                <w:szCs w:val="22"/>
-              </w:rPr>
-              <w:t xml:space="preserve">Q8</w:t>
             </w:r>
             <w:r>
               <w:rPr>
@@ -7027,7 +6610,7 @@
                 <w:sz w:val="22"/>
                 <w:szCs w:val="22"/>
               </w:rPr>
-              <w:t xml:space="preserve">Q9</w:t>
+              <w:t xml:space="preserve">Q8</w:t>
             </w:r>
             <w:r>
               <w:rPr>
@@ -8356,7 +7939,7 @@
                 <w:sz w:val="22"/>
                 <w:szCs w:val="22"/>
               </w:rPr>
-              <w:t xml:space="preserve">Q10</w:t>
+              <w:t xml:space="preserve">Q9</w:t>
             </w:r>
             <w:r>
               <w:rPr>
@@ -8575,7 +8158,7 @@
                 <w:sz w:val="22"/>
                 <w:szCs w:val="22"/>
               </w:rPr>
-              <w:t xml:space="preserve">Q11</w:t>
+              <w:t xml:space="preserve">Q10</w:t>
             </w:r>
             <w:r>
               <w:rPr>
@@ -8734,6 +8317,423 @@
                 <w:szCs w:val="20"/>
               </w:rPr>
               <w:t xml:space="preserve">Call 1,000 clients drawn at random, since a ranking on an outcome this rare is mostly noise.</w:t>
+            </w:r>
+          </w:p>
+        </w:tc>
+      </w:tr>
+    </w:tbl>
+    <w:p>
+      <w:pPr>
+        <w:keepNext w:val="false"/>
+        <w:spacing w:after="120" w:before="0"/>
+      </w:pPr>
+    </w:p>
+    <w:tbl>
+      <w:tblPr>
+        <w:tblW w:type="dxa" w:w="9800"/>
+        <w:tblBorders>
+          <w:top w:val="none" w:color="FFFFFF" w:sz="0"/>
+          <w:left w:val="none" w:color="FFFFFF" w:sz="0"/>
+          <w:bottom w:val="none" w:color="FFFFFF" w:sz="0"/>
+          <w:right w:val="none" w:color="FFFFFF" w:sz="0"/>
+          <w:insideH w:val="none" w:color="FFFFFF" w:sz="0"/>
+          <w:insideV w:val="none" w:color="FFFFFF" w:sz="0"/>
+        </w:tblBorders>
+      </w:tblPr>
+      <w:tblGrid>
+        <w:gridCol w:w="9800"/>
+      </w:tblGrid>
+      <w:tr>
+        <w:trPr>
+          <w:cantSplit/>
+        </w:trPr>
+        <w:tc>
+          <w:tcPr>
+            <w:tcW w:type="dxa" w:w="9800"/>
+            <w:tcBorders>
+              <w:top w:val="none" w:color="FFFFFF" w:sz="0"/>
+              <w:left w:val="none" w:color="FFFFFF" w:sz="0"/>
+              <w:bottom w:val="none" w:color="FFFFFF" w:sz="0"/>
+              <w:right w:val="none" w:color="FFFFFF" w:sz="0"/>
+            </w:tcBorders>
+            <w:tcMar>
+              <w:top w:type="dxa" w:w="0"/>
+              <w:left w:type="dxa" w:w="0"/>
+              <w:bottom w:type="dxa" w:w="0"/>
+              <w:right w:type="dxa" w:w="0"/>
+            </w:tcMar>
+          </w:tcPr>
+          <w:p>
+            <w:pPr>
+              <w:keepNext/>
+              <w:spacing w:after="80" w:before="80" w:line="264"/>
+            </w:pPr>
+            <w:r>
+              <w:rPr>
+                <w:rFonts w:ascii="Arial" w:cs="Arial" w:eastAsia="Arial" w:hAnsi="Arial"/>
+                <w:b/>
+                <w:bCs/>
+                <w:color w:val="B37A33"/>
+                <w:sz w:val="19"/>
+                <w:szCs w:val="19"/>
+              </w:rPr>
+              <w:t xml:space="preserve">Word bank 2</w:t>
+            </w:r>
+            <w:r>
+              <w:rPr>
+                <w:rFonts w:ascii="Arial" w:cs="Arial" w:eastAsia="Arial" w:hAnsi="Arial"/>
+                <w:i/>
+                <w:iCs/>
+                <w:color w:val="6B675E"/>
+                <w:sz w:val="18"/>
+                <w:szCs w:val="18"/>
+              </w:rPr>
+              <w:t xml:space="preserve">   Write the letter of the word or phrase that completes each statement. Each is used once at most, and some are not used.</w:t>
+            </w:r>
+          </w:p>
+          <w:tbl>
+            <w:tblPr>
+              <w:tblW w:type="dxa" w:w="9798"/>
+              <w:tblBorders>
+                <w:top w:val="single" w:color="FFFFFF" w:sz="4"/>
+                <w:left w:val="single" w:color="FFFFFF" w:sz="4"/>
+                <w:bottom w:val="single" w:color="FFFFFF" w:sz="4"/>
+                <w:right w:val="single" w:color="FFFFFF" w:sz="4"/>
+                <w:insideH w:val="single" w:color="FFFFFF" w:sz="4"/>
+                <w:insideV w:val="single" w:color="FFFFFF" w:sz="4"/>
+              </w:tblBorders>
+            </w:tblPr>
+            <w:tblGrid>
+              <w:gridCol w:w="3266"/>
+              <w:gridCol w:w="3266"/>
+              <w:gridCol w:w="3266"/>
+            </w:tblGrid>
+            <w:tr>
+              <w:trPr>
+                <w:cantSplit/>
+              </w:trPr>
+              <w:tc>
+                <w:tcPr>
+                  <w:tcW w:type="dxa" w:w="3266"/>
+                  <w:tcBorders>
+                    <w:top w:val="single" w:color="FFFFFF" w:sz="4"/>
+                    <w:left w:val="single" w:color="FFFFFF" w:sz="4"/>
+                    <w:bottom w:val="single" w:color="FFFFFF" w:sz="4"/>
+                    <w:right w:val="single" w:color="FFFFFF" w:sz="4"/>
+                  </w:tcBorders>
+                  <w:shd w:fill="F3F1EA" w:color="auto" w:val="clear"/>
+                  <w:tcMar>
+                    <w:top w:type="dxa" w:w="60"/>
+                    <w:left w:type="dxa" w:w="140"/>
+                    <w:bottom w:type="dxa" w:w="60"/>
+                    <w:right w:type="dxa" w:w="100"/>
+                  </w:tcMar>
+                  <w:vAlign w:val="center"/>
+                </w:tcPr>
+                <w:p>
+                  <w:pPr>
+                    <w:keepNext/>
+                    <w:spacing w:after="0" w:line="252"/>
+                  </w:pPr>
+                  <w:r>
+                    <w:rPr>
+                      <w:rFonts w:ascii="Arial" w:cs="Arial" w:eastAsia="Arial" w:hAnsi="Arial"/>
+                      <w:b/>
+                      <w:bCs/>
+                      <w:color w:val="B37A33"/>
+                      <w:sz w:val="20"/>
+                      <w:szCs w:val="20"/>
+                    </w:rPr>
+                    <w:t xml:space="preserve">A   </w:t>
+                  </w:r>
+                  <w:r>
+                    <w:rPr>
+                      <w:rFonts w:ascii="Arial" w:cs="Arial" w:eastAsia="Arial" w:hAnsi="Arial"/>
+                      <w:color w:val="1C1B16"/>
+                      <w:sz w:val="20"/>
+                      <w:szCs w:val="20"/>
+                    </w:rPr>
+                    <w:t xml:space="preserve">positives</w:t>
+                  </w:r>
+                </w:p>
+              </w:tc>
+              <w:tc>
+                <w:tcPr>
+                  <w:tcW w:type="dxa" w:w="3266"/>
+                  <w:tcBorders>
+                    <w:top w:val="single" w:color="FFFFFF" w:sz="4"/>
+                    <w:left w:val="single" w:color="FFFFFF" w:sz="4"/>
+                    <w:bottom w:val="single" w:color="FFFFFF" w:sz="4"/>
+                    <w:right w:val="single" w:color="FFFFFF" w:sz="4"/>
+                  </w:tcBorders>
+                  <w:shd w:fill="F3F1EA" w:color="auto" w:val="clear"/>
+                  <w:tcMar>
+                    <w:top w:type="dxa" w:w="60"/>
+                    <w:left w:type="dxa" w:w="140"/>
+                    <w:bottom w:type="dxa" w:w="60"/>
+                    <w:right w:type="dxa" w:w="100"/>
+                  </w:tcMar>
+                  <w:vAlign w:val="center"/>
+                </w:tcPr>
+                <w:p>
+                  <w:pPr>
+                    <w:keepNext/>
+                    <w:spacing w:after="0" w:line="252"/>
+                  </w:pPr>
+                  <w:r>
+                    <w:rPr>
+                      <w:rFonts w:ascii="Arial" w:cs="Arial" w:eastAsia="Arial" w:hAnsi="Arial"/>
+                      <w:b/>
+                      <w:bCs/>
+                      <w:color w:val="B37A33"/>
+                      <w:sz w:val="20"/>
+                      <w:szCs w:val="20"/>
+                    </w:rPr>
+                    <w:t xml:space="preserve">B   </w:t>
+                  </w:r>
+                  <w:r>
+                    <w:rPr>
+                      <w:rFonts w:ascii="Arial" w:cs="Arial" w:eastAsia="Arial" w:hAnsi="Arial"/>
+                      <w:color w:val="1C1B16"/>
+                      <w:sz w:val="20"/>
+                      <w:szCs w:val="20"/>
+                    </w:rPr>
+                    <w:t xml:space="preserve">negatives</w:t>
+                  </w:r>
+                </w:p>
+              </w:tc>
+              <w:tc>
+                <w:tcPr>
+                  <w:tcW w:type="dxa" w:w="3266"/>
+                  <w:tcBorders>
+                    <w:top w:val="single" w:color="FFFFFF" w:sz="4"/>
+                    <w:left w:val="single" w:color="FFFFFF" w:sz="4"/>
+                    <w:bottom w:val="single" w:color="FFFFFF" w:sz="4"/>
+                    <w:right w:val="single" w:color="FFFFFF" w:sz="4"/>
+                  </w:tcBorders>
+                  <w:shd w:fill="F3F1EA" w:color="auto" w:val="clear"/>
+                  <w:tcMar>
+                    <w:top w:type="dxa" w:w="60"/>
+                    <w:left w:type="dxa" w:w="140"/>
+                    <w:bottom w:type="dxa" w:w="60"/>
+                    <w:right w:type="dxa" w:w="100"/>
+                  </w:tcMar>
+                  <w:vAlign w:val="center"/>
+                </w:tcPr>
+                <w:p>
+                  <w:pPr>
+                    <w:keepNext/>
+                    <w:spacing w:after="0" w:line="252"/>
+                  </w:pPr>
+                  <w:r>
+                    <w:rPr>
+                      <w:rFonts w:ascii="Arial" w:cs="Arial" w:eastAsia="Arial" w:hAnsi="Arial"/>
+                      <w:b/>
+                      <w:bCs/>
+                      <w:color w:val="B37A33"/>
+                      <w:sz w:val="20"/>
+                      <w:szCs w:val="20"/>
+                    </w:rPr>
+                    <w:t xml:space="preserve">C   </w:t>
+                  </w:r>
+                  <w:r>
+                    <w:rPr>
+                      <w:rFonts w:ascii="Arial" w:cs="Arial" w:eastAsia="Arial" w:hAnsi="Arial"/>
+                      <w:color w:val="1C1B16"/>
+                      <w:sz w:val="20"/>
+                      <w:szCs w:val="20"/>
+                    </w:rPr>
+                    <w:t xml:space="preserve">calls</w:t>
+                  </w:r>
+                </w:p>
+              </w:tc>
+            </w:tr>
+            <w:tr>
+              <w:trPr>
+                <w:cantSplit/>
+              </w:trPr>
+              <w:tc>
+                <w:tcPr>
+                  <w:tcW w:type="dxa" w:w="3266"/>
+                  <w:tcBorders>
+                    <w:top w:val="single" w:color="FFFFFF" w:sz="4"/>
+                    <w:left w:val="single" w:color="FFFFFF" w:sz="4"/>
+                    <w:bottom w:val="single" w:color="FFFFFF" w:sz="4"/>
+                    <w:right w:val="single" w:color="FFFFFF" w:sz="4"/>
+                  </w:tcBorders>
+                  <w:shd w:fill="F3F1EA" w:color="auto" w:val="clear"/>
+                  <w:tcMar>
+                    <w:top w:type="dxa" w:w="60"/>
+                    <w:left w:type="dxa" w:w="140"/>
+                    <w:bottom w:type="dxa" w:w="60"/>
+                    <w:right w:type="dxa" w:w="100"/>
+                  </w:tcMar>
+                  <w:vAlign w:val="center"/>
+                </w:tcPr>
+                <w:p>
+                  <w:pPr>
+                    <w:keepNext/>
+                    <w:spacing w:after="0" w:line="252"/>
+                  </w:pPr>
+                  <w:r>
+                    <w:rPr>
+                      <w:rFonts w:ascii="Arial" w:cs="Arial" w:eastAsia="Arial" w:hAnsi="Arial"/>
+                      <w:b/>
+                      <w:bCs/>
+                      <w:color w:val="B37A33"/>
+                      <w:sz w:val="20"/>
+                      <w:szCs w:val="20"/>
+                    </w:rPr>
+                    <w:t xml:space="preserve">D   </w:t>
+                  </w:r>
+                  <w:r>
+                    <w:rPr>
+                      <w:rFonts w:ascii="Arial" w:cs="Arial" w:eastAsia="Arial" w:hAnsi="Arial"/>
+                      <w:color w:val="1C1B16"/>
+                      <w:sz w:val="20"/>
+                      <w:szCs w:val="20"/>
+                    </w:rPr>
+                    <w:t xml:space="preserve">thresholds</w:t>
+                  </w:r>
+                </w:p>
+              </w:tc>
+              <w:tc>
+                <w:tcPr>
+                  <w:tcW w:type="dxa" w:w="3266"/>
+                  <w:tcBorders>
+                    <w:top w:val="single" w:color="FFFFFF" w:sz="4"/>
+                    <w:left w:val="single" w:color="FFFFFF" w:sz="4"/>
+                    <w:bottom w:val="single" w:color="FFFFFF" w:sz="4"/>
+                    <w:right w:val="single" w:color="FFFFFF" w:sz="4"/>
+                  </w:tcBorders>
+                  <w:shd w:fill="F3F1EA" w:color="auto" w:val="clear"/>
+                  <w:tcMar>
+                    <w:top w:type="dxa" w:w="60"/>
+                    <w:left w:type="dxa" w:w="140"/>
+                    <w:bottom w:type="dxa" w:w="60"/>
+                    <w:right w:type="dxa" w:w="100"/>
+                  </w:tcMar>
+                  <w:vAlign w:val="center"/>
+                </w:tcPr>
+                <w:p>
+                  <w:pPr>
+                    <w:keepNext/>
+                    <w:spacing w:after="80" w:before="0" w:line="276"/>
+                  </w:pPr>
+                  <w:r>
+                    <w:rPr>
+                      <w:rFonts w:ascii="Arial" w:cs="Arial" w:eastAsia="Arial" w:hAnsi="Arial"/>
+                      <w:color w:val="1C1B16"/>
+                      <w:sz w:val="21"/>
+                      <w:szCs w:val="21"/>
+                    </w:rPr>
+                    <w:t xml:space="preserve"/>
+                  </w:r>
+                </w:p>
+              </w:tc>
+              <w:tc>
+                <w:tcPr>
+                  <w:tcW w:type="dxa" w:w="3266"/>
+                  <w:tcBorders>
+                    <w:top w:val="single" w:color="FFFFFF" w:sz="4"/>
+                    <w:left w:val="single" w:color="FFFFFF" w:sz="4"/>
+                    <w:bottom w:val="single" w:color="FFFFFF" w:sz="4"/>
+                    <w:right w:val="single" w:color="FFFFFF" w:sz="4"/>
+                  </w:tcBorders>
+                  <w:shd w:fill="F3F1EA" w:color="auto" w:val="clear"/>
+                  <w:tcMar>
+                    <w:top w:type="dxa" w:w="60"/>
+                    <w:left w:type="dxa" w:w="140"/>
+                    <w:bottom w:type="dxa" w:w="60"/>
+                    <w:right w:type="dxa" w:w="100"/>
+                  </w:tcMar>
+                  <w:vAlign w:val="center"/>
+                </w:tcPr>
+                <w:p>
+                  <w:pPr>
+                    <w:keepNext/>
+                    <w:spacing w:after="80" w:before="0" w:line="276"/>
+                  </w:pPr>
+                  <w:r>
+                    <w:rPr>
+                      <w:rFonts w:ascii="Arial" w:cs="Arial" w:eastAsia="Arial" w:hAnsi="Arial"/>
+                      <w:color w:val="1C1B16"/>
+                      <w:sz w:val="21"/>
+                      <w:szCs w:val="21"/>
+                    </w:rPr>
+                    <w:t xml:space="preserve"/>
+                  </w:r>
+                </w:p>
+              </w:tc>
+            </w:tr>
+          </w:tbl>
+          <w:p>
+            <w:pPr>
+              <w:keepNext/>
+              <w:spacing w:after="140" w:before="0"/>
+            </w:pPr>
+          </w:p>
+          <w:p>
+            <w:pPr>
+              <w:keepNext/>
+              <w:spacing w:after="60" w:before="60" w:line="276"/>
+            </w:pPr>
+            <w:r>
+              <w:rPr>
+                <w:rFonts w:ascii="Arial" w:cs="Arial" w:eastAsia="Arial" w:hAnsi="Arial"/>
+                <w:b/>
+                <w:bCs/>
+                <w:color w:val="B37A33"/>
+                <w:sz w:val="22"/>
+                <w:szCs w:val="22"/>
+              </w:rPr>
+              <w:t xml:space="preserve">Q11</w:t>
+            </w:r>
+            <w:r>
+              <w:rPr>
+                <w:rFonts w:ascii="Arial" w:cs="Arial" w:eastAsia="Arial" w:hAnsi="Arial"/>
+                <w:b/>
+                <w:bCs/>
+                <w:color w:val="6B675E"/>
+                <w:sz w:val="18"/>
+                <w:szCs w:val="18"/>
+              </w:rPr>
+              <w:t xml:space="preserve">   Easy</w:t>
+            </w:r>
+            <w:r>
+              <w:rPr>
+                <w:rFonts w:ascii="Arial" w:cs="Arial" w:eastAsia="Arial" w:hAnsi="Arial"/>
+                <w:color w:val="6B675E"/>
+                <w:sz w:val="18"/>
+                <w:szCs w:val="18"/>
+              </w:rPr>
+              <w:t xml:space="preserve">  ·  Complete the formula</w:t>
+            </w:r>
+            <w:r>
+              <w:rPr>
+                <w:rFonts w:ascii="Arial" w:cs="Arial" w:eastAsia="Arial" w:hAnsi="Arial"/>
+                <w:i/>
+                <w:iCs/>
+                <w:color w:val="6B675E"/>
+                <w:sz w:val="18"/>
+                <w:szCs w:val="18"/>
+              </w:rPr>
+              <w:t xml:space="preserve">  ·  a letter from Word bank 2</w:t>
+            </w:r>
+          </w:p>
+          <w:p>
+            <w:pPr>
+              <w:keepNext/>
+              <w:spacing w:after="80" w:line="276"/>
+            </w:pPr>
+            <w:r>
+              <w:rPr>
+                <w:rFonts w:ascii="Arial" w:cs="Arial" w:eastAsia="Arial" w:hAnsi="Arial"/>
+                <w:color w:val="1C1B16"/>
+                <w:sz w:val="21"/>
+                <w:szCs w:val="21"/>
+              </w:rPr>
+              <w:t xml:space="preserve">Recall is true positives divided by true positives plus false ____.</w:t>
             </w:r>
           </w:p>
         </w:tc>
@@ -8784,7 +8784,7 @@
           <w:sz w:val="21"/>
           <w:szCs w:val="21"/>
         </w:rPr>
-        <w:t xml:space="preserve">On Wednesday two more feeds were joined to the customer table: five economic indicators, each published for its month or quarter, and the call log. Exhibit 3A gives the validation scores as each feed joins. A junior analyst wants to ship the last line tonight. The dataset's own notes, read aloud in class, say that the call's duration "is not known before a call is performed" and "should be discarded if the intention is to have a realistic predictive model" (bank-additional-names.txt in the UCI download). In the lab Kalpa's feed held the same trap in settlement_status, a field written after delivery.</w:t>
+        <w:t xml:space="preserve">On Wednesday two more feeds were joined to the customer table: five economic indicators, each published for its month or quarter, and this campaign's call log. Exhibit 3A gives the validation scores as each feed joins. A junior analyst wants to ship the last line tonight, and the marketing head asks which line to trust for next month's call list.</w:t>
       </w:r>
     </w:p>
     <w:tbl>
@@ -8847,7 +8847,7 @@
                 <w:sz w:val="18"/>
                 <w:szCs w:val="18"/>
               </w:rPr>
-              <w:t xml:space="preserve">   What is known when, and the logistic model's validation scores as each feed joins, threshold 0.5, the 928 validation buyers.</w:t>
+              <w:t xml:space="preserve">   The three feeds joined on Wednesday, and the logistic model's validation scores as each feed joins, threshold 0.5, the 928 validation buyers.</w:t>
             </w:r>
           </w:p>
           <w:p>
@@ -8859,7 +8859,7 @@
             <w:r>
               <w:drawing>
                 <wp:inline distT="0" distB="0" distL="0" distR="0">
-                  <wp:extent cx="5257800" cy="2057400"/>
+                  <wp:extent cx="3429000" cy="3429000"/>
                   <wp:effectExtent t="0" r="0" b="0" l="0"/>
                   <wp:docPr id="3" name=""/>
                   <wp:cNvGraphicFramePr>
@@ -8884,7 +8884,7 @@
                         <pic:spPr bwMode="auto">
                           <a:xfrm>
                             <a:off x="0" y="0"/>
-                            <a:ext cx="5257800" cy="2057400"/>
+                            <a:ext cx="3429000" cy="3429000"/>
                           </a:xfrm>
                           <a:prstGeom prst="rect">
                             <a:avLst/>
@@ -9520,7 +9520,7 @@
           <w:p>
             <w:pPr>
               <w:keepNext/>
-              <w:spacing w:after="80" w:before="80" w:line="264"/>
+              <w:spacing w:after="60" w:before="60" w:line="276"/>
             </w:pPr>
             <w:r>
               <w:rPr>
@@ -9528,10 +9528,30 @@
                 <w:b/>
                 <w:bCs/>
                 <w:color w:val="B37A33"/>
-                <w:sz w:val="19"/>
-                <w:szCs w:val="19"/>
-              </w:rPr>
-              <w:t xml:space="preserve">Word bank 3</w:t>
+                <w:sz w:val="22"/>
+                <w:szCs w:val="22"/>
+              </w:rPr>
+              <w:t xml:space="preserve">Q12</w:t>
+            </w:r>
+            <w:r>
+              <w:rPr>
+                <w:rFonts w:ascii="Arial" w:cs="Arial" w:eastAsia="Arial" w:hAnsi="Arial"/>
+                <w:b/>
+                <w:bCs/>
+                <w:color w:val="6B675E"/>
+                <w:sz w:val="18"/>
+                <w:szCs w:val="18"/>
+              </w:rPr>
+              <w:t xml:space="preserve">   Hard</w:t>
+            </w:r>
+            <w:r>
+              <w:rPr>
+                <w:rFonts w:ascii="Arial" w:cs="Arial" w:eastAsia="Arial" w:hAnsi="Arial"/>
+                <w:color w:val="6B675E"/>
+                <w:sz w:val="18"/>
+                <w:szCs w:val="18"/>
+              </w:rPr>
+              <w:t xml:space="preserve">  ·  Answer the junior</w:t>
             </w:r>
             <w:r>
               <w:rPr>
@@ -9542,363 +9562,134 @@
                 <w:sz w:val="18"/>
                 <w:szCs w:val="18"/>
               </w:rPr>
-              <w:t xml:space="preserve">   Write the letter of the word or phrase that completes each statement. Each is used once at most, and some are not used.</w:t>
-            </w:r>
-          </w:p>
-          <w:tbl>
-            <w:tblPr>
-              <w:tblW w:type="dxa" w:w="9798"/>
-              <w:tblBorders>
-                <w:top w:val="single" w:color="FFFFFF" w:sz="4"/>
-                <w:left w:val="single" w:color="FFFFFF" w:sz="4"/>
-                <w:bottom w:val="single" w:color="FFFFFF" w:sz="4"/>
-                <w:right w:val="single" w:color="FFFFFF" w:sz="4"/>
-                <w:insideH w:val="single" w:color="FFFFFF" w:sz="4"/>
-                <w:insideV w:val="single" w:color="FFFFFF" w:sz="4"/>
-              </w:tblBorders>
-            </w:tblPr>
-            <w:tblGrid>
-              <w:gridCol w:w="3266"/>
-              <w:gridCol w:w="3266"/>
-              <w:gridCol w:w="3266"/>
-            </w:tblGrid>
-            <w:tr>
-              <w:trPr>
-                <w:cantSplit/>
-              </w:trPr>
-              <w:tc>
-                <w:tcPr>
-                  <w:tcW w:type="dxa" w:w="3266"/>
-                  <w:tcBorders>
-                    <w:top w:val="single" w:color="FFFFFF" w:sz="4"/>
-                    <w:left w:val="single" w:color="FFFFFF" w:sz="4"/>
-                    <w:bottom w:val="single" w:color="FFFFFF" w:sz="4"/>
-                    <w:right w:val="single" w:color="FFFFFF" w:sz="4"/>
-                  </w:tcBorders>
-                  <w:shd w:fill="F3F1EA" w:color="auto" w:val="clear"/>
-                  <w:tcMar>
-                    <w:top w:type="dxa" w:w="60"/>
-                    <w:left w:type="dxa" w:w="140"/>
-                    <w:bottom w:type="dxa" w:w="60"/>
-                    <w:right w:type="dxa" w:w="100"/>
-                  </w:tcMar>
-                  <w:vAlign w:val="center"/>
-                </w:tcPr>
-                <w:p>
-                  <w:pPr>
-                    <w:keepNext/>
-                    <w:spacing w:after="0" w:line="252"/>
-                  </w:pPr>
-                  <w:r>
-                    <w:rPr>
-                      <w:rFonts w:ascii="Arial" w:cs="Arial" w:eastAsia="Arial" w:hAnsi="Arial"/>
-                      <w:b/>
-                      <w:bCs/>
-                      <w:color w:val="B37A33"/>
-                      <w:sz w:val="20"/>
-                      <w:szCs w:val="20"/>
-                    </w:rPr>
-                    <w:t xml:space="preserve">A   </w:t>
-                  </w:r>
-                  <w:r>
-                    <w:rPr>
-                      <w:rFonts w:ascii="Arial" w:cs="Arial" w:eastAsia="Arial" w:hAnsi="Arial"/>
-                      <w:color w:val="1C1B16"/>
-                      <w:sz w:val="20"/>
-                      <w:szCs w:val="20"/>
-                    </w:rPr>
-                    <w:t xml:space="preserve">drift</w:t>
-                  </w:r>
-                </w:p>
-              </w:tc>
-              <w:tc>
-                <w:tcPr>
-                  <w:tcW w:type="dxa" w:w="3266"/>
-                  <w:tcBorders>
-                    <w:top w:val="single" w:color="FFFFFF" w:sz="4"/>
-                    <w:left w:val="single" w:color="FFFFFF" w:sz="4"/>
-                    <w:bottom w:val="single" w:color="FFFFFF" w:sz="4"/>
-                    <w:right w:val="single" w:color="FFFFFF" w:sz="4"/>
-                  </w:tcBorders>
-                  <w:shd w:fill="F3F1EA" w:color="auto" w:val="clear"/>
-                  <w:tcMar>
-                    <w:top w:type="dxa" w:w="60"/>
-                    <w:left w:type="dxa" w:w="140"/>
-                    <w:bottom w:type="dxa" w:w="60"/>
-                    <w:right w:type="dxa" w:w="100"/>
-                  </w:tcMar>
-                  <w:vAlign w:val="center"/>
-                </w:tcPr>
-                <w:p>
-                  <w:pPr>
-                    <w:keepNext/>
-                    <w:spacing w:after="0" w:line="252"/>
-                  </w:pPr>
-                  <w:r>
-                    <w:rPr>
-                      <w:rFonts w:ascii="Arial" w:cs="Arial" w:eastAsia="Arial" w:hAnsi="Arial"/>
-                      <w:b/>
-                      <w:bCs/>
-                      <w:color w:val="B37A33"/>
-                      <w:sz w:val="20"/>
-                      <w:szCs w:val="20"/>
-                    </w:rPr>
-                    <w:t xml:space="preserve">B   </w:t>
-                  </w:r>
-                  <w:r>
-                    <w:rPr>
-                      <w:rFonts w:ascii="Arial" w:cs="Arial" w:eastAsia="Arial" w:hAnsi="Arial"/>
-                      <w:color w:val="1C1B16"/>
-                      <w:sz w:val="20"/>
-                      <w:szCs w:val="20"/>
-                    </w:rPr>
-                    <w:t xml:space="preserve">imbalance</w:t>
-                  </w:r>
-                </w:p>
-              </w:tc>
-              <w:tc>
-                <w:tcPr>
-                  <w:tcW w:type="dxa" w:w="3266"/>
-                  <w:tcBorders>
-                    <w:top w:val="single" w:color="FFFFFF" w:sz="4"/>
-                    <w:left w:val="single" w:color="FFFFFF" w:sz="4"/>
-                    <w:bottom w:val="single" w:color="FFFFFF" w:sz="4"/>
-                    <w:right w:val="single" w:color="FFFFFF" w:sz="4"/>
-                  </w:tcBorders>
-                  <w:shd w:fill="F3F1EA" w:color="auto" w:val="clear"/>
-                  <w:tcMar>
-                    <w:top w:type="dxa" w:w="60"/>
-                    <w:left w:type="dxa" w:w="140"/>
-                    <w:bottom w:type="dxa" w:w="60"/>
-                    <w:right w:type="dxa" w:w="100"/>
-                  </w:tcMar>
-                  <w:vAlign w:val="center"/>
-                </w:tcPr>
-                <w:p>
-                  <w:pPr>
-                    <w:keepNext/>
-                    <w:spacing w:after="0" w:line="252"/>
-                  </w:pPr>
-                  <w:r>
-                    <w:rPr>
-                      <w:rFonts w:ascii="Arial" w:cs="Arial" w:eastAsia="Arial" w:hAnsi="Arial"/>
-                      <w:b/>
-                      <w:bCs/>
-                      <w:color w:val="B37A33"/>
-                      <w:sz w:val="20"/>
-                      <w:szCs w:val="20"/>
-                    </w:rPr>
-                    <w:t xml:space="preserve">C   </w:t>
-                  </w:r>
-                  <w:r>
-                    <w:rPr>
-                      <w:rFonts w:ascii="Arial" w:cs="Arial" w:eastAsia="Arial" w:hAnsi="Arial"/>
-                      <w:color w:val="1C1B16"/>
-                      <w:sz w:val="20"/>
-                      <w:szCs w:val="20"/>
-                    </w:rPr>
-                    <w:t xml:space="preserve">leakage</w:t>
-                  </w:r>
-                </w:p>
-              </w:tc>
-            </w:tr>
-            <w:tr>
-              <w:trPr>
-                <w:cantSplit/>
-              </w:trPr>
-              <w:tc>
-                <w:tcPr>
-                  <w:tcW w:type="dxa" w:w="3266"/>
-                  <w:tcBorders>
-                    <w:top w:val="single" w:color="FFFFFF" w:sz="4"/>
-                    <w:left w:val="single" w:color="FFFFFF" w:sz="4"/>
-                    <w:bottom w:val="single" w:color="FFFFFF" w:sz="4"/>
-                    <w:right w:val="single" w:color="FFFFFF" w:sz="4"/>
-                  </w:tcBorders>
-                  <w:shd w:fill="F3F1EA" w:color="auto" w:val="clear"/>
-                  <w:tcMar>
-                    <w:top w:type="dxa" w:w="60"/>
-                    <w:left w:type="dxa" w:w="140"/>
-                    <w:bottom w:type="dxa" w:w="60"/>
-                    <w:right w:type="dxa" w:w="100"/>
-                  </w:tcMar>
-                  <w:vAlign w:val="center"/>
-                </w:tcPr>
-                <w:p>
-                  <w:pPr>
-                    <w:keepNext/>
-                    <w:spacing w:after="0" w:line="252"/>
-                  </w:pPr>
-                  <w:r>
-                    <w:rPr>
-                      <w:rFonts w:ascii="Arial" w:cs="Arial" w:eastAsia="Arial" w:hAnsi="Arial"/>
-                      <w:b/>
-                      <w:bCs/>
-                      <w:color w:val="B37A33"/>
-                      <w:sz w:val="20"/>
-                      <w:szCs w:val="20"/>
-                    </w:rPr>
-                    <w:t xml:space="preserve">D   </w:t>
-                  </w:r>
-                  <w:r>
-                    <w:rPr>
-                      <w:rFonts w:ascii="Arial" w:cs="Arial" w:eastAsia="Arial" w:hAnsi="Arial"/>
-                      <w:color w:val="1C1B16"/>
-                      <w:sz w:val="20"/>
-                      <w:szCs w:val="20"/>
-                    </w:rPr>
-                    <w:t xml:space="preserve">collinearity</w:t>
-                  </w:r>
-                </w:p>
-              </w:tc>
-              <w:tc>
-                <w:tcPr>
-                  <w:tcW w:type="dxa" w:w="3266"/>
-                  <w:tcBorders>
-                    <w:top w:val="single" w:color="FFFFFF" w:sz="4"/>
-                    <w:left w:val="single" w:color="FFFFFF" w:sz="4"/>
-                    <w:bottom w:val="single" w:color="FFFFFF" w:sz="4"/>
-                    <w:right w:val="single" w:color="FFFFFF" w:sz="4"/>
-                  </w:tcBorders>
-                  <w:shd w:fill="F3F1EA" w:color="auto" w:val="clear"/>
-                  <w:tcMar>
-                    <w:top w:type="dxa" w:w="60"/>
-                    <w:left w:type="dxa" w:w="140"/>
-                    <w:bottom w:type="dxa" w:w="60"/>
-                    <w:right w:type="dxa" w:w="100"/>
-                  </w:tcMar>
-                  <w:vAlign w:val="center"/>
-                </w:tcPr>
-                <w:p>
-                  <w:pPr>
-                    <w:keepNext/>
-                    <w:spacing w:after="0" w:line="252"/>
-                  </w:pPr>
-                  <w:r>
-                    <w:rPr>
-                      <w:rFonts w:ascii="Arial" w:cs="Arial" w:eastAsia="Arial" w:hAnsi="Arial"/>
-                      <w:b/>
-                      <w:bCs/>
-                      <w:color w:val="B37A33"/>
-                      <w:sz w:val="20"/>
-                      <w:szCs w:val="20"/>
-                    </w:rPr>
-                    <w:t xml:space="preserve">E   </w:t>
-                  </w:r>
-                  <w:r>
-                    <w:rPr>
-                      <w:rFonts w:ascii="Arial" w:cs="Arial" w:eastAsia="Arial" w:hAnsi="Arial"/>
-                      <w:color w:val="1C1B16"/>
-                      <w:sz w:val="20"/>
-                      <w:szCs w:val="20"/>
-                    </w:rPr>
-                    <w:t xml:space="preserve">overfitting</w:t>
-                  </w:r>
-                </w:p>
-              </w:tc>
-              <w:tc>
-                <w:tcPr>
-                  <w:tcW w:type="dxa" w:w="3266"/>
-                  <w:tcBorders>
-                    <w:top w:val="single" w:color="FFFFFF" w:sz="4"/>
-                    <w:left w:val="single" w:color="FFFFFF" w:sz="4"/>
-                    <w:bottom w:val="single" w:color="FFFFFF" w:sz="4"/>
-                    <w:right w:val="single" w:color="FFFFFF" w:sz="4"/>
-                  </w:tcBorders>
-                  <w:shd w:fill="F3F1EA" w:color="auto" w:val="clear"/>
-                  <w:tcMar>
-                    <w:top w:type="dxa" w:w="60"/>
-                    <w:left w:type="dxa" w:w="140"/>
-                    <w:bottom w:type="dxa" w:w="60"/>
-                    <w:right w:type="dxa" w:w="100"/>
-                  </w:tcMar>
-                  <w:vAlign w:val="center"/>
-                </w:tcPr>
-                <w:p>
-                  <w:pPr>
-                    <w:keepNext/>
-                    <w:spacing w:after="80" w:before="0" w:line="276"/>
-                  </w:pPr>
-                  <w:r>
-                    <w:rPr>
-                      <w:rFonts w:ascii="Arial" w:cs="Arial" w:eastAsia="Arial" w:hAnsi="Arial"/>
-                      <w:color w:val="1C1B16"/>
-                      <w:sz w:val="21"/>
-                      <w:szCs w:val="21"/>
-                    </w:rPr>
-                    <w:t xml:space="preserve"/>
-                  </w:r>
-                </w:p>
-              </w:tc>
-            </w:tr>
-          </w:tbl>
+              <w:t xml:space="preserve">  ·  one letter</w:t>
+            </w:r>
+          </w:p>
           <w:p>
             <w:pPr>
               <w:keepNext/>
-              <w:spacing w:after="140" w:before="0"/>
-            </w:pPr>
+              <w:spacing w:after="80" w:line="276"/>
+            </w:pPr>
+            <w:r>
+              <w:rPr>
+                <w:rFonts w:ascii="Arial" w:cs="Arial" w:eastAsia="Arial" w:hAnsi="Arial"/>
+                <w:color w:val="1C1B16"/>
+                <w:sz w:val="21"/>
+                <w:szCs w:val="21"/>
+              </w:rPr>
+              <w:t xml:space="preserve">The junior's message reads: "Adding duration lifts AUC from 0.795 to 0.932. Shipping tonight." What is the reply?</w:t>
+            </w:r>
           </w:p>
           <w:p>
             <w:pPr>
               <w:keepNext/>
-              <w:spacing w:after="60" w:before="60" w:line="276"/>
+              <w:keepLines/>
+              <w:spacing w:after="60" w:before="0" w:line="264"/>
+              <w:ind w:left="360" w:hanging="360"/>
             </w:pPr>
             <w:r>
               <w:rPr>
                 <w:rFonts w:ascii="Arial" w:cs="Arial" w:eastAsia="Arial" w:hAnsi="Arial"/>
                 <w:b/>
                 <w:bCs/>
-                <w:color w:val="B37A33"/>
-                <w:sz w:val="22"/>
-                <w:szCs w:val="22"/>
-              </w:rPr>
-              <w:t xml:space="preserve">Q12</w:t>
-            </w:r>
+                <w:color w:val="1C1B16"/>
+                <w:sz w:val="20"/>
+                <w:szCs w:val="20"/>
+              </w:rPr>
+              <w:t xml:space="preserve">A.  </w:t>
+            </w:r>
+            <w:r>
+              <w:rPr>
+                <w:rFonts w:ascii="Arial" w:cs="Arial" w:eastAsia="Arial" w:hAnsi="Arial"/>
+                <w:color w:val="1C1B16"/>
+                <w:sz w:val="20"/>
+                <w:szCs w:val="20"/>
+              </w:rPr>
+              <w:t xml:space="preserve">Ship it: the dataset's authors put duration in the file, so it is a fair column for the model.</w:t>
+            </w:r>
+          </w:p>
+          <w:p>
+            <w:pPr>
+              <w:keepNext/>
+              <w:keepLines/>
+              <w:spacing w:after="60" w:before="0" w:line="264"/>
+              <w:ind w:left="360" w:hanging="360"/>
+            </w:pPr>
             <w:r>
               <w:rPr>
                 <w:rFonts w:ascii="Arial" w:cs="Arial" w:eastAsia="Arial" w:hAnsi="Arial"/>
                 <w:b/>
                 <w:bCs/>
-                <w:color w:val="6B675E"/>
-                <w:sz w:val="18"/>
-                <w:szCs w:val="18"/>
-              </w:rPr>
-              <w:t xml:space="preserve">   Easy</w:t>
-            </w:r>
-            <w:r>
-              <w:rPr>
-                <w:rFonts w:ascii="Arial" w:cs="Arial" w:eastAsia="Arial" w:hAnsi="Arial"/>
-                <w:color w:val="6B675E"/>
-                <w:sz w:val="18"/>
-                <w:szCs w:val="18"/>
-              </w:rPr>
-              <w:t xml:space="preserve">  ·  Name the trap</w:t>
-            </w:r>
-            <w:r>
-              <w:rPr>
-                <w:rFonts w:ascii="Arial" w:cs="Arial" w:eastAsia="Arial" w:hAnsi="Arial"/>
-                <w:i/>
-                <w:iCs/>
-                <w:color w:val="6B675E"/>
-                <w:sz w:val="18"/>
-                <w:szCs w:val="18"/>
-              </w:rPr>
-              <w:t xml:space="preserve">  ·  a letter from Word bank 3</w:t>
+                <w:color w:val="1C1B16"/>
+                <w:sz w:val="20"/>
+                <w:szCs w:val="20"/>
+              </w:rPr>
+              <w:t xml:space="preserve">B.  </w:t>
+            </w:r>
+            <w:r>
+              <w:rPr>
+                <w:rFonts w:ascii="Arial" w:cs="Arial" w:eastAsia="Arial" w:hAnsi="Arial"/>
+                <w:color w:val="1C1B16"/>
+                <w:sz w:val="20"/>
+                <w:szCs w:val="20"/>
+              </w:rPr>
+              <w:t xml:space="preserve">Hold it: accuracy only rose from 0.899 to 0.907, so the AUC jump must be noise in validation.</w:t>
             </w:r>
           </w:p>
           <w:p>
             <w:pPr>
               <w:keepNext/>
-              <w:spacing w:after="80" w:line="276"/>
-            </w:pPr>
-            <w:r>
-              <w:rPr>
-                <w:rFonts w:ascii="Arial" w:cs="Arial" w:eastAsia="Arial" w:hAnsi="Arial"/>
-                <w:color w:val="1C1B16"/>
-                <w:sz w:val="21"/>
-                <w:szCs w:val="21"/>
-              </w:rPr>
-              <w:t xml:space="preserve">A feature that would not be known at prediction time is a case of data ____.</w:t>
+              <w:keepLines/>
+              <w:spacing w:after="60" w:before="0" w:line="264"/>
+              <w:ind w:left="360" w:hanging="360"/>
+            </w:pPr>
+            <w:r>
+              <w:rPr>
+                <w:rFonts w:ascii="Arial" w:cs="Arial" w:eastAsia="Arial" w:hAnsi="Arial"/>
+                <w:b/>
+                <w:bCs/>
+                <w:color w:val="1C1B16"/>
+                <w:sz w:val="20"/>
+                <w:szCs w:val="20"/>
+              </w:rPr>
+              <w:t xml:space="preserve">C.  </w:t>
+            </w:r>
+            <w:r>
+              <w:rPr>
+                <w:rFonts w:ascii="Arial" w:cs="Arial" w:eastAsia="Arial" w:hAnsi="Arial"/>
+                <w:color w:val="1C1B16"/>
+                <w:sz w:val="20"/>
+                <w:szCs w:val="20"/>
+              </w:rPr>
+              <w:t xml:space="preserve">Drop it: a call's length exists only once the call ends, so no list can use it; report 0.795.</w:t>
+            </w:r>
+          </w:p>
+          <w:p>
+            <w:pPr>
+              <w:keepNext w:val="false"/>
+              <w:keepLines/>
+              <w:spacing w:after="60" w:before="0" w:line="264"/>
+              <w:ind w:left="360" w:hanging="360"/>
+            </w:pPr>
+            <w:r>
+              <w:rPr>
+                <w:rFonts w:ascii="Arial" w:cs="Arial" w:eastAsia="Arial" w:hAnsi="Arial"/>
+                <w:b/>
+                <w:bCs/>
+                <w:color w:val="1C1B16"/>
+                <w:sz w:val="20"/>
+                <w:szCs w:val="20"/>
+              </w:rPr>
+              <w:t xml:space="preserve">D.  </w:t>
+            </w:r>
+            <w:r>
+              <w:rPr>
+                <w:rFonts w:ascii="Arial" w:cs="Arial" w:eastAsia="Arial" w:hAnsi="Arial"/>
+                <w:color w:val="1C1B16"/>
+                <w:sz w:val="20"/>
+                <w:szCs w:val="20"/>
+              </w:rPr>
+              <w:t xml:space="preserve">Keep it but scale it first, since a column measured in raw seconds is what inflates the AUC.</w:t>
             </w:r>
           </w:p>
         </w:tc>
@@ -9979,7 +9770,7 @@
                 <w:sz w:val="18"/>
                 <w:szCs w:val="18"/>
               </w:rPr>
-              <w:t xml:space="preserve">  ·  Answer the junior</w:t>
+              <w:t xml:space="preserve">  ·  Test each column</w:t>
             </w:r>
             <w:r>
               <w:rPr>
@@ -9990,7 +9781,7 @@
                 <w:sz w:val="18"/>
                 <w:szCs w:val="18"/>
               </w:rPr>
-              <w:t xml:space="preserve">  ·  one letter</w:t>
+              <w:t xml:space="preserve">  ·  every correct letter</w:t>
             </w:r>
           </w:p>
           <w:p>
@@ -10005,7 +9796,7 @@
                 <w:sz w:val="21"/>
                 <w:szCs w:val="21"/>
               </w:rPr>
-              <w:t xml:space="preserve">The junior's message reads: "Adding duration lifts AUC from 0.795 to 0.932. Shipping tonight." What is the reply?</w:t>
+              <w:t xml:space="preserve">The list for next month's campaign is built on the morning before the first call. Which columns pass the prediction-time question? Circle every correct letter.</w:t>
             </w:r>
           </w:p>
           <w:p>
@@ -10033,7 +9824,7 @@
                 <w:sz w:val="20"/>
                 <w:szCs w:val="20"/>
               </w:rPr>
-              <w:t xml:space="preserve">Ship it: the dataset's authors put duration in the file, so it is a fair column for the model.</w:t>
+              <w:t xml:space="preserve">duration, the length in seconds of this campaign's last call to the client</w:t>
             </w:r>
           </w:p>
           <w:p>
@@ -10061,7 +9852,7 @@
                 <w:sz w:val="20"/>
                 <w:szCs w:val="20"/>
               </w:rPr>
-              <w:t xml:space="preserve">Hold it: accuracy only rose from 0.899 to 0.907, so the AUC jump must be noise in validation.</w:t>
+              <w:t xml:space="preserve">poutcome, the last campaign's result; 65 percent of its successes say yes</w:t>
             </w:r>
           </w:p>
           <w:p>
@@ -10089,7 +9880,7 @@
                 <w:sz w:val="20"/>
                 <w:szCs w:val="20"/>
               </w:rPr>
-              <w:t xml:space="preserve">Drop it: a call's length exists only once the call ends, so no list can use it; report 0.795.</w:t>
+              <w:t xml:space="preserve">age, job and housing, as they stand in the customer table that morning</w:t>
             </w:r>
           </w:p>
           <w:p>
@@ -10117,7 +9908,7 @@
                 <w:sz w:val="20"/>
                 <w:szCs w:val="20"/>
               </w:rPr>
-              <w:t xml:space="preserve">Keep it but scale it first, since a column measured in raw seconds is what inflates the AUC.</w:t>
+              <w:t xml:space="preserve">euribor3m, the three-month rate as published on the morning of the list</w:t>
             </w:r>
           </w:p>
         </w:tc>
@@ -10189,7 +9980,7 @@
                 <w:sz w:val="18"/>
                 <w:szCs w:val="18"/>
               </w:rPr>
-              <w:t xml:space="preserve">   Hard</w:t>
+              <w:t xml:space="preserve">   Medium</w:t>
             </w:r>
             <w:r>
               <w:rPr>
@@ -10198,7 +9989,7 @@
                 <w:sz w:val="18"/>
                 <w:szCs w:val="18"/>
               </w:rPr>
-              <w:t xml:space="preserve">  ·  Test each column</w:t>
+              <w:t xml:space="preserve">  ·  Judge the chart</w:t>
             </w:r>
             <w:r>
               <w:rPr>
@@ -10209,7 +10000,7 @@
                 <w:sz w:val="18"/>
                 <w:szCs w:val="18"/>
               </w:rPr>
-              <w:t xml:space="preserve">  ·  every correct letter</w:t>
+              <w:t xml:space="preserve">  ·  one letter</w:t>
             </w:r>
           </w:p>
           <w:p>
@@ -10224,7 +10015,7 @@
                 <w:sz w:val="21"/>
                 <w:szCs w:val="21"/>
               </w:rPr>
-              <w:t xml:space="preserve">The list for next month's campaign is built on the morning before the first call. Which columns pass the prediction-time question? Circle every correct letter.</w:t>
+              <w:t xml:space="preserve">In the model with duration, duration tops the importance chart, and clients who said yes talked 553 seconds on average against 221 for those who said no. Statement: longer calls cause deposits, so agents should be coached to keep clients on the line. True or false, and why?</w:t>
             </w:r>
           </w:p>
           <w:p>
@@ -10252,7 +10043,7 @@
                 <w:sz w:val="20"/>
                 <w:szCs w:val="20"/>
               </w:rPr>
-              <w:t xml:space="preserve">duration, the length in seconds of this campaign's last call to the client</w:t>
+              <w:t xml:space="preserve">False: a client who means to buy stays on to arrange it, so the yes drives the length as much as the reverse.</w:t>
             </w:r>
           </w:p>
           <w:p>
@@ -10280,7 +10071,7 @@
                 <w:sz w:val="20"/>
                 <w:szCs w:val="20"/>
               </w:rPr>
-              <w:t xml:space="preserve">poutcome, the last campaign's result; 65 percent of its successes say yes</w:t>
+              <w:t xml:space="preserve">False: an importance chart is valid for tree models only, so the logistic weights say nothing about duration.</w:t>
             </w:r>
           </w:p>
           <w:p>
@@ -10308,7 +10099,7 @@
                 <w:sz w:val="20"/>
                 <w:szCs w:val="20"/>
               </w:rPr>
-              <w:t xml:space="preserve">age, job and housing, as they stand in the customer table that morning</w:t>
+              <w:t xml:space="preserve">True: duration carries the largest weight in the model, and the largest weight points to the cause of the yes.</w:t>
             </w:r>
           </w:p>
           <w:p>
@@ -10336,7 +10127,7 @@
                 <w:sz w:val="20"/>
                 <w:szCs w:val="20"/>
               </w:rPr>
-              <w:t xml:space="preserve">euribor3m, the three-month rate as published on the morning of the list</w:t>
+              <w:t xml:space="preserve">True: a gap of 332 seconds is too large to be chance across 41,188 calls, so the effect has to be causal.</w:t>
             </w:r>
           </w:p>
         </w:tc>
@@ -10417,7 +10208,7 @@
                 <w:sz w:val="18"/>
                 <w:szCs w:val="18"/>
               </w:rPr>
-              <w:t xml:space="preserve">  ·  Judge the chart</w:t>
+              <w:t xml:space="preserve">  ·  Explain the flip</w:t>
             </w:r>
             <w:r>
               <w:rPr>
@@ -10443,7 +10234,7 @@
                 <w:sz w:val="21"/>
                 <w:szCs w:val="21"/>
               </w:rPr>
-              <w:t xml:space="preserve">In the leaky model duration tops the importance chart, and clients who said yes talked 553 seconds on average against 221 for those who said no. Statement: longer calls cause deposits, so agents should be coached to keep clients on the line. True or false, and why?</w:t>
+              <w:t xml:space="preserve">On its own, euribor3m takes a coefficient of -0.92 on the standardised scale; beside the four other economic indicators it takes +0.39. The marketing head asks whether higher rates help the campaign. What is the likeliest cause of the flip, and what does the memo say?</w:t>
             </w:r>
           </w:p>
           <w:p>
@@ -10471,7 +10262,7 @@
                 <w:sz w:val="20"/>
                 <w:szCs w:val="20"/>
               </w:rPr>
-              <w:t xml:space="preserve">False: a client who means to buy stays on to arrange it, so the yes drives the length as much as the reverse.</w:t>
+              <w:t xml:space="preserve">A solver bug once a model passes ten columns; refit with another solver and report the sign it gives.</w:t>
             </w:r>
           </w:p>
           <w:p>
@@ -10499,7 +10290,7 @@
                 <w:sz w:val="20"/>
                 <w:szCs w:val="20"/>
               </w:rPr>
-              <w:t xml:space="preserve">False: an importance chart is valid for tree models only, so the logistic weights say nothing about duration.</w:t>
+              <w:t xml:space="preserve">Since 2009 the rate's effect has reversed; report the +0.39 as the effect on this year's campaign.</w:t>
             </w:r>
           </w:p>
           <w:p>
@@ -10527,7 +10318,7 @@
                 <w:sz w:val="20"/>
                 <w:szCs w:val="20"/>
               </w:rPr>
-              <w:t xml:space="preserve">True: duration carries the largest weight in the model, and the largest weight marks the cause of the yes.</w:t>
+              <w:t xml:space="preserve">The 11 percent yes rate shrinks rare-outcome weights; report -0.92 from the model fitted on its own.</w:t>
             </w:r>
           </w:p>
           <w:p>
@@ -10555,7 +10346,7 @@
                 <w:sz w:val="20"/>
                 <w:szCs w:val="20"/>
               </w:rPr>
-              <w:t xml:space="preserve">True: a gap of 332 seconds is too large to be chance across 41,188 calls, so the effect has to be causal.</w:t>
+              <w:t xml:space="preserve">The five indicators move together and share one signal; read them as a group and quote no one sign.</w:t>
             </w:r>
           </w:p>
         </w:tc>
@@ -10605,6 +10396,327 @@
           <w:p>
             <w:pPr>
               <w:keepNext/>
+              <w:spacing w:after="80" w:before="80" w:line="264"/>
+            </w:pPr>
+            <w:r>
+              <w:rPr>
+                <w:rFonts w:ascii="Arial" w:cs="Arial" w:eastAsia="Arial" w:hAnsi="Arial"/>
+                <w:b/>
+                <w:bCs/>
+                <w:color w:val="B37A33"/>
+                <w:sz w:val="19"/>
+                <w:szCs w:val="19"/>
+              </w:rPr>
+              <w:t xml:space="preserve">Word bank 3</w:t>
+            </w:r>
+            <w:r>
+              <w:rPr>
+                <w:rFonts w:ascii="Arial" w:cs="Arial" w:eastAsia="Arial" w:hAnsi="Arial"/>
+                <w:i/>
+                <w:iCs/>
+                <w:color w:val="6B675E"/>
+                <w:sz w:val="18"/>
+                <w:szCs w:val="18"/>
+              </w:rPr>
+              <w:t xml:space="preserve">   Write the letter of the word or phrase that completes each statement. Each is used once at most, and some are not used.</w:t>
+            </w:r>
+          </w:p>
+          <w:tbl>
+            <w:tblPr>
+              <w:tblW w:type="dxa" w:w="9798"/>
+              <w:tblBorders>
+                <w:top w:val="single" w:color="FFFFFF" w:sz="4"/>
+                <w:left w:val="single" w:color="FFFFFF" w:sz="4"/>
+                <w:bottom w:val="single" w:color="FFFFFF" w:sz="4"/>
+                <w:right w:val="single" w:color="FFFFFF" w:sz="4"/>
+                <w:insideH w:val="single" w:color="FFFFFF" w:sz="4"/>
+                <w:insideV w:val="single" w:color="FFFFFF" w:sz="4"/>
+              </w:tblBorders>
+            </w:tblPr>
+            <w:tblGrid>
+              <w:gridCol w:w="3266"/>
+              <w:gridCol w:w="3266"/>
+              <w:gridCol w:w="3266"/>
+            </w:tblGrid>
+            <w:tr>
+              <w:trPr>
+                <w:cantSplit/>
+              </w:trPr>
+              <w:tc>
+                <w:tcPr>
+                  <w:tcW w:type="dxa" w:w="3266"/>
+                  <w:tcBorders>
+                    <w:top w:val="single" w:color="FFFFFF" w:sz="4"/>
+                    <w:left w:val="single" w:color="FFFFFF" w:sz="4"/>
+                    <w:bottom w:val="single" w:color="FFFFFF" w:sz="4"/>
+                    <w:right w:val="single" w:color="FFFFFF" w:sz="4"/>
+                  </w:tcBorders>
+                  <w:shd w:fill="F3F1EA" w:color="auto" w:val="clear"/>
+                  <w:tcMar>
+                    <w:top w:type="dxa" w:w="60"/>
+                    <w:left w:type="dxa" w:w="140"/>
+                    <w:bottom w:type="dxa" w:w="60"/>
+                    <w:right w:type="dxa" w:w="100"/>
+                  </w:tcMar>
+                  <w:vAlign w:val="center"/>
+                </w:tcPr>
+                <w:p>
+                  <w:pPr>
+                    <w:keepNext/>
+                    <w:spacing w:after="0" w:line="252"/>
+                  </w:pPr>
+                  <w:r>
+                    <w:rPr>
+                      <w:rFonts w:ascii="Arial" w:cs="Arial" w:eastAsia="Arial" w:hAnsi="Arial"/>
+                      <w:b/>
+                      <w:bCs/>
+                      <w:color w:val="B37A33"/>
+                      <w:sz w:val="20"/>
+                      <w:szCs w:val="20"/>
+                    </w:rPr>
+                    <w:t xml:space="preserve">A   </w:t>
+                  </w:r>
+                  <w:r>
+                    <w:rPr>
+                      <w:rFonts w:ascii="Arial" w:cs="Arial" w:eastAsia="Arial" w:hAnsi="Arial"/>
+                      <w:color w:val="1C1B16"/>
+                      <w:sz w:val="20"/>
+                      <w:szCs w:val="20"/>
+                    </w:rPr>
+                    <w:t xml:space="preserve">drift</w:t>
+                  </w:r>
+                </w:p>
+              </w:tc>
+              <w:tc>
+                <w:tcPr>
+                  <w:tcW w:type="dxa" w:w="3266"/>
+                  <w:tcBorders>
+                    <w:top w:val="single" w:color="FFFFFF" w:sz="4"/>
+                    <w:left w:val="single" w:color="FFFFFF" w:sz="4"/>
+                    <w:bottom w:val="single" w:color="FFFFFF" w:sz="4"/>
+                    <w:right w:val="single" w:color="FFFFFF" w:sz="4"/>
+                  </w:tcBorders>
+                  <w:shd w:fill="F3F1EA" w:color="auto" w:val="clear"/>
+                  <w:tcMar>
+                    <w:top w:type="dxa" w:w="60"/>
+                    <w:left w:type="dxa" w:w="140"/>
+                    <w:bottom w:type="dxa" w:w="60"/>
+                    <w:right w:type="dxa" w:w="100"/>
+                  </w:tcMar>
+                  <w:vAlign w:val="center"/>
+                </w:tcPr>
+                <w:p>
+                  <w:pPr>
+                    <w:keepNext/>
+                    <w:spacing w:after="0" w:line="252"/>
+                  </w:pPr>
+                  <w:r>
+                    <w:rPr>
+                      <w:rFonts w:ascii="Arial" w:cs="Arial" w:eastAsia="Arial" w:hAnsi="Arial"/>
+                      <w:b/>
+                      <w:bCs/>
+                      <w:color w:val="B37A33"/>
+                      <w:sz w:val="20"/>
+                      <w:szCs w:val="20"/>
+                    </w:rPr>
+                    <w:t xml:space="preserve">B   </w:t>
+                  </w:r>
+                  <w:r>
+                    <w:rPr>
+                      <w:rFonts w:ascii="Arial" w:cs="Arial" w:eastAsia="Arial" w:hAnsi="Arial"/>
+                      <w:color w:val="1C1B16"/>
+                      <w:sz w:val="20"/>
+                      <w:szCs w:val="20"/>
+                    </w:rPr>
+                    <w:t xml:space="preserve">imbalance</w:t>
+                  </w:r>
+                </w:p>
+              </w:tc>
+              <w:tc>
+                <w:tcPr>
+                  <w:tcW w:type="dxa" w:w="3266"/>
+                  <w:tcBorders>
+                    <w:top w:val="single" w:color="FFFFFF" w:sz="4"/>
+                    <w:left w:val="single" w:color="FFFFFF" w:sz="4"/>
+                    <w:bottom w:val="single" w:color="FFFFFF" w:sz="4"/>
+                    <w:right w:val="single" w:color="FFFFFF" w:sz="4"/>
+                  </w:tcBorders>
+                  <w:shd w:fill="F3F1EA" w:color="auto" w:val="clear"/>
+                  <w:tcMar>
+                    <w:top w:type="dxa" w:w="60"/>
+                    <w:left w:type="dxa" w:w="140"/>
+                    <w:bottom w:type="dxa" w:w="60"/>
+                    <w:right w:type="dxa" w:w="100"/>
+                  </w:tcMar>
+                  <w:vAlign w:val="center"/>
+                </w:tcPr>
+                <w:p>
+                  <w:pPr>
+                    <w:keepNext/>
+                    <w:spacing w:after="0" w:line="252"/>
+                  </w:pPr>
+                  <w:r>
+                    <w:rPr>
+                      <w:rFonts w:ascii="Arial" w:cs="Arial" w:eastAsia="Arial" w:hAnsi="Arial"/>
+                      <w:b/>
+                      <w:bCs/>
+                      <w:color w:val="B37A33"/>
+                      <w:sz w:val="20"/>
+                      <w:szCs w:val="20"/>
+                    </w:rPr>
+                    <w:t xml:space="preserve">C   </w:t>
+                  </w:r>
+                  <w:r>
+                    <w:rPr>
+                      <w:rFonts w:ascii="Arial" w:cs="Arial" w:eastAsia="Arial" w:hAnsi="Arial"/>
+                      <w:color w:val="1C1B16"/>
+                      <w:sz w:val="20"/>
+                      <w:szCs w:val="20"/>
+                    </w:rPr>
+                    <w:t xml:space="preserve">leakage</w:t>
+                  </w:r>
+                </w:p>
+              </w:tc>
+            </w:tr>
+            <w:tr>
+              <w:trPr>
+                <w:cantSplit/>
+              </w:trPr>
+              <w:tc>
+                <w:tcPr>
+                  <w:tcW w:type="dxa" w:w="3266"/>
+                  <w:tcBorders>
+                    <w:top w:val="single" w:color="FFFFFF" w:sz="4"/>
+                    <w:left w:val="single" w:color="FFFFFF" w:sz="4"/>
+                    <w:bottom w:val="single" w:color="FFFFFF" w:sz="4"/>
+                    <w:right w:val="single" w:color="FFFFFF" w:sz="4"/>
+                  </w:tcBorders>
+                  <w:shd w:fill="F3F1EA" w:color="auto" w:val="clear"/>
+                  <w:tcMar>
+                    <w:top w:type="dxa" w:w="60"/>
+                    <w:left w:type="dxa" w:w="140"/>
+                    <w:bottom w:type="dxa" w:w="60"/>
+                    <w:right w:type="dxa" w:w="100"/>
+                  </w:tcMar>
+                  <w:vAlign w:val="center"/>
+                </w:tcPr>
+                <w:p>
+                  <w:pPr>
+                    <w:keepNext/>
+                    <w:spacing w:after="0" w:line="252"/>
+                  </w:pPr>
+                  <w:r>
+                    <w:rPr>
+                      <w:rFonts w:ascii="Arial" w:cs="Arial" w:eastAsia="Arial" w:hAnsi="Arial"/>
+                      <w:b/>
+                      <w:bCs/>
+                      <w:color w:val="B37A33"/>
+                      <w:sz w:val="20"/>
+                      <w:szCs w:val="20"/>
+                    </w:rPr>
+                    <w:t xml:space="preserve">D   </w:t>
+                  </w:r>
+                  <w:r>
+                    <w:rPr>
+                      <w:rFonts w:ascii="Arial" w:cs="Arial" w:eastAsia="Arial" w:hAnsi="Arial"/>
+                      <w:color w:val="1C1B16"/>
+                      <w:sz w:val="20"/>
+                      <w:szCs w:val="20"/>
+                    </w:rPr>
+                    <w:t xml:space="preserve">collinearity</w:t>
+                  </w:r>
+                </w:p>
+              </w:tc>
+              <w:tc>
+                <w:tcPr>
+                  <w:tcW w:type="dxa" w:w="3266"/>
+                  <w:tcBorders>
+                    <w:top w:val="single" w:color="FFFFFF" w:sz="4"/>
+                    <w:left w:val="single" w:color="FFFFFF" w:sz="4"/>
+                    <w:bottom w:val="single" w:color="FFFFFF" w:sz="4"/>
+                    <w:right w:val="single" w:color="FFFFFF" w:sz="4"/>
+                  </w:tcBorders>
+                  <w:shd w:fill="F3F1EA" w:color="auto" w:val="clear"/>
+                  <w:tcMar>
+                    <w:top w:type="dxa" w:w="60"/>
+                    <w:left w:type="dxa" w:w="140"/>
+                    <w:bottom w:type="dxa" w:w="60"/>
+                    <w:right w:type="dxa" w:w="100"/>
+                  </w:tcMar>
+                  <w:vAlign w:val="center"/>
+                </w:tcPr>
+                <w:p>
+                  <w:pPr>
+                    <w:keepNext/>
+                    <w:spacing w:after="0" w:line="252"/>
+                  </w:pPr>
+                  <w:r>
+                    <w:rPr>
+                      <w:rFonts w:ascii="Arial" w:cs="Arial" w:eastAsia="Arial" w:hAnsi="Arial"/>
+                      <w:b/>
+                      <w:bCs/>
+                      <w:color w:val="B37A33"/>
+                      <w:sz w:val="20"/>
+                      <w:szCs w:val="20"/>
+                    </w:rPr>
+                    <w:t xml:space="preserve">E   </w:t>
+                  </w:r>
+                  <w:r>
+                    <w:rPr>
+                      <w:rFonts w:ascii="Arial" w:cs="Arial" w:eastAsia="Arial" w:hAnsi="Arial"/>
+                      <w:color w:val="1C1B16"/>
+                      <w:sz w:val="20"/>
+                      <w:szCs w:val="20"/>
+                    </w:rPr>
+                    <w:t xml:space="preserve">overfitting</w:t>
+                  </w:r>
+                </w:p>
+              </w:tc>
+              <w:tc>
+                <w:tcPr>
+                  <w:tcW w:type="dxa" w:w="3266"/>
+                  <w:tcBorders>
+                    <w:top w:val="single" w:color="FFFFFF" w:sz="4"/>
+                    <w:left w:val="single" w:color="FFFFFF" w:sz="4"/>
+                    <w:bottom w:val="single" w:color="FFFFFF" w:sz="4"/>
+                    <w:right w:val="single" w:color="FFFFFF" w:sz="4"/>
+                  </w:tcBorders>
+                  <w:shd w:fill="F3F1EA" w:color="auto" w:val="clear"/>
+                  <w:tcMar>
+                    <w:top w:type="dxa" w:w="60"/>
+                    <w:left w:type="dxa" w:w="140"/>
+                    <w:bottom w:type="dxa" w:w="60"/>
+                    <w:right w:type="dxa" w:w="100"/>
+                  </w:tcMar>
+                  <w:vAlign w:val="center"/>
+                </w:tcPr>
+                <w:p>
+                  <w:pPr>
+                    <w:keepNext/>
+                    <w:spacing w:after="80" w:before="0" w:line="276"/>
+                  </w:pPr>
+                  <w:r>
+                    <w:rPr>
+                      <w:rFonts w:ascii="Arial" w:cs="Arial" w:eastAsia="Arial" w:hAnsi="Arial"/>
+                      <w:color w:val="1C1B16"/>
+                      <w:sz w:val="21"/>
+                      <w:szCs w:val="21"/>
+                    </w:rPr>
+                    <w:t xml:space="preserve"/>
+                  </w:r>
+                </w:p>
+              </w:tc>
+            </w:tr>
+          </w:tbl>
+          <w:p>
+            <w:pPr>
+              <w:keepNext/>
+              <w:spacing w:after="140" w:before="0"/>
+            </w:pPr>
+          </w:p>
+          <w:p>
+            <w:pPr>
+              <w:keepNext/>
               <w:spacing w:after="60" w:before="60" w:line="276"/>
             </w:pPr>
             <w:r>
@@ -10627,7 +10739,7 @@
                 <w:sz w:val="18"/>
                 <w:szCs w:val="18"/>
               </w:rPr>
-              <w:t xml:space="preserve">   Hard</w:t>
+              <w:t xml:space="preserve">   Easy</w:t>
             </w:r>
             <w:r>
               <w:rPr>
@@ -10636,7 +10748,7 @@
                 <w:sz w:val="18"/>
                 <w:szCs w:val="18"/>
               </w:rPr>
-              <w:t xml:space="preserve">  ·  Explain the flip</w:t>
+              <w:t xml:space="preserve">  ·  Name the trap</w:t>
             </w:r>
             <w:r>
               <w:rPr>
@@ -10647,7 +10759,7 @@
                 <w:sz w:val="18"/>
                 <w:szCs w:val="18"/>
               </w:rPr>
-              <w:t xml:space="preserve">  ·  one letter</w:t>
+              <w:t xml:space="preserve">  ·  a letter from Word bank 3</w:t>
             </w:r>
           </w:p>
           <w:p>
@@ -10662,119 +10774,7 @@
                 <w:sz w:val="21"/>
                 <w:szCs w:val="21"/>
               </w:rPr>
-              <w:t xml:space="preserve">On its own, euribor3m takes a coefficient of -0.92 on the standardised scale; beside the four other economic indicators it takes +0.39. What is the likeliest cause?</w:t>
-            </w:r>
-          </w:p>
-          <w:p>
-            <w:pPr>
-              <w:keepNext/>
-              <w:keepLines/>
-              <w:spacing w:after="60" w:before="0" w:line="264"/>
-              <w:ind w:left="360" w:hanging="360"/>
-            </w:pPr>
-            <w:r>
-              <w:rPr>
-                <w:rFonts w:ascii="Arial" w:cs="Arial" w:eastAsia="Arial" w:hAnsi="Arial"/>
-                <w:b/>
-                <w:bCs/>
-                <w:color w:val="1C1B16"/>
-                <w:sz w:val="20"/>
-                <w:szCs w:val="20"/>
-              </w:rPr>
-              <w:t xml:space="preserve">A.  </w:t>
-            </w:r>
-            <w:r>
-              <w:rPr>
-                <w:rFonts w:ascii="Arial" w:cs="Arial" w:eastAsia="Arial" w:hAnsi="Arial"/>
-                <w:color w:val="1C1B16"/>
-                <w:sz w:val="20"/>
-                <w:szCs w:val="20"/>
-              </w:rPr>
-              <w:t xml:space="preserve">a bug in the library's solver, which flips signs once a model has more than ten columns</w:t>
-            </w:r>
-          </w:p>
-          <w:p>
-            <w:pPr>
-              <w:keepNext/>
-              <w:keepLines/>
-              <w:spacing w:after="60" w:before="0" w:line="264"/>
-              <w:ind w:left="360" w:hanging="360"/>
-            </w:pPr>
-            <w:r>
-              <w:rPr>
-                <w:rFonts w:ascii="Arial" w:cs="Arial" w:eastAsia="Arial" w:hAnsi="Arial"/>
-                <w:b/>
-                <w:bCs/>
-                <w:color w:val="1C1B16"/>
-                <w:sz w:val="20"/>
-                <w:szCs w:val="20"/>
-              </w:rPr>
-              <w:t xml:space="preserve">B.  </w:t>
-            </w:r>
-            <w:r>
-              <w:rPr>
-                <w:rFonts w:ascii="Arial" w:cs="Arial" w:eastAsia="Arial" w:hAnsi="Arial"/>
-                <w:color w:val="1C1B16"/>
-                <w:sz w:val="20"/>
-                <w:szCs w:val="20"/>
-              </w:rPr>
-              <w:t xml:space="preserve">too few rows: 24,712 training clients cannot pin down five coefficients at once</w:t>
-            </w:r>
-          </w:p>
-          <w:p>
-            <w:pPr>
-              <w:keepNext/>
-              <w:keepLines/>
-              <w:spacing w:after="60" w:before="0" w:line="264"/>
-              <w:ind w:left="360" w:hanging="360"/>
-            </w:pPr>
-            <w:r>
-              <w:rPr>
-                <w:rFonts w:ascii="Arial" w:cs="Arial" w:eastAsia="Arial" w:hAnsi="Arial"/>
-                <w:b/>
-                <w:bCs/>
-                <w:color w:val="1C1B16"/>
-                <w:sz w:val="20"/>
-                <w:szCs w:val="20"/>
-              </w:rPr>
-              <w:t xml:space="preserve">C.  </w:t>
-            </w:r>
-            <w:r>
-              <w:rPr>
-                <w:rFonts w:ascii="Arial" w:cs="Arial" w:eastAsia="Arial" w:hAnsi="Arial"/>
-                <w:color w:val="1C1B16"/>
-                <w:sz w:val="20"/>
-                <w:szCs w:val="20"/>
-              </w:rPr>
-              <w:t xml:space="preserve">the 11 percent yes rate, which pushes the coefficients of a rare outcome toward zero</w:t>
-            </w:r>
-          </w:p>
-          <w:p>
-            <w:pPr>
-              <w:keepNext w:val="false"/>
-              <w:keepLines/>
-              <w:spacing w:after="60" w:before="0" w:line="264"/>
-              <w:ind w:left="360" w:hanging="360"/>
-            </w:pPr>
-            <w:r>
-              <w:rPr>
-                <w:rFonts w:ascii="Arial" w:cs="Arial" w:eastAsia="Arial" w:hAnsi="Arial"/>
-                <w:b/>
-                <w:bCs/>
-                <w:color w:val="1C1B16"/>
-                <w:sz w:val="20"/>
-                <w:szCs w:val="20"/>
-              </w:rPr>
-              <w:t xml:space="preserve">D.  </w:t>
-            </w:r>
-            <w:r>
-              <w:rPr>
-                <w:rFonts w:ascii="Arial" w:cs="Arial" w:eastAsia="Arial" w:hAnsi="Arial"/>
-                <w:color w:val="1C1B16"/>
-                <w:sz w:val="20"/>
-                <w:szCs w:val="20"/>
-              </w:rPr>
-              <w:t xml:space="preserve">the five indicators move together, so the model splits one shared signal among them</w:t>
+              <w:t xml:space="preserve">A feature that would not be known at prediction time is a case of data ____.</w:t>
             </w:r>
           </w:p>
         </w:tc>
@@ -11708,7 +11708,7 @@
           <w:p>
             <w:pPr>
               <w:keepNext/>
-              <w:spacing w:after="80" w:before="80" w:line="264"/>
+              <w:spacing w:after="60" w:before="60" w:line="276"/>
             </w:pPr>
             <w:r>
               <w:rPr>
@@ -11716,10 +11716,30 @@
                 <w:b/>
                 <w:bCs/>
                 <w:color w:val="B37A33"/>
-                <w:sz w:val="19"/>
-                <w:szCs w:val="19"/>
-              </w:rPr>
-              <w:t xml:space="preserve">Word bank 4</w:t>
+                <w:sz w:val="22"/>
+                <w:szCs w:val="22"/>
+              </w:rPr>
+              <w:t xml:space="preserve">Q17</w:t>
+            </w:r>
+            <w:r>
+              <w:rPr>
+                <w:rFonts w:ascii="Arial" w:cs="Arial" w:eastAsia="Arial" w:hAnsi="Arial"/>
+                <w:b/>
+                <w:bCs/>
+                <w:color w:val="6B675E"/>
+                <w:sz w:val="18"/>
+                <w:szCs w:val="18"/>
+              </w:rPr>
+              <w:t xml:space="preserve">   Hard</w:t>
+            </w:r>
+            <w:r>
+              <w:rPr>
+                <w:rFonts w:ascii="Arial" w:cs="Arial" w:eastAsia="Arial" w:hAnsi="Arial"/>
+                <w:color w:val="6B675E"/>
+                <w:sz w:val="18"/>
+                <w:szCs w:val="18"/>
+              </w:rPr>
+              <w:t xml:space="preserve">  ·  Read the depth curve</w:t>
             </w:r>
             <w:r>
               <w:rPr>
@@ -11730,374 +11750,134 @@
                 <w:sz w:val="18"/>
                 <w:szCs w:val="18"/>
               </w:rPr>
-              <w:t xml:space="preserve">   Write the letter of the word or phrase that completes each statement. Each is used once at most, and some are not used.</w:t>
-            </w:r>
-          </w:p>
-          <w:tbl>
-            <w:tblPr>
-              <w:tblW w:type="dxa" w:w="9798"/>
-              <w:tblBorders>
-                <w:top w:val="single" w:color="FFFFFF" w:sz="4"/>
-                <w:left w:val="single" w:color="FFFFFF" w:sz="4"/>
-                <w:bottom w:val="single" w:color="FFFFFF" w:sz="4"/>
-                <w:right w:val="single" w:color="FFFFFF" w:sz="4"/>
-                <w:insideH w:val="single" w:color="FFFFFF" w:sz="4"/>
-                <w:insideV w:val="single" w:color="FFFFFF" w:sz="4"/>
-              </w:tblBorders>
-            </w:tblPr>
-            <w:tblGrid>
-              <w:gridCol w:w="3266"/>
-              <w:gridCol w:w="3266"/>
-              <w:gridCol w:w="3266"/>
-            </w:tblGrid>
-            <w:tr>
-              <w:trPr>
-                <w:cantSplit/>
-              </w:trPr>
-              <w:tc>
-                <w:tcPr>
-                  <w:tcW w:type="dxa" w:w="3266"/>
-                  <w:tcBorders>
-                    <w:top w:val="single" w:color="FFFFFF" w:sz="4"/>
-                    <w:left w:val="single" w:color="FFFFFF" w:sz="4"/>
-                    <w:bottom w:val="single" w:color="FFFFFF" w:sz="4"/>
-                    <w:right w:val="single" w:color="FFFFFF" w:sz="4"/>
-                  </w:tcBorders>
-                  <w:shd w:fill="F3F1EA" w:color="auto" w:val="clear"/>
-                  <w:tcMar>
-                    <w:top w:type="dxa" w:w="60"/>
-                    <w:left w:type="dxa" w:w="140"/>
-                    <w:bottom w:type="dxa" w:w="60"/>
-                    <w:right w:type="dxa" w:w="100"/>
-                  </w:tcMar>
-                  <w:vAlign w:val="center"/>
-                </w:tcPr>
-                <w:p>
-                  <w:pPr>
-                    <w:keepNext/>
-                    <w:spacing w:after="0" w:line="252"/>
-                  </w:pPr>
-                  <w:r>
-                    <w:rPr>
-                      <w:rFonts w:ascii="Arial" w:cs="Arial" w:eastAsia="Arial" w:hAnsi="Arial"/>
-                      <w:b/>
-                      <w:bCs/>
-                      <w:color w:val="B37A33"/>
-                      <w:sz w:val="20"/>
-                      <w:szCs w:val="20"/>
-                    </w:rPr>
-                    <w:t xml:space="preserve">A   </w:t>
-                  </w:r>
-                  <w:r>
-                    <w:rPr>
-                      <w:rFonts w:ascii="Arial" w:cs="Arial" w:eastAsia="Arial" w:hAnsi="Arial"/>
-                      <w:color w:val="1C1B16"/>
-                      <w:sz w:val="20"/>
-                      <w:szCs w:val="20"/>
-                    </w:rPr>
-                    <w:t xml:space="preserve">overfitting</w:t>
-                  </w:r>
-                </w:p>
-              </w:tc>
-              <w:tc>
-                <w:tcPr>
-                  <w:tcW w:type="dxa" w:w="3266"/>
-                  <w:tcBorders>
-                    <w:top w:val="single" w:color="FFFFFF" w:sz="4"/>
-                    <w:left w:val="single" w:color="FFFFFF" w:sz="4"/>
-                    <w:bottom w:val="single" w:color="FFFFFF" w:sz="4"/>
-                    <w:right w:val="single" w:color="FFFFFF" w:sz="4"/>
-                  </w:tcBorders>
-                  <w:shd w:fill="F3F1EA" w:color="auto" w:val="clear"/>
-                  <w:tcMar>
-                    <w:top w:type="dxa" w:w="60"/>
-                    <w:left w:type="dxa" w:w="140"/>
-                    <w:bottom w:type="dxa" w:w="60"/>
-                    <w:right w:type="dxa" w:w="100"/>
-                  </w:tcMar>
-                  <w:vAlign w:val="center"/>
-                </w:tcPr>
-                <w:p>
-                  <w:pPr>
-                    <w:keepNext/>
-                    <w:spacing w:after="0" w:line="252"/>
-                  </w:pPr>
-                  <w:r>
-                    <w:rPr>
-                      <w:rFonts w:ascii="Arial" w:cs="Arial" w:eastAsia="Arial" w:hAnsi="Arial"/>
-                      <w:b/>
-                      <w:bCs/>
-                      <w:color w:val="B37A33"/>
-                      <w:sz w:val="20"/>
-                      <w:szCs w:val="20"/>
-                    </w:rPr>
-                    <w:t xml:space="preserve">B   </w:t>
-                  </w:r>
-                  <w:r>
-                    <w:rPr>
-                      <w:rFonts w:ascii="Arial" w:cs="Arial" w:eastAsia="Arial" w:hAnsi="Arial"/>
-                      <w:color w:val="1C1B16"/>
-                      <w:sz w:val="20"/>
-                      <w:szCs w:val="20"/>
-                    </w:rPr>
-                    <w:t xml:space="preserve">underfitting</w:t>
-                  </w:r>
-                </w:p>
-              </w:tc>
-              <w:tc>
-                <w:tcPr>
-                  <w:tcW w:type="dxa" w:w="3266"/>
-                  <w:tcBorders>
-                    <w:top w:val="single" w:color="FFFFFF" w:sz="4"/>
-                    <w:left w:val="single" w:color="FFFFFF" w:sz="4"/>
-                    <w:bottom w:val="single" w:color="FFFFFF" w:sz="4"/>
-                    <w:right w:val="single" w:color="FFFFFF" w:sz="4"/>
-                  </w:tcBorders>
-                  <w:shd w:fill="F3F1EA" w:color="auto" w:val="clear"/>
-                  <w:tcMar>
-                    <w:top w:type="dxa" w:w="60"/>
-                    <w:left w:type="dxa" w:w="140"/>
-                    <w:bottom w:type="dxa" w:w="60"/>
-                    <w:right w:type="dxa" w:w="100"/>
-                  </w:tcMar>
-                  <w:vAlign w:val="center"/>
-                </w:tcPr>
-                <w:p>
-                  <w:pPr>
-                    <w:keepNext/>
-                    <w:spacing w:after="0" w:line="252"/>
-                  </w:pPr>
-                  <w:r>
-                    <w:rPr>
-                      <w:rFonts w:ascii="Arial" w:cs="Arial" w:eastAsia="Arial" w:hAnsi="Arial"/>
-                      <w:b/>
-                      <w:bCs/>
-                      <w:color w:val="B37A33"/>
-                      <w:sz w:val="20"/>
-                      <w:szCs w:val="20"/>
-                    </w:rPr>
-                    <w:t xml:space="preserve">C   </w:t>
-                  </w:r>
-                  <w:r>
-                    <w:rPr>
-                      <w:rFonts w:ascii="Arial" w:cs="Arial" w:eastAsia="Arial" w:hAnsi="Arial"/>
-                      <w:color w:val="1C1B16"/>
-                      <w:sz w:val="20"/>
-                      <w:szCs w:val="20"/>
-                    </w:rPr>
-                    <w:t xml:space="preserve">threshold</w:t>
-                  </w:r>
-                </w:p>
-              </w:tc>
-            </w:tr>
-            <w:tr>
-              <w:trPr>
-                <w:cantSplit/>
-              </w:trPr>
-              <w:tc>
-                <w:tcPr>
-                  <w:tcW w:type="dxa" w:w="3266"/>
-                  <w:tcBorders>
-                    <w:top w:val="single" w:color="FFFFFF" w:sz="4"/>
-                    <w:left w:val="single" w:color="FFFFFF" w:sz="4"/>
-                    <w:bottom w:val="single" w:color="FFFFFF" w:sz="4"/>
-                    <w:right w:val="single" w:color="FFFFFF" w:sz="4"/>
-                  </w:tcBorders>
-                  <w:shd w:fill="F3F1EA" w:color="auto" w:val="clear"/>
-                  <w:tcMar>
-                    <w:top w:type="dxa" w:w="60"/>
-                    <w:left w:type="dxa" w:w="140"/>
-                    <w:bottom w:type="dxa" w:w="60"/>
-                    <w:right w:type="dxa" w:w="100"/>
-                  </w:tcMar>
-                  <w:vAlign w:val="center"/>
-                </w:tcPr>
-                <w:p>
-                  <w:pPr>
-                    <w:keepNext/>
-                    <w:spacing w:after="0" w:line="252"/>
-                  </w:pPr>
-                  <w:r>
-                    <w:rPr>
-                      <w:rFonts w:ascii="Arial" w:cs="Arial" w:eastAsia="Arial" w:hAnsi="Arial"/>
-                      <w:b/>
-                      <w:bCs/>
-                      <w:color w:val="B37A33"/>
-                      <w:sz w:val="20"/>
-                      <w:szCs w:val="20"/>
-                    </w:rPr>
-                    <w:t xml:space="preserve">D   </w:t>
-                  </w:r>
-                  <w:r>
-                    <w:rPr>
-                      <w:rFonts w:ascii="Arial" w:cs="Arial" w:eastAsia="Arial" w:hAnsi="Arial"/>
-                      <w:color w:val="1C1B16"/>
-                      <w:sz w:val="20"/>
-                      <w:szCs w:val="20"/>
-                    </w:rPr>
-                    <w:t xml:space="preserve">split</w:t>
-                  </w:r>
-                </w:p>
-              </w:tc>
-              <w:tc>
-                <w:tcPr>
-                  <w:tcW w:type="dxa" w:w="3266"/>
-                  <w:tcBorders>
-                    <w:top w:val="single" w:color="FFFFFF" w:sz="4"/>
-                    <w:left w:val="single" w:color="FFFFFF" w:sz="4"/>
-                    <w:bottom w:val="single" w:color="FFFFFF" w:sz="4"/>
-                    <w:right w:val="single" w:color="FFFFFF" w:sz="4"/>
-                  </w:tcBorders>
-                  <w:shd w:fill="F3F1EA" w:color="auto" w:val="clear"/>
-                  <w:tcMar>
-                    <w:top w:type="dxa" w:w="60"/>
-                    <w:left w:type="dxa" w:w="140"/>
-                    <w:bottom w:type="dxa" w:w="60"/>
-                    <w:right w:type="dxa" w:w="100"/>
-                  </w:tcMar>
-                  <w:vAlign w:val="center"/>
-                </w:tcPr>
-                <w:p>
-                  <w:pPr>
-                    <w:keepNext/>
-                    <w:spacing w:after="0" w:line="252"/>
-                  </w:pPr>
-                  <w:r>
-                    <w:rPr>
-                      <w:rFonts w:ascii="Arial" w:cs="Arial" w:eastAsia="Arial" w:hAnsi="Arial"/>
-                      <w:b/>
-                      <w:bCs/>
-                      <w:color w:val="B37A33"/>
-                      <w:sz w:val="20"/>
-                      <w:szCs w:val="20"/>
-                    </w:rPr>
-                    <w:t xml:space="preserve">E   </w:t>
-                  </w:r>
-                  <w:r>
-                    <w:rPr>
-                      <w:rFonts w:ascii="Arial" w:cs="Arial" w:eastAsia="Arial" w:hAnsi="Arial"/>
-                      <w:color w:val="1C1B16"/>
-                      <w:sz w:val="20"/>
-                      <w:szCs w:val="20"/>
-                    </w:rPr>
-                    <w:t xml:space="preserve">leakage</w:t>
-                  </w:r>
-                </w:p>
-              </w:tc>
-              <w:tc>
-                <w:tcPr>
-                  <w:tcW w:type="dxa" w:w="3266"/>
-                  <w:tcBorders>
-                    <w:top w:val="single" w:color="FFFFFF" w:sz="4"/>
-                    <w:left w:val="single" w:color="FFFFFF" w:sz="4"/>
-                    <w:bottom w:val="single" w:color="FFFFFF" w:sz="4"/>
-                    <w:right w:val="single" w:color="FFFFFF" w:sz="4"/>
-                  </w:tcBorders>
-                  <w:shd w:fill="F3F1EA" w:color="auto" w:val="clear"/>
-                  <w:tcMar>
-                    <w:top w:type="dxa" w:w="60"/>
-                    <w:left w:type="dxa" w:w="140"/>
-                    <w:bottom w:type="dxa" w:w="60"/>
-                    <w:right w:type="dxa" w:w="100"/>
-                  </w:tcMar>
-                  <w:vAlign w:val="center"/>
-                </w:tcPr>
-                <w:p>
-                  <w:pPr>
-                    <w:keepNext/>
-                    <w:spacing w:after="0" w:line="252"/>
-                  </w:pPr>
-                  <w:r>
-                    <w:rPr>
-                      <w:rFonts w:ascii="Arial" w:cs="Arial" w:eastAsia="Arial" w:hAnsi="Arial"/>
-                      <w:b/>
-                      <w:bCs/>
-                      <w:color w:val="B37A33"/>
-                      <w:sz w:val="20"/>
-                      <w:szCs w:val="20"/>
-                    </w:rPr>
-                    <w:t xml:space="preserve">F   </w:t>
-                  </w:r>
-                  <w:r>
-                    <w:rPr>
-                      <w:rFonts w:ascii="Arial" w:cs="Arial" w:eastAsia="Arial" w:hAnsi="Arial"/>
-                      <w:color w:val="1C1B16"/>
-                      <w:sz w:val="20"/>
-                      <w:szCs w:val="20"/>
-                    </w:rPr>
-                    <w:t xml:space="preserve">seed</w:t>
-                  </w:r>
-                </w:p>
-              </w:tc>
-            </w:tr>
-          </w:tbl>
+              <w:t xml:space="preserve">  ·  one letter</w:t>
+            </w:r>
+          </w:p>
           <w:p>
             <w:pPr>
               <w:keepNext/>
-              <w:spacing w:after="140" w:before="0"/>
-            </w:pPr>
+              <w:spacing w:after="80" w:line="276"/>
+            </w:pPr>
+            <w:r>
+              <w:rPr>
+                <w:rFonts w:ascii="Arial" w:cs="Arial" w:eastAsia="Arial" w:hAnsi="Arial"/>
+                <w:color w:val="1C1B16"/>
+                <w:sz w:val="21"/>
+                <w:szCs w:val="21"/>
+              </w:rPr>
+              <w:t xml:space="preserve">The unlimited tree scores 0.996 on training and 0.837 on validation, below calling nobody. Which reading and which next step are right?</w:t>
+            </w:r>
           </w:p>
           <w:p>
             <w:pPr>
               <w:keepNext/>
-              <w:spacing w:after="60" w:before="60" w:line="276"/>
+              <w:keepLines/>
+              <w:spacing w:after="60" w:before="0" w:line="264"/>
+              <w:ind w:left="360" w:hanging="360"/>
             </w:pPr>
             <w:r>
               <w:rPr>
                 <w:rFonts w:ascii="Arial" w:cs="Arial" w:eastAsia="Arial" w:hAnsi="Arial"/>
                 <w:b/>
                 <w:bCs/>
-                <w:color w:val="B37A33"/>
-                <w:sz w:val="22"/>
-                <w:szCs w:val="22"/>
-              </w:rPr>
-              <w:t xml:space="preserve">Q17</w:t>
-            </w:r>
+                <w:color w:val="1C1B16"/>
+                <w:sz w:val="20"/>
+                <w:szCs w:val="20"/>
+              </w:rPr>
+              <w:t xml:space="preserve">A.  </w:t>
+            </w:r>
+            <w:r>
+              <w:rPr>
+                <w:rFonts w:ascii="Arial" w:cs="Arial" w:eastAsia="Arial" w:hAnsi="Arial"/>
+                <w:color w:val="1C1B16"/>
+                <w:sz w:val="20"/>
+                <w:szCs w:val="20"/>
+              </w:rPr>
+              <w:t xml:space="preserve">It memorised the training clients; cap the depth where validation AUC peaks, depth 5 here.</w:t>
+            </w:r>
+          </w:p>
+          <w:p>
+            <w:pPr>
+              <w:keepNext/>
+              <w:keepLines/>
+              <w:spacing w:after="60" w:before="0" w:line="264"/>
+              <w:ind w:left="360" w:hanging="360"/>
+            </w:pPr>
             <w:r>
               <w:rPr>
                 <w:rFonts w:ascii="Arial" w:cs="Arial" w:eastAsia="Arial" w:hAnsi="Arial"/>
                 <w:b/>
                 <w:bCs/>
-                <w:color w:val="6B675E"/>
-                <w:sz w:val="18"/>
-                <w:szCs w:val="18"/>
-              </w:rPr>
-              <w:t xml:space="preserve">   Easy</w:t>
-            </w:r>
-            <w:r>
-              <w:rPr>
-                <w:rFonts w:ascii="Arial" w:cs="Arial" w:eastAsia="Arial" w:hAnsi="Arial"/>
-                <w:color w:val="6B675E"/>
-                <w:sz w:val="18"/>
-                <w:szCs w:val="18"/>
-              </w:rPr>
-              <w:t xml:space="preserve">  ·  Name the failure</w:t>
-            </w:r>
-            <w:r>
-              <w:rPr>
-                <w:rFonts w:ascii="Arial" w:cs="Arial" w:eastAsia="Arial" w:hAnsi="Arial"/>
-                <w:i/>
-                <w:iCs/>
-                <w:color w:val="6B675E"/>
-                <w:sz w:val="18"/>
-                <w:szCs w:val="18"/>
-              </w:rPr>
-              <w:t xml:space="preserve">  ·  a letter from Word bank 4</w:t>
+                <w:color w:val="1C1B16"/>
+                <w:sz w:val="20"/>
+                <w:szCs w:val="20"/>
+              </w:rPr>
+              <w:t xml:space="preserve">B.  </w:t>
+            </w:r>
+            <w:r>
+              <w:rPr>
+                <w:rFonts w:ascii="Arial" w:cs="Arial" w:eastAsia="Arial" w:hAnsi="Arial"/>
+                <w:color w:val="1C1B16"/>
+                <w:sz w:val="20"/>
+                <w:szCs w:val="20"/>
+              </w:rPr>
+              <w:t xml:space="preserve">It needs more columns to learn from; join the call log so validation catches up with training.</w:t>
             </w:r>
           </w:p>
           <w:p>
             <w:pPr>
               <w:keepNext/>
-              <w:spacing w:after="80" w:line="276"/>
-            </w:pPr>
-            <w:r>
-              <w:rPr>
-                <w:rFonts w:ascii="Arial" w:cs="Arial" w:eastAsia="Arial" w:hAnsi="Arial"/>
-                <w:color w:val="1C1B16"/>
-                <w:sz w:val="21"/>
-                <w:szCs w:val="21"/>
-              </w:rPr>
-              <w:t xml:space="preserve">A model that scores 100 percent on training and 61 percent on validation is ____.</w:t>
+              <w:keepLines/>
+              <w:spacing w:after="60" w:before="0" w:line="264"/>
+              <w:ind w:left="360" w:hanging="360"/>
+            </w:pPr>
+            <w:r>
+              <w:rPr>
+                <w:rFonts w:ascii="Arial" w:cs="Arial" w:eastAsia="Arial" w:hAnsi="Arial"/>
+                <w:b/>
+                <w:bCs/>
+                <w:color w:val="1C1B16"/>
+                <w:sz w:val="20"/>
+                <w:szCs w:val="20"/>
+              </w:rPr>
+              <w:t xml:space="preserve">C.  </w:t>
+            </w:r>
+            <w:r>
+              <w:rPr>
+                <w:rFonts w:ascii="Arial" w:cs="Arial" w:eastAsia="Arial" w:hAnsi="Arial"/>
+                <w:color w:val="1C1B16"/>
+                <w:sz w:val="20"/>
+                <w:szCs w:val="20"/>
+              </w:rPr>
+              <w:t xml:space="preserve">It has not trained long enough; grow it further until validation rises to meet training.</w:t>
+            </w:r>
+          </w:p>
+          <w:p>
+            <w:pPr>
+              <w:keepNext w:val="false"/>
+              <w:keepLines/>
+              <w:spacing w:after="60" w:before="0" w:line="264"/>
+              <w:ind w:left="360" w:hanging="360"/>
+            </w:pPr>
+            <w:r>
+              <w:rPr>
+                <w:rFonts w:ascii="Arial" w:cs="Arial" w:eastAsia="Arial" w:hAnsi="Arial"/>
+                <w:b/>
+                <w:bCs/>
+                <w:color w:val="1C1B16"/>
+                <w:sz w:val="20"/>
+                <w:szCs w:val="20"/>
+              </w:rPr>
+              <w:t xml:space="preserve">D.  </w:t>
+            </w:r>
+            <w:r>
+              <w:rPr>
+                <w:rFonts w:ascii="Arial" w:cs="Arial" w:eastAsia="Arial" w:hAnsi="Arial"/>
+                <w:color w:val="1C1B16"/>
+                <w:sz w:val="20"/>
+                <w:szCs w:val="20"/>
+              </w:rPr>
+              <w:t xml:space="preserve">Validation has drifted from training; refit the unlimited tree on validation and report it.</w:t>
             </w:r>
           </w:p>
         </w:tc>
@@ -12178,7 +11958,7 @@
                 <w:sz w:val="18"/>
                 <w:szCs w:val="18"/>
               </w:rPr>
-              <w:t xml:space="preserve">  ·  Name what averages out</w:t>
+              <w:t xml:space="preserve">  ·  Pick the brakes</w:t>
             </w:r>
             <w:r>
               <w:rPr>
@@ -12189,7 +11969,7 @@
                 <w:sz w:val="18"/>
                 <w:szCs w:val="18"/>
               </w:rPr>
-              <w:t xml:space="preserve">  ·  a letter from Word bank 4</w:t>
+              <w:t xml:space="preserve">  ·  every correct letter</w:t>
             </w:r>
           </w:p>
           <w:p>
@@ -12204,7 +11984,119 @@
                 <w:sz w:val="21"/>
                 <w:szCs w:val="21"/>
               </w:rPr>
-              <w:t xml:space="preserve">Cross-validation averages away the luck of one particular ____.</w:t>
+              <w:t xml:space="preserve">Which of these put a brake on overfitting? Circle every correct letter.</w:t>
+            </w:r>
+          </w:p>
+          <w:p>
+            <w:pPr>
+              <w:keepNext/>
+              <w:keepLines/>
+              <w:spacing w:after="60" w:before="0" w:line="264"/>
+              <w:ind w:left="360" w:hanging="360"/>
+            </w:pPr>
+            <w:r>
+              <w:rPr>
+                <w:rFonts w:ascii="Arial" w:cs="Arial" w:eastAsia="Arial" w:hAnsi="Arial"/>
+                <w:b/>
+                <w:bCs/>
+                <w:color w:val="1C1B16"/>
+                <w:sz w:val="20"/>
+                <w:szCs w:val="20"/>
+              </w:rPr>
+              <w:t xml:space="preserve">A.  </w:t>
+            </w:r>
+            <w:r>
+              <w:rPr>
+                <w:rFonts w:ascii="Arial" w:cs="Arial" w:eastAsia="Arial" w:hAnsi="Arial"/>
+                <w:color w:val="1C1B16"/>
+                <w:sz w:val="20"/>
+                <w:szCs w:val="20"/>
+              </w:rPr>
+              <w:t xml:space="preserve">capping the tree's depth, or asking for more clients in every leaf</w:t>
+            </w:r>
+          </w:p>
+          <w:p>
+            <w:pPr>
+              <w:keepNext/>
+              <w:keepLines/>
+              <w:spacing w:after="60" w:before="0" w:line="264"/>
+              <w:ind w:left="360" w:hanging="360"/>
+            </w:pPr>
+            <w:r>
+              <w:rPr>
+                <w:rFonts w:ascii="Arial" w:cs="Arial" w:eastAsia="Arial" w:hAnsi="Arial"/>
+                <w:b/>
+                <w:bCs/>
+                <w:color w:val="1C1B16"/>
+                <w:sz w:val="20"/>
+                <w:szCs w:val="20"/>
+              </w:rPr>
+              <w:t xml:space="preserve">B.  </w:t>
+            </w:r>
+            <w:r>
+              <w:rPr>
+                <w:rFonts w:ascii="Arial" w:cs="Arial" w:eastAsia="Arial" w:hAnsi="Arial"/>
+                <w:color w:val="1C1B16"/>
+                <w:sz w:val="20"/>
+                <w:szCs w:val="20"/>
+              </w:rPr>
+              <w:t xml:space="preserve">a stronger penalty on the logistic weights, a smaller C in scikit-learn</w:t>
+            </w:r>
+          </w:p>
+          <w:p>
+            <w:pPr>
+              <w:keepNext/>
+              <w:keepLines/>
+              <w:spacing w:after="60" w:before="0" w:line="264"/>
+              <w:ind w:left="360" w:hanging="360"/>
+            </w:pPr>
+            <w:r>
+              <w:rPr>
+                <w:rFonts w:ascii="Arial" w:cs="Arial" w:eastAsia="Arial" w:hAnsi="Arial"/>
+                <w:b/>
+                <w:bCs/>
+                <w:color w:val="1C1B16"/>
+                <w:sz w:val="20"/>
+                <w:szCs w:val="20"/>
+              </w:rPr>
+              <w:t xml:space="preserve">C.  </w:t>
+            </w:r>
+            <w:r>
+              <w:rPr>
+                <w:rFonts w:ascii="Arial" w:cs="Arial" w:eastAsia="Arial" w:hAnsi="Arial"/>
+                <w:color w:val="1C1B16"/>
+                <w:sz w:val="20"/>
+                <w:szCs w:val="20"/>
+              </w:rPr>
+              <w:t xml:space="preserve">refitting until the training rows score 1.0 at every new setting</w:t>
+            </w:r>
+          </w:p>
+          <w:p>
+            <w:pPr>
+              <w:keepNext w:val="false"/>
+              <w:keepLines/>
+              <w:spacing w:after="60" w:before="0" w:line="264"/>
+              <w:ind w:left="360" w:hanging="360"/>
+            </w:pPr>
+            <w:r>
+              <w:rPr>
+                <w:rFonts w:ascii="Arial" w:cs="Arial" w:eastAsia="Arial" w:hAnsi="Arial"/>
+                <w:b/>
+                <w:bCs/>
+                <w:color w:val="1C1B16"/>
+                <w:sz w:val="20"/>
+                <w:szCs w:val="20"/>
+              </w:rPr>
+              <w:t xml:space="preserve">D.  </w:t>
+            </w:r>
+            <w:r>
+              <w:rPr>
+                <w:rFonts w:ascii="Arial" w:cs="Arial" w:eastAsia="Arial" w:hAnsi="Arial"/>
+                <w:color w:val="1C1B16"/>
+                <w:sz w:val="20"/>
+                <w:szCs w:val="20"/>
+              </w:rPr>
+              <w:t xml:space="preserve">choosing the depth or the penalty by five-fold cross-validation</w:t>
             </w:r>
           </w:p>
         </w:tc>
@@ -12254,6 +12146,812 @@
           <w:p>
             <w:pPr>
               <w:keepNext/>
+              <w:spacing w:after="80" w:before="80"/>
+            </w:pPr>
+            <w:r>
+              <w:rPr>
+                <w:rFonts w:ascii="Arial" w:cs="Arial" w:eastAsia="Arial" w:hAnsi="Arial"/>
+                <w:b/>
+                <w:bCs/>
+                <w:color w:val="B37A33"/>
+                <w:sz w:val="19"/>
+                <w:szCs w:val="19"/>
+              </w:rPr>
+              <w:t xml:space="preserve">Exhibit 4B</w:t>
+            </w:r>
+            <w:r>
+              <w:rPr>
+                <w:rFonts w:ascii="Arial" w:cs="Arial" w:eastAsia="Arial" w:hAnsi="Arial"/>
+                <w:i/>
+                <w:iCs/>
+                <w:color w:val="6B675E"/>
+                <w:sz w:val="18"/>
+                <w:szCs w:val="18"/>
+              </w:rPr>
+              <w:t xml:space="preserve">   Five-fold cross-validation of the logistic model on the 24,712 training clients, honest columns, and three model families scored on the 8,238 validation clients.</w:t>
+            </w:r>
+          </w:p>
+          <w:tbl>
+            <w:tblPr>
+              <w:tblW w:type="dxa" w:w="5440"/>
+              <w:tblBorders>
+                <w:top w:val="single" w:color="D5D0C4" w:sz="4"/>
+                <w:left w:val="single" w:color="D5D0C4" w:sz="4"/>
+                <w:bottom w:val="single" w:color="D5D0C4" w:sz="4"/>
+                <w:right w:val="single" w:color="D5D0C4" w:sz="4"/>
+                <w:insideH w:val="single" w:color="D5D0C4" w:sz="4"/>
+                <w:insideV w:val="single" w:color="D5D0C4" w:sz="4"/>
+              </w:tblBorders>
+            </w:tblPr>
+            <w:tblGrid>
+              <w:gridCol w:w="4340"/>
+              <w:gridCol w:w="1100"/>
+            </w:tblGrid>
+            <w:tr>
+              <w:trPr>
+                <w:cantSplit/>
+                <w:tblHeader/>
+              </w:trPr>
+              <w:tc>
+                <w:tcPr>
+                  <w:tcW w:type="dxa" w:w="4340"/>
+                  <w:tcBorders>
+                    <w:top w:val="single" w:color="D5D0C4" w:sz="4"/>
+                    <w:left w:val="single" w:color="D5D0C4" w:sz="4"/>
+                    <w:bottom w:val="single" w:color="D5D0C4" w:sz="4"/>
+                    <w:right w:val="single" w:color="D5D0C4" w:sz="4"/>
+                  </w:tcBorders>
+                  <w:shd w:fill="F9F8F3" w:color="auto" w:val="clear"/>
+                  <w:tcMar>
+                    <w:top w:type="dxa" w:w="40"/>
+                    <w:left w:type="dxa" w:w="100"/>
+                    <w:bottom w:type="dxa" w:w="40"/>
+                    <w:right w:type="dxa" w:w="100"/>
+                  </w:tcMar>
+                  <w:vAlign w:val="center"/>
+                </w:tcPr>
+                <w:p>
+                  <w:pPr>
+                    <w:keepNext/>
+                    <w:spacing w:after="0" w:line="240"/>
+                    <w:jc w:val="left"/>
+                  </w:pPr>
+                  <w:r>
+                    <w:rPr>
+                      <w:rFonts w:ascii="Arial" w:cs="Arial" w:eastAsia="Arial" w:hAnsi="Arial"/>
+                      <w:b/>
+                      <w:bCs/>
+                      <w:color w:val="1C1B16"/>
+                      <w:sz w:val="18"/>
+                      <w:szCs w:val="18"/>
+                    </w:rPr>
+                    <w:t xml:space="preserve">Run</w:t>
+                  </w:r>
+                </w:p>
+              </w:tc>
+              <w:tc>
+                <w:tcPr>
+                  <w:tcW w:type="dxa" w:w="1100"/>
+                  <w:tcBorders>
+                    <w:top w:val="single" w:color="D5D0C4" w:sz="4"/>
+                    <w:left w:val="single" w:color="D5D0C4" w:sz="4"/>
+                    <w:bottom w:val="single" w:color="D5D0C4" w:sz="4"/>
+                    <w:right w:val="single" w:color="D5D0C4" w:sz="4"/>
+                  </w:tcBorders>
+                  <w:shd w:fill="F9F8F3" w:color="auto" w:val="clear"/>
+                  <w:tcMar>
+                    <w:top w:type="dxa" w:w="40"/>
+                    <w:left w:type="dxa" w:w="100"/>
+                    <w:bottom w:type="dxa" w:w="40"/>
+                    <w:right w:type="dxa" w:w="100"/>
+                  </w:tcMar>
+                  <w:vAlign w:val="center"/>
+                </w:tcPr>
+                <w:p>
+                  <w:pPr>
+                    <w:keepNext/>
+                    <w:spacing w:after="0" w:line="240"/>
+                    <w:jc w:val="left"/>
+                  </w:pPr>
+                  <w:r>
+                    <w:rPr>
+                      <w:rFonts w:ascii="Arial" w:cs="Arial" w:eastAsia="Arial" w:hAnsi="Arial"/>
+                      <w:b/>
+                      <w:bCs/>
+                      <w:color w:val="1C1B16"/>
+                      <w:sz w:val="18"/>
+                      <w:szCs w:val="18"/>
+                    </w:rPr>
+                    <w:t xml:space="preserve">AUC</w:t>
+                  </w:r>
+                </w:p>
+              </w:tc>
+            </w:tr>
+            <w:tr>
+              <w:trPr>
+                <w:cantSplit/>
+              </w:trPr>
+              <w:tc>
+                <w:tcPr>
+                  <w:tcW w:type="dxa" w:w="4340"/>
+                  <w:tcBorders>
+                    <w:top w:val="single" w:color="D5D0C4" w:sz="4"/>
+                    <w:left w:val="single" w:color="D5D0C4" w:sz="4"/>
+                    <w:bottom w:val="single" w:color="D5D0C4" w:sz="4"/>
+                    <w:right w:val="single" w:color="D5D0C4" w:sz="4"/>
+                  </w:tcBorders>
+                  <w:tcMar>
+                    <w:top w:type="dxa" w:w="40"/>
+                    <w:left w:type="dxa" w:w="100"/>
+                    <w:bottom w:type="dxa" w:w="40"/>
+                    <w:right w:type="dxa" w:w="100"/>
+                  </w:tcMar>
+                  <w:vAlign w:val="center"/>
+                </w:tcPr>
+                <w:p>
+                  <w:pPr>
+                    <w:keepNext w:val="false"/>
+                    <w:spacing w:after="0" w:line="252"/>
+                    <w:jc w:val="left"/>
+                  </w:pPr>
+                  <w:r>
+                    <w:rPr>
+                      <w:rFonts w:ascii="Arial" w:cs="Arial" w:eastAsia="Arial" w:hAnsi="Arial"/>
+                      <w:color w:val="1C1B16"/>
+                      <w:sz w:val="18"/>
+                      <w:szCs w:val="18"/>
+                    </w:rPr>
+                    <w:t xml:space="preserve">Logistic, fold 1</w:t>
+                  </w:r>
+                </w:p>
+              </w:tc>
+              <w:tc>
+                <w:tcPr>
+                  <w:tcW w:type="dxa" w:w="1100"/>
+                  <w:tcBorders>
+                    <w:top w:val="single" w:color="D5D0C4" w:sz="4"/>
+                    <w:left w:val="single" w:color="D5D0C4" w:sz="4"/>
+                    <w:bottom w:val="single" w:color="D5D0C4" w:sz="4"/>
+                    <w:right w:val="single" w:color="D5D0C4" w:sz="4"/>
+                  </w:tcBorders>
+                  <w:tcMar>
+                    <w:top w:type="dxa" w:w="40"/>
+                    <w:left w:type="dxa" w:w="100"/>
+                    <w:bottom w:type="dxa" w:w="40"/>
+                    <w:right w:type="dxa" w:w="100"/>
+                  </w:tcMar>
+                  <w:vAlign w:val="center"/>
+                </w:tcPr>
+                <w:p>
+                  <w:pPr>
+                    <w:keepNext w:val="false"/>
+                    <w:spacing w:after="0" w:line="252"/>
+                    <w:jc w:val="right"/>
+                  </w:pPr>
+                  <w:r>
+                    <w:rPr>
+                      <w:rFonts w:ascii="Arial" w:cs="Arial" w:eastAsia="Arial" w:hAnsi="Arial"/>
+                      <w:b w:val="false"/>
+                      <w:bCs w:val="false"/>
+                      <w:color w:val="1C1B16"/>
+                      <w:sz w:val="18"/>
+                      <w:szCs w:val="18"/>
+                    </w:rPr>
+                    <w:t xml:space="preserve">0.771</w:t>
+                  </w:r>
+                </w:p>
+              </w:tc>
+            </w:tr>
+            <w:tr>
+              <w:trPr>
+                <w:cantSplit/>
+              </w:trPr>
+              <w:tc>
+                <w:tcPr>
+                  <w:tcW w:type="dxa" w:w="4340"/>
+                  <w:tcBorders>
+                    <w:top w:val="single" w:color="D5D0C4" w:sz="4"/>
+                    <w:left w:val="single" w:color="D5D0C4" w:sz="4"/>
+                    <w:bottom w:val="single" w:color="D5D0C4" w:sz="4"/>
+                    <w:right w:val="single" w:color="D5D0C4" w:sz="4"/>
+                  </w:tcBorders>
+                  <w:tcMar>
+                    <w:top w:type="dxa" w:w="40"/>
+                    <w:left w:type="dxa" w:w="100"/>
+                    <w:bottom w:type="dxa" w:w="40"/>
+                    <w:right w:type="dxa" w:w="100"/>
+                  </w:tcMar>
+                  <w:vAlign w:val="center"/>
+                </w:tcPr>
+                <w:p>
+                  <w:pPr>
+                    <w:keepNext w:val="false"/>
+                    <w:spacing w:after="0" w:line="252"/>
+                    <w:jc w:val="left"/>
+                  </w:pPr>
+                  <w:r>
+                    <w:rPr>
+                      <w:rFonts w:ascii="Arial" w:cs="Arial" w:eastAsia="Arial" w:hAnsi="Arial"/>
+                      <w:color w:val="1C1B16"/>
+                      <w:sz w:val="18"/>
+                      <w:szCs w:val="18"/>
+                    </w:rPr>
+                    <w:t xml:space="preserve">Logistic, fold 2</w:t>
+                  </w:r>
+                </w:p>
+              </w:tc>
+              <w:tc>
+                <w:tcPr>
+                  <w:tcW w:type="dxa" w:w="1100"/>
+                  <w:tcBorders>
+                    <w:top w:val="single" w:color="D5D0C4" w:sz="4"/>
+                    <w:left w:val="single" w:color="D5D0C4" w:sz="4"/>
+                    <w:bottom w:val="single" w:color="D5D0C4" w:sz="4"/>
+                    <w:right w:val="single" w:color="D5D0C4" w:sz="4"/>
+                  </w:tcBorders>
+                  <w:tcMar>
+                    <w:top w:type="dxa" w:w="40"/>
+                    <w:left w:type="dxa" w:w="100"/>
+                    <w:bottom w:type="dxa" w:w="40"/>
+                    <w:right w:type="dxa" w:w="100"/>
+                  </w:tcMar>
+                  <w:vAlign w:val="center"/>
+                </w:tcPr>
+                <w:p>
+                  <w:pPr>
+                    <w:keepNext w:val="false"/>
+                    <w:spacing w:after="0" w:line="252"/>
+                    <w:jc w:val="right"/>
+                  </w:pPr>
+                  <w:r>
+                    <w:rPr>
+                      <w:rFonts w:ascii="Arial" w:cs="Arial" w:eastAsia="Arial" w:hAnsi="Arial"/>
+                      <w:b w:val="false"/>
+                      <w:bCs w:val="false"/>
+                      <w:color w:val="1C1B16"/>
+                      <w:sz w:val="18"/>
+                      <w:szCs w:val="18"/>
+                    </w:rPr>
+                    <w:t xml:space="preserve">0.769</w:t>
+                  </w:r>
+                </w:p>
+              </w:tc>
+            </w:tr>
+            <w:tr>
+              <w:trPr>
+                <w:cantSplit/>
+              </w:trPr>
+              <w:tc>
+                <w:tcPr>
+                  <w:tcW w:type="dxa" w:w="4340"/>
+                  <w:tcBorders>
+                    <w:top w:val="single" w:color="D5D0C4" w:sz="4"/>
+                    <w:left w:val="single" w:color="D5D0C4" w:sz="4"/>
+                    <w:bottom w:val="single" w:color="D5D0C4" w:sz="4"/>
+                    <w:right w:val="single" w:color="D5D0C4" w:sz="4"/>
+                  </w:tcBorders>
+                  <w:tcMar>
+                    <w:top w:type="dxa" w:w="40"/>
+                    <w:left w:type="dxa" w:w="100"/>
+                    <w:bottom w:type="dxa" w:w="40"/>
+                    <w:right w:type="dxa" w:w="100"/>
+                  </w:tcMar>
+                  <w:vAlign w:val="center"/>
+                </w:tcPr>
+                <w:p>
+                  <w:pPr>
+                    <w:keepNext w:val="false"/>
+                    <w:spacing w:after="0" w:line="252"/>
+                    <w:jc w:val="left"/>
+                  </w:pPr>
+                  <w:r>
+                    <w:rPr>
+                      <w:rFonts w:ascii="Arial" w:cs="Arial" w:eastAsia="Arial" w:hAnsi="Arial"/>
+                      <w:color w:val="1C1B16"/>
+                      <w:sz w:val="18"/>
+                      <w:szCs w:val="18"/>
+                    </w:rPr>
+                    <w:t xml:space="preserve">Logistic, fold 3</w:t>
+                  </w:r>
+                </w:p>
+              </w:tc>
+              <w:tc>
+                <w:tcPr>
+                  <w:tcW w:type="dxa" w:w="1100"/>
+                  <w:tcBorders>
+                    <w:top w:val="single" w:color="D5D0C4" w:sz="4"/>
+                    <w:left w:val="single" w:color="D5D0C4" w:sz="4"/>
+                    <w:bottom w:val="single" w:color="D5D0C4" w:sz="4"/>
+                    <w:right w:val="single" w:color="D5D0C4" w:sz="4"/>
+                  </w:tcBorders>
+                  <w:tcMar>
+                    <w:top w:type="dxa" w:w="40"/>
+                    <w:left w:type="dxa" w:w="100"/>
+                    <w:bottom w:type="dxa" w:w="40"/>
+                    <w:right w:type="dxa" w:w="100"/>
+                  </w:tcMar>
+                  <w:vAlign w:val="center"/>
+                </w:tcPr>
+                <w:p>
+                  <w:pPr>
+                    <w:keepNext w:val="false"/>
+                    <w:spacing w:after="0" w:line="252"/>
+                    <w:jc w:val="right"/>
+                  </w:pPr>
+                  <w:r>
+                    <w:rPr>
+                      <w:rFonts w:ascii="Arial" w:cs="Arial" w:eastAsia="Arial" w:hAnsi="Arial"/>
+                      <w:b w:val="false"/>
+                      <w:bCs w:val="false"/>
+                      <w:color w:val="1C1B16"/>
+                      <w:sz w:val="18"/>
+                      <w:szCs w:val="18"/>
+                    </w:rPr>
+                    <w:t xml:space="preserve">0.797</w:t>
+                  </w:r>
+                </w:p>
+              </w:tc>
+            </w:tr>
+            <w:tr>
+              <w:trPr>
+                <w:cantSplit/>
+              </w:trPr>
+              <w:tc>
+                <w:tcPr>
+                  <w:tcW w:type="dxa" w:w="4340"/>
+                  <w:tcBorders>
+                    <w:top w:val="single" w:color="D5D0C4" w:sz="4"/>
+                    <w:left w:val="single" w:color="D5D0C4" w:sz="4"/>
+                    <w:bottom w:val="single" w:color="D5D0C4" w:sz="4"/>
+                    <w:right w:val="single" w:color="D5D0C4" w:sz="4"/>
+                  </w:tcBorders>
+                  <w:tcMar>
+                    <w:top w:type="dxa" w:w="40"/>
+                    <w:left w:type="dxa" w:w="100"/>
+                    <w:bottom w:type="dxa" w:w="40"/>
+                    <w:right w:type="dxa" w:w="100"/>
+                  </w:tcMar>
+                  <w:vAlign w:val="center"/>
+                </w:tcPr>
+                <w:p>
+                  <w:pPr>
+                    <w:keepNext w:val="false"/>
+                    <w:spacing w:after="0" w:line="252"/>
+                    <w:jc w:val="left"/>
+                  </w:pPr>
+                  <w:r>
+                    <w:rPr>
+                      <w:rFonts w:ascii="Arial" w:cs="Arial" w:eastAsia="Arial" w:hAnsi="Arial"/>
+                      <w:color w:val="1C1B16"/>
+                      <w:sz w:val="18"/>
+                      <w:szCs w:val="18"/>
+                    </w:rPr>
+                    <w:t xml:space="preserve">Logistic, fold 4</w:t>
+                  </w:r>
+                </w:p>
+              </w:tc>
+              <w:tc>
+                <w:tcPr>
+                  <w:tcW w:type="dxa" w:w="1100"/>
+                  <w:tcBorders>
+                    <w:top w:val="single" w:color="D5D0C4" w:sz="4"/>
+                    <w:left w:val="single" w:color="D5D0C4" w:sz="4"/>
+                    <w:bottom w:val="single" w:color="D5D0C4" w:sz="4"/>
+                    <w:right w:val="single" w:color="D5D0C4" w:sz="4"/>
+                  </w:tcBorders>
+                  <w:tcMar>
+                    <w:top w:type="dxa" w:w="40"/>
+                    <w:left w:type="dxa" w:w="100"/>
+                    <w:bottom w:type="dxa" w:w="40"/>
+                    <w:right w:type="dxa" w:w="100"/>
+                  </w:tcMar>
+                  <w:vAlign w:val="center"/>
+                </w:tcPr>
+                <w:p>
+                  <w:pPr>
+                    <w:keepNext w:val="false"/>
+                    <w:spacing w:after="0" w:line="252"/>
+                    <w:jc w:val="right"/>
+                  </w:pPr>
+                  <w:r>
+                    <w:rPr>
+                      <w:rFonts w:ascii="Arial" w:cs="Arial" w:eastAsia="Arial" w:hAnsi="Arial"/>
+                      <w:b w:val="false"/>
+                      <w:bCs w:val="false"/>
+                      <w:color w:val="1C1B16"/>
+                      <w:sz w:val="18"/>
+                      <w:szCs w:val="18"/>
+                    </w:rPr>
+                    <w:t xml:space="preserve">0.796</w:t>
+                  </w:r>
+                </w:p>
+              </w:tc>
+            </w:tr>
+            <w:tr>
+              <w:trPr>
+                <w:cantSplit/>
+              </w:trPr>
+              <w:tc>
+                <w:tcPr>
+                  <w:tcW w:type="dxa" w:w="4340"/>
+                  <w:tcBorders>
+                    <w:top w:val="single" w:color="D5D0C4" w:sz="4"/>
+                    <w:left w:val="single" w:color="D5D0C4" w:sz="4"/>
+                    <w:bottom w:val="single" w:color="D5D0C4" w:sz="4"/>
+                    <w:right w:val="single" w:color="D5D0C4" w:sz="4"/>
+                  </w:tcBorders>
+                  <w:tcMar>
+                    <w:top w:type="dxa" w:w="40"/>
+                    <w:left w:type="dxa" w:w="100"/>
+                    <w:bottom w:type="dxa" w:w="40"/>
+                    <w:right w:type="dxa" w:w="100"/>
+                  </w:tcMar>
+                  <w:vAlign w:val="center"/>
+                </w:tcPr>
+                <w:p>
+                  <w:pPr>
+                    <w:keepNext w:val="false"/>
+                    <w:spacing w:after="0" w:line="252"/>
+                    <w:jc w:val="left"/>
+                  </w:pPr>
+                  <w:r>
+                    <w:rPr>
+                      <w:rFonts w:ascii="Arial" w:cs="Arial" w:eastAsia="Arial" w:hAnsi="Arial"/>
+                      <w:color w:val="1C1B16"/>
+                      <w:sz w:val="18"/>
+                      <w:szCs w:val="18"/>
+                    </w:rPr>
+                    <w:t xml:space="preserve">Logistic, fold 5</w:t>
+                  </w:r>
+                </w:p>
+              </w:tc>
+              <w:tc>
+                <w:tcPr>
+                  <w:tcW w:type="dxa" w:w="1100"/>
+                  <w:tcBorders>
+                    <w:top w:val="single" w:color="D5D0C4" w:sz="4"/>
+                    <w:left w:val="single" w:color="D5D0C4" w:sz="4"/>
+                    <w:bottom w:val="single" w:color="D5D0C4" w:sz="4"/>
+                    <w:right w:val="single" w:color="D5D0C4" w:sz="4"/>
+                  </w:tcBorders>
+                  <w:tcMar>
+                    <w:top w:type="dxa" w:w="40"/>
+                    <w:left w:type="dxa" w:w="100"/>
+                    <w:bottom w:type="dxa" w:w="40"/>
+                    <w:right w:type="dxa" w:w="100"/>
+                  </w:tcMar>
+                  <w:vAlign w:val="center"/>
+                </w:tcPr>
+                <w:p>
+                  <w:pPr>
+                    <w:keepNext w:val="false"/>
+                    <w:spacing w:after="0" w:line="252"/>
+                    <w:jc w:val="right"/>
+                  </w:pPr>
+                  <w:r>
+                    <w:rPr>
+                      <w:rFonts w:ascii="Arial" w:cs="Arial" w:eastAsia="Arial" w:hAnsi="Arial"/>
+                      <w:b w:val="false"/>
+                      <w:bCs w:val="false"/>
+                      <w:color w:val="1C1B16"/>
+                      <w:sz w:val="18"/>
+                      <w:szCs w:val="18"/>
+                    </w:rPr>
+                    <w:t xml:space="preserve">0.798</w:t>
+                  </w:r>
+                </w:p>
+              </w:tc>
+            </w:tr>
+            <w:tr>
+              <w:trPr>
+                <w:cantSplit/>
+              </w:trPr>
+              <w:tc>
+                <w:tcPr>
+                  <w:tcW w:type="dxa" w:w="4340"/>
+                  <w:tcBorders>
+                    <w:top w:val="single" w:color="D5D0C4" w:sz="4"/>
+                    <w:left w:val="single" w:color="D5D0C4" w:sz="4"/>
+                    <w:bottom w:val="single" w:color="D5D0C4" w:sz="4"/>
+                    <w:right w:val="single" w:color="D5D0C4" w:sz="4"/>
+                  </w:tcBorders>
+                  <w:tcMar>
+                    <w:top w:type="dxa" w:w="40"/>
+                    <w:left w:type="dxa" w:w="100"/>
+                    <w:bottom w:type="dxa" w:w="40"/>
+                    <w:right w:type="dxa" w:w="100"/>
+                  </w:tcMar>
+                  <w:vAlign w:val="center"/>
+                </w:tcPr>
+                <w:p>
+                  <w:pPr>
+                    <w:keepNext w:val="false"/>
+                    <w:spacing w:after="0" w:line="252"/>
+                    <w:jc w:val="left"/>
+                  </w:pPr>
+                  <w:r>
+                    <w:rPr>
+                      <w:rFonts w:ascii="Arial" w:cs="Arial" w:eastAsia="Arial" w:hAnsi="Arial"/>
+                      <w:color w:val="1C1B16"/>
+                      <w:sz w:val="18"/>
+                      <w:szCs w:val="18"/>
+                    </w:rPr>
+                    <w:t xml:space="preserve">Logistic, mean of the five folds</w:t>
+                  </w:r>
+                </w:p>
+              </w:tc>
+              <w:tc>
+                <w:tcPr>
+                  <w:tcW w:type="dxa" w:w="1100"/>
+                  <w:tcBorders>
+                    <w:top w:val="single" w:color="D5D0C4" w:sz="4"/>
+                    <w:left w:val="single" w:color="D5D0C4" w:sz="4"/>
+                    <w:bottom w:val="single" w:color="D5D0C4" w:sz="4"/>
+                    <w:right w:val="single" w:color="D5D0C4" w:sz="4"/>
+                  </w:tcBorders>
+                  <w:tcMar>
+                    <w:top w:type="dxa" w:w="40"/>
+                    <w:left w:type="dxa" w:w="100"/>
+                    <w:bottom w:type="dxa" w:w="40"/>
+                    <w:right w:type="dxa" w:w="100"/>
+                  </w:tcMar>
+                  <w:vAlign w:val="center"/>
+                </w:tcPr>
+                <w:p>
+                  <w:pPr>
+                    <w:keepNext w:val="false"/>
+                    <w:spacing w:after="0" w:line="252"/>
+                    <w:jc w:val="right"/>
+                  </w:pPr>
+                  <w:r>
+                    <w:rPr>
+                      <w:rFonts w:ascii="Arial" w:cs="Arial" w:eastAsia="Arial" w:hAnsi="Arial"/>
+                      <w:b w:val="false"/>
+                      <w:bCs w:val="false"/>
+                      <w:color w:val="1C1B16"/>
+                      <w:sz w:val="18"/>
+                      <w:szCs w:val="18"/>
+                    </w:rPr>
+                    <w:t xml:space="preserve">0.786</w:t>
+                  </w:r>
+                </w:p>
+              </w:tc>
+            </w:tr>
+            <w:tr>
+              <w:trPr>
+                <w:cantSplit/>
+              </w:trPr>
+              <w:tc>
+                <w:tcPr>
+                  <w:tcW w:type="dxa" w:w="4340"/>
+                  <w:tcBorders>
+                    <w:top w:val="single" w:color="D5D0C4" w:sz="4"/>
+                    <w:left w:val="single" w:color="D5D0C4" w:sz="4"/>
+                    <w:bottom w:val="single" w:color="D5D0C4" w:sz="4"/>
+                    <w:right w:val="single" w:color="D5D0C4" w:sz="4"/>
+                  </w:tcBorders>
+                  <w:tcMar>
+                    <w:top w:type="dxa" w:w="40"/>
+                    <w:left w:type="dxa" w:w="100"/>
+                    <w:bottom w:type="dxa" w:w="40"/>
+                    <w:right w:type="dxa" w:w="100"/>
+                  </w:tcMar>
+                  <w:vAlign w:val="center"/>
+                </w:tcPr>
+                <w:p>
+                  <w:pPr>
+                    <w:keepNext w:val="false"/>
+                    <w:spacing w:after="0" w:line="252"/>
+                    <w:jc w:val="left"/>
+                  </w:pPr>
+                  <w:r>
+                    <w:rPr>
+                      <w:rFonts w:ascii="Arial" w:cs="Arial" w:eastAsia="Arial" w:hAnsi="Arial"/>
+                      <w:color w:val="1C1B16"/>
+                      <w:sz w:val="18"/>
+                      <w:szCs w:val="18"/>
+                    </w:rPr>
+                    <w:t xml:space="preserve">Logistic regression, on validation</w:t>
+                  </w:r>
+                </w:p>
+              </w:tc>
+              <w:tc>
+                <w:tcPr>
+                  <w:tcW w:type="dxa" w:w="1100"/>
+                  <w:tcBorders>
+                    <w:top w:val="single" w:color="D5D0C4" w:sz="4"/>
+                    <w:left w:val="single" w:color="D5D0C4" w:sz="4"/>
+                    <w:bottom w:val="single" w:color="D5D0C4" w:sz="4"/>
+                    <w:right w:val="single" w:color="D5D0C4" w:sz="4"/>
+                  </w:tcBorders>
+                  <w:tcMar>
+                    <w:top w:type="dxa" w:w="40"/>
+                    <w:left w:type="dxa" w:w="100"/>
+                    <w:bottom w:type="dxa" w:w="40"/>
+                    <w:right w:type="dxa" w:w="100"/>
+                  </w:tcMar>
+                  <w:vAlign w:val="center"/>
+                </w:tcPr>
+                <w:p>
+                  <w:pPr>
+                    <w:keepNext w:val="false"/>
+                    <w:spacing w:after="0" w:line="252"/>
+                    <w:jc w:val="right"/>
+                  </w:pPr>
+                  <w:r>
+                    <w:rPr>
+                      <w:rFonts w:ascii="Arial" w:cs="Arial" w:eastAsia="Arial" w:hAnsi="Arial"/>
+                      <w:b w:val="false"/>
+                      <w:bCs w:val="false"/>
+                      <w:color w:val="1C1B16"/>
+                      <w:sz w:val="18"/>
+                      <w:szCs w:val="18"/>
+                    </w:rPr>
+                    <w:t xml:space="preserve">0.795</w:t>
+                  </w:r>
+                </w:p>
+              </w:tc>
+            </w:tr>
+            <w:tr>
+              <w:trPr>
+                <w:cantSplit/>
+              </w:trPr>
+              <w:tc>
+                <w:tcPr>
+                  <w:tcW w:type="dxa" w:w="4340"/>
+                  <w:tcBorders>
+                    <w:top w:val="single" w:color="D5D0C4" w:sz="4"/>
+                    <w:left w:val="single" w:color="D5D0C4" w:sz="4"/>
+                    <w:bottom w:val="single" w:color="D5D0C4" w:sz="4"/>
+                    <w:right w:val="single" w:color="D5D0C4" w:sz="4"/>
+                  </w:tcBorders>
+                  <w:tcMar>
+                    <w:top w:type="dxa" w:w="40"/>
+                    <w:left w:type="dxa" w:w="100"/>
+                    <w:bottom w:type="dxa" w:w="40"/>
+                    <w:right w:type="dxa" w:w="100"/>
+                  </w:tcMar>
+                  <w:vAlign w:val="center"/>
+                </w:tcPr>
+                <w:p>
+                  <w:pPr>
+                    <w:keepNext w:val="false"/>
+                    <w:spacing w:after="0" w:line="252"/>
+                    <w:jc w:val="left"/>
+                  </w:pPr>
+                  <w:r>
+                    <w:rPr>
+                      <w:rFonts w:ascii="Arial" w:cs="Arial" w:eastAsia="Arial" w:hAnsi="Arial"/>
+                      <w:color w:val="1C1B16"/>
+                      <w:sz w:val="18"/>
+                      <w:szCs w:val="18"/>
+                    </w:rPr>
+                    <w:t xml:space="preserve">Random forest, on validation</w:t>
+                  </w:r>
+                </w:p>
+              </w:tc>
+              <w:tc>
+                <w:tcPr>
+                  <w:tcW w:type="dxa" w:w="1100"/>
+                  <w:tcBorders>
+                    <w:top w:val="single" w:color="D5D0C4" w:sz="4"/>
+                    <w:left w:val="single" w:color="D5D0C4" w:sz="4"/>
+                    <w:bottom w:val="single" w:color="D5D0C4" w:sz="4"/>
+                    <w:right w:val="single" w:color="D5D0C4" w:sz="4"/>
+                  </w:tcBorders>
+                  <w:tcMar>
+                    <w:top w:type="dxa" w:w="40"/>
+                    <w:left w:type="dxa" w:w="100"/>
+                    <w:bottom w:type="dxa" w:w="40"/>
+                    <w:right w:type="dxa" w:w="100"/>
+                  </w:tcMar>
+                  <w:vAlign w:val="center"/>
+                </w:tcPr>
+                <w:p>
+                  <w:pPr>
+                    <w:keepNext w:val="false"/>
+                    <w:spacing w:after="0" w:line="252"/>
+                    <w:jc w:val="right"/>
+                  </w:pPr>
+                  <w:r>
+                    <w:rPr>
+                      <w:rFonts w:ascii="Arial" w:cs="Arial" w:eastAsia="Arial" w:hAnsi="Arial"/>
+                      <w:b w:val="false"/>
+                      <w:bCs w:val="false"/>
+                      <w:color w:val="1C1B16"/>
+                      <w:sz w:val="18"/>
+                      <w:szCs w:val="18"/>
+                    </w:rPr>
+                    <w:t xml:space="preserve">0.799</w:t>
+                  </w:r>
+                </w:p>
+              </w:tc>
+            </w:tr>
+            <w:tr>
+              <w:trPr>
+                <w:cantSplit/>
+              </w:trPr>
+              <w:tc>
+                <w:tcPr>
+                  <w:tcW w:type="dxa" w:w="4340"/>
+                  <w:tcBorders>
+                    <w:top w:val="single" w:color="D5D0C4" w:sz="4"/>
+                    <w:left w:val="single" w:color="D5D0C4" w:sz="4"/>
+                    <w:bottom w:val="single" w:color="D5D0C4" w:sz="4"/>
+                    <w:right w:val="single" w:color="D5D0C4" w:sz="4"/>
+                  </w:tcBorders>
+                  <w:tcMar>
+                    <w:top w:type="dxa" w:w="40"/>
+                    <w:left w:type="dxa" w:w="100"/>
+                    <w:bottom w:type="dxa" w:w="40"/>
+                    <w:right w:type="dxa" w:w="100"/>
+                  </w:tcMar>
+                  <w:vAlign w:val="center"/>
+                </w:tcPr>
+                <w:p>
+                  <w:pPr>
+                    <w:keepNext w:val="false"/>
+                    <w:spacing w:after="0" w:line="252"/>
+                    <w:jc w:val="left"/>
+                  </w:pPr>
+                  <w:r>
+                    <w:rPr>
+                      <w:rFonts w:ascii="Arial" w:cs="Arial" w:eastAsia="Arial" w:hAnsi="Arial"/>
+                      <w:color w:val="1C1B16"/>
+                      <w:sz w:val="18"/>
+                      <w:szCs w:val="18"/>
+                    </w:rPr>
+                    <w:t xml:space="preserve">Gradient boosting, on validation</w:t>
+                  </w:r>
+                </w:p>
+              </w:tc>
+              <w:tc>
+                <w:tcPr>
+                  <w:tcW w:type="dxa" w:w="1100"/>
+                  <w:tcBorders>
+                    <w:top w:val="single" w:color="D5D0C4" w:sz="4"/>
+                    <w:left w:val="single" w:color="D5D0C4" w:sz="4"/>
+                    <w:bottom w:val="single" w:color="D5D0C4" w:sz="4"/>
+                    <w:right w:val="single" w:color="D5D0C4" w:sz="4"/>
+                  </w:tcBorders>
+                  <w:tcMar>
+                    <w:top w:type="dxa" w:w="40"/>
+                    <w:left w:type="dxa" w:w="100"/>
+                    <w:bottom w:type="dxa" w:w="40"/>
+                    <w:right w:type="dxa" w:w="100"/>
+                  </w:tcMar>
+                  <w:vAlign w:val="center"/>
+                </w:tcPr>
+                <w:p>
+                  <w:pPr>
+                    <w:keepNext w:val="false"/>
+                    <w:spacing w:after="0" w:line="252"/>
+                    <w:jc w:val="right"/>
+                  </w:pPr>
+                  <w:r>
+                    <w:rPr>
+                      <w:rFonts w:ascii="Arial" w:cs="Arial" w:eastAsia="Arial" w:hAnsi="Arial"/>
+                      <w:b w:val="false"/>
+                      <w:bCs w:val="false"/>
+                      <w:color w:val="1C1B16"/>
+                      <w:sz w:val="18"/>
+                      <w:szCs w:val="18"/>
+                    </w:rPr>
+                    <w:t xml:space="preserve">0.806</w:t>
+                  </w:r>
+                </w:p>
+              </w:tc>
+            </w:tr>
+          </w:tbl>
+          <w:p>
+            <w:pPr>
+              <w:keepNext/>
+              <w:spacing w:after="140" w:before="0"/>
+            </w:pPr>
+          </w:p>
+          <w:p>
+            <w:pPr>
+              <w:keepNext/>
               <w:spacing w:after="60" w:before="60" w:line="276"/>
             </w:pPr>
             <w:r>
@@ -12285,7 +12983,7 @@
                 <w:sz w:val="18"/>
                 <w:szCs w:val="18"/>
               </w:rPr>
-              <w:t xml:space="preserve">  ·  Read the depth curve</w:t>
+              <w:t xml:space="preserve">  ·  Count the folds</w:t>
             </w:r>
             <w:r>
               <w:rPr>
@@ -12311,7 +13009,7 @@
                 <w:sz w:val="21"/>
                 <w:szCs w:val="21"/>
               </w:rPr>
-              <w:t xml:space="preserve">The unlimited tree scores 0.996 on training and 0.837 on validation, below calling nobody. Which reading and which next step are right?</w:t>
+              <w:t xml:space="preserve">Five-fold cross-validation of the logistic model gave the five fold scores in Exhibit 4B. How many models were fitted, on about how many clients each, and what does the spread tell the committee?</w:t>
             </w:r>
           </w:p>
           <w:p>
@@ -12339,7 +13037,7 @@
                 <w:sz w:val="20"/>
                 <w:szCs w:val="20"/>
               </w:rPr>
-              <w:t xml:space="preserve">It memorised the training clients; cap the depth where validation AUC peaks, depth 5 here.</w:t>
+              <w:t xml:space="preserve">One model, scored five times on 4,942 clients each; the spread is that one model's error.</w:t>
             </w:r>
           </w:p>
           <w:p>
@@ -12367,7 +13065,7 @@
                 <w:sz w:val="20"/>
                 <w:szCs w:val="20"/>
               </w:rPr>
-              <w:t xml:space="preserve">It needs more columns to learn from; join the call log so validation catches up with training.</w:t>
+              <w:t xml:space="preserve">Five models on about 19,770 clients each; one split could have read 0.77 or 0.80.</w:t>
             </w:r>
           </w:p>
           <w:p>
@@ -12395,7 +13093,7 @@
                 <w:sz w:val="20"/>
                 <w:szCs w:val="20"/>
               </w:rPr>
-              <w:t xml:space="preserve">It has not trained long enough; grow it further until validation rises to meet training.</w:t>
+              <w:t xml:space="preserve">Five models on about 4,942 clients each; the spread says the model needs more rows.</w:t>
             </w:r>
           </w:p>
           <w:p>
@@ -12423,7 +13121,7 @@
                 <w:sz w:val="20"/>
                 <w:szCs w:val="20"/>
               </w:rPr>
-              <w:t xml:space="preserve">Validation has drifted from training; refit the unlimited tree on validation and report it.</w:t>
+              <w:t xml:space="preserve">Five models on all 24,712 clients each; the spread is noise and says nothing of a split.</w:t>
             </w:r>
           </w:p>
         </w:tc>
@@ -12495,7 +13193,7 @@
                 <w:sz w:val="18"/>
                 <w:szCs w:val="18"/>
               </w:rPr>
-              <w:t xml:space="preserve">   Medium</w:t>
+              <w:t xml:space="preserve">   Hard</w:t>
             </w:r>
             <w:r>
               <w:rPr>
@@ -12504,7 +13202,7 @@
                 <w:sz w:val="18"/>
                 <w:szCs w:val="18"/>
               </w:rPr>
-              <w:t xml:space="preserve">  ·  Pick the brakes</w:t>
+              <w:t xml:space="preserve">  ·  Judge the winner</w:t>
             </w:r>
             <w:r>
               <w:rPr>
@@ -12515,7 +13213,7 @@
                 <w:sz w:val="18"/>
                 <w:szCs w:val="18"/>
               </w:rPr>
-              <w:t xml:space="preserve">  ·  every correct letter</w:t>
+              <w:t xml:space="preserve">  ·  one letter</w:t>
             </w:r>
           </w:p>
           <w:p>
@@ -12530,7 +13228,7 @@
                 <w:sz w:val="21"/>
                 <w:szCs w:val="21"/>
               </w:rPr>
-              <w:t xml:space="preserve">Which of these put a brake on overfitting? Circle every correct letter.</w:t>
+              <w:t xml:space="preserve">Statement: gradient boosting should go into the memo, since it scores the highest validation AUC of the three families in Exhibit 4B. True or false, and why?</w:t>
             </w:r>
           </w:p>
           <w:p>
@@ -12558,7 +13256,7 @@
                 <w:sz w:val="20"/>
                 <w:szCs w:val="20"/>
               </w:rPr>
-              <w:t xml:space="preserve">capping the tree's depth, or asking for more clients in every leaf</w:t>
+              <w:t xml:space="preserve">True: 0.806 is above 0.799 and 0.795 on the same validation rows, and the memo reports the best found.</w:t>
             </w:r>
           </w:p>
           <w:p>
@@ -12586,7 +13284,7 @@
                 <w:sz w:val="20"/>
                 <w:szCs w:val="20"/>
               </w:rPr>
-              <w:t xml:space="preserve">a stronger penalty on the logistic weights, a smaller C in scikit-learn</w:t>
+              <w:t xml:space="preserve">True: boosting fits each round to the errors of the rounds before, so it generalises best of the three.</w:t>
             </w:r>
           </w:p>
           <w:p>
@@ -12614,7 +13312,7 @@
                 <w:sz w:val="20"/>
                 <w:szCs w:val="20"/>
               </w:rPr>
-              <w:t xml:space="preserve">refitting until the training rows score 1.0 at every new setting</w:t>
+              <w:t xml:space="preserve">False: 0.011 is inside the 0.03 one split moves by, so it is a tie, and the explainable logistic ships.</w:t>
             </w:r>
           </w:p>
           <w:p>
@@ -12642,7 +13340,7 @@
                 <w:sz w:val="20"/>
                 <w:szCs w:val="20"/>
               </w:rPr>
-              <w:t xml:space="preserve">choosing the depth or the penalty by five-fold cross-validation</w:t>
+              <w:t xml:space="preserve">False: AUC cannot compare different model families, so the committee needs each accuracy at 0.5.</w:t>
             </w:r>
           </w:p>
         </w:tc>
@@ -12692,7 +13390,7 @@
           <w:p>
             <w:pPr>
               <w:keepNext/>
-              <w:spacing w:after="80" w:before="80"/>
+              <w:spacing w:after="80" w:before="80" w:line="264"/>
             </w:pPr>
             <w:r>
               <w:rPr>
@@ -12703,7 +13401,7 @@
                 <w:sz w:val="19"/>
                 <w:szCs w:val="19"/>
               </w:rPr>
-              <w:t xml:space="preserve">Exhibit 4B</w:t>
+              <w:t xml:space="preserve">Word bank 4</w:t>
             </w:r>
             <w:r>
               <w:rPr>
@@ -12714,44 +13412,44 @@
                 <w:sz w:val="18"/>
                 <w:szCs w:val="18"/>
               </w:rPr>
-              <w:t xml:space="preserve">   Five-fold cross-validation of the logistic model on the 24,712 training clients, honest columns, and three model families scored on the 8,238 validation clients.</w:t>
+              <w:t xml:space="preserve">   Write the letter of the word or phrase that completes each statement. Each is used once at most, and some are not used.</w:t>
             </w:r>
           </w:p>
           <w:tbl>
             <w:tblPr>
-              <w:tblW w:type="dxa" w:w="5440"/>
+              <w:tblW w:type="dxa" w:w="9798"/>
               <w:tblBorders>
-                <w:top w:val="single" w:color="D5D0C4" w:sz="4"/>
-                <w:left w:val="single" w:color="D5D0C4" w:sz="4"/>
-                <w:bottom w:val="single" w:color="D5D0C4" w:sz="4"/>
-                <w:right w:val="single" w:color="D5D0C4" w:sz="4"/>
-                <w:insideH w:val="single" w:color="D5D0C4" w:sz="4"/>
-                <w:insideV w:val="single" w:color="D5D0C4" w:sz="4"/>
+                <w:top w:val="single" w:color="FFFFFF" w:sz="4"/>
+                <w:left w:val="single" w:color="FFFFFF" w:sz="4"/>
+                <w:bottom w:val="single" w:color="FFFFFF" w:sz="4"/>
+                <w:right w:val="single" w:color="FFFFFF" w:sz="4"/>
+                <w:insideH w:val="single" w:color="FFFFFF" w:sz="4"/>
+                <w:insideV w:val="single" w:color="FFFFFF" w:sz="4"/>
               </w:tblBorders>
             </w:tblPr>
             <w:tblGrid>
-              <w:gridCol w:w="4340"/>
-              <w:gridCol w:w="1100"/>
+              <w:gridCol w:w="3266"/>
+              <w:gridCol w:w="3266"/>
+              <w:gridCol w:w="3266"/>
             </w:tblGrid>
             <w:tr>
               <w:trPr>
                 <w:cantSplit/>
-                <w:tblHeader/>
               </w:trPr>
               <w:tc>
                 <w:tcPr>
-                  <w:tcW w:type="dxa" w:w="4340"/>
-                  <w:tcBorders>
-                    <w:top w:val="single" w:color="D5D0C4" w:sz="4"/>
-                    <w:left w:val="single" w:color="D5D0C4" w:sz="4"/>
-                    <w:bottom w:val="single" w:color="D5D0C4" w:sz="4"/>
-                    <w:right w:val="single" w:color="D5D0C4" w:sz="4"/>
-                  </w:tcBorders>
-                  <w:shd w:fill="F9F8F3" w:color="auto" w:val="clear"/>
-                  <w:tcMar>
-                    <w:top w:type="dxa" w:w="40"/>
-                    <w:left w:type="dxa" w:w="100"/>
-                    <w:bottom w:type="dxa" w:w="40"/>
+                  <w:tcW w:type="dxa" w:w="3266"/>
+                  <w:tcBorders>
+                    <w:top w:val="single" w:color="FFFFFF" w:sz="4"/>
+                    <w:left w:val="single" w:color="FFFFFF" w:sz="4"/>
+                    <w:bottom w:val="single" w:color="FFFFFF" w:sz="4"/>
+                    <w:right w:val="single" w:color="FFFFFF" w:sz="4"/>
+                  </w:tcBorders>
+                  <w:shd w:fill="F3F1EA" w:color="auto" w:val="clear"/>
+                  <w:tcMar>
+                    <w:top w:type="dxa" w:w="60"/>
+                    <w:left w:type="dxa" w:w="140"/>
+                    <w:bottom w:type="dxa" w:w="60"/>
                     <w:right w:type="dxa" w:w="100"/>
                   </w:tcMar>
                   <w:vAlign w:val="center"/>
@@ -12759,36 +13457,44 @@
                 <w:p>
                   <w:pPr>
                     <w:keepNext/>
-                    <w:spacing w:after="0" w:line="240"/>
-                    <w:jc w:val="left"/>
+                    <w:spacing w:after="0" w:line="252"/>
                   </w:pPr>
                   <w:r>
                     <w:rPr>
                       <w:rFonts w:ascii="Arial" w:cs="Arial" w:eastAsia="Arial" w:hAnsi="Arial"/>
                       <w:b/>
                       <w:bCs/>
+                      <w:color w:val="B37A33"/>
+                      <w:sz w:val="20"/>
+                      <w:szCs w:val="20"/>
+                    </w:rPr>
+                    <w:t xml:space="preserve">A   </w:t>
+                  </w:r>
+                  <w:r>
+                    <w:rPr>
+                      <w:rFonts w:ascii="Arial" w:cs="Arial" w:eastAsia="Arial" w:hAnsi="Arial"/>
                       <w:color w:val="1C1B16"/>
-                      <w:sz w:val="18"/>
-                      <w:szCs w:val="18"/>
-                    </w:rPr>
-                    <w:t xml:space="preserve">Run</w:t>
-                  </w:r>
-                </w:p>
-              </w:tc>
-              <w:tc>
-                <w:tcPr>
-                  <w:tcW w:type="dxa" w:w="1100"/>
-                  <w:tcBorders>
-                    <w:top w:val="single" w:color="D5D0C4" w:sz="4"/>
-                    <w:left w:val="single" w:color="D5D0C4" w:sz="4"/>
-                    <w:bottom w:val="single" w:color="D5D0C4" w:sz="4"/>
-                    <w:right w:val="single" w:color="D5D0C4" w:sz="4"/>
-                  </w:tcBorders>
-                  <w:shd w:fill="F9F8F3" w:color="auto" w:val="clear"/>
-                  <w:tcMar>
-                    <w:top w:type="dxa" w:w="40"/>
-                    <w:left w:type="dxa" w:w="100"/>
-                    <w:bottom w:type="dxa" w:w="40"/>
+                      <w:sz w:val="20"/>
+                      <w:szCs w:val="20"/>
+                    </w:rPr>
+                    <w:t xml:space="preserve">overfitting</w:t>
+                  </w:r>
+                </w:p>
+              </w:tc>
+              <w:tc>
+                <w:tcPr>
+                  <w:tcW w:type="dxa" w:w="3266"/>
+                  <w:tcBorders>
+                    <w:top w:val="single" w:color="FFFFFF" w:sz="4"/>
+                    <w:left w:val="single" w:color="FFFFFF" w:sz="4"/>
+                    <w:bottom w:val="single" w:color="FFFFFF" w:sz="4"/>
+                    <w:right w:val="single" w:color="FFFFFF" w:sz="4"/>
+                  </w:tcBorders>
+                  <w:shd w:fill="F3F1EA" w:color="auto" w:val="clear"/>
+                  <w:tcMar>
+                    <w:top w:type="dxa" w:w="60"/>
+                    <w:left w:type="dxa" w:w="140"/>
+                    <w:bottom w:type="dxa" w:w="60"/>
                     <w:right w:type="dxa" w:w="100"/>
                   </w:tcMar>
                   <w:vAlign w:val="center"/>
@@ -12796,19 +13502,72 @@
                 <w:p>
                   <w:pPr>
                     <w:keepNext/>
-                    <w:spacing w:after="0" w:line="240"/>
-                    <w:jc w:val="left"/>
+                    <w:spacing w:after="0" w:line="252"/>
                   </w:pPr>
                   <w:r>
                     <w:rPr>
                       <w:rFonts w:ascii="Arial" w:cs="Arial" w:eastAsia="Arial" w:hAnsi="Arial"/>
                       <w:b/>
                       <w:bCs/>
+                      <w:color w:val="B37A33"/>
+                      <w:sz w:val="20"/>
+                      <w:szCs w:val="20"/>
+                    </w:rPr>
+                    <w:t xml:space="preserve">B   </w:t>
+                  </w:r>
+                  <w:r>
+                    <w:rPr>
+                      <w:rFonts w:ascii="Arial" w:cs="Arial" w:eastAsia="Arial" w:hAnsi="Arial"/>
                       <w:color w:val="1C1B16"/>
-                      <w:sz w:val="18"/>
-                      <w:szCs w:val="18"/>
-                    </w:rPr>
-                    <w:t xml:space="preserve">AUC</w:t>
+                      <w:sz w:val="20"/>
+                      <w:szCs w:val="20"/>
+                    </w:rPr>
+                    <w:t xml:space="preserve">underfitting</w:t>
+                  </w:r>
+                </w:p>
+              </w:tc>
+              <w:tc>
+                <w:tcPr>
+                  <w:tcW w:type="dxa" w:w="3266"/>
+                  <w:tcBorders>
+                    <w:top w:val="single" w:color="FFFFFF" w:sz="4"/>
+                    <w:left w:val="single" w:color="FFFFFF" w:sz="4"/>
+                    <w:bottom w:val="single" w:color="FFFFFF" w:sz="4"/>
+                    <w:right w:val="single" w:color="FFFFFF" w:sz="4"/>
+                  </w:tcBorders>
+                  <w:shd w:fill="F3F1EA" w:color="auto" w:val="clear"/>
+                  <w:tcMar>
+                    <w:top w:type="dxa" w:w="60"/>
+                    <w:left w:type="dxa" w:w="140"/>
+                    <w:bottom w:type="dxa" w:w="60"/>
+                    <w:right w:type="dxa" w:w="100"/>
+                  </w:tcMar>
+                  <w:vAlign w:val="center"/>
+                </w:tcPr>
+                <w:p>
+                  <w:pPr>
+                    <w:keepNext/>
+                    <w:spacing w:after="0" w:line="252"/>
+                  </w:pPr>
+                  <w:r>
+                    <w:rPr>
+                      <w:rFonts w:ascii="Arial" w:cs="Arial" w:eastAsia="Arial" w:hAnsi="Arial"/>
+                      <w:b/>
+                      <w:bCs/>
+                      <w:color w:val="B37A33"/>
+                      <w:sz w:val="20"/>
+                      <w:szCs w:val="20"/>
+                    </w:rPr>
+                    <w:t xml:space="preserve">C   </w:t>
+                  </w:r>
+                  <w:r>
+                    <w:rPr>
+                      <w:rFonts w:ascii="Arial" w:cs="Arial" w:eastAsia="Arial" w:hAnsi="Arial"/>
+                      <w:color w:val="1C1B16"/>
+                      <w:sz w:val="20"/>
+                      <w:szCs w:val="20"/>
+                    </w:rPr>
+                    <w:t xml:space="preserve">threshold</w:t>
                   </w:r>
                 </w:p>
               </w:tc>
@@ -12819,671 +13578,136 @@
               </w:trPr>
               <w:tc>
                 <w:tcPr>
-                  <w:tcW w:type="dxa" w:w="4340"/>
-                  <w:tcBorders>
-                    <w:top w:val="single" w:color="D5D0C4" w:sz="4"/>
-                    <w:left w:val="single" w:color="D5D0C4" w:sz="4"/>
-                    <w:bottom w:val="single" w:color="D5D0C4" w:sz="4"/>
-                    <w:right w:val="single" w:color="D5D0C4" w:sz="4"/>
-                  </w:tcBorders>
-                  <w:tcMar>
-                    <w:top w:type="dxa" w:w="40"/>
-                    <w:left w:type="dxa" w:w="100"/>
-                    <w:bottom w:type="dxa" w:w="40"/>
+                  <w:tcW w:type="dxa" w:w="3266"/>
+                  <w:tcBorders>
+                    <w:top w:val="single" w:color="FFFFFF" w:sz="4"/>
+                    <w:left w:val="single" w:color="FFFFFF" w:sz="4"/>
+                    <w:bottom w:val="single" w:color="FFFFFF" w:sz="4"/>
+                    <w:right w:val="single" w:color="FFFFFF" w:sz="4"/>
+                  </w:tcBorders>
+                  <w:shd w:fill="F3F1EA" w:color="auto" w:val="clear"/>
+                  <w:tcMar>
+                    <w:top w:type="dxa" w:w="60"/>
+                    <w:left w:type="dxa" w:w="140"/>
+                    <w:bottom w:type="dxa" w:w="60"/>
                     <w:right w:type="dxa" w:w="100"/>
                   </w:tcMar>
                   <w:vAlign w:val="center"/>
                 </w:tcPr>
                 <w:p>
                   <w:pPr>
-                    <w:keepNext w:val="false"/>
+                    <w:keepNext/>
                     <w:spacing w:after="0" w:line="252"/>
-                    <w:jc w:val="left"/>
-                  </w:pPr>
+                  </w:pPr>
+                  <w:r>
+                    <w:rPr>
+                      <w:rFonts w:ascii="Arial" w:cs="Arial" w:eastAsia="Arial" w:hAnsi="Arial"/>
+                      <w:b/>
+                      <w:bCs/>
+                      <w:color w:val="B37A33"/>
+                      <w:sz w:val="20"/>
+                      <w:szCs w:val="20"/>
+                    </w:rPr>
+                    <w:t xml:space="preserve">D   </w:t>
+                  </w:r>
                   <w:r>
                     <w:rPr>
                       <w:rFonts w:ascii="Arial" w:cs="Arial" w:eastAsia="Arial" w:hAnsi="Arial"/>
                       <w:color w:val="1C1B16"/>
-                      <w:sz w:val="18"/>
-                      <w:szCs w:val="18"/>
-                    </w:rPr>
-                    <w:t xml:space="preserve">Logistic, fold 1</w:t>
-                  </w:r>
-                </w:p>
-              </w:tc>
-              <w:tc>
-                <w:tcPr>
-                  <w:tcW w:type="dxa" w:w="1100"/>
-                  <w:tcBorders>
-                    <w:top w:val="single" w:color="D5D0C4" w:sz="4"/>
-                    <w:left w:val="single" w:color="D5D0C4" w:sz="4"/>
-                    <w:bottom w:val="single" w:color="D5D0C4" w:sz="4"/>
-                    <w:right w:val="single" w:color="D5D0C4" w:sz="4"/>
-                  </w:tcBorders>
-                  <w:tcMar>
-                    <w:top w:type="dxa" w:w="40"/>
-                    <w:left w:type="dxa" w:w="100"/>
-                    <w:bottom w:type="dxa" w:w="40"/>
+                      <w:sz w:val="20"/>
+                      <w:szCs w:val="20"/>
+                    </w:rPr>
+                    <w:t xml:space="preserve">split</w:t>
+                  </w:r>
+                </w:p>
+              </w:tc>
+              <w:tc>
+                <w:tcPr>
+                  <w:tcW w:type="dxa" w:w="3266"/>
+                  <w:tcBorders>
+                    <w:top w:val="single" w:color="FFFFFF" w:sz="4"/>
+                    <w:left w:val="single" w:color="FFFFFF" w:sz="4"/>
+                    <w:bottom w:val="single" w:color="FFFFFF" w:sz="4"/>
+                    <w:right w:val="single" w:color="FFFFFF" w:sz="4"/>
+                  </w:tcBorders>
+                  <w:shd w:fill="F3F1EA" w:color="auto" w:val="clear"/>
+                  <w:tcMar>
+                    <w:top w:type="dxa" w:w="60"/>
+                    <w:left w:type="dxa" w:w="140"/>
+                    <w:bottom w:type="dxa" w:w="60"/>
                     <w:right w:type="dxa" w:w="100"/>
                   </w:tcMar>
                   <w:vAlign w:val="center"/>
                 </w:tcPr>
                 <w:p>
                   <w:pPr>
-                    <w:keepNext w:val="false"/>
+                    <w:keepNext/>
                     <w:spacing w:after="0" w:line="252"/>
-                    <w:jc w:val="right"/>
-                  </w:pPr>
-                  <w:r>
-                    <w:rPr>
-                      <w:rFonts w:ascii="Arial" w:cs="Arial" w:eastAsia="Arial" w:hAnsi="Arial"/>
-                      <w:b w:val="false"/>
-                      <w:bCs w:val="false"/>
+                  </w:pPr>
+                  <w:r>
+                    <w:rPr>
+                      <w:rFonts w:ascii="Arial" w:cs="Arial" w:eastAsia="Arial" w:hAnsi="Arial"/>
+                      <w:b/>
+                      <w:bCs/>
+                      <w:color w:val="B37A33"/>
+                      <w:sz w:val="20"/>
+                      <w:szCs w:val="20"/>
+                    </w:rPr>
+                    <w:t xml:space="preserve">E   </w:t>
+                  </w:r>
+                  <w:r>
+                    <w:rPr>
+                      <w:rFonts w:ascii="Arial" w:cs="Arial" w:eastAsia="Arial" w:hAnsi="Arial"/>
                       <w:color w:val="1C1B16"/>
-                      <w:sz w:val="18"/>
-                      <w:szCs w:val="18"/>
-                    </w:rPr>
-                    <w:t xml:space="preserve">0.771</w:t>
-                  </w:r>
-                </w:p>
-              </w:tc>
-            </w:tr>
-            <w:tr>
-              <w:trPr>
-                <w:cantSplit/>
-              </w:trPr>
-              <w:tc>
-                <w:tcPr>
-                  <w:tcW w:type="dxa" w:w="4340"/>
-                  <w:tcBorders>
-                    <w:top w:val="single" w:color="D5D0C4" w:sz="4"/>
-                    <w:left w:val="single" w:color="D5D0C4" w:sz="4"/>
-                    <w:bottom w:val="single" w:color="D5D0C4" w:sz="4"/>
-                    <w:right w:val="single" w:color="D5D0C4" w:sz="4"/>
-                  </w:tcBorders>
-                  <w:tcMar>
-                    <w:top w:type="dxa" w:w="40"/>
-                    <w:left w:type="dxa" w:w="100"/>
-                    <w:bottom w:type="dxa" w:w="40"/>
+                      <w:sz w:val="20"/>
+                      <w:szCs w:val="20"/>
+                    </w:rPr>
+                    <w:t xml:space="preserve">leakage</w:t>
+                  </w:r>
+                </w:p>
+              </w:tc>
+              <w:tc>
+                <w:tcPr>
+                  <w:tcW w:type="dxa" w:w="3266"/>
+                  <w:tcBorders>
+                    <w:top w:val="single" w:color="FFFFFF" w:sz="4"/>
+                    <w:left w:val="single" w:color="FFFFFF" w:sz="4"/>
+                    <w:bottom w:val="single" w:color="FFFFFF" w:sz="4"/>
+                    <w:right w:val="single" w:color="FFFFFF" w:sz="4"/>
+                  </w:tcBorders>
+                  <w:shd w:fill="F3F1EA" w:color="auto" w:val="clear"/>
+                  <w:tcMar>
+                    <w:top w:type="dxa" w:w="60"/>
+                    <w:left w:type="dxa" w:w="140"/>
+                    <w:bottom w:type="dxa" w:w="60"/>
                     <w:right w:type="dxa" w:w="100"/>
                   </w:tcMar>
                   <w:vAlign w:val="center"/>
                 </w:tcPr>
                 <w:p>
                   <w:pPr>
-                    <w:keepNext w:val="false"/>
+                    <w:keepNext/>
                     <w:spacing w:after="0" w:line="252"/>
-                    <w:jc w:val="left"/>
-                  </w:pPr>
+                  </w:pPr>
+                  <w:r>
+                    <w:rPr>
+                      <w:rFonts w:ascii="Arial" w:cs="Arial" w:eastAsia="Arial" w:hAnsi="Arial"/>
+                      <w:b/>
+                      <w:bCs/>
+                      <w:color w:val="B37A33"/>
+                      <w:sz w:val="20"/>
+                      <w:szCs w:val="20"/>
+                    </w:rPr>
+                    <w:t xml:space="preserve">F   </w:t>
+                  </w:r>
                   <w:r>
                     <w:rPr>
                       <w:rFonts w:ascii="Arial" w:cs="Arial" w:eastAsia="Arial" w:hAnsi="Arial"/>
                       <w:color w:val="1C1B16"/>
-                      <w:sz w:val="18"/>
-                      <w:szCs w:val="18"/>
-                    </w:rPr>
-                    <w:t xml:space="preserve">Logistic, fold 2</w:t>
-                  </w:r>
-                </w:p>
-              </w:tc>
-              <w:tc>
-                <w:tcPr>
-                  <w:tcW w:type="dxa" w:w="1100"/>
-                  <w:tcBorders>
-                    <w:top w:val="single" w:color="D5D0C4" w:sz="4"/>
-                    <w:left w:val="single" w:color="D5D0C4" w:sz="4"/>
-                    <w:bottom w:val="single" w:color="D5D0C4" w:sz="4"/>
-                    <w:right w:val="single" w:color="D5D0C4" w:sz="4"/>
-                  </w:tcBorders>
-                  <w:tcMar>
-                    <w:top w:type="dxa" w:w="40"/>
-                    <w:left w:type="dxa" w:w="100"/>
-                    <w:bottom w:type="dxa" w:w="40"/>
-                    <w:right w:type="dxa" w:w="100"/>
-                  </w:tcMar>
-                  <w:vAlign w:val="center"/>
-                </w:tcPr>
-                <w:p>
-                  <w:pPr>
-                    <w:keepNext w:val="false"/>
-                    <w:spacing w:after="0" w:line="252"/>
-                    <w:jc w:val="right"/>
-                  </w:pPr>
-                  <w:r>
-                    <w:rPr>
-                      <w:rFonts w:ascii="Arial" w:cs="Arial" w:eastAsia="Arial" w:hAnsi="Arial"/>
-                      <w:b w:val="false"/>
-                      <w:bCs w:val="false"/>
-                      <w:color w:val="1C1B16"/>
-                      <w:sz w:val="18"/>
-                      <w:szCs w:val="18"/>
-                    </w:rPr>
-                    <w:t xml:space="preserve">0.769</w:t>
-                  </w:r>
-                </w:p>
-              </w:tc>
-            </w:tr>
-            <w:tr>
-              <w:trPr>
-                <w:cantSplit/>
-              </w:trPr>
-              <w:tc>
-                <w:tcPr>
-                  <w:tcW w:type="dxa" w:w="4340"/>
-                  <w:tcBorders>
-                    <w:top w:val="single" w:color="D5D0C4" w:sz="4"/>
-                    <w:left w:val="single" w:color="D5D0C4" w:sz="4"/>
-                    <w:bottom w:val="single" w:color="D5D0C4" w:sz="4"/>
-                    <w:right w:val="single" w:color="D5D0C4" w:sz="4"/>
-                  </w:tcBorders>
-                  <w:tcMar>
-                    <w:top w:type="dxa" w:w="40"/>
-                    <w:left w:type="dxa" w:w="100"/>
-                    <w:bottom w:type="dxa" w:w="40"/>
-                    <w:right w:type="dxa" w:w="100"/>
-                  </w:tcMar>
-                  <w:vAlign w:val="center"/>
-                </w:tcPr>
-                <w:p>
-                  <w:pPr>
-                    <w:keepNext w:val="false"/>
-                    <w:spacing w:after="0" w:line="252"/>
-                    <w:jc w:val="left"/>
-                  </w:pPr>
-                  <w:r>
-                    <w:rPr>
-                      <w:rFonts w:ascii="Arial" w:cs="Arial" w:eastAsia="Arial" w:hAnsi="Arial"/>
-                      <w:color w:val="1C1B16"/>
-                      <w:sz w:val="18"/>
-                      <w:szCs w:val="18"/>
-                    </w:rPr>
-                    <w:t xml:space="preserve">Logistic, fold 3</w:t>
-                  </w:r>
-                </w:p>
-              </w:tc>
-              <w:tc>
-                <w:tcPr>
-                  <w:tcW w:type="dxa" w:w="1100"/>
-                  <w:tcBorders>
-                    <w:top w:val="single" w:color="D5D0C4" w:sz="4"/>
-                    <w:left w:val="single" w:color="D5D0C4" w:sz="4"/>
-                    <w:bottom w:val="single" w:color="D5D0C4" w:sz="4"/>
-                    <w:right w:val="single" w:color="D5D0C4" w:sz="4"/>
-                  </w:tcBorders>
-                  <w:tcMar>
-                    <w:top w:type="dxa" w:w="40"/>
-                    <w:left w:type="dxa" w:w="100"/>
-                    <w:bottom w:type="dxa" w:w="40"/>
-                    <w:right w:type="dxa" w:w="100"/>
-                  </w:tcMar>
-                  <w:vAlign w:val="center"/>
-                </w:tcPr>
-                <w:p>
-                  <w:pPr>
-                    <w:keepNext w:val="false"/>
-                    <w:spacing w:after="0" w:line="252"/>
-                    <w:jc w:val="right"/>
-                  </w:pPr>
-                  <w:r>
-                    <w:rPr>
-                      <w:rFonts w:ascii="Arial" w:cs="Arial" w:eastAsia="Arial" w:hAnsi="Arial"/>
-                      <w:b w:val="false"/>
-                      <w:bCs w:val="false"/>
-                      <w:color w:val="1C1B16"/>
-                      <w:sz w:val="18"/>
-                      <w:szCs w:val="18"/>
-                    </w:rPr>
-                    <w:t xml:space="preserve">0.797</w:t>
-                  </w:r>
-                </w:p>
-              </w:tc>
-            </w:tr>
-            <w:tr>
-              <w:trPr>
-                <w:cantSplit/>
-              </w:trPr>
-              <w:tc>
-                <w:tcPr>
-                  <w:tcW w:type="dxa" w:w="4340"/>
-                  <w:tcBorders>
-                    <w:top w:val="single" w:color="D5D0C4" w:sz="4"/>
-                    <w:left w:val="single" w:color="D5D0C4" w:sz="4"/>
-                    <w:bottom w:val="single" w:color="D5D0C4" w:sz="4"/>
-                    <w:right w:val="single" w:color="D5D0C4" w:sz="4"/>
-                  </w:tcBorders>
-                  <w:tcMar>
-                    <w:top w:type="dxa" w:w="40"/>
-                    <w:left w:type="dxa" w:w="100"/>
-                    <w:bottom w:type="dxa" w:w="40"/>
-                    <w:right w:type="dxa" w:w="100"/>
-                  </w:tcMar>
-                  <w:vAlign w:val="center"/>
-                </w:tcPr>
-                <w:p>
-                  <w:pPr>
-                    <w:keepNext w:val="false"/>
-                    <w:spacing w:after="0" w:line="252"/>
-                    <w:jc w:val="left"/>
-                  </w:pPr>
-                  <w:r>
-                    <w:rPr>
-                      <w:rFonts w:ascii="Arial" w:cs="Arial" w:eastAsia="Arial" w:hAnsi="Arial"/>
-                      <w:color w:val="1C1B16"/>
-                      <w:sz w:val="18"/>
-                      <w:szCs w:val="18"/>
-                    </w:rPr>
-                    <w:t xml:space="preserve">Logistic, fold 4</w:t>
-                  </w:r>
-                </w:p>
-              </w:tc>
-              <w:tc>
-                <w:tcPr>
-                  <w:tcW w:type="dxa" w:w="1100"/>
-                  <w:tcBorders>
-                    <w:top w:val="single" w:color="D5D0C4" w:sz="4"/>
-                    <w:left w:val="single" w:color="D5D0C4" w:sz="4"/>
-                    <w:bottom w:val="single" w:color="D5D0C4" w:sz="4"/>
-                    <w:right w:val="single" w:color="D5D0C4" w:sz="4"/>
-                  </w:tcBorders>
-                  <w:tcMar>
-                    <w:top w:type="dxa" w:w="40"/>
-                    <w:left w:type="dxa" w:w="100"/>
-                    <w:bottom w:type="dxa" w:w="40"/>
-                    <w:right w:type="dxa" w:w="100"/>
-                  </w:tcMar>
-                  <w:vAlign w:val="center"/>
-                </w:tcPr>
-                <w:p>
-                  <w:pPr>
-                    <w:keepNext w:val="false"/>
-                    <w:spacing w:after="0" w:line="252"/>
-                    <w:jc w:val="right"/>
-                  </w:pPr>
-                  <w:r>
-                    <w:rPr>
-                      <w:rFonts w:ascii="Arial" w:cs="Arial" w:eastAsia="Arial" w:hAnsi="Arial"/>
-                      <w:b w:val="false"/>
-                      <w:bCs w:val="false"/>
-                      <w:color w:val="1C1B16"/>
-                      <w:sz w:val="18"/>
-                      <w:szCs w:val="18"/>
-                    </w:rPr>
-                    <w:t xml:space="preserve">0.796</w:t>
-                  </w:r>
-                </w:p>
-              </w:tc>
-            </w:tr>
-            <w:tr>
-              <w:trPr>
-                <w:cantSplit/>
-              </w:trPr>
-              <w:tc>
-                <w:tcPr>
-                  <w:tcW w:type="dxa" w:w="4340"/>
-                  <w:tcBorders>
-                    <w:top w:val="single" w:color="D5D0C4" w:sz="4"/>
-                    <w:left w:val="single" w:color="D5D0C4" w:sz="4"/>
-                    <w:bottom w:val="single" w:color="D5D0C4" w:sz="4"/>
-                    <w:right w:val="single" w:color="D5D0C4" w:sz="4"/>
-                  </w:tcBorders>
-                  <w:tcMar>
-                    <w:top w:type="dxa" w:w="40"/>
-                    <w:left w:type="dxa" w:w="100"/>
-                    <w:bottom w:type="dxa" w:w="40"/>
-                    <w:right w:type="dxa" w:w="100"/>
-                  </w:tcMar>
-                  <w:vAlign w:val="center"/>
-                </w:tcPr>
-                <w:p>
-                  <w:pPr>
-                    <w:keepNext w:val="false"/>
-                    <w:spacing w:after="0" w:line="252"/>
-                    <w:jc w:val="left"/>
-                  </w:pPr>
-                  <w:r>
-                    <w:rPr>
-                      <w:rFonts w:ascii="Arial" w:cs="Arial" w:eastAsia="Arial" w:hAnsi="Arial"/>
-                      <w:color w:val="1C1B16"/>
-                      <w:sz w:val="18"/>
-                      <w:szCs w:val="18"/>
-                    </w:rPr>
-                    <w:t xml:space="preserve">Logistic, fold 5</w:t>
-                  </w:r>
-                </w:p>
-              </w:tc>
-              <w:tc>
-                <w:tcPr>
-                  <w:tcW w:type="dxa" w:w="1100"/>
-                  <w:tcBorders>
-                    <w:top w:val="single" w:color="D5D0C4" w:sz="4"/>
-                    <w:left w:val="single" w:color="D5D0C4" w:sz="4"/>
-                    <w:bottom w:val="single" w:color="D5D0C4" w:sz="4"/>
-                    <w:right w:val="single" w:color="D5D0C4" w:sz="4"/>
-                  </w:tcBorders>
-                  <w:tcMar>
-                    <w:top w:type="dxa" w:w="40"/>
-                    <w:left w:type="dxa" w:w="100"/>
-                    <w:bottom w:type="dxa" w:w="40"/>
-                    <w:right w:type="dxa" w:w="100"/>
-                  </w:tcMar>
-                  <w:vAlign w:val="center"/>
-                </w:tcPr>
-                <w:p>
-                  <w:pPr>
-                    <w:keepNext w:val="false"/>
-                    <w:spacing w:after="0" w:line="252"/>
-                    <w:jc w:val="right"/>
-                  </w:pPr>
-                  <w:r>
-                    <w:rPr>
-                      <w:rFonts w:ascii="Arial" w:cs="Arial" w:eastAsia="Arial" w:hAnsi="Arial"/>
-                      <w:b w:val="false"/>
-                      <w:bCs w:val="false"/>
-                      <w:color w:val="1C1B16"/>
-                      <w:sz w:val="18"/>
-                      <w:szCs w:val="18"/>
-                    </w:rPr>
-                    <w:t xml:space="preserve">0.798</w:t>
-                  </w:r>
-                </w:p>
-              </w:tc>
-            </w:tr>
-            <w:tr>
-              <w:trPr>
-                <w:cantSplit/>
-              </w:trPr>
-              <w:tc>
-                <w:tcPr>
-                  <w:tcW w:type="dxa" w:w="4340"/>
-                  <w:tcBorders>
-                    <w:top w:val="single" w:color="D5D0C4" w:sz="4"/>
-                    <w:left w:val="single" w:color="D5D0C4" w:sz="4"/>
-                    <w:bottom w:val="single" w:color="D5D0C4" w:sz="4"/>
-                    <w:right w:val="single" w:color="D5D0C4" w:sz="4"/>
-                  </w:tcBorders>
-                  <w:tcMar>
-                    <w:top w:type="dxa" w:w="40"/>
-                    <w:left w:type="dxa" w:w="100"/>
-                    <w:bottom w:type="dxa" w:w="40"/>
-                    <w:right w:type="dxa" w:w="100"/>
-                  </w:tcMar>
-                  <w:vAlign w:val="center"/>
-                </w:tcPr>
-                <w:p>
-                  <w:pPr>
-                    <w:keepNext w:val="false"/>
-                    <w:spacing w:after="0" w:line="252"/>
-                    <w:jc w:val="left"/>
-                  </w:pPr>
-                  <w:r>
-                    <w:rPr>
-                      <w:rFonts w:ascii="Arial" w:cs="Arial" w:eastAsia="Arial" w:hAnsi="Arial"/>
-                      <w:color w:val="1C1B16"/>
-                      <w:sz w:val="18"/>
-                      <w:szCs w:val="18"/>
-                    </w:rPr>
-                    <w:t xml:space="preserve">Logistic, mean of the five folds</w:t>
-                  </w:r>
-                </w:p>
-              </w:tc>
-              <w:tc>
-                <w:tcPr>
-                  <w:tcW w:type="dxa" w:w="1100"/>
-                  <w:tcBorders>
-                    <w:top w:val="single" w:color="D5D0C4" w:sz="4"/>
-                    <w:left w:val="single" w:color="D5D0C4" w:sz="4"/>
-                    <w:bottom w:val="single" w:color="D5D0C4" w:sz="4"/>
-                    <w:right w:val="single" w:color="D5D0C4" w:sz="4"/>
-                  </w:tcBorders>
-                  <w:tcMar>
-                    <w:top w:type="dxa" w:w="40"/>
-                    <w:left w:type="dxa" w:w="100"/>
-                    <w:bottom w:type="dxa" w:w="40"/>
-                    <w:right w:type="dxa" w:w="100"/>
-                  </w:tcMar>
-                  <w:vAlign w:val="center"/>
-                </w:tcPr>
-                <w:p>
-                  <w:pPr>
-                    <w:keepNext w:val="false"/>
-                    <w:spacing w:after="0" w:line="252"/>
-                    <w:jc w:val="right"/>
-                  </w:pPr>
-                  <w:r>
-                    <w:rPr>
-                      <w:rFonts w:ascii="Arial" w:cs="Arial" w:eastAsia="Arial" w:hAnsi="Arial"/>
-                      <w:b w:val="false"/>
-                      <w:bCs w:val="false"/>
-                      <w:color w:val="1C1B16"/>
-                      <w:sz w:val="18"/>
-                      <w:szCs w:val="18"/>
-                    </w:rPr>
-                    <w:t xml:space="preserve">0.786</w:t>
-                  </w:r>
-                </w:p>
-              </w:tc>
-            </w:tr>
-            <w:tr>
-              <w:trPr>
-                <w:cantSplit/>
-              </w:trPr>
-              <w:tc>
-                <w:tcPr>
-                  <w:tcW w:type="dxa" w:w="4340"/>
-                  <w:tcBorders>
-                    <w:top w:val="single" w:color="D5D0C4" w:sz="4"/>
-                    <w:left w:val="single" w:color="D5D0C4" w:sz="4"/>
-                    <w:bottom w:val="single" w:color="D5D0C4" w:sz="4"/>
-                    <w:right w:val="single" w:color="D5D0C4" w:sz="4"/>
-                  </w:tcBorders>
-                  <w:tcMar>
-                    <w:top w:type="dxa" w:w="40"/>
-                    <w:left w:type="dxa" w:w="100"/>
-                    <w:bottom w:type="dxa" w:w="40"/>
-                    <w:right w:type="dxa" w:w="100"/>
-                  </w:tcMar>
-                  <w:vAlign w:val="center"/>
-                </w:tcPr>
-                <w:p>
-                  <w:pPr>
-                    <w:keepNext w:val="false"/>
-                    <w:spacing w:after="0" w:line="252"/>
-                    <w:jc w:val="left"/>
-                  </w:pPr>
-                  <w:r>
-                    <w:rPr>
-                      <w:rFonts w:ascii="Arial" w:cs="Arial" w:eastAsia="Arial" w:hAnsi="Arial"/>
-                      <w:color w:val="1C1B16"/>
-                      <w:sz w:val="18"/>
-                      <w:szCs w:val="18"/>
-                    </w:rPr>
-                    <w:t xml:space="preserve">Logistic regression, on validation</w:t>
-                  </w:r>
-                </w:p>
-              </w:tc>
-              <w:tc>
-                <w:tcPr>
-                  <w:tcW w:type="dxa" w:w="1100"/>
-                  <w:tcBorders>
-                    <w:top w:val="single" w:color="D5D0C4" w:sz="4"/>
-                    <w:left w:val="single" w:color="D5D0C4" w:sz="4"/>
-                    <w:bottom w:val="single" w:color="D5D0C4" w:sz="4"/>
-                    <w:right w:val="single" w:color="D5D0C4" w:sz="4"/>
-                  </w:tcBorders>
-                  <w:tcMar>
-                    <w:top w:type="dxa" w:w="40"/>
-                    <w:left w:type="dxa" w:w="100"/>
-                    <w:bottom w:type="dxa" w:w="40"/>
-                    <w:right w:type="dxa" w:w="100"/>
-                  </w:tcMar>
-                  <w:vAlign w:val="center"/>
-                </w:tcPr>
-                <w:p>
-                  <w:pPr>
-                    <w:keepNext w:val="false"/>
-                    <w:spacing w:after="0" w:line="252"/>
-                    <w:jc w:val="right"/>
-                  </w:pPr>
-                  <w:r>
-                    <w:rPr>
-                      <w:rFonts w:ascii="Arial" w:cs="Arial" w:eastAsia="Arial" w:hAnsi="Arial"/>
-                      <w:b w:val="false"/>
-                      <w:bCs w:val="false"/>
-                      <w:color w:val="1C1B16"/>
-                      <w:sz w:val="18"/>
-                      <w:szCs w:val="18"/>
-                    </w:rPr>
-                    <w:t xml:space="preserve">0.795</w:t>
-                  </w:r>
-                </w:p>
-              </w:tc>
-            </w:tr>
-            <w:tr>
-              <w:trPr>
-                <w:cantSplit/>
-              </w:trPr>
-              <w:tc>
-                <w:tcPr>
-                  <w:tcW w:type="dxa" w:w="4340"/>
-                  <w:tcBorders>
-                    <w:top w:val="single" w:color="D5D0C4" w:sz="4"/>
-                    <w:left w:val="single" w:color="D5D0C4" w:sz="4"/>
-                    <w:bottom w:val="single" w:color="D5D0C4" w:sz="4"/>
-                    <w:right w:val="single" w:color="D5D0C4" w:sz="4"/>
-                  </w:tcBorders>
-                  <w:tcMar>
-                    <w:top w:type="dxa" w:w="40"/>
-                    <w:left w:type="dxa" w:w="100"/>
-                    <w:bottom w:type="dxa" w:w="40"/>
-                    <w:right w:type="dxa" w:w="100"/>
-                  </w:tcMar>
-                  <w:vAlign w:val="center"/>
-                </w:tcPr>
-                <w:p>
-                  <w:pPr>
-                    <w:keepNext w:val="false"/>
-                    <w:spacing w:after="0" w:line="252"/>
-                    <w:jc w:val="left"/>
-                  </w:pPr>
-                  <w:r>
-                    <w:rPr>
-                      <w:rFonts w:ascii="Arial" w:cs="Arial" w:eastAsia="Arial" w:hAnsi="Arial"/>
-                      <w:color w:val="1C1B16"/>
-                      <w:sz w:val="18"/>
-                      <w:szCs w:val="18"/>
-                    </w:rPr>
-                    <w:t xml:space="preserve">Random forest, on validation</w:t>
-                  </w:r>
-                </w:p>
-              </w:tc>
-              <w:tc>
-                <w:tcPr>
-                  <w:tcW w:type="dxa" w:w="1100"/>
-                  <w:tcBorders>
-                    <w:top w:val="single" w:color="D5D0C4" w:sz="4"/>
-                    <w:left w:val="single" w:color="D5D0C4" w:sz="4"/>
-                    <w:bottom w:val="single" w:color="D5D0C4" w:sz="4"/>
-                    <w:right w:val="single" w:color="D5D0C4" w:sz="4"/>
-                  </w:tcBorders>
-                  <w:tcMar>
-                    <w:top w:type="dxa" w:w="40"/>
-                    <w:left w:type="dxa" w:w="100"/>
-                    <w:bottom w:type="dxa" w:w="40"/>
-                    <w:right w:type="dxa" w:w="100"/>
-                  </w:tcMar>
-                  <w:vAlign w:val="center"/>
-                </w:tcPr>
-                <w:p>
-                  <w:pPr>
-                    <w:keepNext w:val="false"/>
-                    <w:spacing w:after="0" w:line="252"/>
-                    <w:jc w:val="right"/>
-                  </w:pPr>
-                  <w:r>
-                    <w:rPr>
-                      <w:rFonts w:ascii="Arial" w:cs="Arial" w:eastAsia="Arial" w:hAnsi="Arial"/>
-                      <w:b w:val="false"/>
-                      <w:bCs w:val="false"/>
-                      <w:color w:val="1C1B16"/>
-                      <w:sz w:val="18"/>
-                      <w:szCs w:val="18"/>
-                    </w:rPr>
-                    <w:t xml:space="preserve">0.799</w:t>
-                  </w:r>
-                </w:p>
-              </w:tc>
-            </w:tr>
-            <w:tr>
-              <w:trPr>
-                <w:cantSplit/>
-              </w:trPr>
-              <w:tc>
-                <w:tcPr>
-                  <w:tcW w:type="dxa" w:w="4340"/>
-                  <w:tcBorders>
-                    <w:top w:val="single" w:color="D5D0C4" w:sz="4"/>
-                    <w:left w:val="single" w:color="D5D0C4" w:sz="4"/>
-                    <w:bottom w:val="single" w:color="D5D0C4" w:sz="4"/>
-                    <w:right w:val="single" w:color="D5D0C4" w:sz="4"/>
-                  </w:tcBorders>
-                  <w:tcMar>
-                    <w:top w:type="dxa" w:w="40"/>
-                    <w:left w:type="dxa" w:w="100"/>
-                    <w:bottom w:type="dxa" w:w="40"/>
-                    <w:right w:type="dxa" w:w="100"/>
-                  </w:tcMar>
-                  <w:vAlign w:val="center"/>
-                </w:tcPr>
-                <w:p>
-                  <w:pPr>
-                    <w:keepNext w:val="false"/>
-                    <w:spacing w:after="0" w:line="252"/>
-                    <w:jc w:val="left"/>
-                  </w:pPr>
-                  <w:r>
-                    <w:rPr>
-                      <w:rFonts w:ascii="Arial" w:cs="Arial" w:eastAsia="Arial" w:hAnsi="Arial"/>
-                      <w:color w:val="1C1B16"/>
-                      <w:sz w:val="18"/>
-                      <w:szCs w:val="18"/>
-                    </w:rPr>
-                    <w:t xml:space="preserve">Gradient boosting, on validation</w:t>
-                  </w:r>
-                </w:p>
-              </w:tc>
-              <w:tc>
-                <w:tcPr>
-                  <w:tcW w:type="dxa" w:w="1100"/>
-                  <w:tcBorders>
-                    <w:top w:val="single" w:color="D5D0C4" w:sz="4"/>
-                    <w:left w:val="single" w:color="D5D0C4" w:sz="4"/>
-                    <w:bottom w:val="single" w:color="D5D0C4" w:sz="4"/>
-                    <w:right w:val="single" w:color="D5D0C4" w:sz="4"/>
-                  </w:tcBorders>
-                  <w:tcMar>
-                    <w:top w:type="dxa" w:w="40"/>
-                    <w:left w:type="dxa" w:w="100"/>
-                    <w:bottom w:type="dxa" w:w="40"/>
-                    <w:right w:type="dxa" w:w="100"/>
-                  </w:tcMar>
-                  <w:vAlign w:val="center"/>
-                </w:tcPr>
-                <w:p>
-                  <w:pPr>
-                    <w:keepNext w:val="false"/>
-                    <w:spacing w:after="0" w:line="252"/>
-                    <w:jc w:val="right"/>
-                  </w:pPr>
-                  <w:r>
-                    <w:rPr>
-                      <w:rFonts w:ascii="Arial" w:cs="Arial" w:eastAsia="Arial" w:hAnsi="Arial"/>
-                      <w:b w:val="false"/>
-                      <w:bCs w:val="false"/>
-                      <w:color w:val="1C1B16"/>
-                      <w:sz w:val="18"/>
-                      <w:szCs w:val="18"/>
-                    </w:rPr>
-                    <w:t xml:space="preserve">0.806</w:t>
+                      <w:sz w:val="20"/>
+                      <w:szCs w:val="20"/>
+                    </w:rPr>
+                    <w:t xml:space="preserve">seed</w:t>
                   </w:r>
                 </w:p>
               </w:tc>
@@ -13520,7 +13744,7 @@
                 <w:sz w:val="18"/>
                 <w:szCs w:val="18"/>
               </w:rPr>
-              <w:t xml:space="preserve">   Hard</w:t>
+              <w:t xml:space="preserve">   Easy</w:t>
             </w:r>
             <w:r>
               <w:rPr>
@@ -13529,7 +13753,7 @@
                 <w:sz w:val="18"/>
                 <w:szCs w:val="18"/>
               </w:rPr>
-              <w:t xml:space="preserve">  ·  Count the folds</w:t>
+              <w:t xml:space="preserve">  ·  Name the failure</w:t>
             </w:r>
             <w:r>
               <w:rPr>
@@ -13540,7 +13764,7 @@
                 <w:sz w:val="18"/>
                 <w:szCs w:val="18"/>
               </w:rPr>
-              <w:t xml:space="preserve">  ·  one letter</w:t>
+              <w:t xml:space="preserve">  ·  a letter from Word bank 4</w:t>
             </w:r>
           </w:p>
           <w:p>
@@ -13555,119 +13779,7 @@
                 <w:sz w:val="21"/>
                 <w:szCs w:val="21"/>
               </w:rPr>
-              <w:t xml:space="preserve">Five-fold cross-validation of the logistic model gave the five fold scores in Exhibit 4B. How many models were fitted, on about how many clients each, and what does the spread tell the committee?</w:t>
-            </w:r>
-          </w:p>
-          <w:p>
-            <w:pPr>
-              <w:keepNext/>
-              <w:keepLines/>
-              <w:spacing w:after="60" w:before="0" w:line="264"/>
-              <w:ind w:left="360" w:hanging="360"/>
-            </w:pPr>
-            <w:r>
-              <w:rPr>
-                <w:rFonts w:ascii="Arial" w:cs="Arial" w:eastAsia="Arial" w:hAnsi="Arial"/>
-                <w:b/>
-                <w:bCs/>
-                <w:color w:val="1C1B16"/>
-                <w:sz w:val="20"/>
-                <w:szCs w:val="20"/>
-              </w:rPr>
-              <w:t xml:space="preserve">A.  </w:t>
-            </w:r>
-            <w:r>
-              <w:rPr>
-                <w:rFonts w:ascii="Arial" w:cs="Arial" w:eastAsia="Arial" w:hAnsi="Arial"/>
-                <w:color w:val="1C1B16"/>
-                <w:sz w:val="20"/>
-                <w:szCs w:val="20"/>
-              </w:rPr>
-              <w:t xml:space="preserve">One model, scored five times on 4,942 clients each; the spread is that one model's error.</w:t>
-            </w:r>
-          </w:p>
-          <w:p>
-            <w:pPr>
-              <w:keepNext/>
-              <w:keepLines/>
-              <w:spacing w:after="60" w:before="0" w:line="264"/>
-              <w:ind w:left="360" w:hanging="360"/>
-            </w:pPr>
-            <w:r>
-              <w:rPr>
-                <w:rFonts w:ascii="Arial" w:cs="Arial" w:eastAsia="Arial" w:hAnsi="Arial"/>
-                <w:b/>
-                <w:bCs/>
-                <w:color w:val="1C1B16"/>
-                <w:sz w:val="20"/>
-                <w:szCs w:val="20"/>
-              </w:rPr>
-              <w:t xml:space="preserve">B.  </w:t>
-            </w:r>
-            <w:r>
-              <w:rPr>
-                <w:rFonts w:ascii="Arial" w:cs="Arial" w:eastAsia="Arial" w:hAnsi="Arial"/>
-                <w:color w:val="1C1B16"/>
-                <w:sz w:val="20"/>
-                <w:szCs w:val="20"/>
-              </w:rPr>
-              <w:t xml:space="preserve">Five models on about 19,770 clients each; one split could have read 0.77 or 0.80.</w:t>
-            </w:r>
-          </w:p>
-          <w:p>
-            <w:pPr>
-              <w:keepNext/>
-              <w:keepLines/>
-              <w:spacing w:after="60" w:before="0" w:line="264"/>
-              <w:ind w:left="360" w:hanging="360"/>
-            </w:pPr>
-            <w:r>
-              <w:rPr>
-                <w:rFonts w:ascii="Arial" w:cs="Arial" w:eastAsia="Arial" w:hAnsi="Arial"/>
-                <w:b/>
-                <w:bCs/>
-                <w:color w:val="1C1B16"/>
-                <w:sz w:val="20"/>
-                <w:szCs w:val="20"/>
-              </w:rPr>
-              <w:t xml:space="preserve">C.  </w:t>
-            </w:r>
-            <w:r>
-              <w:rPr>
-                <w:rFonts w:ascii="Arial" w:cs="Arial" w:eastAsia="Arial" w:hAnsi="Arial"/>
-                <w:color w:val="1C1B16"/>
-                <w:sz w:val="20"/>
-                <w:szCs w:val="20"/>
-              </w:rPr>
-              <w:t xml:space="preserve">Five models on about 4,942 clients each; the spread says the model needs more rows.</w:t>
-            </w:r>
-          </w:p>
-          <w:p>
-            <w:pPr>
-              <w:keepNext w:val="false"/>
-              <w:keepLines/>
-              <w:spacing w:after="60" w:before="0" w:line="264"/>
-              <w:ind w:left="360" w:hanging="360"/>
-            </w:pPr>
-            <w:r>
-              <w:rPr>
-                <w:rFonts w:ascii="Arial" w:cs="Arial" w:eastAsia="Arial" w:hAnsi="Arial"/>
-                <w:b/>
-                <w:bCs/>
-                <w:color w:val="1C1B16"/>
-                <w:sz w:val="20"/>
-                <w:szCs w:val="20"/>
-              </w:rPr>
-              <w:t xml:space="preserve">D.  </w:t>
-            </w:r>
-            <w:r>
-              <w:rPr>
-                <w:rFonts w:ascii="Arial" w:cs="Arial" w:eastAsia="Arial" w:hAnsi="Arial"/>
-                <w:color w:val="1C1B16"/>
-                <w:sz w:val="20"/>
-                <w:szCs w:val="20"/>
-              </w:rPr>
-              <w:t xml:space="preserve">Five models on all 24,712 clients each; the spread is noise and says nothing of a split.</w:t>
+              <w:t xml:space="preserve">A model that scores 100 percent on training and 61 percent on validation is ____.</w:t>
             </w:r>
           </w:p>
         </w:tc>
@@ -13739,7 +13851,7 @@
                 <w:sz w:val="18"/>
                 <w:szCs w:val="18"/>
               </w:rPr>
-              <w:t xml:space="preserve">   Hard</w:t>
+              <w:t xml:space="preserve">   Medium</w:t>
             </w:r>
             <w:r>
               <w:rPr>
@@ -13748,7 +13860,7 @@
                 <w:sz w:val="18"/>
                 <w:szCs w:val="18"/>
               </w:rPr>
-              <w:t xml:space="preserve">  ·  Judge the winner</w:t>
+              <w:t xml:space="preserve">  ·  Name what averages out</w:t>
             </w:r>
             <w:r>
               <w:rPr>
@@ -13759,7 +13871,7 @@
                 <w:sz w:val="18"/>
                 <w:szCs w:val="18"/>
               </w:rPr>
-              <w:t xml:space="preserve">  ·  one letter</w:t>
+              <w:t xml:space="preserve">  ·  a letter from Word bank 4</w:t>
             </w:r>
           </w:p>
           <w:p>
@@ -13774,119 +13886,7 @@
                 <w:sz w:val="21"/>
                 <w:szCs w:val="21"/>
               </w:rPr>
-              <w:t xml:space="preserve">Statement: gradient boosting should go into the memo, since it scores the highest validation AUC of the three families in Exhibit 4B. True or false, and why?</w:t>
-            </w:r>
-          </w:p>
-          <w:p>
-            <w:pPr>
-              <w:keepNext/>
-              <w:keepLines/>
-              <w:spacing w:after="60" w:before="0" w:line="264"/>
-              <w:ind w:left="360" w:hanging="360"/>
-            </w:pPr>
-            <w:r>
-              <w:rPr>
-                <w:rFonts w:ascii="Arial" w:cs="Arial" w:eastAsia="Arial" w:hAnsi="Arial"/>
-                <w:b/>
-                <w:bCs/>
-                <w:color w:val="1C1B16"/>
-                <w:sz w:val="20"/>
-                <w:szCs w:val="20"/>
-              </w:rPr>
-              <w:t xml:space="preserve">A.  </w:t>
-            </w:r>
-            <w:r>
-              <w:rPr>
-                <w:rFonts w:ascii="Arial" w:cs="Arial" w:eastAsia="Arial" w:hAnsi="Arial"/>
-                <w:color w:val="1C1B16"/>
-                <w:sz w:val="20"/>
-                <w:szCs w:val="20"/>
-              </w:rPr>
-              <w:t xml:space="preserve">True: 0.806 is above 0.799 and 0.795 on the same validation rows, and the memo reports the best found.</w:t>
-            </w:r>
-          </w:p>
-          <w:p>
-            <w:pPr>
-              <w:keepNext/>
-              <w:keepLines/>
-              <w:spacing w:after="60" w:before="0" w:line="264"/>
-              <w:ind w:left="360" w:hanging="360"/>
-            </w:pPr>
-            <w:r>
-              <w:rPr>
-                <w:rFonts w:ascii="Arial" w:cs="Arial" w:eastAsia="Arial" w:hAnsi="Arial"/>
-                <w:b/>
-                <w:bCs/>
-                <w:color w:val="1C1B16"/>
-                <w:sz w:val="20"/>
-                <w:szCs w:val="20"/>
-              </w:rPr>
-              <w:t xml:space="preserve">B.  </w:t>
-            </w:r>
-            <w:r>
-              <w:rPr>
-                <w:rFonts w:ascii="Arial" w:cs="Arial" w:eastAsia="Arial" w:hAnsi="Arial"/>
-                <w:color w:val="1C1B16"/>
-                <w:sz w:val="20"/>
-                <w:szCs w:val="20"/>
-              </w:rPr>
-              <w:t xml:space="preserve">True: boosting fits each round to the errors of the rounds before, so it generalises best of the three.</w:t>
-            </w:r>
-          </w:p>
-          <w:p>
-            <w:pPr>
-              <w:keepNext/>
-              <w:keepLines/>
-              <w:spacing w:after="60" w:before="0" w:line="264"/>
-              <w:ind w:left="360" w:hanging="360"/>
-            </w:pPr>
-            <w:r>
-              <w:rPr>
-                <w:rFonts w:ascii="Arial" w:cs="Arial" w:eastAsia="Arial" w:hAnsi="Arial"/>
-                <w:b/>
-                <w:bCs/>
-                <w:color w:val="1C1B16"/>
-                <w:sz w:val="20"/>
-                <w:szCs w:val="20"/>
-              </w:rPr>
-              <w:t xml:space="preserve">C.  </w:t>
-            </w:r>
-            <w:r>
-              <w:rPr>
-                <w:rFonts w:ascii="Arial" w:cs="Arial" w:eastAsia="Arial" w:hAnsi="Arial"/>
-                <w:color w:val="1C1B16"/>
-                <w:sz w:val="20"/>
-                <w:szCs w:val="20"/>
-              </w:rPr>
-              <w:t xml:space="preserve">False: 0.011 is inside the 0.03 one split moves by, so it is a tie, and the explainable logistic ships.</w:t>
-            </w:r>
-          </w:p>
-          <w:p>
-            <w:pPr>
-              <w:keepNext w:val="false"/>
-              <w:keepLines/>
-              <w:spacing w:after="60" w:before="0" w:line="264"/>
-              <w:ind w:left="360" w:hanging="360"/>
-            </w:pPr>
-            <w:r>
-              <w:rPr>
-                <w:rFonts w:ascii="Arial" w:cs="Arial" w:eastAsia="Arial" w:hAnsi="Arial"/>
-                <w:b/>
-                <w:bCs/>
-                <w:color w:val="1C1B16"/>
-                <w:sz w:val="20"/>
-                <w:szCs w:val="20"/>
-              </w:rPr>
-              <w:t xml:space="preserve">D.  </w:t>
-            </w:r>
-            <w:r>
-              <w:rPr>
-                <w:rFonts w:ascii="Arial" w:cs="Arial" w:eastAsia="Arial" w:hAnsi="Arial"/>
-                <w:color w:val="1C1B16"/>
-                <w:sz w:val="20"/>
-                <w:szCs w:val="20"/>
-              </w:rPr>
-              <w:t xml:space="preserve">False: AUC cannot compare different model families, so the committee needs each accuracy at 0.5.</w:t>
+              <w:t xml:space="preserve">Cross-validation averages away the luck of one particular ____.</w:t>
             </w:r>
           </w:p>
         </w:tc>
@@ -14052,7 +14052,7 @@
           </w:p>
           <w:tbl>
             <w:tblPr>
-              <w:tblW w:type="dxa" w:w="9799"/>
+              <w:tblW w:type="dxa" w:w="9640"/>
               <w:tblBorders>
                 <w:top w:val="single" w:color="D5D0C4" w:sz="4"/>
                 <w:left w:val="single" w:color="D5D0C4" w:sz="4"/>
@@ -14063,8 +14063,8 @@
               </w:tblBorders>
             </w:tblPr>
             <w:tblGrid>
-              <w:gridCol w:w="5639"/>
-              <w:gridCol w:w="4160"/>
+              <w:gridCol w:w="6860"/>
+              <w:gridCol w:w="2780"/>
             </w:tblGrid>
             <w:tr>
               <w:trPr>
@@ -14073,7 +14073,7 @@
               </w:trPr>
               <w:tc>
                 <w:tcPr>
-                  <w:tcW w:type="dxa" w:w="5639"/>
+                  <w:tcW w:type="dxa" w:w="6860"/>
                   <w:tcBorders>
                     <w:top w:val="single" w:color="D5D0C4" w:sz="4"/>
                     <w:left w:val="single" w:color="D5D0C4" w:sz="4"/>
@@ -14110,7 +14110,7 @@
               </w:tc>
               <w:tc>
                 <w:tcPr>
-                  <w:tcW w:type="dxa" w:w="4160"/>
+                  <w:tcW w:type="dxa" w:w="2780"/>
                   <w:tcBorders>
                     <w:top w:val="single" w:color="D5D0C4" w:sz="4"/>
                     <w:left w:val="single" w:color="D5D0C4" w:sz="4"/>
@@ -14152,7 +14152,7 @@
               </w:trPr>
               <w:tc>
                 <w:tcPr>
-                  <w:tcW w:type="dxa" w:w="5639"/>
+                  <w:tcW w:type="dxa" w:w="6860"/>
                   <w:tcBorders>
                     <w:top w:val="single" w:color="D5D0C4" w:sz="4"/>
                     <w:left w:val="single" w:color="D5D0C4" w:sz="4"/>
@@ -14186,7 +14186,7 @@
               </w:tc>
               <w:tc>
                 <w:tcPr>
-                  <w:tcW w:type="dxa" w:w="4160"/>
+                  <w:tcW w:type="dxa" w:w="2780"/>
                   <w:tcBorders>
                     <w:top w:val="single" w:color="D5D0C4" w:sz="4"/>
                     <w:left w:val="single" w:color="D5D0C4" w:sz="4"/>
@@ -14227,7 +14227,7 @@
               </w:trPr>
               <w:tc>
                 <w:tcPr>
-                  <w:tcW w:type="dxa" w:w="5639"/>
+                  <w:tcW w:type="dxa" w:w="6860"/>
                   <w:tcBorders>
                     <w:top w:val="single" w:color="D5D0C4" w:sz="4"/>
                     <w:left w:val="single" w:color="D5D0C4" w:sz="4"/>
@@ -14261,7 +14261,7 @@
               </w:tc>
               <w:tc>
                 <w:tcPr>
-                  <w:tcW w:type="dxa" w:w="4160"/>
+                  <w:tcW w:type="dxa" w:w="2780"/>
                   <w:tcBorders>
                     <w:top w:val="single" w:color="D5D0C4" w:sz="4"/>
                     <w:left w:val="single" w:color="D5D0C4" w:sz="4"/>
@@ -14302,7 +14302,7 @@
               </w:trPr>
               <w:tc>
                 <w:tcPr>
-                  <w:tcW w:type="dxa" w:w="5639"/>
+                  <w:tcW w:type="dxa" w:w="6860"/>
                   <w:tcBorders>
                     <w:top w:val="single" w:color="D5D0C4" w:sz="4"/>
                     <w:left w:val="single" w:color="D5D0C4" w:sz="4"/>
@@ -14336,7 +14336,7 @@
               </w:tc>
               <w:tc>
                 <w:tcPr>
-                  <w:tcW w:type="dxa" w:w="4160"/>
+                  <w:tcW w:type="dxa" w:w="2780"/>
                   <w:tcBorders>
                     <w:top w:val="single" w:color="D5D0C4" w:sz="4"/>
                     <w:left w:val="single" w:color="D5D0C4" w:sz="4"/>
@@ -14367,81 +14367,6 @@
                       <w:szCs w:val="18"/>
                     </w:rPr>
                     <w:t xml:space="preserve">0.152</w:t>
-                  </w:r>
-                </w:p>
-              </w:tc>
-            </w:tr>
-            <w:tr>
-              <w:trPr>
-                <w:cantSplit/>
-              </w:trPr>
-              <w:tc>
-                <w:tcPr>
-                  <w:tcW w:type="dxa" w:w="5639"/>
-                  <w:tcBorders>
-                    <w:top w:val="single" w:color="D5D0C4" w:sz="4"/>
-                    <w:left w:val="single" w:color="D5D0C4" w:sz="4"/>
-                    <w:bottom w:val="single" w:color="D5D0C4" w:sz="4"/>
-                    <w:right w:val="single" w:color="D5D0C4" w:sz="4"/>
-                  </w:tcBorders>
-                  <w:tcMar>
-                    <w:top w:type="dxa" w:w="40"/>
-                    <w:left w:type="dxa" w:w="100"/>
-                    <w:bottom w:type="dxa" w:w="40"/>
-                    <w:right w:type="dxa" w:w="100"/>
-                  </w:tcMar>
-                  <w:vAlign w:val="center"/>
-                </w:tcPr>
-                <w:p>
-                  <w:pPr>
-                    <w:keepNext w:val="false"/>
-                    <w:spacing w:after="0" w:line="252"/>
-                    <w:jc w:val="left"/>
-                  </w:pPr>
-                  <w:r>
-                    <w:rPr>
-                      <w:rFonts w:ascii="Arial" w:cs="Arial" w:eastAsia="Arial" w:hAnsi="Arial"/>
-                      <w:color w:val="1C1B16"/>
-                      <w:sz w:val="18"/>
-                      <w:szCs w:val="18"/>
-                    </w:rPr>
-                    <w:t xml:space="preserve">AUC on the latest 30 percent</w:t>
-                  </w:r>
-                </w:p>
-              </w:tc>
-              <w:tc>
-                <w:tcPr>
-                  <w:tcW w:type="dxa" w:w="4160"/>
-                  <w:tcBorders>
-                    <w:top w:val="single" w:color="D5D0C4" w:sz="4"/>
-                    <w:left w:val="single" w:color="D5D0C4" w:sz="4"/>
-                    <w:bottom w:val="single" w:color="D5D0C4" w:sz="4"/>
-                    <w:right w:val="single" w:color="D5D0C4" w:sz="4"/>
-                  </w:tcBorders>
-                  <w:tcMar>
-                    <w:top w:type="dxa" w:w="40"/>
-                    <w:left w:type="dxa" w:w="100"/>
-                    <w:bottom w:type="dxa" w:w="40"/>
-                    <w:right w:type="dxa" w:w="100"/>
-                  </w:tcMar>
-                  <w:vAlign w:val="center"/>
-                </w:tcPr>
-                <w:p>
-                  <w:pPr>
-                    <w:keepNext w:val="false"/>
-                    <w:spacing w:after="0" w:line="252"/>
-                    <w:jc w:val="left"/>
-                  </w:pPr>
-                  <w:r>
-                    <w:rPr>
-                      <w:rFonts w:ascii="Arial" w:cs="Arial" w:eastAsia="Arial" w:hAnsi="Arial"/>
-                      <w:b w:val="false"/>
-                      <w:bCs w:val="false"/>
-                      <w:color w:val="1C1B16"/>
-                      <w:sz w:val="18"/>
-                      <w:szCs w:val="18"/>
-                    </w:rPr>
-                    <w:t xml:space="preserve">0.657, against 0.795 on the random split</w:t>
                   </w:r>
                 </w:p>
               </w:tc>
@@ -14494,8 +14419,8 @@
               </w:tblBorders>
             </w:tblPr>
             <w:tblGrid>
-              <w:gridCol w:w="2679"/>
-              <w:gridCol w:w="7120"/>
+              <w:gridCol w:w="2540"/>
+              <w:gridCol w:w="7259"/>
             </w:tblGrid>
             <w:tr>
               <w:trPr>
@@ -14504,7 +14429,7 @@
               </w:trPr>
               <w:tc>
                 <w:tcPr>
-                  <w:tcW w:type="dxa" w:w="2679"/>
+                  <w:tcW w:type="dxa" w:w="2540"/>
                   <w:tcBorders>
                     <w:top w:val="single" w:color="D5D0C4" w:sz="4"/>
                     <w:left w:val="single" w:color="D5D0C4" w:sz="4"/>
@@ -14541,7 +14466,7 @@
               </w:tc>
               <w:tc>
                 <w:tcPr>
-                  <w:tcW w:type="dxa" w:w="7120"/>
+                  <w:tcW w:type="dxa" w:w="7259"/>
                   <w:tcBorders>
                     <w:top w:val="single" w:color="D5D0C4" w:sz="4"/>
                     <w:left w:val="single" w:color="D5D0C4" w:sz="4"/>
@@ -14583,7 +14508,7 @@
               </w:trPr>
               <w:tc>
                 <w:tcPr>
-                  <w:tcW w:type="dxa" w:w="2679"/>
+                  <w:tcW w:type="dxa" w:w="2540"/>
                   <w:tcBorders>
                     <w:top w:val="single" w:color="D5D0C4" w:sz="4"/>
                     <w:left w:val="single" w:color="D5D0C4" w:sz="4"/>
@@ -14617,7 +14542,7 @@
               </w:tc>
               <w:tc>
                 <w:tcPr>
-                  <w:tcW w:type="dxa" w:w="7120"/>
+                  <w:tcW w:type="dxa" w:w="7259"/>
                   <w:tcBorders>
                     <w:top w:val="single" w:color="D5D0C4" w:sz="4"/>
                     <w:left w:val="single" w:color="D5D0C4" w:sz="4"/>
@@ -14658,7 +14583,7 @@
               </w:trPr>
               <w:tc>
                 <w:tcPr>
-                  <w:tcW w:type="dxa" w:w="2679"/>
+                  <w:tcW w:type="dxa" w:w="2540"/>
                   <w:tcBorders>
                     <w:top w:val="single" w:color="D5D0C4" w:sz="4"/>
                     <w:left w:val="single" w:color="D5D0C4" w:sz="4"/>
@@ -14692,7 +14617,7 @@
               </w:tc>
               <w:tc>
                 <w:tcPr>
-                  <w:tcW w:type="dxa" w:w="7120"/>
+                  <w:tcW w:type="dxa" w:w="7259"/>
                   <w:tcBorders>
                     <w:top w:val="single" w:color="D5D0C4" w:sz="4"/>
                     <w:left w:val="single" w:color="D5D0C4" w:sz="4"/>
@@ -14733,7 +14658,7 @@
               </w:trPr>
               <w:tc>
                 <w:tcPr>
-                  <w:tcW w:type="dxa" w:w="2679"/>
+                  <w:tcW w:type="dxa" w:w="2540"/>
                   <w:tcBorders>
                     <w:top w:val="single" w:color="D5D0C4" w:sz="4"/>
                     <w:left w:val="single" w:color="D5D0C4" w:sz="4"/>
@@ -14767,7 +14692,7 @@
               </w:tc>
               <w:tc>
                 <w:tcPr>
-                  <w:tcW w:type="dxa" w:w="7120"/>
+                  <w:tcW w:type="dxa" w:w="7259"/>
                   <w:tcBorders>
                     <w:top w:val="single" w:color="D5D0C4" w:sz="4"/>
                     <w:left w:val="single" w:color="D5D0C4" w:sz="4"/>
@@ -14797,7 +14722,7 @@
                       <w:sz w:val="18"/>
                       <w:szCs w:val="18"/>
                     </w:rPr>
-                    <w:t xml:space="preserve">Offline gain (ROC AUC or mean reciprocal rank) against business gain in a randomised trial: Pearson correlation -0.1, 90 percent interval -0.45 to 0.27</w:t>
+                    <w:t xml:space="preserve">Offline gain (ROC AUC or mean reciprocal rank) against the gain in a business metric when the two models were compared live: Pearson correlation -0.1, 90 percent interval -0.45 to 0.27</w:t>
                   </w:r>
                 </w:p>
               </w:tc>
@@ -14869,7 +14794,7 @@
                 <w:sz w:val="21"/>
                 <w:szCs w:val="21"/>
               </w:rPr>
-              <w:t xml:space="preserve">Which monitoring rule would have caught the bank's model going stale earliest?</w:t>
+              <w:t xml:space="preserve">On the latest 30 percent of calls the model's mean score was 0.152 while 24.6 percent said yes (Exhibit 5A). Which monitoring rule catches this first, and what does it mean for the cost line drawn on these scores?</w:t>
             </w:r>
           </w:p>
           <w:p>
@@ -14897,7 +14822,7 @@
                 <w:sz w:val="20"/>
                 <w:szCs w:val="20"/>
               </w:rPr>
-              <w:t xml:space="preserve">Each month, set the called clients' yes rate against their mean score, and alert past a stated gap.</w:t>
+              <w:t xml:space="preserve">Set each month's called yes rate against the mean score, with a stated gap; the cost line moves too, as the scores run low.</w:t>
             </w:r>
           </w:p>
           <w:p>
@@ -14925,7 +14850,7 @@
                 <w:sz w:val="20"/>
                 <w:szCs w:val="20"/>
               </w:rPr>
-              <w:t xml:space="preserve">Retrain the model every night on the newest calls, so that the question of staleness never comes up at all.</w:t>
+              <w:t xml:space="preserve">Retrain every night on the newest calls; the scores then stay current, so the cost line drawn on them needs no second look.</w:t>
             </w:r>
           </w:p>
           <w:p>
@@ -14953,7 +14878,7 @@
                 <w:sz w:val="20"/>
                 <w:szCs w:val="20"/>
               </w:rPr>
-              <w:t xml:space="preserve">Compare the model's training accuracy month by month, and read a fall there as the sign of drift.</w:t>
+              <w:t xml:space="preserve">Compare training accuracy month by month; a fall there flags the drift, and the cost line stays where Tuesday drew it.</w:t>
             </w:r>
           </w:p>
           <w:p>
@@ -14981,7 +14906,7 @@
                 <w:sz w:val="20"/>
                 <w:szCs w:val="20"/>
               </w:rPr>
-              <w:t xml:space="preserve">Wait for the marketing head to say the campaign feels weaker than it did when the model launched.</w:t>
+              <w:t xml:space="preserve">Wait for the marketing head's report; a score that still ranks buyers first keeps the cost line drawn on it valid.</w:t>
             </w:r>
           </w:p>
         </w:tc>
@@ -15272,7 +15197,7 @@
                 <w:sz w:val="18"/>
                 <w:szCs w:val="18"/>
               </w:rPr>
-              <w:t xml:space="preserve">   Hard</w:t>
+              <w:t xml:space="preserve">   Medium</w:t>
             </w:r>
             <w:r>
               <w:rPr>
@@ -18102,7 +18027,7 @@
                       <w:sz w:val="16"/>
                       <w:szCs w:val="16"/>
                     </w:rPr>
-                    <w:t xml:space="preserve">Q2</w:t>
+                    <w:t xml:space="preserve">Q1</w:t>
                   </w:r>
                 </w:p>
               </w:tc>
@@ -18283,7 +18208,7 @@
                       <w:sz w:val="16"/>
                       <w:szCs w:val="16"/>
                     </w:rPr>
-                    <w:t xml:space="preserve">Q3</w:t>
+                    <w:t xml:space="preserve">Q2</w:t>
                   </w:r>
                 </w:p>
               </w:tc>
@@ -18464,7 +18389,7 @@
                       <w:sz w:val="16"/>
                       <w:szCs w:val="16"/>
                     </w:rPr>
-                    <w:t xml:space="preserve">Q4</w:t>
+                    <w:t xml:space="preserve">Q3</w:t>
                   </w:r>
                 </w:p>
               </w:tc>
@@ -18645,7 +18570,7 @@
                       <w:sz w:val="16"/>
                       <w:szCs w:val="16"/>
                     </w:rPr>
-                    <w:t xml:space="preserve">Q5*</w:t>
+                    <w:t xml:space="preserve">Q4*</w:t>
                   </w:r>
                 </w:p>
               </w:tc>
@@ -18826,7 +18751,7 @@
                       <w:sz w:val="16"/>
                       <w:szCs w:val="16"/>
                     </w:rPr>
-                    <w:t xml:space="preserve">Q7</w:t>
+                    <w:t xml:space="preserve">Q6</w:t>
                   </w:r>
                 </w:p>
               </w:tc>
@@ -19007,7 +18932,7 @@
                       <w:sz w:val="16"/>
                       <w:szCs w:val="16"/>
                     </w:rPr>
-                    <w:t xml:space="preserve">Q10</w:t>
+                    <w:t xml:space="preserve">Q9</w:t>
                   </w:r>
                 </w:p>
               </w:tc>
@@ -19188,7 +19113,7 @@
                       <w:sz w:val="16"/>
                       <w:szCs w:val="16"/>
                     </w:rPr>
-                    <w:t xml:space="preserve">Q11</w:t>
+                    <w:t xml:space="preserve">Q10</w:t>
                   </w:r>
                 </w:p>
               </w:tc>
@@ -19610,7 +19535,7 @@
                       <w:sz w:val="16"/>
                       <w:szCs w:val="16"/>
                     </w:rPr>
-                    <w:t xml:space="preserve">Q13</w:t>
+                    <w:t xml:space="preserve">Q12</w:t>
                   </w:r>
                 </w:p>
               </w:tc>
@@ -19791,7 +19716,7 @@
                       <w:sz w:val="16"/>
                       <w:szCs w:val="16"/>
                     </w:rPr>
-                    <w:t xml:space="preserve">Q14*</w:t>
+                    <w:t xml:space="preserve">Q13*</w:t>
                   </w:r>
                 </w:p>
               </w:tc>
@@ -19972,7 +19897,7 @@
                       <w:sz w:val="16"/>
                       <w:szCs w:val="16"/>
                     </w:rPr>
-                    <w:t xml:space="preserve">Q15</w:t>
+                    <w:t xml:space="preserve">Q14</w:t>
                   </w:r>
                 </w:p>
               </w:tc>
@@ -20153,7 +20078,7 @@
                       <w:sz w:val="16"/>
                       <w:szCs w:val="16"/>
                     </w:rPr>
-                    <w:t xml:space="preserve">Q16</w:t>
+                    <w:t xml:space="preserve">Q15</w:t>
                   </w:r>
                 </w:p>
               </w:tc>
@@ -20334,7 +20259,7 @@
                       <w:sz w:val="16"/>
                       <w:szCs w:val="16"/>
                     </w:rPr>
-                    <w:t xml:space="preserve">Q19</w:t>
+                    <w:t xml:space="preserve">Q17</w:t>
                   </w:r>
                 </w:p>
               </w:tc>
@@ -20515,7 +20440,7 @@
                       <w:sz w:val="16"/>
                       <w:szCs w:val="16"/>
                     </w:rPr>
-                    <w:t xml:space="preserve">Q20*</w:t>
+                    <w:t xml:space="preserve">Q18*</w:t>
                   </w:r>
                 </w:p>
               </w:tc>
@@ -20696,7 +20621,7 @@
                       <w:sz w:val="16"/>
                       <w:szCs w:val="16"/>
                     </w:rPr>
-                    <w:t xml:space="preserve">Q21</w:t>
+                    <w:t xml:space="preserve">Q19</w:t>
                   </w:r>
                 </w:p>
               </w:tc>
@@ -21118,7 +21043,7 @@
                       <w:sz w:val="16"/>
                       <w:szCs w:val="16"/>
                     </w:rPr>
-                    <w:t xml:space="preserve">Q22</w:t>
+                    <w:t xml:space="preserve">Q20</w:t>
                   </w:r>
                 </w:p>
               </w:tc>
@@ -22230,7 +22155,7 @@
                       <w:sz w:val="16"/>
                       <w:szCs w:val="16"/>
                     </w:rPr>
-                    <w:t xml:space="preserve">Q1</w:t>
+                    <w:t xml:space="preserve">Q5</w:t>
                   </w:r>
                 </w:p>
               </w:tc>
@@ -22341,7 +22266,7 @@
                       <w:sz w:val="16"/>
                       <w:szCs w:val="16"/>
                     </w:rPr>
-                    <w:t xml:space="preserve">Q6</w:t>
+                    <w:t xml:space="preserve">Q7</w:t>
                   </w:r>
                 </w:p>
               </w:tc>
@@ -22376,7 +22301,7 @@
                       <w:sz w:val="14"/>
                       <w:szCs w:val="14"/>
                     </w:rPr>
-                    <w:t xml:space="preserve">Letter</w:t>
+                    <w:t xml:space="preserve">Final answer</w:t>
                   </w:r>
                 </w:p>
               </w:tc>
@@ -22563,7 +22488,7 @@
                       <w:sz w:val="16"/>
                       <w:szCs w:val="16"/>
                     </w:rPr>
-                    <w:t xml:space="preserve">Q9</w:t>
+                    <w:t xml:space="preserve">Q11</w:t>
                   </w:r>
                 </w:p>
               </w:tc>
@@ -22598,7 +22523,7 @@
                       <w:sz w:val="14"/>
                       <w:szCs w:val="14"/>
                     </w:rPr>
-                    <w:t xml:space="preserve">Final answer</w:t>
+                    <w:t xml:space="preserve">Letter</w:t>
                   </w:r>
                 </w:p>
               </w:tc>
@@ -22841,7 +22766,7 @@
                       <w:sz w:val="16"/>
                       <w:szCs w:val="16"/>
                     </w:rPr>
-                    <w:t xml:space="preserve">Q12</w:t>
+                    <w:t xml:space="preserve">Q16</w:t>
                   </w:r>
                 </w:p>
               </w:tc>
@@ -22952,7 +22877,7 @@
                       <w:sz w:val="16"/>
                       <w:szCs w:val="16"/>
                     </w:rPr>
-                    <w:t xml:space="preserve">Q17</w:t>
+                    <w:t xml:space="preserve">Q21</w:t>
                   </w:r>
                 </w:p>
               </w:tc>
@@ -23063,7 +22988,7 @@
                       <w:sz w:val="16"/>
                       <w:szCs w:val="16"/>
                     </w:rPr>
-                    <w:t xml:space="preserve">Q18</w:t>
+                    <w:t xml:space="preserve">Q22</w:t>
                   </w:r>
                 </w:p>
               </w:tc>

--- a/content/W05/SAT/paper/C2_W05_SAT_recap_paper_STUDENT.docx
+++ b/content/W05/SAT/paper/C2_W05_SAT_recap_paper_STUDENT.docx
@@ -10346,7 +10346,7 @@
                 <w:sz w:val="20"/>
                 <w:szCs w:val="20"/>
               </w:rPr>
-              <w:t xml:space="preserve">The five indicators move together and share one signal; read them as a group and quote no one sign.</w:t>
+              <w:t xml:space="preserve">The indicators move together and share one signal; read them as a group and quote no one sign.</w:t>
             </w:r>
           </w:p>
         </w:tc>

--- a/content/W05/SAT/paper/C2_W05_SAT_recap_paper_STUDENT.docx
+++ b/content/W05/SAT/paper/C2_W05_SAT_recap_paper_STUDENT.docx
@@ -28,7 +28,7 @@
           <w:sz w:val="21"/>
           <w:szCs w:val="21"/>
         </w:rPr>
-        <w:t xml:space="preserve">Cohort 2 | Week 5 | Saturday 7 November 2026 | 60 minutes | 26 items in 5 parts | ungraded</w:t>
+        <w:t xml:space="preserve">Cohort 2 | Week 5 | Saturday 7 November 2026 | 60 minutes | 24 items in 5 parts | ungraded</w:t>
       </w:r>
     </w:p>
     <w:p>
@@ -254,7 +254,7 @@
                 <w:sz w:val="18"/>
                 <w:szCs w:val="18"/>
               </w:rPr>
-              <w:t xml:space="preserve">60 minutes in one sitting for 26 items, which the blueprint paces at 59 minutes. Each part gives its minutes as a guide; move on when an item is eating your time, and come back to it at the end.</w:t>
+              <w:t xml:space="preserve">60 minutes in one sitting for 24 items, which the blueprint paces at 57 minutes. Each part gives its minutes as a guide; move on when an item is eating your time, and come back to it at the end.</w:t>
             </w:r>
           </w:p>
         </w:tc>
@@ -1867,7 +1867,7 @@
                 <w:sz w:val="18"/>
                 <w:szCs w:val="18"/>
               </w:rPr>
-              <w:t xml:space="preserve">1</w:t>
+              <w:t xml:space="preserve">4</w:t>
             </w:r>
           </w:p>
         </w:tc>
@@ -1903,7 +1903,7 @@
                 <w:sz w:val="18"/>
                 <w:szCs w:val="18"/>
               </w:rPr>
-              <w:t xml:space="preserve">4</w:t>
+              <w:t xml:space="preserve">1</w:t>
             </w:r>
           </w:p>
         </w:tc>
@@ -2158,7 +2158,7 @@
                 <w:sz w:val="18"/>
                 <w:szCs w:val="18"/>
               </w:rPr>
-              <w:t xml:space="preserve">1</w:t>
+              <w:t xml:space="preserve">3</w:t>
             </w:r>
           </w:p>
         </w:tc>
@@ -2194,7 +2194,7 @@
                 <w:sz w:val="18"/>
                 <w:szCs w:val="18"/>
               </w:rPr>
-              <w:t xml:space="preserve">3</w:t>
+              <w:t xml:space="preserve">1</w:t>
             </w:r>
           </w:p>
         </w:tc>
@@ -2305,7 +2305,7 @@
                 <w:sz w:val="18"/>
                 <w:szCs w:val="18"/>
               </w:rPr>
-              <w:t xml:space="preserve">Q17 to Q22 (6)</w:t>
+              <w:t xml:space="preserve">Q17 to Q20 (4)</w:t>
             </w:r>
           </w:p>
         </w:tc>
@@ -2377,7 +2377,7 @@
                 <w:sz w:val="18"/>
                 <w:szCs w:val="18"/>
               </w:rPr>
-              <w:t xml:space="preserve">12</w:t>
+              <w:t xml:space="preserve">10</w:t>
             </w:r>
           </w:p>
         </w:tc>
@@ -2413,7 +2413,7 @@
                 <w:sz w:val="18"/>
                 <w:szCs w:val="18"/>
               </w:rPr>
-              <w:t xml:space="preserve">1</w:t>
+              <w:t xml:space="preserve">0</w:t>
             </w:r>
           </w:p>
         </w:tc>
@@ -2485,7 +2485,7 @@
                 <w:sz w:val="18"/>
                 <w:szCs w:val="18"/>
               </w:rPr>
-              <w:t xml:space="preserve">3</w:t>
+              <w:t xml:space="preserve">2</w:t>
             </w:r>
           </w:p>
         </w:tc>
@@ -2596,7 +2596,7 @@
                 <w:sz w:val="18"/>
                 <w:szCs w:val="18"/>
               </w:rPr>
-              <w:t xml:space="preserve">Q23 to Q26 (4)</w:t>
+              <w:t xml:space="preserve">Q21 to Q24 (4)</w:t>
             </w:r>
           </w:p>
         </w:tc>
@@ -2889,7 +2889,7 @@
                 <w:sz w:val="18"/>
                 <w:szCs w:val="18"/>
               </w:rPr>
-              <w:t xml:space="preserve">26</w:t>
+              <w:t xml:space="preserve">24</w:t>
             </w:r>
           </w:p>
         </w:tc>
@@ -2961,7 +2961,7 @@
                 <w:sz w:val="18"/>
                 <w:szCs w:val="18"/>
               </w:rPr>
-              <w:t xml:space="preserve">59</w:t>
+              <w:t xml:space="preserve">57</w:t>
             </w:r>
           </w:p>
         </w:tc>
@@ -2997,7 +2997,7 @@
                 <w:sz w:val="18"/>
                 <w:szCs w:val="18"/>
               </w:rPr>
-              <w:t xml:space="preserve">4</w:t>
+              <w:t xml:space="preserve">3</w:t>
             </w:r>
           </w:p>
         </w:tc>
@@ -3033,7 +3033,7 @@
                 <w:sz w:val="18"/>
                 <w:szCs w:val="18"/>
               </w:rPr>
-              <w:t xml:space="preserve">9</w:t>
+              <w:t xml:space="preserve">14</w:t>
             </w:r>
           </w:p>
         </w:tc>
@@ -3069,7 +3069,7 @@
                 <w:sz w:val="18"/>
                 <w:szCs w:val="18"/>
               </w:rPr>
-              <w:t xml:space="preserve">13</w:t>
+              <w:t xml:space="preserve">7</w:t>
             </w:r>
           </w:p>
         </w:tc>
@@ -3104,7 +3104,7 @@
           <w:sz w:val="19"/>
           <w:szCs w:val="19"/>
         </w:rPr>
-        <w:t xml:space="preserve">Each band is as wide as its part's minutes; the timed items fill 59 of the 60 minutes, and the minute each part starts is under it.</w:t>
+        <w:t xml:space="preserve">Each band is as wide as its part's minutes; the timed items fill 57 of the 60 minutes, and the minute each part starts is under it.</w:t>
       </w:r>
     </w:p>
     <w:tbl>
@@ -3120,11 +3120,11 @@
         </w:tblBorders>
       </w:tblPr>
       <w:tblGrid>
-        <w:gridCol w:w="1744"/>
-        <w:gridCol w:w="2575"/>
-        <w:gridCol w:w="1827"/>
-        <w:gridCol w:w="1993"/>
-        <w:gridCol w:w="1661"/>
+        <w:gridCol w:w="1805"/>
+        <w:gridCol w:w="2666"/>
+        <w:gridCol w:w="1891"/>
+        <w:gridCol w:w="1719"/>
+        <w:gridCol w:w="1719"/>
       </w:tblGrid>
       <w:tr>
         <w:trPr>
@@ -3133,7 +3133,7 @@
         </w:trPr>
         <w:tc>
           <w:tcPr>
-            <w:tcW w:type="dxa" w:w="1744"/>
+            <w:tcW w:type="dxa" w:w="1805"/>
             <w:tcBorders>
               <w:top w:val="single" w:color="FFFFFF" w:sz="4"/>
               <w:left w:val="single" w:color="FFFFFF" w:sz="4"/>
@@ -3186,7 +3186,7 @@
         </w:tc>
         <w:tc>
           <w:tcPr>
-            <w:tcW w:type="dxa" w:w="2575"/>
+            <w:tcW w:type="dxa" w:w="2666"/>
             <w:tcBorders>
               <w:top w:val="single" w:color="FFFFFF" w:sz="4"/>
               <w:left w:val="single" w:color="FFFFFF" w:sz="4"/>
@@ -3239,7 +3239,7 @@
         </w:tc>
         <w:tc>
           <w:tcPr>
-            <w:tcW w:type="dxa" w:w="1827"/>
+            <w:tcW w:type="dxa" w:w="1891"/>
             <w:tcBorders>
               <w:top w:val="single" w:color="FFFFFF" w:sz="4"/>
               <w:left w:val="single" w:color="FFFFFF" w:sz="4"/>
@@ -3292,7 +3292,7 @@
         </w:tc>
         <w:tc>
           <w:tcPr>
-            <w:tcW w:type="dxa" w:w="1993"/>
+            <w:tcW w:type="dxa" w:w="1719"/>
             <w:tcBorders>
               <w:top w:val="single" w:color="FFFFFF" w:sz="4"/>
               <w:left w:val="single" w:color="FFFFFF" w:sz="4"/>
@@ -3339,13 +3339,13 @@
                 <w:sz w:val="15"/>
                 <w:szCs w:val="15"/>
               </w:rPr>
-              <w:t xml:space="preserve">12 min</w:t>
+              <w:t xml:space="preserve">10 min</w:t>
             </w:r>
           </w:p>
         </w:tc>
         <w:tc>
           <w:tcPr>
-            <w:tcW w:type="dxa" w:w="1661"/>
+            <w:tcW w:type="dxa" w:w="1719"/>
             <w:tcBorders>
               <w:top w:val="single" w:color="FFFFFF" w:sz="4"/>
               <w:left w:val="single" w:color="FFFFFF" w:sz="4"/>
@@ -3403,7 +3403,7 @@
         </w:trPr>
         <w:tc>
           <w:tcPr>
-            <w:tcW w:type="dxa" w:w="1744"/>
+            <w:tcW w:type="dxa" w:w="1805"/>
             <w:tcBorders>
               <w:top w:val="none" w:color="FFFFFF" w:sz="0"/>
               <w:left w:val="none" w:color="FFFFFF" w:sz="0"/>
@@ -3436,7 +3436,7 @@
         </w:tc>
         <w:tc>
           <w:tcPr>
-            <w:tcW w:type="dxa" w:w="2575"/>
+            <w:tcW w:type="dxa" w:w="2666"/>
             <w:tcBorders>
               <w:top w:val="none" w:color="FFFFFF" w:sz="0"/>
               <w:left w:val="none" w:color="FFFFFF" w:sz="0"/>
@@ -3469,7 +3469,7 @@
         </w:tc>
         <w:tc>
           <w:tcPr>
-            <w:tcW w:type="dxa" w:w="1827"/>
+            <w:tcW w:type="dxa" w:w="1891"/>
             <w:tcBorders>
               <w:top w:val="none" w:color="FFFFFF" w:sz="0"/>
               <w:left w:val="none" w:color="FFFFFF" w:sz="0"/>
@@ -3502,7 +3502,7 @@
         </w:tc>
         <w:tc>
           <w:tcPr>
-            <w:tcW w:type="dxa" w:w="1993"/>
+            <w:tcW w:type="dxa" w:w="1719"/>
             <w:tcBorders>
               <w:top w:val="none" w:color="FFFFFF" w:sz="0"/>
               <w:left w:val="none" w:color="FFFFFF" w:sz="0"/>
@@ -3535,7 +3535,7 @@
         </w:tc>
         <w:tc>
           <w:tcPr>
-            <w:tcW w:type="dxa" w:w="1661"/>
+            <w:tcW w:type="dxa" w:w="1719"/>
             <w:tcBorders>
               <w:top w:val="none" w:color="FFFFFF" w:sz="0"/>
               <w:left w:val="none" w:color="FFFFFF" w:sz="0"/>
@@ -3562,7 +3562,7 @@
                 <w:sz w:val="15"/>
                 <w:szCs w:val="15"/>
               </w:rPr>
-              <w:t xml:space="preserve">49</w:t>
+              <w:t xml:space="preserve">47</w:t>
             </w:r>
           </w:p>
         </w:tc>
@@ -4483,7 +4483,7 @@
                 <w:sz w:val="21"/>
                 <w:szCs w:val="21"/>
               </w:rPr>
-              <w:t xml:space="preserve">The calls run in date order. On the week's run the earliest 70 percent of rows say yes 5.6 percent of the time and the latest 30 percent say yes 24.6 percent of the time. Statement: for the question "whom do we call in the next campaign", a random split of all the rows estimates the model's score as honestly as a split by date. True or false, and why?</w:t>
+              <w:t xml:space="preserve">The calls run in date order. On the week's run the earliest 70 percent of rows say yes 5.6 percent of the time and the latest 30 percent say yes 24.6 percent of the time. Statement: for the question "whom do we call in the next campaign", a split by date estimates the model's score more honestly than a random split of all the rows. True or false, and why?</w:t>
             </w:r>
           </w:p>
           <w:p>
@@ -4511,7 +4511,7 @@
                 <w:sz w:val="20"/>
                 <w:szCs w:val="20"/>
               </w:rPr>
-              <w:t xml:space="preserve">True: the split keeps 11.27 percent yes in every slice, so each slice is a fair sample of the bank's clients.</w:t>
+              <w:t xml:space="preserve">True: a random split trains on later months than it validates on; train early and score late, like the ask.</w:t>
             </w:r>
           </w:p>
           <w:p>
@@ -4539,7 +4539,7 @@
                 <w:sz w:val="20"/>
                 <w:szCs w:val="20"/>
               </w:rPr>
-              <w:t xml:space="preserve">True: the model never reads a date column, so the order in which the calls were made cannot move its score.</w:t>
+              <w:t xml:space="preserve">True: a split by date keeps more yes rows in validation, so its score is less noisy than a random split's.</w:t>
             </w:r>
           </w:p>
           <w:p>
@@ -4567,7 +4567,7 @@
                 <w:sz w:val="20"/>
                 <w:szCs w:val="20"/>
               </w:rPr>
-              <w:t xml:space="preserve">False: a random split trains on later months than it validates on; train early and score late, like the ask.</w:t>
+              <w:t xml:space="preserve">False: a stratified random split keeps 11.27 percent yes in every slice, so each is a fair sample of clients.</w:t>
             </w:r>
           </w:p>
           <w:p>
@@ -4595,7 +4595,7 @@
                 <w:sz w:val="20"/>
                 <w:szCs w:val="20"/>
               </w:rPr>
-              <w:t xml:space="preserve">False: a random split leaves too few yes rows in validation, so its score is noisy; a split by date adds them.</w:t>
+              <w:t xml:space="preserve">False: the model never reads a date column, so the order in which the calls were made cannot move its score.</w:t>
             </w:r>
           </w:p>
         </w:tc>
@@ -5033,7 +5033,7 @@
                 <w:sz w:val="20"/>
                 <w:szCs w:val="20"/>
               </w:rPr>
-              <w:t xml:space="preserve">the chance that a client never called before says yes on the first call</w:t>
+              <w:t xml:space="preserve">each new client's own chance of a yes on a first call, before anyone calls</w:t>
             </w:r>
           </w:p>
         </w:tc>
@@ -6233,7 +6233,7 @@
                 <w:sz w:val="18"/>
                 <w:szCs w:val="18"/>
               </w:rPr>
-              <w:t xml:space="preserve">   Hard</w:t>
+              <w:t xml:space="preserve">   Medium</w:t>
             </w:r>
             <w:r>
               <w:rPr>
@@ -6452,7 +6452,7 @@
                 <w:sz w:val="18"/>
                 <w:szCs w:val="18"/>
               </w:rPr>
-              <w:t xml:space="preserve">   Hard</w:t>
+              <w:t xml:space="preserve">   Medium</w:t>
             </w:r>
             <w:r>
               <w:rPr>
@@ -6790,12 +6790,12 @@
                 <w:sz w:val="18"/>
                 <w:szCs w:val="18"/>
               </w:rPr>
-              <w:t xml:space="preserve">   The customer-table model at four thresholds on the 8,238 validation clients, and the week's budget cut: everyone ranked by score.</w:t>
+              <w:t xml:space="preserve">   The customer-table model at four thresholds on the 8,238 validation clients.</w:t>
             </w:r>
           </w:p>
           <w:tbl>
             <w:tblPr>
-              <w:tblW w:type="dxa" w:w="8860"/>
+              <w:tblW w:type="dxa" w:w="8620"/>
               <w:tblBorders>
                 <w:top w:val="single" w:color="D5D0C4" w:sz="4"/>
                 <w:left w:val="single" w:color="D5D0C4" w:sz="4"/>
@@ -6806,7 +6806,7 @@
               </w:tblBorders>
             </w:tblPr>
             <w:tblGrid>
-              <w:gridCol w:w="2420"/>
+              <w:gridCol w:w="2180"/>
               <w:gridCol w:w="1100"/>
               <w:gridCol w:w="1820"/>
               <w:gridCol w:w="1700"/>
@@ -6819,7 +6819,7 @@
               </w:trPr>
               <w:tc>
                 <w:tcPr>
-                  <w:tcW w:type="dxa" w:w="2420"/>
+                  <w:tcW w:type="dxa" w:w="2180"/>
                   <w:tcBorders>
                     <w:top w:val="single" w:color="D5D0C4" w:sz="4"/>
                     <w:left w:val="single" w:color="D5D0C4" w:sz="4"/>
@@ -7009,7 +7009,7 @@
               </w:trPr>
               <w:tc>
                 <w:tcPr>
-                  <w:tcW w:type="dxa" w:w="2420"/>
+                  <w:tcW w:type="dxa" w:w="2180"/>
                   <w:tcBorders>
                     <w:top w:val="single" w:color="D5D0C4" w:sz="4"/>
                     <w:left w:val="single" w:color="D5D0C4" w:sz="4"/>
@@ -7192,7 +7192,7 @@
               </w:trPr>
               <w:tc>
                 <w:tcPr>
-                  <w:tcW w:type="dxa" w:w="2420"/>
+                  <w:tcW w:type="dxa" w:w="2180"/>
                   <w:tcBorders>
                     <w:top w:val="single" w:color="D5D0C4" w:sz="4"/>
                     <w:left w:val="single" w:color="D5D0C4" w:sz="4"/>
@@ -7375,7 +7375,7 @@
               </w:trPr>
               <w:tc>
                 <w:tcPr>
-                  <w:tcW w:type="dxa" w:w="2420"/>
+                  <w:tcW w:type="dxa" w:w="2180"/>
                   <w:tcBorders>
                     <w:top w:val="single" w:color="D5D0C4" w:sz="4"/>
                     <w:left w:val="single" w:color="D5D0C4" w:sz="4"/>
@@ -7558,7 +7558,7 @@
               </w:trPr>
               <w:tc>
                 <w:tcPr>
-                  <w:tcW w:type="dxa" w:w="2420"/>
+                  <w:tcW w:type="dxa" w:w="2180"/>
                   <w:tcBorders>
                     <w:top w:val="single" w:color="D5D0C4" w:sz="4"/>
                     <w:left w:val="single" w:color="D5D0C4" w:sz="4"/>
@@ -7735,189 +7735,6 @@
                 </w:p>
               </w:tc>
             </w:tr>
-            <w:tr>
-              <w:trPr>
-                <w:cantSplit/>
-              </w:trPr>
-              <w:tc>
-                <w:tcPr>
-                  <w:tcW w:type="dxa" w:w="2420"/>
-                  <w:tcBorders>
-                    <w:top w:val="single" w:color="D5D0C4" w:sz="4"/>
-                    <w:left w:val="single" w:color="D5D0C4" w:sz="4"/>
-                    <w:bottom w:val="single" w:color="D5D0C4" w:sz="4"/>
-                    <w:right w:val="single" w:color="D5D0C4" w:sz="4"/>
-                  </w:tcBorders>
-                  <w:tcMar>
-                    <w:top w:type="dxa" w:w="40"/>
-                    <w:left w:type="dxa" w:w="100"/>
-                    <w:bottom w:type="dxa" w:w="40"/>
-                    <w:right w:type="dxa" w:w="100"/>
-                  </w:tcMar>
-                  <w:vAlign w:val="center"/>
-                </w:tcPr>
-                <w:p>
-                  <w:pPr>
-                    <w:keepNext w:val="false"/>
-                    <w:spacing w:after="0" w:line="252"/>
-                    <w:jc w:val="left"/>
-                  </w:pPr>
-                  <w:r>
-                    <w:rPr>
-                      <w:rFonts w:ascii="Arial" w:cs="Arial" w:eastAsia="Arial" w:hAnsi="Arial"/>
-                      <w:color w:val="1C1B16"/>
-                      <w:sz w:val="18"/>
-                      <w:szCs w:val="18"/>
-                    </w:rPr>
-                    <w:t xml:space="preserve">Top 1,000 by score</w:t>
-                  </w:r>
-                </w:p>
-              </w:tc>
-              <w:tc>
-                <w:tcPr>
-                  <w:tcW w:type="dxa" w:w="1100"/>
-                  <w:tcBorders>
-                    <w:top w:val="single" w:color="D5D0C4" w:sz="4"/>
-                    <w:left w:val="single" w:color="D5D0C4" w:sz="4"/>
-                    <w:bottom w:val="single" w:color="D5D0C4" w:sz="4"/>
-                    <w:right w:val="single" w:color="D5D0C4" w:sz="4"/>
-                  </w:tcBorders>
-                  <w:tcMar>
-                    <w:top w:type="dxa" w:w="40"/>
-                    <w:left w:type="dxa" w:w="100"/>
-                    <w:bottom w:type="dxa" w:w="40"/>
-                    <w:right w:type="dxa" w:w="100"/>
-                  </w:tcMar>
-                  <w:vAlign w:val="center"/>
-                </w:tcPr>
-                <w:p>
-                  <w:pPr>
-                    <w:keepNext w:val="false"/>
-                    <w:spacing w:after="0" w:line="252"/>
-                    <w:jc w:val="right"/>
-                  </w:pPr>
-                  <w:r>
-                    <w:rPr>
-                      <w:rFonts w:ascii="Arial" w:cs="Arial" w:eastAsia="Arial" w:hAnsi="Arial"/>
-                      <w:b w:val="false"/>
-                      <w:bCs w:val="false"/>
-                      <w:color w:val="1C1B16"/>
-                      <w:sz w:val="18"/>
-                      <w:szCs w:val="18"/>
-                    </w:rPr>
-                    <w:t xml:space="preserve">1,000</w:t>
-                  </w:r>
-                </w:p>
-              </w:tc>
-              <w:tc>
-                <w:tcPr>
-                  <w:tcW w:type="dxa" w:w="1820"/>
-                  <w:tcBorders>
-                    <w:top w:val="single" w:color="D5D0C4" w:sz="4"/>
-                    <w:left w:val="single" w:color="D5D0C4" w:sz="4"/>
-                    <w:bottom w:val="single" w:color="D5D0C4" w:sz="4"/>
-                    <w:right w:val="single" w:color="D5D0C4" w:sz="4"/>
-                  </w:tcBorders>
-                  <w:tcMar>
-                    <w:top w:type="dxa" w:w="40"/>
-                    <w:left w:type="dxa" w:w="100"/>
-                    <w:bottom w:type="dxa" w:w="40"/>
-                    <w:right w:type="dxa" w:w="100"/>
-                  </w:tcMar>
-                  <w:vAlign w:val="center"/>
-                </w:tcPr>
-                <w:p>
-                  <w:pPr>
-                    <w:keepNext w:val="false"/>
-                    <w:spacing w:after="0" w:line="252"/>
-                    <w:jc w:val="right"/>
-                  </w:pPr>
-                  <w:r>
-                    <w:rPr>
-                      <w:rFonts w:ascii="Arial" w:cs="Arial" w:eastAsia="Arial" w:hAnsi="Arial"/>
-                      <w:b w:val="false"/>
-                      <w:bCs w:val="false"/>
-                      <w:color w:val="1C1B16"/>
-                      <w:sz w:val="18"/>
-                      <w:szCs w:val="18"/>
-                    </w:rPr>
-                    <w:t xml:space="preserve">404</w:t>
-                  </w:r>
-                </w:p>
-              </w:tc>
-              <w:tc>
-                <w:tcPr>
-                  <w:tcW w:type="dxa" w:w="1700"/>
-                  <w:tcBorders>
-                    <w:top w:val="single" w:color="D5D0C4" w:sz="4"/>
-                    <w:left w:val="single" w:color="D5D0C4" w:sz="4"/>
-                    <w:bottom w:val="single" w:color="D5D0C4" w:sz="4"/>
-                    <w:right w:val="single" w:color="D5D0C4" w:sz="4"/>
-                  </w:tcBorders>
-                  <w:tcMar>
-                    <w:top w:type="dxa" w:w="40"/>
-                    <w:left w:type="dxa" w:w="100"/>
-                    <w:bottom w:type="dxa" w:w="40"/>
-                    <w:right w:type="dxa" w:w="100"/>
-                  </w:tcMar>
-                  <w:vAlign w:val="center"/>
-                </w:tcPr>
-                <w:p>
-                  <w:pPr>
-                    <w:keepNext w:val="false"/>
-                    <w:spacing w:after="0" w:line="252"/>
-                    <w:jc w:val="right"/>
-                  </w:pPr>
-                  <w:r>
-                    <w:rPr>
-                      <w:rFonts w:ascii="Arial" w:cs="Arial" w:eastAsia="Arial" w:hAnsi="Arial"/>
-                      <w:b w:val="false"/>
-                      <w:bCs w:val="false"/>
-                      <w:color w:val="1C1B16"/>
-                      <w:sz w:val="18"/>
-                      <w:szCs w:val="18"/>
-                    </w:rPr>
-                    <w:t xml:space="preserve">596</w:t>
-                  </w:r>
-                </w:p>
-              </w:tc>
-              <w:tc>
-                <w:tcPr>
-                  <w:tcW w:type="dxa" w:w="1820"/>
-                  <w:tcBorders>
-                    <w:top w:val="single" w:color="D5D0C4" w:sz="4"/>
-                    <w:left w:val="single" w:color="D5D0C4" w:sz="4"/>
-                    <w:bottom w:val="single" w:color="D5D0C4" w:sz="4"/>
-                    <w:right w:val="single" w:color="D5D0C4" w:sz="4"/>
-                  </w:tcBorders>
-                  <w:tcMar>
-                    <w:top w:type="dxa" w:w="40"/>
-                    <w:left w:type="dxa" w:w="100"/>
-                    <w:bottom w:type="dxa" w:w="40"/>
-                    <w:right w:type="dxa" w:w="100"/>
-                  </w:tcMar>
-                  <w:vAlign w:val="center"/>
-                </w:tcPr>
-                <w:p>
-                  <w:pPr>
-                    <w:keepNext w:val="false"/>
-                    <w:spacing w:after="0" w:line="252"/>
-                    <w:jc w:val="right"/>
-                  </w:pPr>
-                  <w:r>
-                    <w:rPr>
-                      <w:rFonts w:ascii="Arial" w:cs="Arial" w:eastAsia="Arial" w:hAnsi="Arial"/>
-                      <w:b w:val="false"/>
-                      <w:bCs w:val="false"/>
-                      <w:color w:val="1C1B16"/>
-                      <w:sz w:val="18"/>
-                      <w:szCs w:val="18"/>
-                    </w:rPr>
-                    <w:t xml:space="preserve">524</w:t>
-                  </w:r>
-                </w:p>
-              </w:tc>
-            </w:tr>
           </w:tbl>
           <w:p>
             <w:pPr>
@@ -7950,7 +7767,7 @@
                 <w:sz w:val="18"/>
                 <w:szCs w:val="18"/>
               </w:rPr>
-              <w:t xml:space="preserve">   Hard</w:t>
+              <w:t xml:space="preserve">   Medium</w:t>
             </w:r>
             <w:r>
               <w:rPr>
@@ -8260,7 +8077,7 @@
                 <w:sz w:val="20"/>
                 <w:szCs w:val="20"/>
               </w:rPr>
-              <w:t xml:space="preserve">Raise the threshold to 0.5 and call its 268 clients, since precision is the highest there, at 0.65.</w:t>
+              <w:t xml:space="preserve">Raise the threshold to 0.5 and call its 268 clients, since precision is the highest at that line.</w:t>
             </w:r>
           </w:p>
           <w:p>
@@ -9542,7 +9359,7 @@
                 <w:sz w:val="18"/>
                 <w:szCs w:val="18"/>
               </w:rPr>
-              <w:t xml:space="preserve">   Hard</w:t>
+              <w:t xml:space="preserve">   Medium</w:t>
             </w:r>
             <w:r>
               <w:rPr>
@@ -9908,7 +9725,7 @@
                 <w:sz w:val="20"/>
                 <w:szCs w:val="20"/>
               </w:rPr>
-              <w:t xml:space="preserve">euribor3m, the three-month rate as published on the morning of the list</w:t>
+              <w:t xml:space="preserve">nr.employed for the current quarter, filled in once that quarter closes</w:t>
             </w:r>
           </w:p>
         </w:tc>
@@ -10199,7 +10016,7 @@
                 <w:sz w:val="18"/>
                 <w:szCs w:val="18"/>
               </w:rPr>
-              <w:t xml:space="preserve">   Hard</w:t>
+              <w:t xml:space="preserve">   Medium</w:t>
             </w:r>
             <w:r>
               <w:rPr>
@@ -10810,7 +10627,7 @@
           <w:sz w:val="19"/>
           <w:szCs w:val="19"/>
         </w:rPr>
-        <w:t xml:space="preserve">6 items, Q17 to Q22, about 12 minutes. What it shows: whether you can read training against validation, choose complexity by cross-validation and say when the simpler model ships.</w:t>
+        <w:t xml:space="preserve">4 items, Q17 to Q20, about 10 minutes. What it shows: whether you can read training against validation, choose complexity by cross-validation and say when the simpler model ships.</w:t>
       </w:r>
     </w:p>
     <w:p>
@@ -11730,7 +11547,7 @@
                 <w:sz w:val="18"/>
                 <w:szCs w:val="18"/>
               </w:rPr>
-              <w:t xml:space="preserve">   Hard</w:t>
+              <w:t xml:space="preserve">   Medium</w:t>
             </w:r>
             <w:r>
               <w:rPr>
@@ -11793,7 +11610,7 @@
                 <w:sz w:val="20"/>
                 <w:szCs w:val="20"/>
               </w:rPr>
-              <w:t xml:space="preserve">It memorised the training clients; cap the depth where validation AUC peaks, depth 5 here.</w:t>
+              <w:t xml:space="preserve">It memorised the training clients; cap the depth near the validation peak, confirmed by CV.</w:t>
             </w:r>
           </w:p>
           <w:p>
@@ -12096,7 +11913,7 @@
                 <w:sz w:val="20"/>
                 <w:szCs w:val="20"/>
               </w:rPr>
-              <w:t xml:space="preserve">choosing the depth or the penalty by five-fold cross-validation</w:t>
+              <w:t xml:space="preserve">a simpler depth or penalty, chosen by five-fold cross-validation</w:t>
             </w:r>
           </w:p>
         </w:tc>
@@ -13228,7 +13045,7 @@
                 <w:sz w:val="21"/>
                 <w:szCs w:val="21"/>
               </w:rPr>
-              <w:t xml:space="preserve">Statement: gradient boosting should go into the memo, since it scores the highest validation AUC of the three families in Exhibit 4B. True or false, and why?</w:t>
+              <w:t xml:space="preserve">Statement: the logistic model should go into the memo, although gradient boosting scores the highest validation AUC of the three families in Exhibit 4B. True or false, and why?</w:t>
             </w:r>
           </w:p>
           <w:p>
@@ -13256,7 +13073,7 @@
                 <w:sz w:val="20"/>
                 <w:szCs w:val="20"/>
               </w:rPr>
-              <w:t xml:space="preserve">True: 0.806 is above 0.799 and 0.795 on the same validation rows, and the memo reports the best found.</w:t>
+              <w:t xml:space="preserve">True: a logistic model cannot overfit its rows, so its validation score is the safer one to quote.</w:t>
             </w:r>
           </w:p>
           <w:p>
@@ -13284,7 +13101,7 @@
                 <w:sz w:val="20"/>
                 <w:szCs w:val="20"/>
               </w:rPr>
-              <w:t xml:space="preserve">True: boosting fits each round to the errors of the rounds before, so it generalises best of the three.</w:t>
+              <w:t xml:space="preserve">True: a gap of 0.011 can flip on another split, as the folds' spread shows; the plainer model ships.</w:t>
             </w:r>
           </w:p>
           <w:p>
@@ -13312,7 +13129,7 @@
                 <w:sz w:val="20"/>
                 <w:szCs w:val="20"/>
               </w:rPr>
-              <w:t xml:space="preserve">False: 0.011 is inside the 0.03 one split moves by, so it is a tie, and the explainable logistic ships.</w:t>
+              <w:t xml:space="preserve">False: 0.806 is above 0.799 and 0.795 on the same validation rows, and the memo reports the best found.</w:t>
             </w:r>
           </w:p>
           <w:p>
@@ -13340,553 +13157,7 @@
                 <w:sz w:val="20"/>
                 <w:szCs w:val="20"/>
               </w:rPr>
-              <w:t xml:space="preserve">False: AUC cannot compare different model families, so the committee needs each accuracy at 0.5.</w:t>
-            </w:r>
-          </w:p>
-        </w:tc>
-      </w:tr>
-    </w:tbl>
-    <w:p>
-      <w:pPr>
-        <w:keepNext w:val="false"/>
-        <w:spacing w:after="120" w:before="0"/>
-      </w:pPr>
-    </w:p>
-    <w:tbl>
-      <w:tblPr>
-        <w:tblW w:type="dxa" w:w="9800"/>
-        <w:tblBorders>
-          <w:top w:val="none" w:color="FFFFFF" w:sz="0"/>
-          <w:left w:val="none" w:color="FFFFFF" w:sz="0"/>
-          <w:bottom w:val="none" w:color="FFFFFF" w:sz="0"/>
-          <w:right w:val="none" w:color="FFFFFF" w:sz="0"/>
-          <w:insideH w:val="none" w:color="FFFFFF" w:sz="0"/>
-          <w:insideV w:val="none" w:color="FFFFFF" w:sz="0"/>
-        </w:tblBorders>
-      </w:tblPr>
-      <w:tblGrid>
-        <w:gridCol w:w="9800"/>
-      </w:tblGrid>
-      <w:tr>
-        <w:trPr>
-          <w:cantSplit/>
-        </w:trPr>
-        <w:tc>
-          <w:tcPr>
-            <w:tcW w:type="dxa" w:w="9800"/>
-            <w:tcBorders>
-              <w:top w:val="none" w:color="FFFFFF" w:sz="0"/>
-              <w:left w:val="none" w:color="FFFFFF" w:sz="0"/>
-              <w:bottom w:val="none" w:color="FFFFFF" w:sz="0"/>
-              <w:right w:val="none" w:color="FFFFFF" w:sz="0"/>
-            </w:tcBorders>
-            <w:tcMar>
-              <w:top w:type="dxa" w:w="0"/>
-              <w:left w:type="dxa" w:w="0"/>
-              <w:bottom w:type="dxa" w:w="0"/>
-              <w:right w:type="dxa" w:w="0"/>
-            </w:tcMar>
-          </w:tcPr>
-          <w:p>
-            <w:pPr>
-              <w:keepNext/>
-              <w:spacing w:after="80" w:before="80" w:line="264"/>
-            </w:pPr>
-            <w:r>
-              <w:rPr>
-                <w:rFonts w:ascii="Arial" w:cs="Arial" w:eastAsia="Arial" w:hAnsi="Arial"/>
-                <w:b/>
-                <w:bCs/>
-                <w:color w:val="B37A33"/>
-                <w:sz w:val="19"/>
-                <w:szCs w:val="19"/>
-              </w:rPr>
-              <w:t xml:space="preserve">Word bank 4</w:t>
-            </w:r>
-            <w:r>
-              <w:rPr>
-                <w:rFonts w:ascii="Arial" w:cs="Arial" w:eastAsia="Arial" w:hAnsi="Arial"/>
-                <w:i/>
-                <w:iCs/>
-                <w:color w:val="6B675E"/>
-                <w:sz w:val="18"/>
-                <w:szCs w:val="18"/>
-              </w:rPr>
-              <w:t xml:space="preserve">   Write the letter of the word or phrase that completes each statement. Each is used once at most, and some are not used.</w:t>
-            </w:r>
-          </w:p>
-          <w:tbl>
-            <w:tblPr>
-              <w:tblW w:type="dxa" w:w="9798"/>
-              <w:tblBorders>
-                <w:top w:val="single" w:color="FFFFFF" w:sz="4"/>
-                <w:left w:val="single" w:color="FFFFFF" w:sz="4"/>
-                <w:bottom w:val="single" w:color="FFFFFF" w:sz="4"/>
-                <w:right w:val="single" w:color="FFFFFF" w:sz="4"/>
-                <w:insideH w:val="single" w:color="FFFFFF" w:sz="4"/>
-                <w:insideV w:val="single" w:color="FFFFFF" w:sz="4"/>
-              </w:tblBorders>
-            </w:tblPr>
-            <w:tblGrid>
-              <w:gridCol w:w="3266"/>
-              <w:gridCol w:w="3266"/>
-              <w:gridCol w:w="3266"/>
-            </w:tblGrid>
-            <w:tr>
-              <w:trPr>
-                <w:cantSplit/>
-              </w:trPr>
-              <w:tc>
-                <w:tcPr>
-                  <w:tcW w:type="dxa" w:w="3266"/>
-                  <w:tcBorders>
-                    <w:top w:val="single" w:color="FFFFFF" w:sz="4"/>
-                    <w:left w:val="single" w:color="FFFFFF" w:sz="4"/>
-                    <w:bottom w:val="single" w:color="FFFFFF" w:sz="4"/>
-                    <w:right w:val="single" w:color="FFFFFF" w:sz="4"/>
-                  </w:tcBorders>
-                  <w:shd w:fill="F3F1EA" w:color="auto" w:val="clear"/>
-                  <w:tcMar>
-                    <w:top w:type="dxa" w:w="60"/>
-                    <w:left w:type="dxa" w:w="140"/>
-                    <w:bottom w:type="dxa" w:w="60"/>
-                    <w:right w:type="dxa" w:w="100"/>
-                  </w:tcMar>
-                  <w:vAlign w:val="center"/>
-                </w:tcPr>
-                <w:p>
-                  <w:pPr>
-                    <w:keepNext/>
-                    <w:spacing w:after="0" w:line="252"/>
-                  </w:pPr>
-                  <w:r>
-                    <w:rPr>
-                      <w:rFonts w:ascii="Arial" w:cs="Arial" w:eastAsia="Arial" w:hAnsi="Arial"/>
-                      <w:b/>
-                      <w:bCs/>
-                      <w:color w:val="B37A33"/>
-                      <w:sz w:val="20"/>
-                      <w:szCs w:val="20"/>
-                    </w:rPr>
-                    <w:t xml:space="preserve">A   </w:t>
-                  </w:r>
-                  <w:r>
-                    <w:rPr>
-                      <w:rFonts w:ascii="Arial" w:cs="Arial" w:eastAsia="Arial" w:hAnsi="Arial"/>
-                      <w:color w:val="1C1B16"/>
-                      <w:sz w:val="20"/>
-                      <w:szCs w:val="20"/>
-                    </w:rPr>
-                    <w:t xml:space="preserve">overfitting</w:t>
-                  </w:r>
-                </w:p>
-              </w:tc>
-              <w:tc>
-                <w:tcPr>
-                  <w:tcW w:type="dxa" w:w="3266"/>
-                  <w:tcBorders>
-                    <w:top w:val="single" w:color="FFFFFF" w:sz="4"/>
-                    <w:left w:val="single" w:color="FFFFFF" w:sz="4"/>
-                    <w:bottom w:val="single" w:color="FFFFFF" w:sz="4"/>
-                    <w:right w:val="single" w:color="FFFFFF" w:sz="4"/>
-                  </w:tcBorders>
-                  <w:shd w:fill="F3F1EA" w:color="auto" w:val="clear"/>
-                  <w:tcMar>
-                    <w:top w:type="dxa" w:w="60"/>
-                    <w:left w:type="dxa" w:w="140"/>
-                    <w:bottom w:type="dxa" w:w="60"/>
-                    <w:right w:type="dxa" w:w="100"/>
-                  </w:tcMar>
-                  <w:vAlign w:val="center"/>
-                </w:tcPr>
-                <w:p>
-                  <w:pPr>
-                    <w:keepNext/>
-                    <w:spacing w:after="0" w:line="252"/>
-                  </w:pPr>
-                  <w:r>
-                    <w:rPr>
-                      <w:rFonts w:ascii="Arial" w:cs="Arial" w:eastAsia="Arial" w:hAnsi="Arial"/>
-                      <w:b/>
-                      <w:bCs/>
-                      <w:color w:val="B37A33"/>
-                      <w:sz w:val="20"/>
-                      <w:szCs w:val="20"/>
-                    </w:rPr>
-                    <w:t xml:space="preserve">B   </w:t>
-                  </w:r>
-                  <w:r>
-                    <w:rPr>
-                      <w:rFonts w:ascii="Arial" w:cs="Arial" w:eastAsia="Arial" w:hAnsi="Arial"/>
-                      <w:color w:val="1C1B16"/>
-                      <w:sz w:val="20"/>
-                      <w:szCs w:val="20"/>
-                    </w:rPr>
-                    <w:t xml:space="preserve">underfitting</w:t>
-                  </w:r>
-                </w:p>
-              </w:tc>
-              <w:tc>
-                <w:tcPr>
-                  <w:tcW w:type="dxa" w:w="3266"/>
-                  <w:tcBorders>
-                    <w:top w:val="single" w:color="FFFFFF" w:sz="4"/>
-                    <w:left w:val="single" w:color="FFFFFF" w:sz="4"/>
-                    <w:bottom w:val="single" w:color="FFFFFF" w:sz="4"/>
-                    <w:right w:val="single" w:color="FFFFFF" w:sz="4"/>
-                  </w:tcBorders>
-                  <w:shd w:fill="F3F1EA" w:color="auto" w:val="clear"/>
-                  <w:tcMar>
-                    <w:top w:type="dxa" w:w="60"/>
-                    <w:left w:type="dxa" w:w="140"/>
-                    <w:bottom w:type="dxa" w:w="60"/>
-                    <w:right w:type="dxa" w:w="100"/>
-                  </w:tcMar>
-                  <w:vAlign w:val="center"/>
-                </w:tcPr>
-                <w:p>
-                  <w:pPr>
-                    <w:keepNext/>
-                    <w:spacing w:after="0" w:line="252"/>
-                  </w:pPr>
-                  <w:r>
-                    <w:rPr>
-                      <w:rFonts w:ascii="Arial" w:cs="Arial" w:eastAsia="Arial" w:hAnsi="Arial"/>
-                      <w:b/>
-                      <w:bCs/>
-                      <w:color w:val="B37A33"/>
-                      <w:sz w:val="20"/>
-                      <w:szCs w:val="20"/>
-                    </w:rPr>
-                    <w:t xml:space="preserve">C   </w:t>
-                  </w:r>
-                  <w:r>
-                    <w:rPr>
-                      <w:rFonts w:ascii="Arial" w:cs="Arial" w:eastAsia="Arial" w:hAnsi="Arial"/>
-                      <w:color w:val="1C1B16"/>
-                      <w:sz w:val="20"/>
-                      <w:szCs w:val="20"/>
-                    </w:rPr>
-                    <w:t xml:space="preserve">threshold</w:t>
-                  </w:r>
-                </w:p>
-              </w:tc>
-            </w:tr>
-            <w:tr>
-              <w:trPr>
-                <w:cantSplit/>
-              </w:trPr>
-              <w:tc>
-                <w:tcPr>
-                  <w:tcW w:type="dxa" w:w="3266"/>
-                  <w:tcBorders>
-                    <w:top w:val="single" w:color="FFFFFF" w:sz="4"/>
-                    <w:left w:val="single" w:color="FFFFFF" w:sz="4"/>
-                    <w:bottom w:val="single" w:color="FFFFFF" w:sz="4"/>
-                    <w:right w:val="single" w:color="FFFFFF" w:sz="4"/>
-                  </w:tcBorders>
-                  <w:shd w:fill="F3F1EA" w:color="auto" w:val="clear"/>
-                  <w:tcMar>
-                    <w:top w:type="dxa" w:w="60"/>
-                    <w:left w:type="dxa" w:w="140"/>
-                    <w:bottom w:type="dxa" w:w="60"/>
-                    <w:right w:type="dxa" w:w="100"/>
-                  </w:tcMar>
-                  <w:vAlign w:val="center"/>
-                </w:tcPr>
-                <w:p>
-                  <w:pPr>
-                    <w:keepNext/>
-                    <w:spacing w:after="0" w:line="252"/>
-                  </w:pPr>
-                  <w:r>
-                    <w:rPr>
-                      <w:rFonts w:ascii="Arial" w:cs="Arial" w:eastAsia="Arial" w:hAnsi="Arial"/>
-                      <w:b/>
-                      <w:bCs/>
-                      <w:color w:val="B37A33"/>
-                      <w:sz w:val="20"/>
-                      <w:szCs w:val="20"/>
-                    </w:rPr>
-                    <w:t xml:space="preserve">D   </w:t>
-                  </w:r>
-                  <w:r>
-                    <w:rPr>
-                      <w:rFonts w:ascii="Arial" w:cs="Arial" w:eastAsia="Arial" w:hAnsi="Arial"/>
-                      <w:color w:val="1C1B16"/>
-                      <w:sz w:val="20"/>
-                      <w:szCs w:val="20"/>
-                    </w:rPr>
-                    <w:t xml:space="preserve">split</w:t>
-                  </w:r>
-                </w:p>
-              </w:tc>
-              <w:tc>
-                <w:tcPr>
-                  <w:tcW w:type="dxa" w:w="3266"/>
-                  <w:tcBorders>
-                    <w:top w:val="single" w:color="FFFFFF" w:sz="4"/>
-                    <w:left w:val="single" w:color="FFFFFF" w:sz="4"/>
-                    <w:bottom w:val="single" w:color="FFFFFF" w:sz="4"/>
-                    <w:right w:val="single" w:color="FFFFFF" w:sz="4"/>
-                  </w:tcBorders>
-                  <w:shd w:fill="F3F1EA" w:color="auto" w:val="clear"/>
-                  <w:tcMar>
-                    <w:top w:type="dxa" w:w="60"/>
-                    <w:left w:type="dxa" w:w="140"/>
-                    <w:bottom w:type="dxa" w:w="60"/>
-                    <w:right w:type="dxa" w:w="100"/>
-                  </w:tcMar>
-                  <w:vAlign w:val="center"/>
-                </w:tcPr>
-                <w:p>
-                  <w:pPr>
-                    <w:keepNext/>
-                    <w:spacing w:after="0" w:line="252"/>
-                  </w:pPr>
-                  <w:r>
-                    <w:rPr>
-                      <w:rFonts w:ascii="Arial" w:cs="Arial" w:eastAsia="Arial" w:hAnsi="Arial"/>
-                      <w:b/>
-                      <w:bCs/>
-                      <w:color w:val="B37A33"/>
-                      <w:sz w:val="20"/>
-                      <w:szCs w:val="20"/>
-                    </w:rPr>
-                    <w:t xml:space="preserve">E   </w:t>
-                  </w:r>
-                  <w:r>
-                    <w:rPr>
-                      <w:rFonts w:ascii="Arial" w:cs="Arial" w:eastAsia="Arial" w:hAnsi="Arial"/>
-                      <w:color w:val="1C1B16"/>
-                      <w:sz w:val="20"/>
-                      <w:szCs w:val="20"/>
-                    </w:rPr>
-                    <w:t xml:space="preserve">leakage</w:t>
-                  </w:r>
-                </w:p>
-              </w:tc>
-              <w:tc>
-                <w:tcPr>
-                  <w:tcW w:type="dxa" w:w="3266"/>
-                  <w:tcBorders>
-                    <w:top w:val="single" w:color="FFFFFF" w:sz="4"/>
-                    <w:left w:val="single" w:color="FFFFFF" w:sz="4"/>
-                    <w:bottom w:val="single" w:color="FFFFFF" w:sz="4"/>
-                    <w:right w:val="single" w:color="FFFFFF" w:sz="4"/>
-                  </w:tcBorders>
-                  <w:shd w:fill="F3F1EA" w:color="auto" w:val="clear"/>
-                  <w:tcMar>
-                    <w:top w:type="dxa" w:w="60"/>
-                    <w:left w:type="dxa" w:w="140"/>
-                    <w:bottom w:type="dxa" w:w="60"/>
-                    <w:right w:type="dxa" w:w="100"/>
-                  </w:tcMar>
-                  <w:vAlign w:val="center"/>
-                </w:tcPr>
-                <w:p>
-                  <w:pPr>
-                    <w:keepNext/>
-                    <w:spacing w:after="0" w:line="252"/>
-                  </w:pPr>
-                  <w:r>
-                    <w:rPr>
-                      <w:rFonts w:ascii="Arial" w:cs="Arial" w:eastAsia="Arial" w:hAnsi="Arial"/>
-                      <w:b/>
-                      <w:bCs/>
-                      <w:color w:val="B37A33"/>
-                      <w:sz w:val="20"/>
-                      <w:szCs w:val="20"/>
-                    </w:rPr>
-                    <w:t xml:space="preserve">F   </w:t>
-                  </w:r>
-                  <w:r>
-                    <w:rPr>
-                      <w:rFonts w:ascii="Arial" w:cs="Arial" w:eastAsia="Arial" w:hAnsi="Arial"/>
-                      <w:color w:val="1C1B16"/>
-                      <w:sz w:val="20"/>
-                      <w:szCs w:val="20"/>
-                    </w:rPr>
-                    <w:t xml:space="preserve">seed</w:t>
-                  </w:r>
-                </w:p>
-              </w:tc>
-            </w:tr>
-          </w:tbl>
-          <w:p>
-            <w:pPr>
-              <w:keepNext/>
-              <w:spacing w:after="140" w:before="0"/>
-            </w:pPr>
-          </w:p>
-          <w:p>
-            <w:pPr>
-              <w:keepNext/>
-              <w:spacing w:after="60" w:before="60" w:line="276"/>
-            </w:pPr>
-            <w:r>
-              <w:rPr>
-                <w:rFonts w:ascii="Arial" w:cs="Arial" w:eastAsia="Arial" w:hAnsi="Arial"/>
-                <w:b/>
-                <w:bCs/>
-                <w:color w:val="B37A33"/>
-                <w:sz w:val="22"/>
-                <w:szCs w:val="22"/>
-              </w:rPr>
-              <w:t xml:space="preserve">Q21</w:t>
-            </w:r>
-            <w:r>
-              <w:rPr>
-                <w:rFonts w:ascii="Arial" w:cs="Arial" w:eastAsia="Arial" w:hAnsi="Arial"/>
-                <w:b/>
-                <w:bCs/>
-                <w:color w:val="6B675E"/>
-                <w:sz w:val="18"/>
-                <w:szCs w:val="18"/>
-              </w:rPr>
-              <w:t xml:space="preserve">   Easy</w:t>
-            </w:r>
-            <w:r>
-              <w:rPr>
-                <w:rFonts w:ascii="Arial" w:cs="Arial" w:eastAsia="Arial" w:hAnsi="Arial"/>
-                <w:color w:val="6B675E"/>
-                <w:sz w:val="18"/>
-                <w:szCs w:val="18"/>
-              </w:rPr>
-              <w:t xml:space="preserve">  ·  Name the failure</w:t>
-            </w:r>
-            <w:r>
-              <w:rPr>
-                <w:rFonts w:ascii="Arial" w:cs="Arial" w:eastAsia="Arial" w:hAnsi="Arial"/>
-                <w:i/>
-                <w:iCs/>
-                <w:color w:val="6B675E"/>
-                <w:sz w:val="18"/>
-                <w:szCs w:val="18"/>
-              </w:rPr>
-              <w:t xml:space="preserve">  ·  a letter from Word bank 4</w:t>
-            </w:r>
-          </w:p>
-          <w:p>
-            <w:pPr>
-              <w:keepNext/>
-              <w:spacing w:after="80" w:line="276"/>
-            </w:pPr>
-            <w:r>
-              <w:rPr>
-                <w:rFonts w:ascii="Arial" w:cs="Arial" w:eastAsia="Arial" w:hAnsi="Arial"/>
-                <w:color w:val="1C1B16"/>
-                <w:sz w:val="21"/>
-                <w:szCs w:val="21"/>
-              </w:rPr>
-              <w:t xml:space="preserve">A model that scores 100 percent on training and 61 percent on validation is ____.</w:t>
-            </w:r>
-          </w:p>
-        </w:tc>
-      </w:tr>
-    </w:tbl>
-    <w:p>
-      <w:pPr>
-        <w:keepNext w:val="false"/>
-        <w:spacing w:after="120" w:before="0"/>
-      </w:pPr>
-    </w:p>
-    <w:tbl>
-      <w:tblPr>
-        <w:tblW w:type="dxa" w:w="9800"/>
-        <w:tblBorders>
-          <w:top w:val="none" w:color="FFFFFF" w:sz="0"/>
-          <w:left w:val="none" w:color="FFFFFF" w:sz="0"/>
-          <w:bottom w:val="none" w:color="FFFFFF" w:sz="0"/>
-          <w:right w:val="none" w:color="FFFFFF" w:sz="0"/>
-          <w:insideH w:val="none" w:color="FFFFFF" w:sz="0"/>
-          <w:insideV w:val="none" w:color="FFFFFF" w:sz="0"/>
-        </w:tblBorders>
-      </w:tblPr>
-      <w:tblGrid>
-        <w:gridCol w:w="9800"/>
-      </w:tblGrid>
-      <w:tr>
-        <w:trPr>
-          <w:cantSplit/>
-        </w:trPr>
-        <w:tc>
-          <w:tcPr>
-            <w:tcW w:type="dxa" w:w="9800"/>
-            <w:tcBorders>
-              <w:top w:val="none" w:color="FFFFFF" w:sz="0"/>
-              <w:left w:val="none" w:color="FFFFFF" w:sz="0"/>
-              <w:bottom w:val="none" w:color="FFFFFF" w:sz="0"/>
-              <w:right w:val="none" w:color="FFFFFF" w:sz="0"/>
-            </w:tcBorders>
-            <w:tcMar>
-              <w:top w:type="dxa" w:w="0"/>
-              <w:left w:type="dxa" w:w="0"/>
-              <w:bottom w:type="dxa" w:w="0"/>
-              <w:right w:type="dxa" w:w="0"/>
-            </w:tcMar>
-          </w:tcPr>
-          <w:p>
-            <w:pPr>
-              <w:keepNext/>
-              <w:spacing w:after="60" w:before="60" w:line="276"/>
-            </w:pPr>
-            <w:r>
-              <w:rPr>
-                <w:rFonts w:ascii="Arial" w:cs="Arial" w:eastAsia="Arial" w:hAnsi="Arial"/>
-                <w:b/>
-                <w:bCs/>
-                <w:color w:val="B37A33"/>
-                <w:sz w:val="22"/>
-                <w:szCs w:val="22"/>
-              </w:rPr>
-              <w:t xml:space="preserve">Q22</w:t>
-            </w:r>
-            <w:r>
-              <w:rPr>
-                <w:rFonts w:ascii="Arial" w:cs="Arial" w:eastAsia="Arial" w:hAnsi="Arial"/>
-                <w:b/>
-                <w:bCs/>
-                <w:color w:val="6B675E"/>
-                <w:sz w:val="18"/>
-                <w:szCs w:val="18"/>
-              </w:rPr>
-              <w:t xml:space="preserve">   Medium</w:t>
-            </w:r>
-            <w:r>
-              <w:rPr>
-                <w:rFonts w:ascii="Arial" w:cs="Arial" w:eastAsia="Arial" w:hAnsi="Arial"/>
-                <w:color w:val="6B675E"/>
-                <w:sz w:val="18"/>
-                <w:szCs w:val="18"/>
-              </w:rPr>
-              <w:t xml:space="preserve">  ·  Name what averages out</w:t>
-            </w:r>
-            <w:r>
-              <w:rPr>
-                <w:rFonts w:ascii="Arial" w:cs="Arial" w:eastAsia="Arial" w:hAnsi="Arial"/>
-                <w:i/>
-                <w:iCs/>
-                <w:color w:val="6B675E"/>
-                <w:sz w:val="18"/>
-                <w:szCs w:val="18"/>
-              </w:rPr>
-              <w:t xml:space="preserve">  ·  a letter from Word bank 4</w:t>
-            </w:r>
-          </w:p>
-          <w:p>
-            <w:pPr>
-              <w:keepNext/>
-              <w:spacing w:after="80" w:line="276"/>
-            </w:pPr>
-            <w:r>
-              <w:rPr>
-                <w:rFonts w:ascii="Arial" w:cs="Arial" w:eastAsia="Arial" w:hAnsi="Arial"/>
-                <w:color w:val="1C1B16"/>
-                <w:sz w:val="21"/>
-                <w:szCs w:val="21"/>
-              </w:rPr>
-              <w:t xml:space="preserve">Cross-validation averages away the luck of one particular ____.</w:t>
+              <w:t xml:space="preserve">False: AUC cannot compare models of different families, so the committee needs each accuracy at 0.5.</w:t>
             </w:r>
           </w:p>
         </w:tc>
@@ -13922,7 +13193,7 @@
           <w:sz w:val="19"/>
           <w:szCs w:val="19"/>
         </w:rPr>
-        <w:t xml:space="preserve">4 items, Q23 to Q26, about 10 minutes. What it shows: whether you can say what a memo must prove, how a model is caught going stale and why the same model draws an opposite line in lending.</w:t>
+        <w:t xml:space="preserve">4 items, Q21 to Q24, about 10 minutes. What it shows: whether you can say what a memo must prove, how a model is caught going stale and why the same model draws an opposite line in lending.</w:t>
       </w:r>
     </w:p>
     <w:p>
@@ -14012,7 +13283,7 @@
             <w:r>
               <w:drawing>
                 <wp:inline distT="0" distB="0" distL="0" distR="0">
-                  <wp:extent cx="5905500" cy="876300"/>
+                  <wp:extent cx="5905500" cy="457200"/>
                   <wp:effectExtent t="0" r="0" b="0" l="0"/>
                   <wp:docPr id="5" name=""/>
                   <wp:cNvGraphicFramePr>
@@ -14037,7 +13308,7 @@
                         <pic:spPr bwMode="auto">
                           <a:xfrm>
                             <a:off x="0" y="0"/>
-                            <a:ext cx="5905500" cy="876300"/>
+                            <a:ext cx="5905500" cy="457200"/>
                           </a:xfrm>
                           <a:prstGeom prst="rect">
                             <a:avLst/>
@@ -14572,7 +13843,7 @@
                       <w:sz w:val="18"/>
                       <w:szCs w:val="18"/>
                     </w:rPr>
-                    <w:t xml:space="preserve">The accuracy of the metric used to judge how many items are found fell from 93 percent to 61 percent, which told the engineers to retrain; by June it read about 85 percent</w:t>
+                    <w:t xml:space="preserve">A metric used to evaluate the model that predicts whether an item is in stock fell from 93 percent to 61 percent, which told the engineers to retrain; by June it read about 85 percent</w:t>
                   </w:r>
                 </w:p>
               </w:tc>
@@ -14748,7 +14019,7 @@
                 <w:sz w:val="22"/>
                 <w:szCs w:val="22"/>
               </w:rPr>
-              <w:t xml:space="preserve">Q23</w:t>
+              <w:t xml:space="preserve">Q21</w:t>
             </w:r>
             <w:r>
               <w:rPr>
@@ -14967,7 +14238,7 @@
                 <w:sz w:val="22"/>
                 <w:szCs w:val="22"/>
               </w:rPr>
-              <w:t xml:space="preserve">Q24</w:t>
+              <w:t xml:space="preserve">Q22</w:t>
             </w:r>
             <w:r>
               <w:rPr>
@@ -15069,7 +14340,7 @@
                 <w:sz w:val="20"/>
                 <w:szCs w:val="20"/>
               </w:rPr>
-              <w:t xml:space="preserve">the segment of clients the model ranks worst, with how many clients it holds</w:t>
+              <w:t xml:space="preserve">the segment where the model performs worst, with how many clients it holds</w:t>
             </w:r>
           </w:p>
           <w:p>
@@ -15186,7 +14457,7 @@
                 <w:sz w:val="22"/>
                 <w:szCs w:val="22"/>
               </w:rPr>
-              <w:t xml:space="preserve">Q25</w:t>
+              <w:t xml:space="preserve">Q23</w:t>
             </w:r>
             <w:r>
               <w:rPr>
@@ -15260,7 +14531,7 @@
                 <w:sz w:val="20"/>
                 <w:szCs w:val="20"/>
               </w:rPr>
-              <w:t xml:space="preserve">a random trial: half the next calls by the model's list, half by today's rule, scored on deposits</w:t>
+              <w:t xml:space="preserve">a bigger validation slice, so that the AUC of 0.795 can be quoted to three decimal places</w:t>
             </w:r>
           </w:p>
           <w:p>
@@ -15288,7 +14559,7 @@
                 <w:sz w:val="20"/>
                 <w:szCs w:val="20"/>
               </w:rPr>
-              <w:t xml:space="preserve">a bigger validation slice, so that the AUC of 0.795 can be quoted to three decimal places</w:t>
+              <w:t xml:space="preserve">a switch to gradient boosting, whose 0.806 gives the committee the strongest offline case</w:t>
             </w:r>
           </w:p>
           <w:p>
@@ -15316,7 +14587,7 @@
                 <w:sz w:val="20"/>
                 <w:szCs w:val="20"/>
               </w:rPr>
-              <w:t xml:space="preserve">a switch to gradient boosting, whose 0.806 gives the committee the strongest offline case</w:t>
+              <w:t xml:space="preserve">a random trial: half the next calls by the model's list, half by today's rule, scored on deposits</w:t>
             </w:r>
           </w:p>
           <w:p>
@@ -15405,7 +14676,7 @@
                 <w:sz w:val="22"/>
                 <w:szCs w:val="22"/>
               </w:rPr>
-              <w:t xml:space="preserve">Q26</w:t>
+              <w:t xml:space="preserve">Q24</w:t>
             </w:r>
             <w:r>
               <w:rPr>
@@ -15451,7 +14722,7 @@
                 <w:sz w:val="21"/>
                 <w:szCs w:val="21"/>
               </w:rPr>
-              <w:t xml:space="preserve">Rohan Desai's lending book: approving a borrower who defaults costs Rs 60,000, and rejecting a good borrower costs Rs 3,000 of lost interest. Where does Rohan's approval line go?</w:t>
+              <w:t xml:space="preserve">Rohan Desai's lending book: approving a borrower who defaults costs Rs 60,000, and rejecting a good borrower costs Rs 3,000 of lost interest. His model, calibrated on recent loans, gives applicant P a 4 percent chance of default and applicant Q an 8 percent chance. Whom does Rohan approve?</w:t>
             </w:r>
           </w:p>
           <w:p>
@@ -15479,7 +14750,7 @@
                 <w:sz w:val="20"/>
                 <w:szCs w:val="20"/>
               </w:rPr>
-              <w:t xml:space="preserve">Approve on the nudge's own cost line, read as a chance of repaying, since the method is the same.</w:t>
+              <w:t xml:space="preserve">Both: each is far below a 50 percent chance of default, the neutral line for a yes or no decision.</w:t>
             </w:r>
           </w:p>
           <w:p>
@@ -15507,7 +14778,7 @@
                 <w:sz w:val="20"/>
                 <w:szCs w:val="20"/>
               </w:rPr>
-              <w:t xml:space="preserve">Approve at the neutral 0.5, since a loan is a yes or no decision with no budget in the way.</w:t>
+              <w:t xml:space="preserve">P only: the line sits near a 5 percent chance of default, so Q at 8 percent costs more than it pays.</w:t>
             </w:r>
           </w:p>
           <w:p>
@@ -15535,7 +14806,7 @@
                 <w:sz w:val="20"/>
                 <w:szCs w:val="20"/>
               </w:rPr>
-              <w:t xml:space="preserve">Approve while the chance of default is under 60,000 in 63,000, about 0.95, since defaults cost more.</w:t>
+              <w:t xml:space="preserve">Both: the nudge acts on a 3 percent chance, so the same method approves anyone above that line.</w:t>
             </w:r>
           </w:p>
           <w:p>
@@ -15563,7 +14834,7 @@
                 <w:sz w:val="20"/>
                 <w:szCs w:val="20"/>
               </w:rPr>
-              <w:t xml:space="preserve">Approve only while the chance of default is under 3,000 in 63,000, about 0.05: repay above 0.95.</w:t>
+              <w:t xml:space="preserve">Neither: a default costs twenty times a rejection, so any chance above 1 in 20 must mean a rejection.</w:t>
             </w:r>
           </w:p>
         </w:tc>
@@ -15816,7 +15087,7 @@
                 <w:sz w:val="21"/>
                 <w:szCs w:val="21"/>
               </w:rPr>
-              <w:t xml:space="preserve">Gradient boosting beats the logistic model by 0.011 AUC on validation. Name the gap at which you would ship boosting instead, and say how you would size it in rupees at the budget of 1,000 calls.</w:t>
+              <w:t xml:space="preserve">Two models score within a hair of each other on validation, and one is far harder to explain. Name the evidence that would make you ship the harder one, and say how you would size the gap in rupees at the budget of 1,000 calls.</w:t>
             </w:r>
           </w:p>
           <w:tbl>
@@ -16371,7 +15642,7 @@
                 <w:sz w:val="18"/>
                 <w:szCs w:val="18"/>
               </w:rPr>
-              <w:t xml:space="preserve">____ of 26</w:t>
+              <w:t xml:space="preserve">____ of 24</w:t>
             </w:r>
           </w:p>
         </w:tc>
@@ -17495,7 +16766,7 @@
                 <w:sz w:val="16"/>
                 <w:szCs w:val="16"/>
               </w:rPr>
-              <w:t xml:space="preserve">____ of 6</w:t>
+              <w:t xml:space="preserve">____ of 4</w:t>
             </w:r>
           </w:p>
         </w:tc>
@@ -21224,7 +20495,7 @@
                       <w:sz w:val="16"/>
                       <w:szCs w:val="16"/>
                     </w:rPr>
-                    <w:t xml:space="preserve">Q23</w:t>
+                    <w:t xml:space="preserve">Q21</w:t>
                   </w:r>
                 </w:p>
               </w:tc>
@@ -21405,7 +20676,7 @@
                       <w:sz w:val="16"/>
                       <w:szCs w:val="16"/>
                     </w:rPr>
-                    <w:t xml:space="preserve">Q24*</w:t>
+                    <w:t xml:space="preserve">Q22*</w:t>
                   </w:r>
                 </w:p>
               </w:tc>
@@ -21586,7 +20857,7 @@
                       <w:sz w:val="16"/>
                       <w:szCs w:val="16"/>
                     </w:rPr>
-                    <w:t xml:space="preserve">Q25</w:t>
+                    <w:t xml:space="preserve">Q23</w:t>
                   </w:r>
                 </w:p>
               </w:tc>
@@ -21767,7 +21038,7 @@
                       <w:sz w:val="16"/>
                       <w:szCs w:val="16"/>
                     </w:rPr>
-                    <w:t xml:space="preserve">Q26</w:t>
+                    <w:t xml:space="preserve">Q24</w:t>
                   </w:r>
                 </w:p>
               </w:tc>
@@ -22452,117 +21723,6 @@
                 </w:p>
               </w:tc>
             </w:tr>
-            <w:tr>
-              <w:trPr>
-                <w:cantSplit/>
-                <w:trHeight w:val="380" w:hRule="atLeast"/>
-              </w:trPr>
-              <w:tc>
-                <w:tcPr>
-                  <w:tcW w:type="dxa" w:w="640"/>
-                  <w:tcBorders>
-                    <w:top w:val="single" w:color="D5D0C4" w:sz="4"/>
-                    <w:left w:val="single" w:color="D5D0C4" w:sz="4"/>
-                    <w:bottom w:val="single" w:color="D5D0C4" w:sz="4"/>
-                    <w:right w:val="single" w:color="D5D0C4" w:sz="4"/>
-                  </w:tcBorders>
-                  <w:tcMar>
-                    <w:top w:type="dxa" w:w="20"/>
-                    <w:left w:type="dxa" w:w="60"/>
-                    <w:bottom w:type="dxa" w:w="20"/>
-                    <w:right w:type="dxa" w:w="60"/>
-                  </w:tcMar>
-                  <w:vAlign w:val="center"/>
-                </w:tcPr>
-                <w:p>
-                  <w:pPr>
-                    <w:spacing w:after="20" w:before="20" w:line="240"/>
-                    <w:jc w:val="center"/>
-                  </w:pPr>
-                  <w:r>
-                    <w:rPr>
-                      <w:rFonts w:ascii="Arial" w:cs="Arial" w:eastAsia="Arial" w:hAnsi="Arial"/>
-                      <w:b w:val="false"/>
-                      <w:bCs w:val="false"/>
-                      <w:color w:val="1C1B16"/>
-                      <w:sz w:val="16"/>
-                      <w:szCs w:val="16"/>
-                    </w:rPr>
-                    <w:t xml:space="preserve">Q11</w:t>
-                  </w:r>
-                </w:p>
-              </w:tc>
-              <w:tc>
-                <w:tcPr>
-                  <w:tcW w:type="dxa" w:w="1250"/>
-                  <w:tcBorders>
-                    <w:top w:val="single" w:color="D5D0C4" w:sz="4"/>
-                    <w:left w:val="single" w:color="D5D0C4" w:sz="4"/>
-                    <w:bottom w:val="single" w:color="D5D0C4" w:sz="4"/>
-                    <w:right w:val="single" w:color="D5D0C4" w:sz="4"/>
-                  </w:tcBorders>
-                  <w:tcMar>
-                    <w:top w:type="dxa" w:w="20"/>
-                    <w:left w:type="dxa" w:w="60"/>
-                    <w:bottom w:type="dxa" w:w="20"/>
-                    <w:right w:type="dxa" w:w="60"/>
-                  </w:tcMar>
-                  <w:vAlign w:val="center"/>
-                </w:tcPr>
-                <w:p>
-                  <w:pPr>
-                    <w:spacing w:after="20" w:before="20" w:line="240"/>
-                    <w:jc w:val="center"/>
-                  </w:pPr>
-                  <w:r>
-                    <w:rPr>
-                      <w:rFonts w:ascii="Arial" w:cs="Arial" w:eastAsia="Arial" w:hAnsi="Arial"/>
-                      <w:b w:val="false"/>
-                      <w:bCs w:val="false"/>
-                      <w:color w:val="6B675E"/>
-                      <w:sz w:val="14"/>
-                      <w:szCs w:val="14"/>
-                    </w:rPr>
-                    <w:t xml:space="preserve">Letter</w:t>
-                  </w:r>
-                </w:p>
-              </w:tc>
-              <w:tc>
-                <w:tcPr>
-                  <w:tcW w:type="dxa" w:w="2860"/>
-                  <w:tcBorders>
-                    <w:top w:val="single" w:color="D5D0C4" w:sz="4"/>
-                    <w:left w:val="single" w:color="D5D0C4" w:sz="4"/>
-                    <w:bottom w:val="single" w:color="D5D0C4" w:sz="4"/>
-                    <w:right w:val="single" w:color="D5D0C4" w:sz="4"/>
-                  </w:tcBorders>
-                  <w:tcMar>
-                    <w:top w:type="dxa" w:w="20"/>
-                    <w:left w:type="dxa" w:w="60"/>
-                    <w:bottom w:type="dxa" w:w="20"/>
-                    <w:right w:type="dxa" w:w="60"/>
-                  </w:tcMar>
-                  <w:vAlign w:val="center"/>
-                </w:tcPr>
-                <w:p>
-                  <w:pPr>
-                    <w:spacing w:after="20" w:before="20" w:line="240"/>
-                    <w:jc w:val="left"/>
-                  </w:pPr>
-                  <w:r>
-                    <w:rPr>
-                      <w:rFonts w:ascii="Arial" w:cs="Arial" w:eastAsia="Arial" w:hAnsi="Arial"/>
-                      <w:b w:val="false"/>
-                      <w:bCs w:val="false"/>
-                      <w:color w:val="1C1B16"/>
-                      <w:sz w:val="16"/>
-                      <w:szCs w:val="16"/>
-                    </w:rPr>
-                    <w:t xml:space="preserve"/>
-                  </w:r>
-                </w:p>
-              </w:tc>
-            </w:tr>
           </w:tbl>
           <w:p>
             <w:pPr>
@@ -22766,7 +21926,7 @@
                       <w:sz w:val="16"/>
                       <w:szCs w:val="16"/>
                     </w:rPr>
-                    <w:t xml:space="preserve">Q16</w:t>
+                    <w:t xml:space="preserve">Q11</w:t>
                   </w:r>
                 </w:p>
               </w:tc>
@@ -22877,118 +22037,7 @@
                       <w:sz w:val="16"/>
                       <w:szCs w:val="16"/>
                     </w:rPr>
-                    <w:t xml:space="preserve">Q21</w:t>
-                  </w:r>
-                </w:p>
-              </w:tc>
-              <w:tc>
-                <w:tcPr>
-                  <w:tcW w:type="dxa" w:w="1250"/>
-                  <w:tcBorders>
-                    <w:top w:val="single" w:color="D5D0C4" w:sz="4"/>
-                    <w:left w:val="single" w:color="D5D0C4" w:sz="4"/>
-                    <w:bottom w:val="single" w:color="D5D0C4" w:sz="4"/>
-                    <w:right w:val="single" w:color="D5D0C4" w:sz="4"/>
-                  </w:tcBorders>
-                  <w:tcMar>
-                    <w:top w:type="dxa" w:w="20"/>
-                    <w:left w:type="dxa" w:w="60"/>
-                    <w:bottom w:type="dxa" w:w="20"/>
-                    <w:right w:type="dxa" w:w="60"/>
-                  </w:tcMar>
-                  <w:vAlign w:val="center"/>
-                </w:tcPr>
-                <w:p>
-                  <w:pPr>
-                    <w:spacing w:after="20" w:before="20" w:line="240"/>
-                    <w:jc w:val="center"/>
-                  </w:pPr>
-                  <w:r>
-                    <w:rPr>
-                      <w:rFonts w:ascii="Arial" w:cs="Arial" w:eastAsia="Arial" w:hAnsi="Arial"/>
-                      <w:b w:val="false"/>
-                      <w:bCs w:val="false"/>
-                      <w:color w:val="6B675E"/>
-                      <w:sz w:val="14"/>
-                      <w:szCs w:val="14"/>
-                    </w:rPr>
-                    <w:t xml:space="preserve">Letter</w:t>
-                  </w:r>
-                </w:p>
-              </w:tc>
-              <w:tc>
-                <w:tcPr>
-                  <w:tcW w:type="dxa" w:w="2860"/>
-                  <w:tcBorders>
-                    <w:top w:val="single" w:color="D5D0C4" w:sz="4"/>
-                    <w:left w:val="single" w:color="D5D0C4" w:sz="4"/>
-                    <w:bottom w:val="single" w:color="D5D0C4" w:sz="4"/>
-                    <w:right w:val="single" w:color="D5D0C4" w:sz="4"/>
-                  </w:tcBorders>
-                  <w:tcMar>
-                    <w:top w:type="dxa" w:w="20"/>
-                    <w:left w:type="dxa" w:w="60"/>
-                    <w:bottom w:type="dxa" w:w="20"/>
-                    <w:right w:type="dxa" w:w="60"/>
-                  </w:tcMar>
-                  <w:vAlign w:val="center"/>
-                </w:tcPr>
-                <w:p>
-                  <w:pPr>
-                    <w:spacing w:after="20" w:before="20" w:line="240"/>
-                    <w:jc w:val="left"/>
-                  </w:pPr>
-                  <w:r>
-                    <w:rPr>
-                      <w:rFonts w:ascii="Arial" w:cs="Arial" w:eastAsia="Arial" w:hAnsi="Arial"/>
-                      <w:b w:val="false"/>
-                      <w:bCs w:val="false"/>
-                      <w:color w:val="1C1B16"/>
-                      <w:sz w:val="16"/>
-                      <w:szCs w:val="16"/>
-                    </w:rPr>
-                    <w:t xml:space="preserve"/>
-                  </w:r>
-                </w:p>
-              </w:tc>
-            </w:tr>
-            <w:tr>
-              <w:trPr>
-                <w:cantSplit/>
-                <w:trHeight w:val="380" w:hRule="atLeast"/>
-              </w:trPr>
-              <w:tc>
-                <w:tcPr>
-                  <w:tcW w:type="dxa" w:w="640"/>
-                  <w:tcBorders>
-                    <w:top w:val="single" w:color="D5D0C4" w:sz="4"/>
-                    <w:left w:val="single" w:color="D5D0C4" w:sz="4"/>
-                    <w:bottom w:val="single" w:color="D5D0C4" w:sz="4"/>
-                    <w:right w:val="single" w:color="D5D0C4" w:sz="4"/>
-                  </w:tcBorders>
-                  <w:tcMar>
-                    <w:top w:type="dxa" w:w="20"/>
-                    <w:left w:type="dxa" w:w="60"/>
-                    <w:bottom w:type="dxa" w:w="20"/>
-                    <w:right w:type="dxa" w:w="60"/>
-                  </w:tcMar>
-                  <w:vAlign w:val="center"/>
-                </w:tcPr>
-                <w:p>
-                  <w:pPr>
-                    <w:spacing w:after="20" w:before="20" w:line="240"/>
-                    <w:jc w:val="center"/>
-                  </w:pPr>
-                  <w:r>
-                    <w:rPr>
-                      <w:rFonts w:ascii="Arial" w:cs="Arial" w:eastAsia="Arial" w:hAnsi="Arial"/>
-                      <w:b w:val="false"/>
-                      <w:bCs w:val="false"/>
-                      <w:color w:val="1C1B16"/>
-                      <w:sz w:val="16"/>
-                      <w:szCs w:val="16"/>
-                    </w:rPr>
-                    <w:t xml:space="preserve">Q22</w:t>
+                    <w:t xml:space="preserve">Q16</w:t>
                   </w:r>
                 </w:p>
               </w:tc>

--- a/content/W05/SAT/paper/C2_W05_SAT_recap_paper_STUDENT.docx
+++ b/content/W05/SAT/paper/C2_W05_SAT_recap_paper_STUDENT.docx
@@ -28,7 +28,7 @@
           <w:sz w:val="21"/>
           <w:szCs w:val="21"/>
         </w:rPr>
-        <w:t xml:space="preserve">Cohort 2 | Week 5 | Saturday 7 November 2026 | 60 minutes | 24 items in 5 parts | ungraded</w:t>
+        <w:t xml:space="preserve">Cohort 2 | Week 5 | Saturday 7 November 2026 | 60 minutes | 22 items in 5 parts | ungraded</w:t>
       </w:r>
     </w:p>
     <w:p>
@@ -68,7 +68,7 @@
           <w:sz w:val="21"/>
           <w:szCs w:val="21"/>
         </w:rPr>
-        <w:t xml:space="preserve">This week one real file carried every decision: 41,188 calls a Portuguese bank made to sell a term deposit, scored by the pipeline the room ran from Monday to Friday. The same questions ran on Kalpa in the lab, priced in Kalpa's rupees. This paper puts the week's calls back to you: whether a question needs a model and how the rows are split, which number tells the truth on a lopsided outcome and where the threshold goes, which columns the model was allowed to know, whether a model is learning or memorising, and what the committee needs before it signs and what moves to lending. The room's score in each part, set beside the rating you give that part in step one, tells the next session where to start.</w:t>
+        <w:t xml:space="preserve">This week one real file carried every decision: 41,188 calls a Portuguese bank made to sell a term deposit, scored by the pipeline the room ran from Monday to Friday. The same questions ran on Kalpa in the lab, priced in Kalpa's rupees. This paper puts the week's calls back to you: whether a question needs a model and how the rows are split, which number tells the truth on a lopsided outcome and where the threshold goes, which columns the model was allowed to know, whether a model is learning or memorising, and what the committee needs before it signs and what moves to lending. Most items join two of the week's ideas on one exhibit, the way an interviewer pushes past the first answer. The room's score in each part, set beside the rating you give that part in step one, tells the next session where to start.</w:t>
       </w:r>
     </w:p>
     <w:p>
@@ -254,7 +254,7 @@
                 <w:sz w:val="18"/>
                 <w:szCs w:val="18"/>
               </w:rPr>
-              <w:t xml:space="preserve">60 minutes in one sitting for 24 items, which the blueprint paces at 57 minutes. Each part gives its minutes as a guide; move on when an item is eating your time, and come back to it at the end.</w:t>
+              <w:t xml:space="preserve">60 minutes in one sitting for 22 items, which the blueprint paces at 58.5 minutes. Each part gives its minutes as a guide; move on when an item is eating your time, and come back to it at the end.</w:t>
             </w:r>
           </w:p>
         </w:tc>
@@ -404,7 +404,7 @@
                 <w:sz w:val="18"/>
                 <w:szCs w:val="18"/>
               </w:rPr>
-              <w:t xml:space="preserve">Every answer goes on the answer sheet at the back, which is the page that is marked: one box for a lettered item, every correct box for a starred one, the letter for a word-bank or match item, and the number or the letters in order in the space. A wrong answer costs nothing, so answer every item.</w:t>
+              <w:t xml:space="preserve">Every answer goes on the answer sheet at the back, which is the page that is marked: one box for a lettered item, every correct box for a starred one, and the number or the letters in order in the space. A wrong answer costs nothing, so answer every item.</w:t>
             </w:r>
           </w:p>
         </w:tc>
@@ -629,7 +629,7 @@
                 <w:sz w:val="18"/>
                 <w:szCs w:val="18"/>
               </w:rPr>
-              <w:t xml:space="preserve">Every part opens on the UCI Bank Marketing dataset (Moro, Rita and Cortez, CC BY 4.0), a real bank's real calls, and on the numbers the week's pipeline printed on it; the rupee costs are Kalpa's, from the labs. Kalpa Retail's people are Meera Raghavan, the CEO, and Anand Iyer, the finance controller, with the marketing lead named by role; Kalpa Financial Services is Rohan Desai's payments and lending business, where he is head of risk. Items that use a public case (Instacart, Booking.com) give the source beside the fact, and every number an item needs is on the page.</w:t>
+              <w:t xml:space="preserve">Every part opens on the UCI Bank Marketing dataset (Moro, Rita and Cortez, CC BY 4.0), a real bank's real calls, and on the numbers the week's pipeline printed on it; the rupee costs are Kalpa's, from the labs. Kalpa Retail's people are Meera Raghavan, the CEO, and Anand Iyer, the finance controller, with the marketing lead named by role; Kalpa Financial Services is Rohan Desai's payments and lending business, where he is head of risk. Items that use a public case (Zech and others on pneumonia X-rays, Instacart, Booking.com, Stripe and Flipkart) give the source beside the fact, and every number an item needs is on the page.</w:t>
             </w:r>
           </w:p>
         </w:tc>
@@ -1432,7 +1432,7 @@
                 <w:sz w:val="18"/>
                 <w:szCs w:val="18"/>
               </w:rPr>
-              <w:t xml:space="preserve">Q1 to Q5 (5)</w:t>
+              <w:t xml:space="preserve">Q1 to Q4 (4)</w:t>
             </w:r>
           </w:p>
         </w:tc>
@@ -1504,7 +1504,7 @@
                 <w:sz w:val="18"/>
                 <w:szCs w:val="18"/>
               </w:rPr>
-              <w:t xml:space="preserve">10.5</w:t>
+              <w:t xml:space="preserve">10</w:t>
             </w:r>
           </w:p>
         </w:tc>
@@ -1540,7 +1540,7 @@
                 <w:sz w:val="18"/>
                 <w:szCs w:val="18"/>
               </w:rPr>
-              <w:t xml:space="preserve">1</w:t>
+              <w:t xml:space="preserve">0</w:t>
             </w:r>
           </w:p>
         </w:tc>
@@ -1576,7 +1576,7 @@
                 <w:sz w:val="18"/>
                 <w:szCs w:val="18"/>
               </w:rPr>
-              <w:t xml:space="preserve">3</w:t>
+              <w:t xml:space="preserve">1</w:t>
             </w:r>
           </w:p>
         </w:tc>
@@ -1612,7 +1612,7 @@
                 <w:sz w:val="18"/>
                 <w:szCs w:val="18"/>
               </w:rPr>
-              <w:t xml:space="preserve">1</w:t>
+              <w:t xml:space="preserve">3</w:t>
             </w:r>
           </w:p>
         </w:tc>
@@ -1723,7 +1723,7 @@
                 <w:sz w:val="18"/>
                 <w:szCs w:val="18"/>
               </w:rPr>
-              <w:t xml:space="preserve">Q6 to Q11 (6)</w:t>
+              <w:t xml:space="preserve">Q5 to Q9 (5)</w:t>
             </w:r>
           </w:p>
         </w:tc>
@@ -1831,7 +1831,7 @@
                 <w:sz w:val="18"/>
                 <w:szCs w:val="18"/>
               </w:rPr>
-              <w:t xml:space="preserve">1</w:t>
+              <w:t xml:space="preserve">0</w:t>
             </w:r>
           </w:p>
         </w:tc>
@@ -1867,7 +1867,7 @@
                 <w:sz w:val="18"/>
                 <w:szCs w:val="18"/>
               </w:rPr>
-              <w:t xml:space="preserve">4</w:t>
+              <w:t xml:space="preserve">3</w:t>
             </w:r>
           </w:p>
         </w:tc>
@@ -1903,7 +1903,7 @@
                 <w:sz w:val="18"/>
                 <w:szCs w:val="18"/>
               </w:rPr>
-              <w:t xml:space="preserve">1</w:t>
+              <w:t xml:space="preserve">2</w:t>
             </w:r>
           </w:p>
         </w:tc>
@@ -2014,7 +2014,7 @@
                 <w:sz w:val="18"/>
                 <w:szCs w:val="18"/>
               </w:rPr>
-              <w:t xml:space="preserve">Q12 to Q16 (5)</w:t>
+              <w:t xml:space="preserve">Q10 to Q13 (4)</w:t>
             </w:r>
           </w:p>
         </w:tc>
@@ -2086,7 +2086,7 @@
                 <w:sz w:val="18"/>
                 <w:szCs w:val="18"/>
               </w:rPr>
-              <w:t xml:space="preserve">11</w:t>
+              <w:t xml:space="preserve">10.5</w:t>
             </w:r>
           </w:p>
         </w:tc>
@@ -2122,7 +2122,7 @@
                 <w:sz w:val="18"/>
                 <w:szCs w:val="18"/>
               </w:rPr>
-              <w:t xml:space="preserve">1</w:t>
+              <w:t xml:space="preserve">0</w:t>
             </w:r>
           </w:p>
         </w:tc>
@@ -2158,7 +2158,7 @@
                 <w:sz w:val="18"/>
                 <w:szCs w:val="18"/>
               </w:rPr>
-              <w:t xml:space="preserve">3</w:t>
+              <w:t xml:space="preserve">1</w:t>
             </w:r>
           </w:p>
         </w:tc>
@@ -2194,7 +2194,7 @@
                 <w:sz w:val="18"/>
                 <w:szCs w:val="18"/>
               </w:rPr>
-              <w:t xml:space="preserve">1</w:t>
+              <w:t xml:space="preserve">3</w:t>
             </w:r>
           </w:p>
         </w:tc>
@@ -2305,7 +2305,7 @@
                 <w:sz w:val="18"/>
                 <w:szCs w:val="18"/>
               </w:rPr>
-              <w:t xml:space="preserve">Q17 to Q20 (4)</w:t>
+              <w:t xml:space="preserve">Q14 to Q17 (4)</w:t>
             </w:r>
           </w:p>
         </w:tc>
@@ -2596,7 +2596,7 @@
                 <w:sz w:val="18"/>
                 <w:szCs w:val="18"/>
               </w:rPr>
-              <w:t xml:space="preserve">Q21 to Q24 (4)</w:t>
+              <w:t xml:space="preserve">Q18 to Q22 (5)</w:t>
             </w:r>
           </w:p>
         </w:tc>
@@ -2668,7 +2668,7 @@
                 <w:sz w:val="18"/>
                 <w:szCs w:val="18"/>
               </w:rPr>
-              <w:t xml:space="preserve">10</w:t>
+              <w:t xml:space="preserve">12.5</w:t>
             </w:r>
           </w:p>
         </w:tc>
@@ -2740,7 +2740,7 @@
                 <w:sz w:val="18"/>
                 <w:szCs w:val="18"/>
               </w:rPr>
-              <w:t xml:space="preserve">2</w:t>
+              <w:t xml:space="preserve">1</w:t>
             </w:r>
           </w:p>
         </w:tc>
@@ -2776,7 +2776,7 @@
                 <w:sz w:val="18"/>
                 <w:szCs w:val="18"/>
               </w:rPr>
-              <w:t xml:space="preserve">2</w:t>
+              <w:t xml:space="preserve">4</w:t>
             </w:r>
           </w:p>
         </w:tc>
@@ -2889,7 +2889,7 @@
                 <w:sz w:val="18"/>
                 <w:szCs w:val="18"/>
               </w:rPr>
-              <w:t xml:space="preserve">24</w:t>
+              <w:t xml:space="preserve">22</w:t>
             </w:r>
           </w:p>
         </w:tc>
@@ -2961,7 +2961,7 @@
                 <w:sz w:val="18"/>
                 <w:szCs w:val="18"/>
               </w:rPr>
-              <w:t xml:space="preserve">57</w:t>
+              <w:t xml:space="preserve">58.5</w:t>
             </w:r>
           </w:p>
         </w:tc>
@@ -2997,7 +2997,7 @@
                 <w:sz w:val="18"/>
                 <w:szCs w:val="18"/>
               </w:rPr>
-              <w:t xml:space="preserve">3</w:t>
+              <w:t xml:space="preserve">0</w:t>
             </w:r>
           </w:p>
         </w:tc>
@@ -3033,7 +3033,7 @@
                 <w:sz w:val="18"/>
                 <w:szCs w:val="18"/>
               </w:rPr>
-              <w:t xml:space="preserve">14</w:t>
+              <w:t xml:space="preserve">8</w:t>
             </w:r>
           </w:p>
         </w:tc>
@@ -3069,7 +3069,7 @@
                 <w:sz w:val="18"/>
                 <w:szCs w:val="18"/>
               </w:rPr>
-              <w:t xml:space="preserve">7</w:t>
+              <w:t xml:space="preserve">14</w:t>
             </w:r>
           </w:p>
         </w:tc>
@@ -3104,7 +3104,7 @@
           <w:sz w:val="19"/>
           <w:szCs w:val="19"/>
         </w:rPr>
-        <w:t xml:space="preserve">Each band is as wide as its part's minutes; the timed items fill 57 of the 60 minutes, and the minute each part starts is under it.</w:t>
+        <w:t xml:space="preserve">Each band is as wide as its part's minutes; the timed items fill 58.5 of the 60 minutes, and the minute each part starts is under it.</w:t>
       </w:r>
     </w:p>
     <w:tbl>
@@ -3120,11 +3120,11 @@
         </w:tblBorders>
       </w:tblPr>
       <w:tblGrid>
-        <w:gridCol w:w="1805"/>
-        <w:gridCol w:w="2666"/>
-        <w:gridCol w:w="1891"/>
-        <w:gridCol w:w="1719"/>
-        <w:gridCol w:w="1719"/>
+        <w:gridCol w:w="1675"/>
+        <w:gridCol w:w="2597"/>
+        <w:gridCol w:w="1759"/>
+        <w:gridCol w:w="1675"/>
+        <w:gridCol w:w="2094"/>
       </w:tblGrid>
       <w:tr>
         <w:trPr>
@@ -3133,7 +3133,7 @@
         </w:trPr>
         <w:tc>
           <w:tcPr>
-            <w:tcW w:type="dxa" w:w="1805"/>
+            <w:tcW w:type="dxa" w:w="1675"/>
             <w:tcBorders>
               <w:top w:val="single" w:color="FFFFFF" w:sz="4"/>
               <w:left w:val="single" w:color="FFFFFF" w:sz="4"/>
@@ -3180,13 +3180,13 @@
                 <w:sz w:val="15"/>
                 <w:szCs w:val="15"/>
               </w:rPr>
-              <w:t xml:space="preserve">10.5 min</w:t>
+              <w:t xml:space="preserve">10 min</w:t>
             </w:r>
           </w:p>
         </w:tc>
         <w:tc>
           <w:tcPr>
-            <w:tcW w:type="dxa" w:w="2666"/>
+            <w:tcW w:type="dxa" w:w="2597"/>
             <w:tcBorders>
               <w:top w:val="single" w:color="FFFFFF" w:sz="4"/>
               <w:left w:val="single" w:color="FFFFFF" w:sz="4"/>
@@ -3239,7 +3239,7 @@
         </w:tc>
         <w:tc>
           <w:tcPr>
-            <w:tcW w:type="dxa" w:w="1891"/>
+            <w:tcW w:type="dxa" w:w="1759"/>
             <w:tcBorders>
               <w:top w:val="single" w:color="FFFFFF" w:sz="4"/>
               <w:left w:val="single" w:color="FFFFFF" w:sz="4"/>
@@ -3286,13 +3286,13 @@
                 <w:sz w:val="15"/>
                 <w:szCs w:val="15"/>
               </w:rPr>
-              <w:t xml:space="preserve">11 min</w:t>
+              <w:t xml:space="preserve">10.5 min</w:t>
             </w:r>
           </w:p>
         </w:tc>
         <w:tc>
           <w:tcPr>
-            <w:tcW w:type="dxa" w:w="1719"/>
+            <w:tcW w:type="dxa" w:w="1675"/>
             <w:tcBorders>
               <w:top w:val="single" w:color="FFFFFF" w:sz="4"/>
               <w:left w:val="single" w:color="FFFFFF" w:sz="4"/>
@@ -3345,7 +3345,7 @@
         </w:tc>
         <w:tc>
           <w:tcPr>
-            <w:tcW w:type="dxa" w:w="1719"/>
+            <w:tcW w:type="dxa" w:w="2094"/>
             <w:tcBorders>
               <w:top w:val="single" w:color="FFFFFF" w:sz="4"/>
               <w:left w:val="single" w:color="FFFFFF" w:sz="4"/>
@@ -3392,7 +3392,7 @@
                 <w:sz w:val="15"/>
                 <w:szCs w:val="15"/>
               </w:rPr>
-              <w:t xml:space="preserve">10 min</w:t>
+              <w:t xml:space="preserve">12.5 min</w:t>
             </w:r>
           </w:p>
         </w:tc>
@@ -3403,7 +3403,7 @@
         </w:trPr>
         <w:tc>
           <w:tcPr>
-            <w:tcW w:type="dxa" w:w="1805"/>
+            <w:tcW w:type="dxa" w:w="1675"/>
             <w:tcBorders>
               <w:top w:val="none" w:color="FFFFFF" w:sz="0"/>
               <w:left w:val="none" w:color="FFFFFF" w:sz="0"/>
@@ -3436,7 +3436,7 @@
         </w:tc>
         <w:tc>
           <w:tcPr>
-            <w:tcW w:type="dxa" w:w="2666"/>
+            <w:tcW w:type="dxa" w:w="2597"/>
             <w:tcBorders>
               <w:top w:val="none" w:color="FFFFFF" w:sz="0"/>
               <w:left w:val="none" w:color="FFFFFF" w:sz="0"/>
@@ -3463,13 +3463,13 @@
                 <w:sz w:val="15"/>
                 <w:szCs w:val="15"/>
               </w:rPr>
-              <w:t xml:space="preserve">10.5</w:t>
+              <w:t xml:space="preserve">10</w:t>
             </w:r>
           </w:p>
         </w:tc>
         <w:tc>
           <w:tcPr>
-            <w:tcW w:type="dxa" w:w="1891"/>
+            <w:tcW w:type="dxa" w:w="1759"/>
             <w:tcBorders>
               <w:top w:val="none" w:color="FFFFFF" w:sz="0"/>
               <w:left w:val="none" w:color="FFFFFF" w:sz="0"/>
@@ -3496,13 +3496,13 @@
                 <w:sz w:val="15"/>
                 <w:szCs w:val="15"/>
               </w:rPr>
-              <w:t xml:space="preserve">26</w:t>
+              <w:t xml:space="preserve">25.5</w:t>
             </w:r>
           </w:p>
         </w:tc>
         <w:tc>
           <w:tcPr>
-            <w:tcW w:type="dxa" w:w="1719"/>
+            <w:tcW w:type="dxa" w:w="1675"/>
             <w:tcBorders>
               <w:top w:val="none" w:color="FFFFFF" w:sz="0"/>
               <w:left w:val="none" w:color="FFFFFF" w:sz="0"/>
@@ -3529,13 +3529,13 @@
                 <w:sz w:val="15"/>
                 <w:szCs w:val="15"/>
               </w:rPr>
-              <w:t xml:space="preserve">37</w:t>
+              <w:t xml:space="preserve">36</w:t>
             </w:r>
           </w:p>
         </w:tc>
         <w:tc>
           <w:tcPr>
-            <w:tcW w:type="dxa" w:w="1719"/>
+            <w:tcW w:type="dxa" w:w="2094"/>
             <w:tcBorders>
               <w:top w:val="none" w:color="FFFFFF" w:sz="0"/>
               <w:left w:val="none" w:color="FFFFFF" w:sz="0"/>
@@ -3562,7 +3562,7 @@
                 <w:sz w:val="15"/>
                 <w:szCs w:val="15"/>
               </w:rPr>
-              <w:t xml:space="preserve">47</w:t>
+              <w:t xml:space="preserve">46</w:t>
             </w:r>
           </w:p>
         </w:tc>
@@ -3598,7 +3598,7 @@
           <w:sz w:val="19"/>
           <w:szCs w:val="19"/>
         </w:rPr>
-        <w:t xml:space="preserve">5 items, Q1 to Q5, about 10.5 minutes. What it shows: whether you can frame a prediction problem, split the rows honestly and read what a model's score says.</w:t>
+        <w:t xml:space="preserve">4 items, Q1 to Q4, about 10 minutes. What it shows: whether you can frame a prediction problem, split the rows honestly and read what a model's score says.</w:t>
       </w:r>
     </w:p>
     <w:p>
@@ -4238,7 +4238,7 @@
                 <w:sz w:val="18"/>
                 <w:szCs w:val="18"/>
               </w:rPr>
-              <w:t xml:space="preserve">  ·  Catch the peek</w:t>
+              <w:t xml:space="preserve">  ·  Sort the asks</w:t>
             </w:r>
             <w:r>
               <w:rPr>
@@ -4249,7 +4249,7 @@
                 <w:sz w:val="18"/>
                 <w:szCs w:val="18"/>
               </w:rPr>
-              <w:t xml:space="preserve">  ·  one letter</w:t>
+              <w:t xml:space="preserve">  ·  every correct letter</w:t>
             </w:r>
           </w:p>
           <w:p>
@@ -4264,7 +4264,7 @@
                 <w:sz w:val="21"/>
                 <w:szCs w:val="21"/>
               </w:rPr>
-              <w:t xml:space="preserve">On Thursday an analyst opens the sealed test slice, sees 0.79, moves the threshold until the test score improves and reports the new test score to the committee. What is wrong, and what should the committee be told?</w:t>
+              <w:t xml:space="preserve">The bank's marketing head brings four asks. Which need a model that predicts? Circle every correct letter.</w:t>
             </w:r>
           </w:p>
           <w:p>
@@ -4292,7 +4292,7 @@
                 <w:sz w:val="20"/>
                 <w:szCs w:val="20"/>
               </w:rPr>
-              <w:t xml:space="preserve">Nothing is wrong: the test rows were never used to fit the weights, so any score read from them stays honest.</w:t>
+              <w:t xml:space="preserve">the clients to call first next month, ranked by their chance of saying yes</w:t>
             </w:r>
           </w:p>
           <w:p>
@@ -4320,7 +4320,7 @@
                 <w:sz w:val="20"/>
                 <w:szCs w:val="20"/>
               </w:rPr>
-              <w:t xml:space="preserve">The test helped choose the threshold, so its score flatters; say it was spent and score once on new calls.</w:t>
+              <w:t xml:space="preserve">the count of yes answers in each month of 2009, for the annual report</w:t>
             </w:r>
           </w:p>
           <w:p>
@@ -4348,7 +4348,7 @@
                 <w:sz w:val="20"/>
                 <w:szCs w:val="20"/>
               </w:rPr>
-              <w:t xml:space="preserve">The threshold belongs on the training rows, so move it there and the test score can be reported as it stands.</w:t>
+              <w:t xml:space="preserve">the clients whose previous campaign ended in success, listed by branch</w:t>
             </w:r>
           </w:p>
           <w:p>
@@ -4376,7 +4376,7 @@
                 <w:sz w:val="20"/>
                 <w:szCs w:val="20"/>
               </w:rPr>
-              <w:t xml:space="preserve">The slice is too small at 8,238 clients, so merge it with validation and report the pooled score as the test.</w:t>
+              <w:t xml:space="preserve">each new client's own chance of a yes on a first call, before anyone calls</w:t>
             </w:r>
           </w:p>
         </w:tc>
@@ -4457,7 +4457,7 @@
                 <w:sz w:val="18"/>
                 <w:szCs w:val="18"/>
               </w:rPr>
-              <w:t xml:space="preserve">  ·  Judge the split</w:t>
+              <w:t xml:space="preserve">  ·  Read one score</w:t>
             </w:r>
             <w:r>
               <w:rPr>
@@ -4483,7 +4483,7 @@
                 <w:sz w:val="21"/>
                 <w:szCs w:val="21"/>
               </w:rPr>
-              <w:t xml:space="preserve">The calls run in date order. On the week's run the earliest 70 percent of rows say yes 5.6 percent of the time and the latest 30 percent say yes 24.6 percent of the time. Statement: for the question "whom do we call in the next campaign", a split by date estimates the model's score more honestly than a random split of all the rows. True or false, and why?</w:t>
+              <w:t xml:space="preserve">The logistic model on the customer table gives one client a score of 0.71, and its validation AUC is 0.761 (Exhibit 1A). What does the 0.71 say, and what would let the memo read it that way?</w:t>
             </w:r>
           </w:p>
           <w:p>
@@ -4511,7 +4511,7 @@
                 <w:sz w:val="20"/>
                 <w:szCs w:val="20"/>
               </w:rPr>
-              <w:t xml:space="preserve">True: a random split trains on later months than it validates on; train early and score late, like the ask.</w:t>
+              <w:t xml:space="preserve">A 71 percent chance of a yes, and the AUC of 0.761 already shows the scores can be read as chances.</w:t>
             </w:r>
           </w:p>
           <w:p>
@@ -4539,7 +4539,7 @@
                 <w:sz w:val="20"/>
                 <w:szCs w:val="20"/>
               </w:rPr>
-              <w:t xml:space="preserve">True: a split by date keeps more yes rows in validation, so its score is less noisy than a random split's.</w:t>
+              <w:t xml:space="preserve">The model is right on about 71 percent of the clients it scores, which the validation slice confirms.</w:t>
             </w:r>
           </w:p>
           <w:p>
@@ -4567,7 +4567,7 @@
                 <w:sz w:val="20"/>
                 <w:szCs w:val="20"/>
               </w:rPr>
-              <w:t xml:space="preserve">False: a stratified random split keeps 11.27 percent yes in every slice, so each is a fair sample of clients.</w:t>
+              <w:t xml:space="preserve">The client will say yes, since a score above 0.5 is a yes once the model beats calling nobody.</w:t>
             </w:r>
           </w:p>
           <w:p>
@@ -4595,7 +4595,7 @@
                 <w:sz w:val="20"/>
                 <w:szCs w:val="20"/>
               </w:rPr>
-              <w:t xml:space="preserve">False: the model never reads a date column, so the order in which the calls were made cannot move its score.</w:t>
+              <w:t xml:space="preserve">About 71 in 100 such clients say yes, if about 71 in 100 validation clients scored near 0.71 did.</w:t>
             </w:r>
           </w:p>
         </w:tc>
@@ -4667,7 +4667,7 @@
                 <w:sz w:val="18"/>
                 <w:szCs w:val="18"/>
               </w:rPr>
-              <w:t xml:space="preserve">   Medium</w:t>
+              <w:t xml:space="preserve">   Hard</w:t>
             </w:r>
             <w:r>
               <w:rPr>
@@ -4676,7 +4676,7 @@
                 <w:sz w:val="18"/>
                 <w:szCs w:val="18"/>
               </w:rPr>
-              <w:t xml:space="preserve">  ·  Read one score</w:t>
+              <w:t xml:space="preserve">  ·  Predict the fresh score</w:t>
             </w:r>
             <w:r>
               <w:rPr>
@@ -4702,7 +4702,7 @@
                 <w:sz w:val="21"/>
                 <w:szCs w:val="21"/>
               </w:rPr>
-              <w:t xml:space="preserve">The logistic model gives one client a score of 0.71. What does the 0.71 say?</w:t>
+              <w:t xml:space="preserve">On Monday a junior tried 60 versions of the model, each on a different list of columns, scored all 60 on the same 2,000 held-out clients and kept the best: accuracy 0.9055 there, where calling nobody scores 0.8875. On 6,238 fresh clients, where calling nobody scores 0.8873, what does the chosen version score, and what have the 2,000 clients become?</w:t>
             </w:r>
           </w:p>
           <w:p>
@@ -4730,7 +4730,7 @@
                 <w:sz w:val="20"/>
                 <w:szCs w:val="20"/>
               </w:rPr>
-              <w:t xml:space="preserve">The client will say yes, because any score above 0.5 is read by the model as a yes.</w:t>
+              <w:t xml:space="preserve">About 0.906 again, since the version never trained on the 2,000; they remain a fair test of it.</w:t>
             </w:r>
           </w:p>
           <w:p>
@@ -4758,7 +4758,7 @@
                 <w:sz w:val="20"/>
                 <w:szCs w:val="20"/>
               </w:rPr>
-              <w:t xml:space="preserve">The model is right about 71 percent of the clients it scores on the validation slice.</w:t>
+              <w:t xml:space="preserve">About 0.887, since the loop found only luck and its edge vanishes; the 2,000 have become training.</w:t>
             </w:r>
           </w:p>
           <w:p>
@@ -4786,7 +4786,7 @@
                 <w:sz w:val="20"/>
                 <w:szCs w:val="20"/>
               </w:rPr>
-              <w:t xml:space="preserve">The client is 71 percent more likely to say yes than the average client in the file is.</w:t>
+              <w:t xml:space="preserve">About 0.897: part of the 1.8-point edge was luck the loop picked; the 2,000 are now validation.</w:t>
             </w:r>
           </w:p>
           <w:p>
@@ -4814,7 +4814,7 @@
                 <w:sz w:val="20"/>
                 <w:szCs w:val="20"/>
               </w:rPr>
-              <w:t xml:space="preserve">Of clients scored like this one, about 71 in 100 say yes, if the scores are calibrated.</w:t>
+              <w:t xml:space="preserve">About 0.80, since 60 versions overfit the 2,000 and fall below calling nobody; they are now spent.</w:t>
             </w:r>
           </w:p>
         </w:tc>
@@ -4886,7 +4886,7 @@
                 <w:sz w:val="18"/>
                 <w:szCs w:val="18"/>
               </w:rPr>
-              <w:t xml:space="preserve">   Medium</w:t>
+              <w:t xml:space="preserve">   Hard</w:t>
             </w:r>
             <w:r>
               <w:rPr>
@@ -4895,7 +4895,7 @@
                 <w:sz w:val="18"/>
                 <w:szCs w:val="18"/>
               </w:rPr>
-              <w:t xml:space="preserve">  ·  Sort the asks</w:t>
+              <w:t xml:space="preserve">  ·  Judge the split</w:t>
             </w:r>
             <w:r>
               <w:rPr>
@@ -4906,7 +4906,7 @@
                 <w:sz w:val="18"/>
                 <w:szCs w:val="18"/>
               </w:rPr>
-              <w:t xml:space="preserve">  ·  every correct letter</w:t>
+              <w:t xml:space="preserve">  ·  one letter</w:t>
             </w:r>
           </w:p>
           <w:p>
@@ -4921,7 +4921,7 @@
                 <w:sz w:val="21"/>
                 <w:szCs w:val="21"/>
               </w:rPr>
-              <w:t xml:space="preserve">The bank's marketing head brings four asks. Which need a model that predicts? Circle every correct letter.</w:t>
+              <w:t xml:space="preserve">The calls run in date order. On the week's run the earliest 70 percent of rows say yes 5.6 percent of the time and the latest 30 percent say yes 24.6 percent of the time. Statement: for the question "whom do we call in the next campaign", a split by date estimates the model's score more honestly than a random split of all the rows. True or false, and why?</w:t>
             </w:r>
           </w:p>
           <w:p>
@@ -4949,7 +4949,7 @@
                 <w:sz w:val="20"/>
                 <w:szCs w:val="20"/>
               </w:rPr>
-              <w:t xml:space="preserve">the clients to call first next month, ranked by their chance of saying yes</w:t>
+              <w:t xml:space="preserve">True: a random split trains on later months than it validates on; train early and score late, like the ask.</w:t>
             </w:r>
           </w:p>
           <w:p>
@@ -4977,7 +4977,7 @@
                 <w:sz w:val="20"/>
                 <w:szCs w:val="20"/>
               </w:rPr>
-              <w:t xml:space="preserve">the count of yes answers in each month of 2009, for the annual report</w:t>
+              <w:t xml:space="preserve">True: a split by date keeps more yes rows in validation, so its score is less noisy than a random split's.</w:t>
             </w:r>
           </w:p>
           <w:p>
@@ -5005,7 +5005,7 @@
                 <w:sz w:val="20"/>
                 <w:szCs w:val="20"/>
               </w:rPr>
-              <w:t xml:space="preserve">the clients whose previous campaign ended in success, listed by branch</w:t>
+              <w:t xml:space="preserve">False: a stratified random split keeps 11.27 percent yes in every slice, so each is a fair sample of clients.</w:t>
             </w:r>
           </w:p>
           <w:p>
@@ -5033,435 +5033,7 @@
                 <w:sz w:val="20"/>
                 <w:szCs w:val="20"/>
               </w:rPr>
-              <w:t xml:space="preserve">each new client's own chance of a yes on a first call, before anyone calls</w:t>
-            </w:r>
-          </w:p>
-        </w:tc>
-      </w:tr>
-    </w:tbl>
-    <w:p>
-      <w:pPr>
-        <w:keepNext w:val="false"/>
-        <w:spacing w:after="120" w:before="0"/>
-      </w:pPr>
-    </w:p>
-    <w:tbl>
-      <w:tblPr>
-        <w:tblW w:type="dxa" w:w="9800"/>
-        <w:tblBorders>
-          <w:top w:val="none" w:color="FFFFFF" w:sz="0"/>
-          <w:left w:val="none" w:color="FFFFFF" w:sz="0"/>
-          <w:bottom w:val="none" w:color="FFFFFF" w:sz="0"/>
-          <w:right w:val="none" w:color="FFFFFF" w:sz="0"/>
-          <w:insideH w:val="none" w:color="FFFFFF" w:sz="0"/>
-          <w:insideV w:val="none" w:color="FFFFFF" w:sz="0"/>
-        </w:tblBorders>
-      </w:tblPr>
-      <w:tblGrid>
-        <w:gridCol w:w="9800"/>
-      </w:tblGrid>
-      <w:tr>
-        <w:trPr>
-          <w:cantSplit/>
-        </w:trPr>
-        <w:tc>
-          <w:tcPr>
-            <w:tcW w:type="dxa" w:w="9800"/>
-            <w:tcBorders>
-              <w:top w:val="none" w:color="FFFFFF" w:sz="0"/>
-              <w:left w:val="none" w:color="FFFFFF" w:sz="0"/>
-              <w:bottom w:val="none" w:color="FFFFFF" w:sz="0"/>
-              <w:right w:val="none" w:color="FFFFFF" w:sz="0"/>
-            </w:tcBorders>
-            <w:tcMar>
-              <w:top w:type="dxa" w:w="0"/>
-              <w:left w:type="dxa" w:w="0"/>
-              <w:bottom w:type="dxa" w:w="0"/>
-              <w:right w:type="dxa" w:w="0"/>
-            </w:tcMar>
-          </w:tcPr>
-          <w:p>
-            <w:pPr>
-              <w:keepNext/>
-              <w:spacing w:after="80" w:before="80" w:line="264"/>
-            </w:pPr>
-            <w:r>
-              <w:rPr>
-                <w:rFonts w:ascii="Arial" w:cs="Arial" w:eastAsia="Arial" w:hAnsi="Arial"/>
-                <w:b/>
-                <w:bCs/>
-                <w:color w:val="B37A33"/>
-                <w:sz w:val="19"/>
-                <w:szCs w:val="19"/>
-              </w:rPr>
-              <w:t xml:space="preserve">Word bank 1</w:t>
-            </w:r>
-            <w:r>
-              <w:rPr>
-                <w:rFonts w:ascii="Arial" w:cs="Arial" w:eastAsia="Arial" w:hAnsi="Arial"/>
-                <w:i/>
-                <w:iCs/>
-                <w:color w:val="6B675E"/>
-                <w:sz w:val="18"/>
-                <w:szCs w:val="18"/>
-              </w:rPr>
-              <w:t xml:space="preserve">   Write the letter of the word or phrase that completes each statement. Each is used once at most, and some are not used.</w:t>
-            </w:r>
-          </w:p>
-          <w:tbl>
-            <w:tblPr>
-              <w:tblW w:type="dxa" w:w="9798"/>
-              <w:tblBorders>
-                <w:top w:val="single" w:color="FFFFFF" w:sz="4"/>
-                <w:left w:val="single" w:color="FFFFFF" w:sz="4"/>
-                <w:bottom w:val="single" w:color="FFFFFF" w:sz="4"/>
-                <w:right w:val="single" w:color="FFFFFF" w:sz="4"/>
-                <w:insideH w:val="single" w:color="FFFFFF" w:sz="4"/>
-                <w:insideV w:val="single" w:color="FFFFFF" w:sz="4"/>
-              </w:tblBorders>
-            </w:tblPr>
-            <w:tblGrid>
-              <w:gridCol w:w="3266"/>
-              <w:gridCol w:w="3266"/>
-              <w:gridCol w:w="3266"/>
-            </w:tblGrid>
-            <w:tr>
-              <w:trPr>
-                <w:cantSplit/>
-              </w:trPr>
-              <w:tc>
-                <w:tcPr>
-                  <w:tcW w:type="dxa" w:w="3266"/>
-                  <w:tcBorders>
-                    <w:top w:val="single" w:color="FFFFFF" w:sz="4"/>
-                    <w:left w:val="single" w:color="FFFFFF" w:sz="4"/>
-                    <w:bottom w:val="single" w:color="FFFFFF" w:sz="4"/>
-                    <w:right w:val="single" w:color="FFFFFF" w:sz="4"/>
-                  </w:tcBorders>
-                  <w:shd w:fill="F3F1EA" w:color="auto" w:val="clear"/>
-                  <w:tcMar>
-                    <w:top w:type="dxa" w:w="60"/>
-                    <w:left w:type="dxa" w:w="140"/>
-                    <w:bottom w:type="dxa" w:w="60"/>
-                    <w:right w:type="dxa" w:w="100"/>
-                  </w:tcMar>
-                  <w:vAlign w:val="center"/>
-                </w:tcPr>
-                <w:p>
-                  <w:pPr>
-                    <w:keepNext/>
-                    <w:spacing w:after="0" w:line="252"/>
-                  </w:pPr>
-                  <w:r>
-                    <w:rPr>
-                      <w:rFonts w:ascii="Arial" w:cs="Arial" w:eastAsia="Arial" w:hAnsi="Arial"/>
-                      <w:b/>
-                      <w:bCs/>
-                      <w:color w:val="B37A33"/>
-                      <w:sz w:val="20"/>
-                      <w:szCs w:val="20"/>
-                    </w:rPr>
-                    <w:t xml:space="preserve">A   </w:t>
-                  </w:r>
-                  <w:r>
-                    <w:rPr>
-                      <w:rFonts w:ascii="Arial" w:cs="Arial" w:eastAsia="Arial" w:hAnsi="Arial"/>
-                      <w:color w:val="1C1B16"/>
-                      <w:sz w:val="20"/>
-                      <w:szCs w:val="20"/>
-                    </w:rPr>
-                    <w:t xml:space="preserve">training</w:t>
-                  </w:r>
-                </w:p>
-              </w:tc>
-              <w:tc>
-                <w:tcPr>
-                  <w:tcW w:type="dxa" w:w="3266"/>
-                  <w:tcBorders>
-                    <w:top w:val="single" w:color="FFFFFF" w:sz="4"/>
-                    <w:left w:val="single" w:color="FFFFFF" w:sz="4"/>
-                    <w:bottom w:val="single" w:color="FFFFFF" w:sz="4"/>
-                    <w:right w:val="single" w:color="FFFFFF" w:sz="4"/>
-                  </w:tcBorders>
-                  <w:shd w:fill="F3F1EA" w:color="auto" w:val="clear"/>
-                  <w:tcMar>
-                    <w:top w:type="dxa" w:w="60"/>
-                    <w:left w:type="dxa" w:w="140"/>
-                    <w:bottom w:type="dxa" w:w="60"/>
-                    <w:right w:type="dxa" w:w="100"/>
-                  </w:tcMar>
-                  <w:vAlign w:val="center"/>
-                </w:tcPr>
-                <w:p>
-                  <w:pPr>
-                    <w:keepNext/>
-                    <w:spacing w:after="0" w:line="252"/>
-                  </w:pPr>
-                  <w:r>
-                    <w:rPr>
-                      <w:rFonts w:ascii="Arial" w:cs="Arial" w:eastAsia="Arial" w:hAnsi="Arial"/>
-                      <w:b/>
-                      <w:bCs/>
-                      <w:color w:val="B37A33"/>
-                      <w:sz w:val="20"/>
-                      <w:szCs w:val="20"/>
-                    </w:rPr>
-                    <w:t xml:space="preserve">B   </w:t>
-                  </w:r>
-                  <w:r>
-                    <w:rPr>
-                      <w:rFonts w:ascii="Arial" w:cs="Arial" w:eastAsia="Arial" w:hAnsi="Arial"/>
-                      <w:color w:val="1C1B16"/>
-                      <w:sz w:val="20"/>
-                      <w:szCs w:val="20"/>
-                    </w:rPr>
-                    <w:t xml:space="preserve">validation</w:t>
-                  </w:r>
-                </w:p>
-              </w:tc>
-              <w:tc>
-                <w:tcPr>
-                  <w:tcW w:type="dxa" w:w="3266"/>
-                  <w:tcBorders>
-                    <w:top w:val="single" w:color="FFFFFF" w:sz="4"/>
-                    <w:left w:val="single" w:color="FFFFFF" w:sz="4"/>
-                    <w:bottom w:val="single" w:color="FFFFFF" w:sz="4"/>
-                    <w:right w:val="single" w:color="FFFFFF" w:sz="4"/>
-                  </w:tcBorders>
-                  <w:shd w:fill="F3F1EA" w:color="auto" w:val="clear"/>
-                  <w:tcMar>
-                    <w:top w:type="dxa" w:w="60"/>
-                    <w:left w:type="dxa" w:w="140"/>
-                    <w:bottom w:type="dxa" w:w="60"/>
-                    <w:right w:type="dxa" w:w="100"/>
-                  </w:tcMar>
-                  <w:vAlign w:val="center"/>
-                </w:tcPr>
-                <w:p>
-                  <w:pPr>
-                    <w:keepNext/>
-                    <w:spacing w:after="0" w:line="252"/>
-                  </w:pPr>
-                  <w:r>
-                    <w:rPr>
-                      <w:rFonts w:ascii="Arial" w:cs="Arial" w:eastAsia="Arial" w:hAnsi="Arial"/>
-                      <w:b/>
-                      <w:bCs/>
-                      <w:color w:val="B37A33"/>
-                      <w:sz w:val="20"/>
-                      <w:szCs w:val="20"/>
-                    </w:rPr>
-                    <w:t xml:space="preserve">C   </w:t>
-                  </w:r>
-                  <w:r>
-                    <w:rPr>
-                      <w:rFonts w:ascii="Arial" w:cs="Arial" w:eastAsia="Arial" w:hAnsi="Arial"/>
-                      <w:color w:val="1C1B16"/>
-                      <w:sz w:val="20"/>
-                      <w:szCs w:val="20"/>
-                    </w:rPr>
-                    <w:t xml:space="preserve">test</w:t>
-                  </w:r>
-                </w:p>
-              </w:tc>
-            </w:tr>
-            <w:tr>
-              <w:trPr>
-                <w:cantSplit/>
-              </w:trPr>
-              <w:tc>
-                <w:tcPr>
-                  <w:tcW w:type="dxa" w:w="3266"/>
-                  <w:tcBorders>
-                    <w:top w:val="single" w:color="FFFFFF" w:sz="4"/>
-                    <w:left w:val="single" w:color="FFFFFF" w:sz="4"/>
-                    <w:bottom w:val="single" w:color="FFFFFF" w:sz="4"/>
-                    <w:right w:val="single" w:color="FFFFFF" w:sz="4"/>
-                  </w:tcBorders>
-                  <w:shd w:fill="F3F1EA" w:color="auto" w:val="clear"/>
-                  <w:tcMar>
-                    <w:top w:type="dxa" w:w="60"/>
-                    <w:left w:type="dxa" w:w="140"/>
-                    <w:bottom w:type="dxa" w:w="60"/>
-                    <w:right w:type="dxa" w:w="100"/>
-                  </w:tcMar>
-                  <w:vAlign w:val="center"/>
-                </w:tcPr>
-                <w:p>
-                  <w:pPr>
-                    <w:keepNext/>
-                    <w:spacing w:after="0" w:line="252"/>
-                  </w:pPr>
-                  <w:r>
-                    <w:rPr>
-                      <w:rFonts w:ascii="Arial" w:cs="Arial" w:eastAsia="Arial" w:hAnsi="Arial"/>
-                      <w:b/>
-                      <w:bCs/>
-                      <w:color w:val="B37A33"/>
-                      <w:sz w:val="20"/>
-                      <w:szCs w:val="20"/>
-                    </w:rPr>
-                    <w:t xml:space="preserve">D   </w:t>
-                  </w:r>
-                  <w:r>
-                    <w:rPr>
-                      <w:rFonts w:ascii="Arial" w:cs="Arial" w:eastAsia="Arial" w:hAnsi="Arial"/>
-                      <w:color w:val="1C1B16"/>
-                      <w:sz w:val="20"/>
-                      <w:szCs w:val="20"/>
-                    </w:rPr>
-                    <w:t xml:space="preserve">baseline</w:t>
-                  </w:r>
-                </w:p>
-              </w:tc>
-              <w:tc>
-                <w:tcPr>
-                  <w:tcW w:type="dxa" w:w="3266"/>
-                  <w:tcBorders>
-                    <w:top w:val="single" w:color="FFFFFF" w:sz="4"/>
-                    <w:left w:val="single" w:color="FFFFFF" w:sz="4"/>
-                    <w:bottom w:val="single" w:color="FFFFFF" w:sz="4"/>
-                    <w:right w:val="single" w:color="FFFFFF" w:sz="4"/>
-                  </w:tcBorders>
-                  <w:shd w:fill="F3F1EA" w:color="auto" w:val="clear"/>
-                  <w:tcMar>
-                    <w:top w:type="dxa" w:w="60"/>
-                    <w:left w:type="dxa" w:w="140"/>
-                    <w:bottom w:type="dxa" w:w="60"/>
-                    <w:right w:type="dxa" w:w="100"/>
-                  </w:tcMar>
-                  <w:vAlign w:val="center"/>
-                </w:tcPr>
-                <w:p>
-                  <w:pPr>
-                    <w:keepNext/>
-                    <w:spacing w:after="0" w:line="252"/>
-                  </w:pPr>
-                  <w:r>
-                    <w:rPr>
-                      <w:rFonts w:ascii="Arial" w:cs="Arial" w:eastAsia="Arial" w:hAnsi="Arial"/>
-                      <w:b/>
-                      <w:bCs/>
-                      <w:color w:val="B37A33"/>
-                      <w:sz w:val="20"/>
-                      <w:szCs w:val="20"/>
-                    </w:rPr>
-                    <w:t xml:space="preserve">E   </w:t>
-                  </w:r>
-                  <w:r>
-                    <w:rPr>
-                      <w:rFonts w:ascii="Arial" w:cs="Arial" w:eastAsia="Arial" w:hAnsi="Arial"/>
-                      <w:color w:val="1C1B16"/>
-                      <w:sz w:val="20"/>
-                      <w:szCs w:val="20"/>
-                    </w:rPr>
-                    <w:t xml:space="preserve">threshold</w:t>
-                  </w:r>
-                </w:p>
-              </w:tc>
-              <w:tc>
-                <w:tcPr>
-                  <w:tcW w:type="dxa" w:w="3266"/>
-                  <w:tcBorders>
-                    <w:top w:val="single" w:color="FFFFFF" w:sz="4"/>
-                    <w:left w:val="single" w:color="FFFFFF" w:sz="4"/>
-                    <w:bottom w:val="single" w:color="FFFFFF" w:sz="4"/>
-                    <w:right w:val="single" w:color="FFFFFF" w:sz="4"/>
-                  </w:tcBorders>
-                  <w:shd w:fill="F3F1EA" w:color="auto" w:val="clear"/>
-                  <w:tcMar>
-                    <w:top w:type="dxa" w:w="60"/>
-                    <w:left w:type="dxa" w:w="140"/>
-                    <w:bottom w:type="dxa" w:w="60"/>
-                    <w:right w:type="dxa" w:w="100"/>
-                  </w:tcMar>
-                  <w:vAlign w:val="center"/>
-                </w:tcPr>
-                <w:p>
-                  <w:pPr>
-                    <w:keepNext/>
-                    <w:spacing w:after="80" w:before="0" w:line="276"/>
-                  </w:pPr>
-                  <w:r>
-                    <w:rPr>
-                      <w:rFonts w:ascii="Arial" w:cs="Arial" w:eastAsia="Arial" w:hAnsi="Arial"/>
-                      <w:color w:val="1C1B16"/>
-                      <w:sz w:val="21"/>
-                      <w:szCs w:val="21"/>
-                    </w:rPr>
-                    <w:t xml:space="preserve"/>
-                  </w:r>
-                </w:p>
-              </w:tc>
-            </w:tr>
-          </w:tbl>
-          <w:p>
-            <w:pPr>
-              <w:keepNext/>
-              <w:spacing w:after="140" w:before="0"/>
-            </w:pPr>
-          </w:p>
-          <w:p>
-            <w:pPr>
-              <w:keepNext/>
-              <w:spacing w:after="60" w:before="60" w:line="276"/>
-            </w:pPr>
-            <w:r>
-              <w:rPr>
-                <w:rFonts w:ascii="Arial" w:cs="Arial" w:eastAsia="Arial" w:hAnsi="Arial"/>
-                <w:b/>
-                <w:bCs/>
-                <w:color w:val="B37A33"/>
-                <w:sz w:val="22"/>
-                <w:szCs w:val="22"/>
-              </w:rPr>
-              <w:t xml:space="preserve">Q5</w:t>
-            </w:r>
-            <w:r>
-              <w:rPr>
-                <w:rFonts w:ascii="Arial" w:cs="Arial" w:eastAsia="Arial" w:hAnsi="Arial"/>
-                <w:b/>
-                <w:bCs/>
-                <w:color w:val="6B675E"/>
-                <w:sz w:val="18"/>
-                <w:szCs w:val="18"/>
-              </w:rPr>
-              <w:t xml:space="preserve">   Easy</w:t>
-            </w:r>
-            <w:r>
-              <w:rPr>
-                <w:rFonts w:ascii="Arial" w:cs="Arial" w:eastAsia="Arial" w:hAnsi="Arial"/>
-                <w:color w:val="6B675E"/>
-                <w:sz w:val="18"/>
-                <w:szCs w:val="18"/>
-              </w:rPr>
-              <w:t xml:space="preserve">  ·  Name the sealed slice</w:t>
-            </w:r>
-            <w:r>
-              <w:rPr>
-                <w:rFonts w:ascii="Arial" w:cs="Arial" w:eastAsia="Arial" w:hAnsi="Arial"/>
-                <w:i/>
-                <w:iCs/>
-                <w:color w:val="6B675E"/>
-                <w:sz w:val="18"/>
-                <w:szCs w:val="18"/>
-              </w:rPr>
-              <w:t xml:space="preserve">  ·  a letter from Word bank 1</w:t>
-            </w:r>
-          </w:p>
-          <w:p>
-            <w:pPr>
-              <w:keepNext/>
-              <w:spacing w:after="80" w:line="276"/>
-            </w:pPr>
-            <w:r>
-              <w:rPr>
-                <w:rFonts w:ascii="Arial" w:cs="Arial" w:eastAsia="Arial" w:hAnsi="Arial"/>
-                <w:color w:val="1C1B16"/>
-                <w:sz w:val="21"/>
-                <w:szCs w:val="21"/>
-              </w:rPr>
-              <w:t xml:space="preserve">Of the three data splits, the ____ set is spent once, at the end.</w:t>
+              <w:t xml:space="preserve">False: the model never reads a date column, so the order in which the calls were made cannot move its score.</w:t>
             </w:r>
           </w:p>
         </w:tc>
@@ -5497,7 +5069,7 @@
           <w:sz w:val="19"/>
           <w:szCs w:val="19"/>
         </w:rPr>
-        <w:t xml:space="preserve">6 items, Q6 to Q11, about 15.5 minutes. What it shows: whether you can read a confusion matrix, price each error and set the line the business can afford.</w:t>
+        <w:t xml:space="preserve">5 items, Q5 to Q9, about 15.5 minutes. What it shows: whether you can read a confusion matrix, price each error and set the line the business can afford.</w:t>
       </w:r>
     </w:p>
     <w:p>
@@ -6222,7 +5794,7 @@
                 <w:sz w:val="22"/>
                 <w:szCs w:val="22"/>
               </w:rPr>
-              <w:t xml:space="preserve">Q6</w:t>
+              <w:t xml:space="preserve">Q5</w:t>
             </w:r>
             <w:r>
               <w:rPr>
@@ -6441,7 +6013,7 @@
                 <w:sz w:val="22"/>
                 <w:szCs w:val="22"/>
               </w:rPr>
-              <w:t xml:space="preserve">Q7</w:t>
+              <w:t xml:space="preserve">Q6</w:t>
             </w:r>
             <w:r>
               <w:rPr>
@@ -6610,7 +6182,7 @@
                 <w:sz w:val="22"/>
                 <w:szCs w:val="22"/>
               </w:rPr>
-              <w:t xml:space="preserve">Q8</w:t>
+              <w:t xml:space="preserve">Q7</w:t>
             </w:r>
             <w:r>
               <w:rPr>
@@ -7756,7 +7328,7 @@
                 <w:sz w:val="22"/>
                 <w:szCs w:val="22"/>
               </w:rPr>
-              <w:t xml:space="preserve">Q9</w:t>
+              <w:t xml:space="preserve">Q8</w:t>
             </w:r>
             <w:r>
               <w:rPr>
@@ -7767,7 +7339,7 @@
                 <w:sz w:val="18"/>
                 <w:szCs w:val="18"/>
               </w:rPr>
-              <w:t xml:space="preserve">   Medium</w:t>
+              <w:t xml:space="preserve">   Hard</w:t>
             </w:r>
             <w:r>
               <w:rPr>
@@ -7776,7 +7348,7 @@
                 <w:sz w:val="18"/>
                 <w:szCs w:val="18"/>
               </w:rPr>
-              <w:t xml:space="preserve">  ·  Price two thresholds</w:t>
+              <w:t xml:space="preserve">  ·  Choose by F1 or by the bill</w:t>
             </w:r>
             <w:r>
               <w:rPr>
@@ -7787,7 +7359,7 @@
                 <w:sz w:val="18"/>
                 <w:szCs w:val="18"/>
               </w:rPr>
-              <w:t xml:space="preserve">  ·  one letter</w:t>
+              <w:t xml:space="preserve">  ·  show the working</w:t>
             </w:r>
           </w:p>
           <w:p>
@@ -7802,121 +7374,71 @@
                 <w:sz w:val="21"/>
                 <w:szCs w:val="21"/>
               </w:rPr>
-              <w:t xml:space="preserve">At Rs 40 a wasted call and Rs 1,200 a missed buyer, what is the error bill at the thresholds of 0.5 and 0.10 in Exhibit 2B, and which costs less?</w:t>
+              <w:t xml:space="preserve">Two teammates choose between the thresholds of 0.20 and 0.10 in Exhibit 2B: one by F1, the other by the error bill at Rs 40 a wasted call and Rs 1,200 a missed buyer. Which threshold does each choose, with the figures that decide it, and why do the two choices differ? Show the working.</w:t>
             </w:r>
           </w:p>
           <w:p>
             <w:pPr>
               <w:keepNext/>
-              <w:keepLines/>
-              <w:spacing w:after="60" w:before="0" w:line="264"/>
-              <w:ind w:left="360" w:hanging="360"/>
-            </w:pPr>
-            <w:r>
-              <w:rPr>
-                <w:rFonts w:ascii="Arial" w:cs="Arial" w:eastAsia="Arial" w:hAnsi="Arial"/>
-                <w:b/>
-                <w:bCs/>
-                <w:color w:val="1C1B16"/>
-                <w:sz w:val="20"/>
-                <w:szCs w:val="20"/>
-              </w:rPr>
-              <w:t xml:space="preserve">A.  </w:t>
-            </w:r>
-            <w:r>
-              <w:rPr>
-                <w:rFonts w:ascii="Arial" w:cs="Arial" w:eastAsia="Arial" w:hAnsi="Arial"/>
-                <w:color w:val="1C1B16"/>
-                <w:sz w:val="20"/>
-                <w:szCs w:val="20"/>
-              </w:rPr>
-              <w:t xml:space="preserve">Rs 142,960 at 0.5 and Rs 2,578,080 at 0.10, so 0.5 is cheaper by Rs 2,435,120.</w:t>
-            </w:r>
-          </w:p>
-          <w:p>
-            <w:pPr>
-              <w:keepNext/>
-              <w:keepLines/>
-              <w:spacing w:after="60" w:before="0" w:line="264"/>
-              <w:ind w:left="360" w:hanging="360"/>
-            </w:pPr>
-            <w:r>
-              <w:rPr>
-                <w:rFonts w:ascii="Arial" w:cs="Arial" w:eastAsia="Arial" w:hAnsi="Arial"/>
-                <w:b/>
-                <w:bCs/>
-                <w:color w:val="1C1B16"/>
-                <w:sz w:val="20"/>
-                <w:szCs w:val="20"/>
-              </w:rPr>
-              <w:t xml:space="preserve">B.  </w:t>
-            </w:r>
-            <w:r>
-              <w:rPr>
-                <w:rFonts w:ascii="Arial" w:cs="Arial" w:eastAsia="Arial" w:hAnsi="Arial"/>
-                <w:color w:val="1C1B16"/>
-                <w:sz w:val="20"/>
-                <w:szCs w:val="20"/>
-              </w:rPr>
-              <w:t xml:space="preserve">Rs 908,560 at 0.5 and Rs 459,920 at 0.10, so 0.10 is cheaper by Rs 448,640.</w:t>
-            </w:r>
-          </w:p>
-          <w:p>
-            <w:pPr>
-              <w:keepNext/>
-              <w:keepLines/>
-              <w:spacing w:after="60" w:before="0" w:line="264"/>
-              <w:ind w:left="360" w:hanging="360"/>
-            </w:pPr>
-            <w:r>
-              <w:rPr>
-                <w:rFonts w:ascii="Arial" w:cs="Arial" w:eastAsia="Arial" w:hAnsi="Arial"/>
-                <w:b/>
-                <w:bCs/>
-                <w:color w:val="1C1B16"/>
-                <w:sz w:val="20"/>
-                <w:szCs w:val="20"/>
-              </w:rPr>
-              <w:t xml:space="preserve">C.  </w:t>
-            </w:r>
-            <w:r>
-              <w:rPr>
-                <w:rFonts w:ascii="Arial" w:cs="Arial" w:eastAsia="Arial" w:hAnsi="Arial"/>
-                <w:color w:val="1C1B16"/>
-                <w:sz w:val="20"/>
-                <w:szCs w:val="20"/>
-              </w:rPr>
-              <w:t xml:space="preserve">Rs 3,760 at 0.5 and Rs 85,520 at 0.10, so 0.5 is cheaper by Rs 81,760 in all.</w:t>
-            </w:r>
-          </w:p>
-          <w:p>
-            <w:pPr>
-              <w:keepNext w:val="false"/>
-              <w:keepLines/>
-              <w:spacing w:after="60" w:before="0" w:line="264"/>
-              <w:ind w:left="360" w:hanging="360"/>
-            </w:pPr>
-            <w:r>
-              <w:rPr>
-                <w:rFonts w:ascii="Arial" w:cs="Arial" w:eastAsia="Arial" w:hAnsi="Arial"/>
-                <w:b/>
-                <w:bCs/>
-                <w:color w:val="1C1B16"/>
-                <w:sz w:val="20"/>
-                <w:szCs w:val="20"/>
-              </w:rPr>
-              <w:t xml:space="preserve">D.  </w:t>
-            </w:r>
-            <w:r>
-              <w:rPr>
-                <w:rFonts w:ascii="Arial" w:cs="Arial" w:eastAsia="Arial" w:hAnsi="Arial"/>
-                <w:color w:val="1C1B16"/>
-                <w:sz w:val="20"/>
-                <w:szCs w:val="20"/>
-              </w:rPr>
-              <w:t xml:space="preserve">Rs 904,800 at 0.5 and Rs 374,400 at 0.10, so 0.10 is cheaper by Rs 530,400.</w:t>
-            </w:r>
-          </w:p>
+              <w:spacing w:after="60" w:before="0"/>
+            </w:pPr>
+          </w:p>
+          <w:tbl>
+            <w:tblPr>
+              <w:tblW w:type="dxa" w:w="9800"/>
+              <w:tblBorders>
+                <w:top w:val="single" w:color="D5D0C4" w:sz="4"/>
+                <w:left w:val="single" w:color="D5D0C4" w:sz="4"/>
+                <w:bottom w:val="single" w:color="D5D0C4" w:sz="4"/>
+                <w:right w:val="single" w:color="D5D0C4" w:sz="4"/>
+                <w:insideH w:val="single" w:color="D5D0C4" w:sz="4"/>
+                <w:insideV w:val="single" w:color="D5D0C4" w:sz="4"/>
+              </w:tblBorders>
+            </w:tblPr>
+            <w:tblGrid>
+              <w:gridCol w:w="9800"/>
+            </w:tblGrid>
+            <w:tr>
+              <w:trPr>
+                <w:cantSplit/>
+                <w:trHeight w:val="1500" w:hRule="atLeast"/>
+              </w:trPr>
+              <w:tc>
+                <w:tcPr>
+                  <w:tcW w:type="dxa" w:w="9800"/>
+                  <w:tcBorders>
+                    <w:top w:val="single" w:color="D5D0C4" w:sz="4"/>
+                    <w:left w:val="single" w:color="D5D0C4" w:sz="4"/>
+                    <w:bottom w:val="single" w:color="D5D0C4" w:sz="4"/>
+                    <w:right w:val="single" w:color="D5D0C4" w:sz="4"/>
+                  </w:tcBorders>
+                  <w:tcMar>
+                    <w:top w:type="dxa" w:w="60"/>
+                    <w:left w:type="dxa" w:w="120"/>
+                    <w:bottom w:type="dxa" w:w="60"/>
+                    <w:right w:type="dxa" w:w="120"/>
+                  </w:tcMar>
+                  <w:vAlign w:val="top"/>
+                </w:tcPr>
+                <w:p>
+                  <w:pPr>
+                    <w:keepNext w:val="false"/>
+                    <w:spacing w:after="0"/>
+                  </w:pPr>
+                  <w:r>
+                    <w:rPr>
+                      <w:rFonts w:ascii="Arial" w:cs="Arial" w:eastAsia="Arial" w:hAnsi="Arial"/>
+                      <w:color w:val="6B675E"/>
+                      <w:sz w:val="15"/>
+                      <w:szCs w:val="15"/>
+                    </w:rPr>
+                    <w:t xml:space="preserve">Working. The final answer goes on the answer sheet.</w:t>
+                  </w:r>
+                </w:p>
+              </w:tc>
+            </w:tr>
+          </w:tbl>
+          <w:p/>
         </w:tc>
       </w:tr>
     </w:tbl>
@@ -7975,7 +7497,7 @@
                 <w:sz w:val="22"/>
                 <w:szCs w:val="22"/>
               </w:rPr>
-              <w:t xml:space="preserve">Q10</w:t>
+              <w:t xml:space="preserve">Q9</w:t>
             </w:r>
             <w:r>
               <w:rPr>
@@ -8049,7 +7571,7 @@
                 <w:sz w:val="20"/>
                 <w:szCs w:val="20"/>
               </w:rPr>
-              <w:t xml:space="preserve">Keep the cost line and call the first 1,000 clients above it in the order the file lists them.</w:t>
+              <w:t xml:space="preserve">Call the 864 clients above 0.20, at a precision of 0.435, and hold the other 136 calls in reserve.</w:t>
             </w:r>
           </w:p>
           <w:p>
@@ -8077,7 +7599,7 @@
                 <w:sz w:val="20"/>
                 <w:szCs w:val="20"/>
               </w:rPr>
-              <w:t xml:space="preserve">Raise the threshold to 0.5 and call its 268 clients, since precision is the highest at that line.</w:t>
+              <w:t xml:space="preserve">Call the 268 clients above 0.5, where precision is at its highest, and save the rest of the budget.</w:t>
             </w:r>
           </w:p>
           <w:p>
@@ -8105,7 +7627,7 @@
                 <w:sz w:val="20"/>
                 <w:szCs w:val="20"/>
               </w:rPr>
-              <w:t xml:space="preserve">Rank every client by score and call the top 1,000; 404 of them said yes, 3.6 times the base rate.</w:t>
+              <w:t xml:space="preserve">Rank every client by score and call the top 1,000, wherever that cut happens to fall on the scores.</w:t>
             </w:r>
           </w:p>
           <w:p>
@@ -8133,424 +7655,7 @@
                 <w:sz w:val="20"/>
                 <w:szCs w:val="20"/>
               </w:rPr>
-              <w:t xml:space="preserve">Call 1,000 clients drawn at random, since a ranking on an outcome this rare is mostly noise.</w:t>
-            </w:r>
-          </w:p>
-        </w:tc>
-      </w:tr>
-    </w:tbl>
-    <w:p>
-      <w:pPr>
-        <w:keepNext w:val="false"/>
-        <w:spacing w:after="120" w:before="0"/>
-      </w:pPr>
-    </w:p>
-    <w:tbl>
-      <w:tblPr>
-        <w:tblW w:type="dxa" w:w="9800"/>
-        <w:tblBorders>
-          <w:top w:val="none" w:color="FFFFFF" w:sz="0"/>
-          <w:left w:val="none" w:color="FFFFFF" w:sz="0"/>
-          <w:bottom w:val="none" w:color="FFFFFF" w:sz="0"/>
-          <w:right w:val="none" w:color="FFFFFF" w:sz="0"/>
-          <w:insideH w:val="none" w:color="FFFFFF" w:sz="0"/>
-          <w:insideV w:val="none" w:color="FFFFFF" w:sz="0"/>
-        </w:tblBorders>
-      </w:tblPr>
-      <w:tblGrid>
-        <w:gridCol w:w="9800"/>
-      </w:tblGrid>
-      <w:tr>
-        <w:trPr>
-          <w:cantSplit/>
-        </w:trPr>
-        <w:tc>
-          <w:tcPr>
-            <w:tcW w:type="dxa" w:w="9800"/>
-            <w:tcBorders>
-              <w:top w:val="none" w:color="FFFFFF" w:sz="0"/>
-              <w:left w:val="none" w:color="FFFFFF" w:sz="0"/>
-              <w:bottom w:val="none" w:color="FFFFFF" w:sz="0"/>
-              <w:right w:val="none" w:color="FFFFFF" w:sz="0"/>
-            </w:tcBorders>
-            <w:tcMar>
-              <w:top w:type="dxa" w:w="0"/>
-              <w:left w:type="dxa" w:w="0"/>
-              <w:bottom w:type="dxa" w:w="0"/>
-              <w:right w:type="dxa" w:w="0"/>
-            </w:tcMar>
-          </w:tcPr>
-          <w:p>
-            <w:pPr>
-              <w:keepNext/>
-              <w:spacing w:after="80" w:before="80" w:line="264"/>
-            </w:pPr>
-            <w:r>
-              <w:rPr>
-                <w:rFonts w:ascii="Arial" w:cs="Arial" w:eastAsia="Arial" w:hAnsi="Arial"/>
-                <w:b/>
-                <w:bCs/>
-                <w:color w:val="B37A33"/>
-                <w:sz w:val="19"/>
-                <w:szCs w:val="19"/>
-              </w:rPr>
-              <w:t xml:space="preserve">Word bank 2</w:t>
-            </w:r>
-            <w:r>
-              <w:rPr>
-                <w:rFonts w:ascii="Arial" w:cs="Arial" w:eastAsia="Arial" w:hAnsi="Arial"/>
-                <w:i/>
-                <w:iCs/>
-                <w:color w:val="6B675E"/>
-                <w:sz w:val="18"/>
-                <w:szCs w:val="18"/>
-              </w:rPr>
-              <w:t xml:space="preserve">   Write the letter of the word or phrase that completes each statement. Each is used once at most, and some are not used.</w:t>
-            </w:r>
-          </w:p>
-          <w:tbl>
-            <w:tblPr>
-              <w:tblW w:type="dxa" w:w="9798"/>
-              <w:tblBorders>
-                <w:top w:val="single" w:color="FFFFFF" w:sz="4"/>
-                <w:left w:val="single" w:color="FFFFFF" w:sz="4"/>
-                <w:bottom w:val="single" w:color="FFFFFF" w:sz="4"/>
-                <w:right w:val="single" w:color="FFFFFF" w:sz="4"/>
-                <w:insideH w:val="single" w:color="FFFFFF" w:sz="4"/>
-                <w:insideV w:val="single" w:color="FFFFFF" w:sz="4"/>
-              </w:tblBorders>
-            </w:tblPr>
-            <w:tblGrid>
-              <w:gridCol w:w="3266"/>
-              <w:gridCol w:w="3266"/>
-              <w:gridCol w:w="3266"/>
-            </w:tblGrid>
-            <w:tr>
-              <w:trPr>
-                <w:cantSplit/>
-              </w:trPr>
-              <w:tc>
-                <w:tcPr>
-                  <w:tcW w:type="dxa" w:w="3266"/>
-                  <w:tcBorders>
-                    <w:top w:val="single" w:color="FFFFFF" w:sz="4"/>
-                    <w:left w:val="single" w:color="FFFFFF" w:sz="4"/>
-                    <w:bottom w:val="single" w:color="FFFFFF" w:sz="4"/>
-                    <w:right w:val="single" w:color="FFFFFF" w:sz="4"/>
-                  </w:tcBorders>
-                  <w:shd w:fill="F3F1EA" w:color="auto" w:val="clear"/>
-                  <w:tcMar>
-                    <w:top w:type="dxa" w:w="60"/>
-                    <w:left w:type="dxa" w:w="140"/>
-                    <w:bottom w:type="dxa" w:w="60"/>
-                    <w:right w:type="dxa" w:w="100"/>
-                  </w:tcMar>
-                  <w:vAlign w:val="center"/>
-                </w:tcPr>
-                <w:p>
-                  <w:pPr>
-                    <w:keepNext/>
-                    <w:spacing w:after="0" w:line="252"/>
-                  </w:pPr>
-                  <w:r>
-                    <w:rPr>
-                      <w:rFonts w:ascii="Arial" w:cs="Arial" w:eastAsia="Arial" w:hAnsi="Arial"/>
-                      <w:b/>
-                      <w:bCs/>
-                      <w:color w:val="B37A33"/>
-                      <w:sz w:val="20"/>
-                      <w:szCs w:val="20"/>
-                    </w:rPr>
-                    <w:t xml:space="preserve">A   </w:t>
-                  </w:r>
-                  <w:r>
-                    <w:rPr>
-                      <w:rFonts w:ascii="Arial" w:cs="Arial" w:eastAsia="Arial" w:hAnsi="Arial"/>
-                      <w:color w:val="1C1B16"/>
-                      <w:sz w:val="20"/>
-                      <w:szCs w:val="20"/>
-                    </w:rPr>
-                    <w:t xml:space="preserve">positives</w:t>
-                  </w:r>
-                </w:p>
-              </w:tc>
-              <w:tc>
-                <w:tcPr>
-                  <w:tcW w:type="dxa" w:w="3266"/>
-                  <w:tcBorders>
-                    <w:top w:val="single" w:color="FFFFFF" w:sz="4"/>
-                    <w:left w:val="single" w:color="FFFFFF" w:sz="4"/>
-                    <w:bottom w:val="single" w:color="FFFFFF" w:sz="4"/>
-                    <w:right w:val="single" w:color="FFFFFF" w:sz="4"/>
-                  </w:tcBorders>
-                  <w:shd w:fill="F3F1EA" w:color="auto" w:val="clear"/>
-                  <w:tcMar>
-                    <w:top w:type="dxa" w:w="60"/>
-                    <w:left w:type="dxa" w:w="140"/>
-                    <w:bottom w:type="dxa" w:w="60"/>
-                    <w:right w:type="dxa" w:w="100"/>
-                  </w:tcMar>
-                  <w:vAlign w:val="center"/>
-                </w:tcPr>
-                <w:p>
-                  <w:pPr>
-                    <w:keepNext/>
-                    <w:spacing w:after="0" w:line="252"/>
-                  </w:pPr>
-                  <w:r>
-                    <w:rPr>
-                      <w:rFonts w:ascii="Arial" w:cs="Arial" w:eastAsia="Arial" w:hAnsi="Arial"/>
-                      <w:b/>
-                      <w:bCs/>
-                      <w:color w:val="B37A33"/>
-                      <w:sz w:val="20"/>
-                      <w:szCs w:val="20"/>
-                    </w:rPr>
-                    <w:t xml:space="preserve">B   </w:t>
-                  </w:r>
-                  <w:r>
-                    <w:rPr>
-                      <w:rFonts w:ascii="Arial" w:cs="Arial" w:eastAsia="Arial" w:hAnsi="Arial"/>
-                      <w:color w:val="1C1B16"/>
-                      <w:sz w:val="20"/>
-                      <w:szCs w:val="20"/>
-                    </w:rPr>
-                    <w:t xml:space="preserve">negatives</w:t>
-                  </w:r>
-                </w:p>
-              </w:tc>
-              <w:tc>
-                <w:tcPr>
-                  <w:tcW w:type="dxa" w:w="3266"/>
-                  <w:tcBorders>
-                    <w:top w:val="single" w:color="FFFFFF" w:sz="4"/>
-                    <w:left w:val="single" w:color="FFFFFF" w:sz="4"/>
-                    <w:bottom w:val="single" w:color="FFFFFF" w:sz="4"/>
-                    <w:right w:val="single" w:color="FFFFFF" w:sz="4"/>
-                  </w:tcBorders>
-                  <w:shd w:fill="F3F1EA" w:color="auto" w:val="clear"/>
-                  <w:tcMar>
-                    <w:top w:type="dxa" w:w="60"/>
-                    <w:left w:type="dxa" w:w="140"/>
-                    <w:bottom w:type="dxa" w:w="60"/>
-                    <w:right w:type="dxa" w:w="100"/>
-                  </w:tcMar>
-                  <w:vAlign w:val="center"/>
-                </w:tcPr>
-                <w:p>
-                  <w:pPr>
-                    <w:keepNext/>
-                    <w:spacing w:after="0" w:line="252"/>
-                  </w:pPr>
-                  <w:r>
-                    <w:rPr>
-                      <w:rFonts w:ascii="Arial" w:cs="Arial" w:eastAsia="Arial" w:hAnsi="Arial"/>
-                      <w:b/>
-                      <w:bCs/>
-                      <w:color w:val="B37A33"/>
-                      <w:sz w:val="20"/>
-                      <w:szCs w:val="20"/>
-                    </w:rPr>
-                    <w:t xml:space="preserve">C   </w:t>
-                  </w:r>
-                  <w:r>
-                    <w:rPr>
-                      <w:rFonts w:ascii="Arial" w:cs="Arial" w:eastAsia="Arial" w:hAnsi="Arial"/>
-                      <w:color w:val="1C1B16"/>
-                      <w:sz w:val="20"/>
-                      <w:szCs w:val="20"/>
-                    </w:rPr>
-                    <w:t xml:space="preserve">calls</w:t>
-                  </w:r>
-                </w:p>
-              </w:tc>
-            </w:tr>
-            <w:tr>
-              <w:trPr>
-                <w:cantSplit/>
-              </w:trPr>
-              <w:tc>
-                <w:tcPr>
-                  <w:tcW w:type="dxa" w:w="3266"/>
-                  <w:tcBorders>
-                    <w:top w:val="single" w:color="FFFFFF" w:sz="4"/>
-                    <w:left w:val="single" w:color="FFFFFF" w:sz="4"/>
-                    <w:bottom w:val="single" w:color="FFFFFF" w:sz="4"/>
-                    <w:right w:val="single" w:color="FFFFFF" w:sz="4"/>
-                  </w:tcBorders>
-                  <w:shd w:fill="F3F1EA" w:color="auto" w:val="clear"/>
-                  <w:tcMar>
-                    <w:top w:type="dxa" w:w="60"/>
-                    <w:left w:type="dxa" w:w="140"/>
-                    <w:bottom w:type="dxa" w:w="60"/>
-                    <w:right w:type="dxa" w:w="100"/>
-                  </w:tcMar>
-                  <w:vAlign w:val="center"/>
-                </w:tcPr>
-                <w:p>
-                  <w:pPr>
-                    <w:keepNext/>
-                    <w:spacing w:after="0" w:line="252"/>
-                  </w:pPr>
-                  <w:r>
-                    <w:rPr>
-                      <w:rFonts w:ascii="Arial" w:cs="Arial" w:eastAsia="Arial" w:hAnsi="Arial"/>
-                      <w:b/>
-                      <w:bCs/>
-                      <w:color w:val="B37A33"/>
-                      <w:sz w:val="20"/>
-                      <w:szCs w:val="20"/>
-                    </w:rPr>
-                    <w:t xml:space="preserve">D   </w:t>
-                  </w:r>
-                  <w:r>
-                    <w:rPr>
-                      <w:rFonts w:ascii="Arial" w:cs="Arial" w:eastAsia="Arial" w:hAnsi="Arial"/>
-                      <w:color w:val="1C1B16"/>
-                      <w:sz w:val="20"/>
-                      <w:szCs w:val="20"/>
-                    </w:rPr>
-                    <w:t xml:space="preserve">thresholds</w:t>
-                  </w:r>
-                </w:p>
-              </w:tc>
-              <w:tc>
-                <w:tcPr>
-                  <w:tcW w:type="dxa" w:w="3266"/>
-                  <w:tcBorders>
-                    <w:top w:val="single" w:color="FFFFFF" w:sz="4"/>
-                    <w:left w:val="single" w:color="FFFFFF" w:sz="4"/>
-                    <w:bottom w:val="single" w:color="FFFFFF" w:sz="4"/>
-                    <w:right w:val="single" w:color="FFFFFF" w:sz="4"/>
-                  </w:tcBorders>
-                  <w:shd w:fill="F3F1EA" w:color="auto" w:val="clear"/>
-                  <w:tcMar>
-                    <w:top w:type="dxa" w:w="60"/>
-                    <w:left w:type="dxa" w:w="140"/>
-                    <w:bottom w:type="dxa" w:w="60"/>
-                    <w:right w:type="dxa" w:w="100"/>
-                  </w:tcMar>
-                  <w:vAlign w:val="center"/>
-                </w:tcPr>
-                <w:p>
-                  <w:pPr>
-                    <w:keepNext/>
-                    <w:spacing w:after="80" w:before="0" w:line="276"/>
-                  </w:pPr>
-                  <w:r>
-                    <w:rPr>
-                      <w:rFonts w:ascii="Arial" w:cs="Arial" w:eastAsia="Arial" w:hAnsi="Arial"/>
-                      <w:color w:val="1C1B16"/>
-                      <w:sz w:val="21"/>
-                      <w:szCs w:val="21"/>
-                    </w:rPr>
-                    <w:t xml:space="preserve"/>
-                  </w:r>
-                </w:p>
-              </w:tc>
-              <w:tc>
-                <w:tcPr>
-                  <w:tcW w:type="dxa" w:w="3266"/>
-                  <w:tcBorders>
-                    <w:top w:val="single" w:color="FFFFFF" w:sz="4"/>
-                    <w:left w:val="single" w:color="FFFFFF" w:sz="4"/>
-                    <w:bottom w:val="single" w:color="FFFFFF" w:sz="4"/>
-                    <w:right w:val="single" w:color="FFFFFF" w:sz="4"/>
-                  </w:tcBorders>
-                  <w:shd w:fill="F3F1EA" w:color="auto" w:val="clear"/>
-                  <w:tcMar>
-                    <w:top w:type="dxa" w:w="60"/>
-                    <w:left w:type="dxa" w:w="140"/>
-                    <w:bottom w:type="dxa" w:w="60"/>
-                    <w:right w:type="dxa" w:w="100"/>
-                  </w:tcMar>
-                  <w:vAlign w:val="center"/>
-                </w:tcPr>
-                <w:p>
-                  <w:pPr>
-                    <w:keepNext/>
-                    <w:spacing w:after="80" w:before="0" w:line="276"/>
-                  </w:pPr>
-                  <w:r>
-                    <w:rPr>
-                      <w:rFonts w:ascii="Arial" w:cs="Arial" w:eastAsia="Arial" w:hAnsi="Arial"/>
-                      <w:color w:val="1C1B16"/>
-                      <w:sz w:val="21"/>
-                      <w:szCs w:val="21"/>
-                    </w:rPr>
-                    <w:t xml:space="preserve"/>
-                  </w:r>
-                </w:p>
-              </w:tc>
-            </w:tr>
-          </w:tbl>
-          <w:p>
-            <w:pPr>
-              <w:keepNext/>
-              <w:spacing w:after="140" w:before="0"/>
-            </w:pPr>
-          </w:p>
-          <w:p>
-            <w:pPr>
-              <w:keepNext/>
-              <w:spacing w:after="60" w:before="60" w:line="276"/>
-            </w:pPr>
-            <w:r>
-              <w:rPr>
-                <w:rFonts w:ascii="Arial" w:cs="Arial" w:eastAsia="Arial" w:hAnsi="Arial"/>
-                <w:b/>
-                <w:bCs/>
-                <w:color w:val="B37A33"/>
-                <w:sz w:val="22"/>
-                <w:szCs w:val="22"/>
-              </w:rPr>
-              <w:t xml:space="preserve">Q11</w:t>
-            </w:r>
-            <w:r>
-              <w:rPr>
-                <w:rFonts w:ascii="Arial" w:cs="Arial" w:eastAsia="Arial" w:hAnsi="Arial"/>
-                <w:b/>
-                <w:bCs/>
-                <w:color w:val="6B675E"/>
-                <w:sz w:val="18"/>
-                <w:szCs w:val="18"/>
-              </w:rPr>
-              <w:t xml:space="preserve">   Easy</w:t>
-            </w:r>
-            <w:r>
-              <w:rPr>
-                <w:rFonts w:ascii="Arial" w:cs="Arial" w:eastAsia="Arial" w:hAnsi="Arial"/>
-                <w:color w:val="6B675E"/>
-                <w:sz w:val="18"/>
-                <w:szCs w:val="18"/>
-              </w:rPr>
-              <w:t xml:space="preserve">  ·  Complete the formula</w:t>
-            </w:r>
-            <w:r>
-              <w:rPr>
-                <w:rFonts w:ascii="Arial" w:cs="Arial" w:eastAsia="Arial" w:hAnsi="Arial"/>
-                <w:i/>
-                <w:iCs/>
-                <w:color w:val="6B675E"/>
-                <w:sz w:val="18"/>
-                <w:szCs w:val="18"/>
-              </w:rPr>
-              <w:t xml:space="preserve">  ·  a letter from Word bank 2</w:t>
-            </w:r>
-          </w:p>
-          <w:p>
-            <w:pPr>
-              <w:keepNext/>
-              <w:spacing w:after="80" w:line="276"/>
-            </w:pPr>
-            <w:r>
-              <w:rPr>
-                <w:rFonts w:ascii="Arial" w:cs="Arial" w:eastAsia="Arial" w:hAnsi="Arial"/>
-                <w:color w:val="1C1B16"/>
-                <w:sz w:val="21"/>
-                <w:szCs w:val="21"/>
-              </w:rPr>
-              <w:t xml:space="preserve">Recall is true positives divided by true positives plus false ____.</w:t>
+              <w:t xml:space="preserve">Draw 1,000 clients at random from the 7,438 above the cost line, since every one of them clears it.</w:t>
             </w:r>
           </w:p>
         </w:tc>
@@ -8586,7 +7691,7 @@
           <w:sz w:val="19"/>
           <w:szCs w:val="19"/>
         </w:rPr>
-        <w:t xml:space="preserve">5 items, Q12 to Q16, about 11 minutes. What it shows: whether you can test each column against the moment of prediction and say what a coefficient does and does not prove.</w:t>
+        <w:t xml:space="preserve">4 items, Q10 to Q13, about 10.5 minutes. What it shows: whether you can test each column against the moment of prediction and say what a coefficient does and does not prove.</w:t>
       </w:r>
     </w:p>
     <w:p>
@@ -9348,7 +8453,7 @@
                 <w:sz w:val="22"/>
                 <w:szCs w:val="22"/>
               </w:rPr>
-              <w:t xml:space="preserve">Q12</w:t>
+              <w:t xml:space="preserve">Q10</w:t>
             </w:r>
             <w:r>
               <w:rPr>
@@ -9567,7 +8672,7 @@
                 <w:sz w:val="22"/>
                 <w:szCs w:val="22"/>
               </w:rPr>
-              <w:t xml:space="preserve">Q13</w:t>
+              <w:t xml:space="preserve">Q11</w:t>
             </w:r>
             <w:r>
               <w:rPr>
@@ -9775,6 +8880,512 @@
           <w:p>
             <w:pPr>
               <w:keepNext/>
+              <w:spacing w:after="80" w:before="80"/>
+            </w:pPr>
+            <w:r>
+              <w:rPr>
+                <w:rFonts w:ascii="Arial" w:cs="Arial" w:eastAsia="Arial" w:hAnsi="Arial"/>
+                <w:b/>
+                <w:bCs/>
+                <w:color w:val="B37A33"/>
+                <w:sz w:val="19"/>
+                <w:szCs w:val="19"/>
+              </w:rPr>
+              <w:t xml:space="preserve">Exhibit 3B</w:t>
+            </w:r>
+            <w:r>
+              <w:rPr>
+                <w:rFonts w:ascii="Arial" w:cs="Arial" w:eastAsia="Arial" w:hAnsi="Arial"/>
+                <w:i/>
+                <w:iCs/>
+                <w:color w:val="6B675E"/>
+                <w:sz w:val="18"/>
+                <w:szCs w:val="18"/>
+              </w:rPr>
+              <w:t xml:space="preserve">   A pneumonia model trained on chest X-rays from two hospital systems, as Zech and others report it (PLOS Medicine, 2018).</w:t>
+            </w:r>
+          </w:p>
+          <w:tbl>
+            <w:tblPr>
+              <w:tblW w:type="dxa" w:w="9799"/>
+              <w:tblBorders>
+                <w:top w:val="single" w:color="D5D0C4" w:sz="4"/>
+                <w:left w:val="single" w:color="D5D0C4" w:sz="4"/>
+                <w:bottom w:val="single" w:color="D5D0C4" w:sz="4"/>
+                <w:right w:val="single" w:color="D5D0C4" w:sz="4"/>
+                <w:insideH w:val="single" w:color="D5D0C4" w:sz="4"/>
+                <w:insideV w:val="single" w:color="D5D0C4" w:sz="4"/>
+              </w:tblBorders>
+            </w:tblPr>
+            <w:tblGrid>
+              <w:gridCol w:w="6939"/>
+              <w:gridCol w:w="2860"/>
+            </w:tblGrid>
+            <w:tr>
+              <w:trPr>
+                <w:cantSplit/>
+                <w:tblHeader/>
+              </w:trPr>
+              <w:tc>
+                <w:tcPr>
+                  <w:tcW w:type="dxa" w:w="6939"/>
+                  <w:tcBorders>
+                    <w:top w:val="single" w:color="D5D0C4" w:sz="4"/>
+                    <w:left w:val="single" w:color="D5D0C4" w:sz="4"/>
+                    <w:bottom w:val="single" w:color="D5D0C4" w:sz="4"/>
+                    <w:right w:val="single" w:color="D5D0C4" w:sz="4"/>
+                  </w:tcBorders>
+                  <w:shd w:fill="F9F8F3" w:color="auto" w:val="clear"/>
+                  <w:tcMar>
+                    <w:top w:type="dxa" w:w="40"/>
+                    <w:left w:type="dxa" w:w="100"/>
+                    <w:bottom w:type="dxa" w:w="40"/>
+                    <w:right w:type="dxa" w:w="100"/>
+                  </w:tcMar>
+                  <w:vAlign w:val="center"/>
+                </w:tcPr>
+                <w:p>
+                  <w:pPr>
+                    <w:keepNext/>
+                    <w:spacing w:after="0" w:line="240"/>
+                    <w:jc w:val="left"/>
+                  </w:pPr>
+                  <w:r>
+                    <w:rPr>
+                      <w:rFonts w:ascii="Arial" w:cs="Arial" w:eastAsia="Arial" w:hAnsi="Arial"/>
+                      <w:b/>
+                      <w:bCs/>
+                      <w:color w:val="1C1B16"/>
+                      <w:sz w:val="18"/>
+                      <w:szCs w:val="18"/>
+                    </w:rPr>
+                    <w:t xml:space="preserve">What the paper reports</w:t>
+                  </w:r>
+                </w:p>
+              </w:tc>
+              <w:tc>
+                <w:tcPr>
+                  <w:tcW w:type="dxa" w:w="2860"/>
+                  <w:tcBorders>
+                    <w:top w:val="single" w:color="D5D0C4" w:sz="4"/>
+                    <w:left w:val="single" w:color="D5D0C4" w:sz="4"/>
+                    <w:bottom w:val="single" w:color="D5D0C4" w:sz="4"/>
+                    <w:right w:val="single" w:color="D5D0C4" w:sz="4"/>
+                  </w:tcBorders>
+                  <w:shd w:fill="F9F8F3" w:color="auto" w:val="clear"/>
+                  <w:tcMar>
+                    <w:top w:type="dxa" w:w="40"/>
+                    <w:left w:type="dxa" w:w="100"/>
+                    <w:bottom w:type="dxa" w:w="40"/>
+                    <w:right w:type="dxa" w:w="100"/>
+                  </w:tcMar>
+                  <w:vAlign w:val="center"/>
+                </w:tcPr>
+                <w:p>
+                  <w:pPr>
+                    <w:keepNext/>
+                    <w:spacing w:after="0" w:line="240"/>
+                    <w:jc w:val="left"/>
+                  </w:pPr>
+                  <w:r>
+                    <w:rPr>
+                      <w:rFonts w:ascii="Arial" w:cs="Arial" w:eastAsia="Arial" w:hAnsi="Arial"/>
+                      <w:b/>
+                      <w:bCs/>
+                      <w:color w:val="1C1B16"/>
+                      <w:sz w:val="18"/>
+                      <w:szCs w:val="18"/>
+                    </w:rPr>
+                    <w:t xml:space="preserve">Value</w:t>
+                  </w:r>
+                </w:p>
+              </w:tc>
+            </w:tr>
+            <w:tr>
+              <w:trPr>
+                <w:cantSplit/>
+              </w:trPr>
+              <w:tc>
+                <w:tcPr>
+                  <w:tcW w:type="dxa" w:w="6939"/>
+                  <w:tcBorders>
+                    <w:top w:val="single" w:color="D5D0C4" w:sz="4"/>
+                    <w:left w:val="single" w:color="D5D0C4" w:sz="4"/>
+                    <w:bottom w:val="single" w:color="D5D0C4" w:sz="4"/>
+                    <w:right w:val="single" w:color="D5D0C4" w:sz="4"/>
+                  </w:tcBorders>
+                  <w:tcMar>
+                    <w:top w:type="dxa" w:w="40"/>
+                    <w:left w:type="dxa" w:w="100"/>
+                    <w:bottom w:type="dxa" w:w="40"/>
+                    <w:right w:type="dxa" w:w="100"/>
+                  </w:tcMar>
+                  <w:vAlign w:val="center"/>
+                </w:tcPr>
+                <w:p>
+                  <w:pPr>
+                    <w:keepNext w:val="false"/>
+                    <w:spacing w:after="0" w:line="252"/>
+                    <w:jc w:val="left"/>
+                  </w:pPr>
+                  <w:r>
+                    <w:rPr>
+                      <w:rFonts w:ascii="Arial" w:cs="Arial" w:eastAsia="Arial" w:hAnsi="Arial"/>
+                      <w:color w:val="1C1B16"/>
+                      <w:sz w:val="18"/>
+                      <w:szCs w:val="18"/>
+                    </w:rPr>
+                    <w:t xml:space="preserve">The model's AUC on held-out X-rays from its own two hospital systems</w:t>
+                  </w:r>
+                </w:p>
+              </w:tc>
+              <w:tc>
+                <w:tcPr>
+                  <w:tcW w:type="dxa" w:w="2860"/>
+                  <w:tcBorders>
+                    <w:top w:val="single" w:color="D5D0C4" w:sz="4"/>
+                    <w:left w:val="single" w:color="D5D0C4" w:sz="4"/>
+                    <w:bottom w:val="single" w:color="D5D0C4" w:sz="4"/>
+                    <w:right w:val="single" w:color="D5D0C4" w:sz="4"/>
+                  </w:tcBorders>
+                  <w:tcMar>
+                    <w:top w:type="dxa" w:w="40"/>
+                    <w:left w:type="dxa" w:w="100"/>
+                    <w:bottom w:type="dxa" w:w="40"/>
+                    <w:right w:type="dxa" w:w="100"/>
+                  </w:tcMar>
+                  <w:vAlign w:val="center"/>
+                </w:tcPr>
+                <w:p>
+                  <w:pPr>
+                    <w:keepNext w:val="false"/>
+                    <w:spacing w:after="0" w:line="252"/>
+                    <w:jc w:val="right"/>
+                  </w:pPr>
+                  <w:r>
+                    <w:rPr>
+                      <w:rFonts w:ascii="Arial" w:cs="Arial" w:eastAsia="Arial" w:hAnsi="Arial"/>
+                      <w:b w:val="false"/>
+                      <w:bCs w:val="false"/>
+                      <w:color w:val="1C1B16"/>
+                      <w:sz w:val="18"/>
+                      <w:szCs w:val="18"/>
+                    </w:rPr>
+                    <w:t xml:space="preserve">0.931</w:t>
+                  </w:r>
+                </w:p>
+              </w:tc>
+            </w:tr>
+            <w:tr>
+              <w:trPr>
+                <w:cantSplit/>
+              </w:trPr>
+              <w:tc>
+                <w:tcPr>
+                  <w:tcW w:type="dxa" w:w="6939"/>
+                  <w:tcBorders>
+                    <w:top w:val="single" w:color="D5D0C4" w:sz="4"/>
+                    <w:left w:val="single" w:color="D5D0C4" w:sz="4"/>
+                    <w:bottom w:val="single" w:color="D5D0C4" w:sz="4"/>
+                    <w:right w:val="single" w:color="D5D0C4" w:sz="4"/>
+                  </w:tcBorders>
+                  <w:tcMar>
+                    <w:top w:type="dxa" w:w="40"/>
+                    <w:left w:type="dxa" w:w="100"/>
+                    <w:bottom w:type="dxa" w:w="40"/>
+                    <w:right w:type="dxa" w:w="100"/>
+                  </w:tcMar>
+                  <w:vAlign w:val="center"/>
+                </w:tcPr>
+                <w:p>
+                  <w:pPr>
+                    <w:keepNext w:val="false"/>
+                    <w:spacing w:after="0" w:line="252"/>
+                    <w:jc w:val="left"/>
+                  </w:pPr>
+                  <w:r>
+                    <w:rPr>
+                      <w:rFonts w:ascii="Arial" w:cs="Arial" w:eastAsia="Arial" w:hAnsi="Arial"/>
+                      <w:color w:val="1C1B16"/>
+                      <w:sz w:val="18"/>
+                      <w:szCs w:val="18"/>
+                    </w:rPr>
+                    <w:t xml:space="preserve">The same model's AUC at a third hospital system</w:t>
+                  </w:r>
+                </w:p>
+              </w:tc>
+              <w:tc>
+                <w:tcPr>
+                  <w:tcW w:type="dxa" w:w="2860"/>
+                  <w:tcBorders>
+                    <w:top w:val="single" w:color="D5D0C4" w:sz="4"/>
+                    <w:left w:val="single" w:color="D5D0C4" w:sz="4"/>
+                    <w:bottom w:val="single" w:color="D5D0C4" w:sz="4"/>
+                    <w:right w:val="single" w:color="D5D0C4" w:sz="4"/>
+                  </w:tcBorders>
+                  <w:tcMar>
+                    <w:top w:type="dxa" w:w="40"/>
+                    <w:left w:type="dxa" w:w="100"/>
+                    <w:bottom w:type="dxa" w:w="40"/>
+                    <w:right w:type="dxa" w:w="100"/>
+                  </w:tcMar>
+                  <w:vAlign w:val="center"/>
+                </w:tcPr>
+                <w:p>
+                  <w:pPr>
+                    <w:keepNext w:val="false"/>
+                    <w:spacing w:after="0" w:line="252"/>
+                    <w:jc w:val="right"/>
+                  </w:pPr>
+                  <w:r>
+                    <w:rPr>
+                      <w:rFonts w:ascii="Arial" w:cs="Arial" w:eastAsia="Arial" w:hAnsi="Arial"/>
+                      <w:b w:val="false"/>
+                      <w:bCs w:val="false"/>
+                      <w:color w:val="1C1B16"/>
+                      <w:sz w:val="18"/>
+                      <w:szCs w:val="18"/>
+                    </w:rPr>
+                    <w:t xml:space="preserve">0.815</w:t>
+                  </w:r>
+                </w:p>
+              </w:tc>
+            </w:tr>
+            <w:tr>
+              <w:trPr>
+                <w:cantSplit/>
+              </w:trPr>
+              <w:tc>
+                <w:tcPr>
+                  <w:tcW w:type="dxa" w:w="6939"/>
+                  <w:tcBorders>
+                    <w:top w:val="single" w:color="D5D0C4" w:sz="4"/>
+                    <w:left w:val="single" w:color="D5D0C4" w:sz="4"/>
+                    <w:bottom w:val="single" w:color="D5D0C4" w:sz="4"/>
+                    <w:right w:val="single" w:color="D5D0C4" w:sz="4"/>
+                  </w:tcBorders>
+                  <w:tcMar>
+                    <w:top w:type="dxa" w:w="40"/>
+                    <w:left w:type="dxa" w:w="100"/>
+                    <w:bottom w:type="dxa" w:w="40"/>
+                    <w:right w:type="dxa" w:w="100"/>
+                  </w:tcMar>
+                  <w:vAlign w:val="center"/>
+                </w:tcPr>
+                <w:p>
+                  <w:pPr>
+                    <w:keepNext w:val="false"/>
+                    <w:spacing w:after="0" w:line="252"/>
+                    <w:jc w:val="left"/>
+                  </w:pPr>
+                  <w:r>
+                    <w:rPr>
+                      <w:rFonts w:ascii="Arial" w:cs="Arial" w:eastAsia="Arial" w:hAnsi="Arial"/>
+                      <w:color w:val="1C1B16"/>
+                      <w:sz w:val="18"/>
+                      <w:szCs w:val="18"/>
+                    </w:rPr>
+                    <w:t xml:space="preserve">AUC from sorting X-rays from the two training systems by hospital alone</w:t>
+                  </w:r>
+                </w:p>
+              </w:tc>
+              <w:tc>
+                <w:tcPr>
+                  <w:tcW w:type="dxa" w:w="2860"/>
+                  <w:tcBorders>
+                    <w:top w:val="single" w:color="D5D0C4" w:sz="4"/>
+                    <w:left w:val="single" w:color="D5D0C4" w:sz="4"/>
+                    <w:bottom w:val="single" w:color="D5D0C4" w:sz="4"/>
+                    <w:right w:val="single" w:color="D5D0C4" w:sz="4"/>
+                  </w:tcBorders>
+                  <w:tcMar>
+                    <w:top w:type="dxa" w:w="40"/>
+                    <w:left w:type="dxa" w:w="100"/>
+                    <w:bottom w:type="dxa" w:w="40"/>
+                    <w:right w:type="dxa" w:w="100"/>
+                  </w:tcMar>
+                  <w:vAlign w:val="center"/>
+                </w:tcPr>
+                <w:p>
+                  <w:pPr>
+                    <w:keepNext w:val="false"/>
+                    <w:spacing w:after="0" w:line="252"/>
+                    <w:jc w:val="right"/>
+                  </w:pPr>
+                  <w:r>
+                    <w:rPr>
+                      <w:rFonts w:ascii="Arial" w:cs="Arial" w:eastAsia="Arial" w:hAnsi="Arial"/>
+                      <w:b w:val="false"/>
+                      <w:bCs w:val="false"/>
+                      <w:color w:val="1C1B16"/>
+                      <w:sz w:val="18"/>
+                      <w:szCs w:val="18"/>
+                    </w:rPr>
+                    <w:t xml:space="preserve">0.861</w:t>
+                  </w:r>
+                </w:p>
+              </w:tc>
+            </w:tr>
+            <w:tr>
+              <w:trPr>
+                <w:cantSplit/>
+              </w:trPr>
+              <w:tc>
+                <w:tcPr>
+                  <w:tcW w:type="dxa" w:w="6939"/>
+                  <w:tcBorders>
+                    <w:top w:val="single" w:color="D5D0C4" w:sz="4"/>
+                    <w:left w:val="single" w:color="D5D0C4" w:sz="4"/>
+                    <w:bottom w:val="single" w:color="D5D0C4" w:sz="4"/>
+                    <w:right w:val="single" w:color="D5D0C4" w:sz="4"/>
+                  </w:tcBorders>
+                  <w:tcMar>
+                    <w:top w:type="dxa" w:w="40"/>
+                    <w:left w:type="dxa" w:w="100"/>
+                    <w:bottom w:type="dxa" w:w="40"/>
+                    <w:right w:type="dxa" w:w="100"/>
+                  </w:tcMar>
+                  <w:vAlign w:val="center"/>
+                </w:tcPr>
+                <w:p>
+                  <w:pPr>
+                    <w:keepNext w:val="false"/>
+                    <w:spacing w:after="0" w:line="252"/>
+                    <w:jc w:val="left"/>
+                  </w:pPr>
+                  <w:r>
+                    <w:rPr>
+                      <w:rFonts w:ascii="Arial" w:cs="Arial" w:eastAsia="Arial" w:hAnsi="Arial"/>
+                      <w:color w:val="1C1B16"/>
+                      <w:sz w:val="18"/>
+                      <w:szCs w:val="18"/>
+                    </w:rPr>
+                    <w:t xml:space="preserve">Pneumonia rate in the two training systems</w:t>
+                  </w:r>
+                </w:p>
+              </w:tc>
+              <w:tc>
+                <w:tcPr>
+                  <w:tcW w:type="dxa" w:w="2860"/>
+                  <w:tcBorders>
+                    <w:top w:val="single" w:color="D5D0C4" w:sz="4"/>
+                    <w:left w:val="single" w:color="D5D0C4" w:sz="4"/>
+                    <w:bottom w:val="single" w:color="D5D0C4" w:sz="4"/>
+                    <w:right w:val="single" w:color="D5D0C4" w:sz="4"/>
+                  </w:tcBorders>
+                  <w:tcMar>
+                    <w:top w:type="dxa" w:w="40"/>
+                    <w:left w:type="dxa" w:w="100"/>
+                    <w:bottom w:type="dxa" w:w="40"/>
+                    <w:right w:type="dxa" w:w="100"/>
+                  </w:tcMar>
+                  <w:vAlign w:val="center"/>
+                </w:tcPr>
+                <w:p>
+                  <w:pPr>
+                    <w:keepNext w:val="false"/>
+                    <w:spacing w:after="0" w:line="252"/>
+                    <w:jc w:val="left"/>
+                  </w:pPr>
+                  <w:r>
+                    <w:rPr>
+                      <w:rFonts w:ascii="Arial" w:cs="Arial" w:eastAsia="Arial" w:hAnsi="Arial"/>
+                      <w:b w:val="false"/>
+                      <w:bCs w:val="false"/>
+                      <w:color w:val="1C1B16"/>
+                      <w:sz w:val="18"/>
+                      <w:szCs w:val="18"/>
+                    </w:rPr>
+                    <w:t xml:space="preserve">34.2 percent and 1.2 percent</w:t>
+                  </w:r>
+                </w:p>
+              </w:tc>
+            </w:tr>
+            <w:tr>
+              <w:trPr>
+                <w:cantSplit/>
+              </w:trPr>
+              <w:tc>
+                <w:tcPr>
+                  <w:tcW w:type="dxa" w:w="6939"/>
+                  <w:tcBorders>
+                    <w:top w:val="single" w:color="D5D0C4" w:sz="4"/>
+                    <w:left w:val="single" w:color="D5D0C4" w:sz="4"/>
+                    <w:bottom w:val="single" w:color="D5D0C4" w:sz="4"/>
+                    <w:right w:val="single" w:color="D5D0C4" w:sz="4"/>
+                  </w:tcBorders>
+                  <w:tcMar>
+                    <w:top w:type="dxa" w:w="40"/>
+                    <w:left w:type="dxa" w:w="100"/>
+                    <w:bottom w:type="dxa" w:w="40"/>
+                    <w:right w:type="dxa" w:w="100"/>
+                  </w:tcMar>
+                  <w:vAlign w:val="center"/>
+                </w:tcPr>
+                <w:p>
+                  <w:pPr>
+                    <w:keepNext w:val="false"/>
+                    <w:spacing w:after="0" w:line="252"/>
+                    <w:jc w:val="left"/>
+                  </w:pPr>
+                  <w:r>
+                    <w:rPr>
+                      <w:rFonts w:ascii="Arial" w:cs="Arial" w:eastAsia="Arial" w:hAnsi="Arial"/>
+                      <w:color w:val="1C1B16"/>
+                      <w:sz w:val="18"/>
+                      <w:szCs w:val="18"/>
+                    </w:rPr>
+                    <w:t xml:space="preserve">X-rays from one system whose hospital a network identified</w:t>
+                  </w:r>
+                </w:p>
+              </w:tc>
+              <w:tc>
+                <w:tcPr>
+                  <w:tcW w:type="dxa" w:w="2860"/>
+                  <w:tcBorders>
+                    <w:top w:val="single" w:color="D5D0C4" w:sz="4"/>
+                    <w:left w:val="single" w:color="D5D0C4" w:sz="4"/>
+                    <w:bottom w:val="single" w:color="D5D0C4" w:sz="4"/>
+                    <w:right w:val="single" w:color="D5D0C4" w:sz="4"/>
+                  </w:tcBorders>
+                  <w:tcMar>
+                    <w:top w:type="dxa" w:w="40"/>
+                    <w:left w:type="dxa" w:w="100"/>
+                    <w:bottom w:type="dxa" w:w="40"/>
+                    <w:right w:type="dxa" w:w="100"/>
+                  </w:tcMar>
+                  <w:vAlign w:val="center"/>
+                </w:tcPr>
+                <w:p>
+                  <w:pPr>
+                    <w:keepNext w:val="false"/>
+                    <w:spacing w:after="0" w:line="252"/>
+                    <w:jc w:val="left"/>
+                  </w:pPr>
+                  <w:r>
+                    <w:rPr>
+                      <w:rFonts w:ascii="Arial" w:cs="Arial" w:eastAsia="Arial" w:hAnsi="Arial"/>
+                      <w:b w:val="false"/>
+                      <w:bCs w:val="false"/>
+                      <w:color w:val="1C1B16"/>
+                      <w:sz w:val="18"/>
+                      <w:szCs w:val="18"/>
+                    </w:rPr>
+                    <w:t xml:space="preserve">22,050 of 22,062</w:t>
+                  </w:r>
+                </w:p>
+              </w:tc>
+            </w:tr>
+          </w:tbl>
+          <w:p>
+            <w:pPr>
+              <w:keepNext/>
+              <w:spacing w:after="140" w:before="0"/>
+            </w:pPr>
+          </w:p>
+          <w:p>
+            <w:pPr>
+              <w:keepNext/>
               <w:spacing w:after="60" w:before="60" w:line="276"/>
             </w:pPr>
             <w:r>
@@ -9786,7 +9397,7 @@
                 <w:sz w:val="22"/>
                 <w:szCs w:val="22"/>
               </w:rPr>
-              <w:t xml:space="preserve">Q14</w:t>
+              <w:t xml:space="preserve">Q12</w:t>
             </w:r>
             <w:r>
               <w:rPr>
@@ -9797,7 +9408,7 @@
                 <w:sz w:val="18"/>
                 <w:szCs w:val="18"/>
               </w:rPr>
-              <w:t xml:space="preserve">   Medium</w:t>
+              <w:t xml:space="preserve">   Hard</w:t>
             </w:r>
             <w:r>
               <w:rPr>
@@ -9806,7 +9417,7 @@
                 <w:sz w:val="18"/>
                 <w:szCs w:val="18"/>
               </w:rPr>
-              <w:t xml:space="preserve">  ·  Judge the chart</w:t>
+              <w:t xml:space="preserve">  ·  Diagnose the drop</w:t>
             </w:r>
             <w:r>
               <w:rPr>
@@ -9832,7 +9443,7 @@
                 <w:sz w:val="21"/>
                 <w:szCs w:val="21"/>
               </w:rPr>
-              <w:t xml:space="preserve">In the model with duration, duration tops the importance chart, and clients who said yes talked 553 seconds on average against 221 for those who said no. Statement: longer calls cause deposits, so agents should be coached to keep clients on the line. True or false, and why?</w:t>
+              <w:t xml:space="preserve">Exhibit 3B reports a pneumonia model that scored well on held-out X-rays and worse at a new hospital. Which reading holds, and which check would have caught it before launch?</w:t>
             </w:r>
           </w:p>
           <w:p>
@@ -9860,7 +9471,7 @@
                 <w:sz w:val="20"/>
                 <w:szCs w:val="20"/>
               </w:rPr>
-              <w:t xml:space="preserve">False: a client who means to buy stays on to arrange it, so the yes drives the length as much as the reverse.</w:t>
+              <w:t xml:space="preserve">It learned which hospital took each X-ray, a shortcut its held-out set shared; test it on a new site.</w:t>
             </w:r>
           </w:p>
           <w:p>
@@ -9888,7 +9499,7 @@
                 <w:sz w:val="20"/>
                 <w:szCs w:val="20"/>
               </w:rPr>
-              <w:t xml:space="preserve">False: an importance chart is valid for tree models only, so the logistic weights say nothing about duration.</w:t>
+              <w:t xml:space="preserve">It memorised its training X-rays, so a stronger penalty or a smaller network would have closed the gap.</w:t>
             </w:r>
           </w:p>
           <w:p>
@@ -9916,7 +9527,7 @@
                 <w:sz w:val="20"/>
                 <w:szCs w:val="20"/>
               </w:rPr>
-              <w:t xml:space="preserve">True: duration carries the largest weight in the model, and the largest weight points to the cause of the yes.</w:t>
+              <w:t xml:space="preserve">The new hospital's X-rays were poorer, so the drop says nothing about the model and needs no check.</w:t>
             </w:r>
           </w:p>
           <w:p>
@@ -9944,7 +9555,7 @@
                 <w:sz w:val="20"/>
                 <w:szCs w:val="20"/>
               </w:rPr>
-              <w:t xml:space="preserve">True: a gap of 332 seconds is too large to be chance across 41,188 calls, so the effect has to be causal.</w:t>
+              <w:t xml:space="preserve">0.815 is still a strong AUC, so the model carries over, and the drop is the noise of one test set.</w:t>
             </w:r>
           </w:p>
         </w:tc>
@@ -9994,6 +9605,437 @@
           <w:p>
             <w:pPr>
               <w:keepNext/>
+              <w:spacing w:after="80" w:before="80"/>
+            </w:pPr>
+            <w:r>
+              <w:rPr>
+                <w:rFonts w:ascii="Arial" w:cs="Arial" w:eastAsia="Arial" w:hAnsi="Arial"/>
+                <w:b/>
+                <w:bCs/>
+                <w:color w:val="B37A33"/>
+                <w:sz w:val="19"/>
+                <w:szCs w:val="19"/>
+              </w:rPr>
+              <w:t xml:space="preserve">Exhibit 3C</w:t>
+            </w:r>
+            <w:r>
+              <w:rPr>
+                <w:rFonts w:ascii="Arial" w:cs="Arial" w:eastAsia="Arial" w:hAnsi="Arial"/>
+                <w:i/>
+                <w:iCs/>
+                <w:color w:val="6B675E"/>
+                <w:sz w:val="18"/>
+                <w:szCs w:val="18"/>
+              </w:rPr>
+              <w:t xml:space="preserve">   Two readings of Wednesday's models on the week's run: the importance chart of the model with every column, and the logistic model's weight on euribor3m, the three-month interest rate, on the standardised scale.</w:t>
+            </w:r>
+          </w:p>
+          <w:tbl>
+            <w:tblPr>
+              <w:tblW w:type="dxa" w:w="9799"/>
+              <w:tblBorders>
+                <w:top w:val="single" w:color="D5D0C4" w:sz="4"/>
+                <w:left w:val="single" w:color="D5D0C4" w:sz="4"/>
+                <w:bottom w:val="single" w:color="D5D0C4" w:sz="4"/>
+                <w:right w:val="single" w:color="D5D0C4" w:sz="4"/>
+                <w:insideH w:val="single" w:color="D5D0C4" w:sz="4"/>
+                <w:insideV w:val="single" w:color="D5D0C4" w:sz="4"/>
+              </w:tblBorders>
+            </w:tblPr>
+            <w:tblGrid>
+              <w:gridCol w:w="7294"/>
+              <w:gridCol w:w="2505"/>
+            </w:tblGrid>
+            <w:tr>
+              <w:trPr>
+                <w:cantSplit/>
+                <w:tblHeader/>
+              </w:trPr>
+              <w:tc>
+                <w:tcPr>
+                  <w:tcW w:type="dxa" w:w="7294"/>
+                  <w:tcBorders>
+                    <w:top w:val="single" w:color="D5D0C4" w:sz="4"/>
+                    <w:left w:val="single" w:color="D5D0C4" w:sz="4"/>
+                    <w:bottom w:val="single" w:color="D5D0C4" w:sz="4"/>
+                    <w:right w:val="single" w:color="D5D0C4" w:sz="4"/>
+                  </w:tcBorders>
+                  <w:shd w:fill="F9F8F3" w:color="auto" w:val="clear"/>
+                  <w:tcMar>
+                    <w:top w:type="dxa" w:w="40"/>
+                    <w:left w:type="dxa" w:w="100"/>
+                    <w:bottom w:type="dxa" w:w="40"/>
+                    <w:right w:type="dxa" w:w="100"/>
+                  </w:tcMar>
+                  <w:vAlign w:val="center"/>
+                </w:tcPr>
+                <w:p>
+                  <w:pPr>
+                    <w:keepNext/>
+                    <w:spacing w:after="0" w:line="240"/>
+                    <w:jc w:val="left"/>
+                  </w:pPr>
+                  <w:r>
+                    <w:rPr>
+                      <w:rFonts w:ascii="Arial" w:cs="Arial" w:eastAsia="Arial" w:hAnsi="Arial"/>
+                      <w:b/>
+                      <w:bCs/>
+                      <w:color w:val="1C1B16"/>
+                      <w:sz w:val="18"/>
+                      <w:szCs w:val="18"/>
+                    </w:rPr>
+                    <w:t xml:space="preserve">What the week's run shows</w:t>
+                  </w:r>
+                </w:p>
+              </w:tc>
+              <w:tc>
+                <w:tcPr>
+                  <w:tcW w:type="dxa" w:w="2505"/>
+                  <w:tcBorders>
+                    <w:top w:val="single" w:color="D5D0C4" w:sz="4"/>
+                    <w:left w:val="single" w:color="D5D0C4" w:sz="4"/>
+                    <w:bottom w:val="single" w:color="D5D0C4" w:sz="4"/>
+                    <w:right w:val="single" w:color="D5D0C4" w:sz="4"/>
+                  </w:tcBorders>
+                  <w:shd w:fill="F9F8F3" w:color="auto" w:val="clear"/>
+                  <w:tcMar>
+                    <w:top w:type="dxa" w:w="40"/>
+                    <w:left w:type="dxa" w:w="100"/>
+                    <w:bottom w:type="dxa" w:w="40"/>
+                    <w:right w:type="dxa" w:w="100"/>
+                  </w:tcMar>
+                  <w:vAlign w:val="center"/>
+                </w:tcPr>
+                <w:p>
+                  <w:pPr>
+                    <w:keepNext/>
+                    <w:spacing w:after="0" w:line="240"/>
+                    <w:jc w:val="left"/>
+                  </w:pPr>
+                  <w:r>
+                    <w:rPr>
+                      <w:rFonts w:ascii="Arial" w:cs="Arial" w:eastAsia="Arial" w:hAnsi="Arial"/>
+                      <w:b/>
+                      <w:bCs/>
+                      <w:color w:val="1C1B16"/>
+                      <w:sz w:val="18"/>
+                      <w:szCs w:val="18"/>
+                    </w:rPr>
+                    <w:t xml:space="preserve">Value</w:t>
+                  </w:r>
+                </w:p>
+              </w:tc>
+            </w:tr>
+            <w:tr>
+              <w:trPr>
+                <w:cantSplit/>
+              </w:trPr>
+              <w:tc>
+                <w:tcPr>
+                  <w:tcW w:type="dxa" w:w="7294"/>
+                  <w:tcBorders>
+                    <w:top w:val="single" w:color="D5D0C4" w:sz="4"/>
+                    <w:left w:val="single" w:color="D5D0C4" w:sz="4"/>
+                    <w:bottom w:val="single" w:color="D5D0C4" w:sz="4"/>
+                    <w:right w:val="single" w:color="D5D0C4" w:sz="4"/>
+                  </w:tcBorders>
+                  <w:tcMar>
+                    <w:top w:type="dxa" w:w="40"/>
+                    <w:left w:type="dxa" w:w="100"/>
+                    <w:bottom w:type="dxa" w:w="40"/>
+                    <w:right w:type="dxa" w:w="100"/>
+                  </w:tcMar>
+                  <w:vAlign w:val="center"/>
+                </w:tcPr>
+                <w:p>
+                  <w:pPr>
+                    <w:keepNext w:val="false"/>
+                    <w:spacing w:after="0" w:line="252"/>
+                    <w:jc w:val="left"/>
+                  </w:pPr>
+                  <w:r>
+                    <w:rPr>
+                      <w:rFonts w:ascii="Arial" w:cs="Arial" w:eastAsia="Arial" w:hAnsi="Arial"/>
+                      <w:color w:val="1C1B16"/>
+                      <w:sz w:val="18"/>
+                      <w:szCs w:val="18"/>
+                    </w:rPr>
+                    <w:t xml:space="preserve">duration's place on the importance chart of the model with every column</w:t>
+                  </w:r>
+                </w:p>
+              </w:tc>
+              <w:tc>
+                <w:tcPr>
+                  <w:tcW w:type="dxa" w:w="2505"/>
+                  <w:tcBorders>
+                    <w:top w:val="single" w:color="D5D0C4" w:sz="4"/>
+                    <w:left w:val="single" w:color="D5D0C4" w:sz="4"/>
+                    <w:bottom w:val="single" w:color="D5D0C4" w:sz="4"/>
+                    <w:right w:val="single" w:color="D5D0C4" w:sz="4"/>
+                  </w:tcBorders>
+                  <w:tcMar>
+                    <w:top w:type="dxa" w:w="40"/>
+                    <w:left w:type="dxa" w:w="100"/>
+                    <w:bottom w:type="dxa" w:w="40"/>
+                    <w:right w:type="dxa" w:w="100"/>
+                  </w:tcMar>
+                  <w:vAlign w:val="center"/>
+                </w:tcPr>
+                <w:p>
+                  <w:pPr>
+                    <w:keepNext w:val="false"/>
+                    <w:spacing w:after="0" w:line="252"/>
+                    <w:jc w:val="left"/>
+                  </w:pPr>
+                  <w:r>
+                    <w:rPr>
+                      <w:rFonts w:ascii="Arial" w:cs="Arial" w:eastAsia="Arial" w:hAnsi="Arial"/>
+                      <w:b w:val="false"/>
+                      <w:bCs w:val="false"/>
+                      <w:color w:val="1C1B16"/>
+                      <w:sz w:val="18"/>
+                      <w:szCs w:val="18"/>
+                    </w:rPr>
+                    <w:t xml:space="preserve">first</w:t>
+                  </w:r>
+                </w:p>
+              </w:tc>
+            </w:tr>
+            <w:tr>
+              <w:trPr>
+                <w:cantSplit/>
+              </w:trPr>
+              <w:tc>
+                <w:tcPr>
+                  <w:tcW w:type="dxa" w:w="7294"/>
+                  <w:tcBorders>
+                    <w:top w:val="single" w:color="D5D0C4" w:sz="4"/>
+                    <w:left w:val="single" w:color="D5D0C4" w:sz="4"/>
+                    <w:bottom w:val="single" w:color="D5D0C4" w:sz="4"/>
+                    <w:right w:val="single" w:color="D5D0C4" w:sz="4"/>
+                  </w:tcBorders>
+                  <w:tcMar>
+                    <w:top w:type="dxa" w:w="40"/>
+                    <w:left w:type="dxa" w:w="100"/>
+                    <w:bottom w:type="dxa" w:w="40"/>
+                    <w:right w:type="dxa" w:w="100"/>
+                  </w:tcMar>
+                  <w:vAlign w:val="center"/>
+                </w:tcPr>
+                <w:p>
+                  <w:pPr>
+                    <w:keepNext w:val="false"/>
+                    <w:spacing w:after="0" w:line="252"/>
+                    <w:jc w:val="left"/>
+                  </w:pPr>
+                  <w:r>
+                    <w:rPr>
+                      <w:rFonts w:ascii="Arial" w:cs="Arial" w:eastAsia="Arial" w:hAnsi="Arial"/>
+                      <w:color w:val="1C1B16"/>
+                      <w:sz w:val="18"/>
+                      <w:szCs w:val="18"/>
+                    </w:rPr>
+                    <w:t xml:space="preserve">Mean call length: clients who said yes; clients who said no</w:t>
+                  </w:r>
+                </w:p>
+              </w:tc>
+              <w:tc>
+                <w:tcPr>
+                  <w:tcW w:type="dxa" w:w="2505"/>
+                  <w:tcBorders>
+                    <w:top w:val="single" w:color="D5D0C4" w:sz="4"/>
+                    <w:left w:val="single" w:color="D5D0C4" w:sz="4"/>
+                    <w:bottom w:val="single" w:color="D5D0C4" w:sz="4"/>
+                    <w:right w:val="single" w:color="D5D0C4" w:sz="4"/>
+                  </w:tcBorders>
+                  <w:tcMar>
+                    <w:top w:type="dxa" w:w="40"/>
+                    <w:left w:type="dxa" w:w="100"/>
+                    <w:bottom w:type="dxa" w:w="40"/>
+                    <w:right w:type="dxa" w:w="100"/>
+                  </w:tcMar>
+                  <w:vAlign w:val="center"/>
+                </w:tcPr>
+                <w:p>
+                  <w:pPr>
+                    <w:keepNext w:val="false"/>
+                    <w:spacing w:after="0" w:line="252"/>
+                    <w:jc w:val="left"/>
+                  </w:pPr>
+                  <w:r>
+                    <w:rPr>
+                      <w:rFonts w:ascii="Arial" w:cs="Arial" w:eastAsia="Arial" w:hAnsi="Arial"/>
+                      <w:b w:val="false"/>
+                      <w:bCs w:val="false"/>
+                      <w:color w:val="1C1B16"/>
+                      <w:sz w:val="18"/>
+                      <w:szCs w:val="18"/>
+                    </w:rPr>
+                    <w:t xml:space="preserve">553 seconds; 221 seconds</w:t>
+                  </w:r>
+                </w:p>
+              </w:tc>
+            </w:tr>
+            <w:tr>
+              <w:trPr>
+                <w:cantSplit/>
+              </w:trPr>
+              <w:tc>
+                <w:tcPr>
+                  <w:tcW w:type="dxa" w:w="7294"/>
+                  <w:tcBorders>
+                    <w:top w:val="single" w:color="D5D0C4" w:sz="4"/>
+                    <w:left w:val="single" w:color="D5D0C4" w:sz="4"/>
+                    <w:bottom w:val="single" w:color="D5D0C4" w:sz="4"/>
+                    <w:right w:val="single" w:color="D5D0C4" w:sz="4"/>
+                  </w:tcBorders>
+                  <w:tcMar>
+                    <w:top w:type="dxa" w:w="40"/>
+                    <w:left w:type="dxa" w:w="100"/>
+                    <w:bottom w:type="dxa" w:w="40"/>
+                    <w:right w:type="dxa" w:w="100"/>
+                  </w:tcMar>
+                  <w:vAlign w:val="center"/>
+                </w:tcPr>
+                <w:p>
+                  <w:pPr>
+                    <w:keepNext w:val="false"/>
+                    <w:spacing w:after="0" w:line="252"/>
+                    <w:jc w:val="left"/>
+                  </w:pPr>
+                  <w:r>
+                    <w:rPr>
+                      <w:rFonts w:ascii="Arial" w:cs="Arial" w:eastAsia="Arial" w:hAnsi="Arial"/>
+                      <w:color w:val="1C1B16"/>
+                      <w:sz w:val="18"/>
+                      <w:szCs w:val="18"/>
+                    </w:rPr>
+                    <w:t xml:space="preserve">euribor3m's weight with no other column in the model</w:t>
+                  </w:r>
+                </w:p>
+              </w:tc>
+              <w:tc>
+                <w:tcPr>
+                  <w:tcW w:type="dxa" w:w="2505"/>
+                  <w:tcBorders>
+                    <w:top w:val="single" w:color="D5D0C4" w:sz="4"/>
+                    <w:left w:val="single" w:color="D5D0C4" w:sz="4"/>
+                    <w:bottom w:val="single" w:color="D5D0C4" w:sz="4"/>
+                    <w:right w:val="single" w:color="D5D0C4" w:sz="4"/>
+                  </w:tcBorders>
+                  <w:tcMar>
+                    <w:top w:type="dxa" w:w="40"/>
+                    <w:left w:type="dxa" w:w="100"/>
+                    <w:bottom w:type="dxa" w:w="40"/>
+                    <w:right w:type="dxa" w:w="100"/>
+                  </w:tcMar>
+                  <w:vAlign w:val="center"/>
+                </w:tcPr>
+                <w:p>
+                  <w:pPr>
+                    <w:keepNext w:val="false"/>
+                    <w:spacing w:after="0" w:line="252"/>
+                    <w:jc w:val="right"/>
+                  </w:pPr>
+                  <w:r>
+                    <w:rPr>
+                      <w:rFonts w:ascii="Arial" w:cs="Arial" w:eastAsia="Arial" w:hAnsi="Arial"/>
+                      <w:b w:val="false"/>
+                      <w:bCs w:val="false"/>
+                      <w:color w:val="1C1B16"/>
+                      <w:sz w:val="18"/>
+                      <w:szCs w:val="18"/>
+                    </w:rPr>
+                    <w:t xml:space="preserve">-0.92</w:t>
+                  </w:r>
+                </w:p>
+              </w:tc>
+            </w:tr>
+            <w:tr>
+              <w:trPr>
+                <w:cantSplit/>
+              </w:trPr>
+              <w:tc>
+                <w:tcPr>
+                  <w:tcW w:type="dxa" w:w="7294"/>
+                  <w:tcBorders>
+                    <w:top w:val="single" w:color="D5D0C4" w:sz="4"/>
+                    <w:left w:val="single" w:color="D5D0C4" w:sz="4"/>
+                    <w:bottom w:val="single" w:color="D5D0C4" w:sz="4"/>
+                    <w:right w:val="single" w:color="D5D0C4" w:sz="4"/>
+                  </w:tcBorders>
+                  <w:tcMar>
+                    <w:top w:type="dxa" w:w="40"/>
+                    <w:left w:type="dxa" w:w="100"/>
+                    <w:bottom w:type="dxa" w:w="40"/>
+                    <w:right w:type="dxa" w:w="100"/>
+                  </w:tcMar>
+                  <w:vAlign w:val="center"/>
+                </w:tcPr>
+                <w:p>
+                  <w:pPr>
+                    <w:keepNext w:val="false"/>
+                    <w:spacing w:after="0" w:line="252"/>
+                    <w:jc w:val="left"/>
+                  </w:pPr>
+                  <w:r>
+                    <w:rPr>
+                      <w:rFonts w:ascii="Arial" w:cs="Arial" w:eastAsia="Arial" w:hAnsi="Arial"/>
+                      <w:color w:val="1C1B16"/>
+                      <w:sz w:val="18"/>
+                      <w:szCs w:val="18"/>
+                    </w:rPr>
+                    <w:t xml:space="preserve">euribor3m's weight beside the customer table and the other four indicators</w:t>
+                  </w:r>
+                </w:p>
+              </w:tc>
+              <w:tc>
+                <w:tcPr>
+                  <w:tcW w:type="dxa" w:w="2505"/>
+                  <w:tcBorders>
+                    <w:top w:val="single" w:color="D5D0C4" w:sz="4"/>
+                    <w:left w:val="single" w:color="D5D0C4" w:sz="4"/>
+                    <w:bottom w:val="single" w:color="D5D0C4" w:sz="4"/>
+                    <w:right w:val="single" w:color="D5D0C4" w:sz="4"/>
+                  </w:tcBorders>
+                  <w:tcMar>
+                    <w:top w:type="dxa" w:w="40"/>
+                    <w:left w:type="dxa" w:w="100"/>
+                    <w:bottom w:type="dxa" w:w="40"/>
+                    <w:right w:type="dxa" w:w="100"/>
+                  </w:tcMar>
+                  <w:vAlign w:val="center"/>
+                </w:tcPr>
+                <w:p>
+                  <w:pPr>
+                    <w:keepNext w:val="false"/>
+                    <w:spacing w:after="0" w:line="252"/>
+                    <w:jc w:val="right"/>
+                  </w:pPr>
+                  <w:r>
+                    <w:rPr>
+                      <w:rFonts w:ascii="Arial" w:cs="Arial" w:eastAsia="Arial" w:hAnsi="Arial"/>
+                      <w:b w:val="false"/>
+                      <w:bCs w:val="false"/>
+                      <w:color w:val="1C1B16"/>
+                      <w:sz w:val="18"/>
+                      <w:szCs w:val="18"/>
+                    </w:rPr>
+                    <w:t xml:space="preserve">+0.39</w:t>
+                  </w:r>
+                </w:p>
+              </w:tc>
+            </w:tr>
+          </w:tbl>
+          <w:p>
+            <w:pPr>
+              <w:keepNext/>
+              <w:spacing w:after="140" w:before="0"/>
+            </w:pPr>
+          </w:p>
+          <w:p>
+            <w:pPr>
+              <w:keepNext/>
               <w:spacing w:after="60" w:before="60" w:line="276"/>
             </w:pPr>
             <w:r>
@@ -10005,7 +10047,7 @@
                 <w:sz w:val="22"/>
                 <w:szCs w:val="22"/>
               </w:rPr>
-              <w:t xml:space="preserve">Q15</w:t>
+              <w:t xml:space="preserve">Q13</w:t>
             </w:r>
             <w:r>
               <w:rPr>
@@ -10016,7 +10058,7 @@
                 <w:sz w:val="18"/>
                 <w:szCs w:val="18"/>
               </w:rPr>
-              <w:t xml:space="preserve">   Medium</w:t>
+              <w:t xml:space="preserve">   Hard</w:t>
             </w:r>
             <w:r>
               <w:rPr>
@@ -10025,7 +10067,7 @@
                 <w:sz w:val="18"/>
                 <w:szCs w:val="18"/>
               </w:rPr>
-              <w:t xml:space="preserve">  ·  Explain the flip</w:t>
+              <w:t xml:space="preserve">  ·  Check two conclusions</w:t>
             </w:r>
             <w:r>
               <w:rPr>
@@ -10051,7 +10093,7 @@
                 <w:sz w:val="21"/>
                 <w:szCs w:val="21"/>
               </w:rPr>
-              <w:t xml:space="preserve">On its own, euribor3m takes a coefficient of -0.92 on the standardised scale; beside the four other economic indicators it takes +0.39. The marketing head asks whether higher rates help the campaign. What is the likeliest cause of the flip, and what does the memo say?</w:t>
+              <w:t xml:space="preserve">The marketing head reads Exhibit 3C and draws two conclusions. One: longer calls make deposits, so agents should be coached to keep clients on the line. Two: higher rates bring deposits, since euribor3m's weight is +0.39 once the other columns are held fixed. Which reply holds?</w:t>
             </w:r>
           </w:p>
           <w:p>
@@ -10079,7 +10121,7 @@
                 <w:sz w:val="20"/>
                 <w:szCs w:val="20"/>
               </w:rPr>
-              <w:t xml:space="preserve">A solver bug once a model passes ten columns; refit with another solver and report the sign it gives.</w:t>
+              <w:t xml:space="preserve">Both hold: the chart and the weight come from models that scored well on the validation slice.</w:t>
             </w:r>
           </w:p>
           <w:p>
@@ -10107,7 +10149,7 @@
                 <w:sz w:val="20"/>
                 <w:szCs w:val="20"/>
               </w:rPr>
-              <w:t xml:space="preserve">Since 2009 the rate's effect has reversed; report the +0.39 as the effect on this year's campaign.</w:t>
+              <w:t xml:space="preserve">One fails, since a yes makes the call long; two holds, since the full model holds the other columns fixed.</w:t>
             </w:r>
           </w:p>
           <w:p>
@@ -10135,7 +10177,7 @@
                 <w:sz w:val="20"/>
                 <w:szCs w:val="20"/>
               </w:rPr>
-              <w:t xml:space="preserve">The 11 percent yes rate shrinks rare-outcome weights; report -0.92 from the model fitted on its own.</w:t>
+              <w:t xml:space="preserve">One holds, since 332 seconds is far beyond chance; two fails, since the weight flips as columns join.</w:t>
             </w:r>
           </w:p>
           <w:p>
@@ -10163,435 +10205,7 @@
                 <w:sz w:val="20"/>
                 <w:szCs w:val="20"/>
               </w:rPr>
-              <w:t xml:space="preserve">The indicators move together and share one signal; read them as a group and quote no one sign.</w:t>
-            </w:r>
-          </w:p>
-        </w:tc>
-      </w:tr>
-    </w:tbl>
-    <w:p>
-      <w:pPr>
-        <w:keepNext w:val="false"/>
-        <w:spacing w:after="120" w:before="0"/>
-      </w:pPr>
-    </w:p>
-    <w:tbl>
-      <w:tblPr>
-        <w:tblW w:type="dxa" w:w="9800"/>
-        <w:tblBorders>
-          <w:top w:val="none" w:color="FFFFFF" w:sz="0"/>
-          <w:left w:val="none" w:color="FFFFFF" w:sz="0"/>
-          <w:bottom w:val="none" w:color="FFFFFF" w:sz="0"/>
-          <w:right w:val="none" w:color="FFFFFF" w:sz="0"/>
-          <w:insideH w:val="none" w:color="FFFFFF" w:sz="0"/>
-          <w:insideV w:val="none" w:color="FFFFFF" w:sz="0"/>
-        </w:tblBorders>
-      </w:tblPr>
-      <w:tblGrid>
-        <w:gridCol w:w="9800"/>
-      </w:tblGrid>
-      <w:tr>
-        <w:trPr>
-          <w:cantSplit/>
-        </w:trPr>
-        <w:tc>
-          <w:tcPr>
-            <w:tcW w:type="dxa" w:w="9800"/>
-            <w:tcBorders>
-              <w:top w:val="none" w:color="FFFFFF" w:sz="0"/>
-              <w:left w:val="none" w:color="FFFFFF" w:sz="0"/>
-              <w:bottom w:val="none" w:color="FFFFFF" w:sz="0"/>
-              <w:right w:val="none" w:color="FFFFFF" w:sz="0"/>
-            </w:tcBorders>
-            <w:tcMar>
-              <w:top w:type="dxa" w:w="0"/>
-              <w:left w:type="dxa" w:w="0"/>
-              <w:bottom w:type="dxa" w:w="0"/>
-              <w:right w:type="dxa" w:w="0"/>
-            </w:tcMar>
-          </w:tcPr>
-          <w:p>
-            <w:pPr>
-              <w:keepNext/>
-              <w:spacing w:after="80" w:before="80" w:line="264"/>
-            </w:pPr>
-            <w:r>
-              <w:rPr>
-                <w:rFonts w:ascii="Arial" w:cs="Arial" w:eastAsia="Arial" w:hAnsi="Arial"/>
-                <w:b/>
-                <w:bCs/>
-                <w:color w:val="B37A33"/>
-                <w:sz w:val="19"/>
-                <w:szCs w:val="19"/>
-              </w:rPr>
-              <w:t xml:space="preserve">Word bank 3</w:t>
-            </w:r>
-            <w:r>
-              <w:rPr>
-                <w:rFonts w:ascii="Arial" w:cs="Arial" w:eastAsia="Arial" w:hAnsi="Arial"/>
-                <w:i/>
-                <w:iCs/>
-                <w:color w:val="6B675E"/>
-                <w:sz w:val="18"/>
-                <w:szCs w:val="18"/>
-              </w:rPr>
-              <w:t xml:space="preserve">   Write the letter of the word or phrase that completes each statement. Each is used once at most, and some are not used.</w:t>
-            </w:r>
-          </w:p>
-          <w:tbl>
-            <w:tblPr>
-              <w:tblW w:type="dxa" w:w="9798"/>
-              <w:tblBorders>
-                <w:top w:val="single" w:color="FFFFFF" w:sz="4"/>
-                <w:left w:val="single" w:color="FFFFFF" w:sz="4"/>
-                <w:bottom w:val="single" w:color="FFFFFF" w:sz="4"/>
-                <w:right w:val="single" w:color="FFFFFF" w:sz="4"/>
-                <w:insideH w:val="single" w:color="FFFFFF" w:sz="4"/>
-                <w:insideV w:val="single" w:color="FFFFFF" w:sz="4"/>
-              </w:tblBorders>
-            </w:tblPr>
-            <w:tblGrid>
-              <w:gridCol w:w="3266"/>
-              <w:gridCol w:w="3266"/>
-              <w:gridCol w:w="3266"/>
-            </w:tblGrid>
-            <w:tr>
-              <w:trPr>
-                <w:cantSplit/>
-              </w:trPr>
-              <w:tc>
-                <w:tcPr>
-                  <w:tcW w:type="dxa" w:w="3266"/>
-                  <w:tcBorders>
-                    <w:top w:val="single" w:color="FFFFFF" w:sz="4"/>
-                    <w:left w:val="single" w:color="FFFFFF" w:sz="4"/>
-                    <w:bottom w:val="single" w:color="FFFFFF" w:sz="4"/>
-                    <w:right w:val="single" w:color="FFFFFF" w:sz="4"/>
-                  </w:tcBorders>
-                  <w:shd w:fill="F3F1EA" w:color="auto" w:val="clear"/>
-                  <w:tcMar>
-                    <w:top w:type="dxa" w:w="60"/>
-                    <w:left w:type="dxa" w:w="140"/>
-                    <w:bottom w:type="dxa" w:w="60"/>
-                    <w:right w:type="dxa" w:w="100"/>
-                  </w:tcMar>
-                  <w:vAlign w:val="center"/>
-                </w:tcPr>
-                <w:p>
-                  <w:pPr>
-                    <w:keepNext/>
-                    <w:spacing w:after="0" w:line="252"/>
-                  </w:pPr>
-                  <w:r>
-                    <w:rPr>
-                      <w:rFonts w:ascii="Arial" w:cs="Arial" w:eastAsia="Arial" w:hAnsi="Arial"/>
-                      <w:b/>
-                      <w:bCs/>
-                      <w:color w:val="B37A33"/>
-                      <w:sz w:val="20"/>
-                      <w:szCs w:val="20"/>
-                    </w:rPr>
-                    <w:t xml:space="preserve">A   </w:t>
-                  </w:r>
-                  <w:r>
-                    <w:rPr>
-                      <w:rFonts w:ascii="Arial" w:cs="Arial" w:eastAsia="Arial" w:hAnsi="Arial"/>
-                      <w:color w:val="1C1B16"/>
-                      <w:sz w:val="20"/>
-                      <w:szCs w:val="20"/>
-                    </w:rPr>
-                    <w:t xml:space="preserve">drift</w:t>
-                  </w:r>
-                </w:p>
-              </w:tc>
-              <w:tc>
-                <w:tcPr>
-                  <w:tcW w:type="dxa" w:w="3266"/>
-                  <w:tcBorders>
-                    <w:top w:val="single" w:color="FFFFFF" w:sz="4"/>
-                    <w:left w:val="single" w:color="FFFFFF" w:sz="4"/>
-                    <w:bottom w:val="single" w:color="FFFFFF" w:sz="4"/>
-                    <w:right w:val="single" w:color="FFFFFF" w:sz="4"/>
-                  </w:tcBorders>
-                  <w:shd w:fill="F3F1EA" w:color="auto" w:val="clear"/>
-                  <w:tcMar>
-                    <w:top w:type="dxa" w:w="60"/>
-                    <w:left w:type="dxa" w:w="140"/>
-                    <w:bottom w:type="dxa" w:w="60"/>
-                    <w:right w:type="dxa" w:w="100"/>
-                  </w:tcMar>
-                  <w:vAlign w:val="center"/>
-                </w:tcPr>
-                <w:p>
-                  <w:pPr>
-                    <w:keepNext/>
-                    <w:spacing w:after="0" w:line="252"/>
-                  </w:pPr>
-                  <w:r>
-                    <w:rPr>
-                      <w:rFonts w:ascii="Arial" w:cs="Arial" w:eastAsia="Arial" w:hAnsi="Arial"/>
-                      <w:b/>
-                      <w:bCs/>
-                      <w:color w:val="B37A33"/>
-                      <w:sz w:val="20"/>
-                      <w:szCs w:val="20"/>
-                    </w:rPr>
-                    <w:t xml:space="preserve">B   </w:t>
-                  </w:r>
-                  <w:r>
-                    <w:rPr>
-                      <w:rFonts w:ascii="Arial" w:cs="Arial" w:eastAsia="Arial" w:hAnsi="Arial"/>
-                      <w:color w:val="1C1B16"/>
-                      <w:sz w:val="20"/>
-                      <w:szCs w:val="20"/>
-                    </w:rPr>
-                    <w:t xml:space="preserve">imbalance</w:t>
-                  </w:r>
-                </w:p>
-              </w:tc>
-              <w:tc>
-                <w:tcPr>
-                  <w:tcW w:type="dxa" w:w="3266"/>
-                  <w:tcBorders>
-                    <w:top w:val="single" w:color="FFFFFF" w:sz="4"/>
-                    <w:left w:val="single" w:color="FFFFFF" w:sz="4"/>
-                    <w:bottom w:val="single" w:color="FFFFFF" w:sz="4"/>
-                    <w:right w:val="single" w:color="FFFFFF" w:sz="4"/>
-                  </w:tcBorders>
-                  <w:shd w:fill="F3F1EA" w:color="auto" w:val="clear"/>
-                  <w:tcMar>
-                    <w:top w:type="dxa" w:w="60"/>
-                    <w:left w:type="dxa" w:w="140"/>
-                    <w:bottom w:type="dxa" w:w="60"/>
-                    <w:right w:type="dxa" w:w="100"/>
-                  </w:tcMar>
-                  <w:vAlign w:val="center"/>
-                </w:tcPr>
-                <w:p>
-                  <w:pPr>
-                    <w:keepNext/>
-                    <w:spacing w:after="0" w:line="252"/>
-                  </w:pPr>
-                  <w:r>
-                    <w:rPr>
-                      <w:rFonts w:ascii="Arial" w:cs="Arial" w:eastAsia="Arial" w:hAnsi="Arial"/>
-                      <w:b/>
-                      <w:bCs/>
-                      <w:color w:val="B37A33"/>
-                      <w:sz w:val="20"/>
-                      <w:szCs w:val="20"/>
-                    </w:rPr>
-                    <w:t xml:space="preserve">C   </w:t>
-                  </w:r>
-                  <w:r>
-                    <w:rPr>
-                      <w:rFonts w:ascii="Arial" w:cs="Arial" w:eastAsia="Arial" w:hAnsi="Arial"/>
-                      <w:color w:val="1C1B16"/>
-                      <w:sz w:val="20"/>
-                      <w:szCs w:val="20"/>
-                    </w:rPr>
-                    <w:t xml:space="preserve">leakage</w:t>
-                  </w:r>
-                </w:p>
-              </w:tc>
-            </w:tr>
-            <w:tr>
-              <w:trPr>
-                <w:cantSplit/>
-              </w:trPr>
-              <w:tc>
-                <w:tcPr>
-                  <w:tcW w:type="dxa" w:w="3266"/>
-                  <w:tcBorders>
-                    <w:top w:val="single" w:color="FFFFFF" w:sz="4"/>
-                    <w:left w:val="single" w:color="FFFFFF" w:sz="4"/>
-                    <w:bottom w:val="single" w:color="FFFFFF" w:sz="4"/>
-                    <w:right w:val="single" w:color="FFFFFF" w:sz="4"/>
-                  </w:tcBorders>
-                  <w:shd w:fill="F3F1EA" w:color="auto" w:val="clear"/>
-                  <w:tcMar>
-                    <w:top w:type="dxa" w:w="60"/>
-                    <w:left w:type="dxa" w:w="140"/>
-                    <w:bottom w:type="dxa" w:w="60"/>
-                    <w:right w:type="dxa" w:w="100"/>
-                  </w:tcMar>
-                  <w:vAlign w:val="center"/>
-                </w:tcPr>
-                <w:p>
-                  <w:pPr>
-                    <w:keepNext/>
-                    <w:spacing w:after="0" w:line="252"/>
-                  </w:pPr>
-                  <w:r>
-                    <w:rPr>
-                      <w:rFonts w:ascii="Arial" w:cs="Arial" w:eastAsia="Arial" w:hAnsi="Arial"/>
-                      <w:b/>
-                      <w:bCs/>
-                      <w:color w:val="B37A33"/>
-                      <w:sz w:val="20"/>
-                      <w:szCs w:val="20"/>
-                    </w:rPr>
-                    <w:t xml:space="preserve">D   </w:t>
-                  </w:r>
-                  <w:r>
-                    <w:rPr>
-                      <w:rFonts w:ascii="Arial" w:cs="Arial" w:eastAsia="Arial" w:hAnsi="Arial"/>
-                      <w:color w:val="1C1B16"/>
-                      <w:sz w:val="20"/>
-                      <w:szCs w:val="20"/>
-                    </w:rPr>
-                    <w:t xml:space="preserve">collinearity</w:t>
-                  </w:r>
-                </w:p>
-              </w:tc>
-              <w:tc>
-                <w:tcPr>
-                  <w:tcW w:type="dxa" w:w="3266"/>
-                  <w:tcBorders>
-                    <w:top w:val="single" w:color="FFFFFF" w:sz="4"/>
-                    <w:left w:val="single" w:color="FFFFFF" w:sz="4"/>
-                    <w:bottom w:val="single" w:color="FFFFFF" w:sz="4"/>
-                    <w:right w:val="single" w:color="FFFFFF" w:sz="4"/>
-                  </w:tcBorders>
-                  <w:shd w:fill="F3F1EA" w:color="auto" w:val="clear"/>
-                  <w:tcMar>
-                    <w:top w:type="dxa" w:w="60"/>
-                    <w:left w:type="dxa" w:w="140"/>
-                    <w:bottom w:type="dxa" w:w="60"/>
-                    <w:right w:type="dxa" w:w="100"/>
-                  </w:tcMar>
-                  <w:vAlign w:val="center"/>
-                </w:tcPr>
-                <w:p>
-                  <w:pPr>
-                    <w:keepNext/>
-                    <w:spacing w:after="0" w:line="252"/>
-                  </w:pPr>
-                  <w:r>
-                    <w:rPr>
-                      <w:rFonts w:ascii="Arial" w:cs="Arial" w:eastAsia="Arial" w:hAnsi="Arial"/>
-                      <w:b/>
-                      <w:bCs/>
-                      <w:color w:val="B37A33"/>
-                      <w:sz w:val="20"/>
-                      <w:szCs w:val="20"/>
-                    </w:rPr>
-                    <w:t xml:space="preserve">E   </w:t>
-                  </w:r>
-                  <w:r>
-                    <w:rPr>
-                      <w:rFonts w:ascii="Arial" w:cs="Arial" w:eastAsia="Arial" w:hAnsi="Arial"/>
-                      <w:color w:val="1C1B16"/>
-                      <w:sz w:val="20"/>
-                      <w:szCs w:val="20"/>
-                    </w:rPr>
-                    <w:t xml:space="preserve">overfitting</w:t>
-                  </w:r>
-                </w:p>
-              </w:tc>
-              <w:tc>
-                <w:tcPr>
-                  <w:tcW w:type="dxa" w:w="3266"/>
-                  <w:tcBorders>
-                    <w:top w:val="single" w:color="FFFFFF" w:sz="4"/>
-                    <w:left w:val="single" w:color="FFFFFF" w:sz="4"/>
-                    <w:bottom w:val="single" w:color="FFFFFF" w:sz="4"/>
-                    <w:right w:val="single" w:color="FFFFFF" w:sz="4"/>
-                  </w:tcBorders>
-                  <w:shd w:fill="F3F1EA" w:color="auto" w:val="clear"/>
-                  <w:tcMar>
-                    <w:top w:type="dxa" w:w="60"/>
-                    <w:left w:type="dxa" w:w="140"/>
-                    <w:bottom w:type="dxa" w:w="60"/>
-                    <w:right w:type="dxa" w:w="100"/>
-                  </w:tcMar>
-                  <w:vAlign w:val="center"/>
-                </w:tcPr>
-                <w:p>
-                  <w:pPr>
-                    <w:keepNext/>
-                    <w:spacing w:after="80" w:before="0" w:line="276"/>
-                  </w:pPr>
-                  <w:r>
-                    <w:rPr>
-                      <w:rFonts w:ascii="Arial" w:cs="Arial" w:eastAsia="Arial" w:hAnsi="Arial"/>
-                      <w:color w:val="1C1B16"/>
-                      <w:sz w:val="21"/>
-                      <w:szCs w:val="21"/>
-                    </w:rPr>
-                    <w:t xml:space="preserve"/>
-                  </w:r>
-                </w:p>
-              </w:tc>
-            </w:tr>
-          </w:tbl>
-          <w:p>
-            <w:pPr>
-              <w:keepNext/>
-              <w:spacing w:after="140" w:before="0"/>
-            </w:pPr>
-          </w:p>
-          <w:p>
-            <w:pPr>
-              <w:keepNext/>
-              <w:spacing w:after="60" w:before="60" w:line="276"/>
-            </w:pPr>
-            <w:r>
-              <w:rPr>
-                <w:rFonts w:ascii="Arial" w:cs="Arial" w:eastAsia="Arial" w:hAnsi="Arial"/>
-                <w:b/>
-                <w:bCs/>
-                <w:color w:val="B37A33"/>
-                <w:sz w:val="22"/>
-                <w:szCs w:val="22"/>
-              </w:rPr>
-              <w:t xml:space="preserve">Q16</w:t>
-            </w:r>
-            <w:r>
-              <w:rPr>
-                <w:rFonts w:ascii="Arial" w:cs="Arial" w:eastAsia="Arial" w:hAnsi="Arial"/>
-                <w:b/>
-                <w:bCs/>
-                <w:color w:val="6B675E"/>
-                <w:sz w:val="18"/>
-                <w:szCs w:val="18"/>
-              </w:rPr>
-              <w:t xml:space="preserve">   Easy</w:t>
-            </w:r>
-            <w:r>
-              <w:rPr>
-                <w:rFonts w:ascii="Arial" w:cs="Arial" w:eastAsia="Arial" w:hAnsi="Arial"/>
-                <w:color w:val="6B675E"/>
-                <w:sz w:val="18"/>
-                <w:szCs w:val="18"/>
-              </w:rPr>
-              <w:t xml:space="preserve">  ·  Name the trap</w:t>
-            </w:r>
-            <w:r>
-              <w:rPr>
-                <w:rFonts w:ascii="Arial" w:cs="Arial" w:eastAsia="Arial" w:hAnsi="Arial"/>
-                <w:i/>
-                <w:iCs/>
-                <w:color w:val="6B675E"/>
-                <w:sz w:val="18"/>
-                <w:szCs w:val="18"/>
-              </w:rPr>
-              <w:t xml:space="preserve">  ·  a letter from Word bank 3</w:t>
-            </w:r>
-          </w:p>
-          <w:p>
-            <w:pPr>
-              <w:keepNext/>
-              <w:spacing w:after="80" w:line="276"/>
-            </w:pPr>
-            <w:r>
-              <w:rPr>
-                <w:rFonts w:ascii="Arial" w:cs="Arial" w:eastAsia="Arial" w:hAnsi="Arial"/>
-                <w:color w:val="1C1B16"/>
-                <w:sz w:val="21"/>
-                <w:szCs w:val="21"/>
-              </w:rPr>
-              <w:t xml:space="preserve">A feature that would not be known at prediction time is a case of data ____.</w:t>
+              <w:t xml:space="preserve">Both fail: a yes lengthens the call, and the rate moves with the other indicators; neither is an effect.</w:t>
             </w:r>
           </w:p>
         </w:tc>
@@ -10627,7 +10241,7 @@
           <w:sz w:val="19"/>
           <w:szCs w:val="19"/>
         </w:rPr>
-        <w:t xml:space="preserve">4 items, Q17 to Q20, about 10 minutes. What it shows: whether you can read training against validation, choose complexity by cross-validation and say when the simpler model ships.</w:t>
+        <w:t xml:space="preserve">4 items, Q14 to Q17, about 10 minutes. What it shows: whether you can read training against validation, choose complexity by cross-validation and say when the simpler model ships.</w:t>
       </w:r>
     </w:p>
     <w:p>
@@ -11536,7 +11150,7 @@
                 <w:sz w:val="22"/>
                 <w:szCs w:val="22"/>
               </w:rPr>
-              <w:t xml:space="preserve">Q17</w:t>
+              <w:t xml:space="preserve">Q14</w:t>
             </w:r>
             <w:r>
               <w:rPr>
@@ -11755,7 +11369,7 @@
                 <w:sz w:val="22"/>
                 <w:szCs w:val="22"/>
               </w:rPr>
-              <w:t xml:space="preserve">Q18</w:t>
+              <w:t xml:space="preserve">Q15</w:t>
             </w:r>
             <w:r>
               <w:rPr>
@@ -12780,7 +12394,7 @@
                 <w:sz w:val="22"/>
                 <w:szCs w:val="22"/>
               </w:rPr>
-              <w:t xml:space="preserve">Q19</w:t>
+              <w:t xml:space="preserve">Q16</w:t>
             </w:r>
             <w:r>
               <w:rPr>
@@ -12999,7 +12613,7 @@
                 <w:sz w:val="22"/>
                 <w:szCs w:val="22"/>
               </w:rPr>
-              <w:t xml:space="preserve">Q20</w:t>
+              <w:t xml:space="preserve">Q17</w:t>
             </w:r>
             <w:r>
               <w:rPr>
@@ -13193,7 +12807,7 @@
           <w:sz w:val="19"/>
           <w:szCs w:val="19"/>
         </w:rPr>
-        <w:t xml:space="preserve">4 items, Q21 to Q24, about 10 minutes. What it shows: whether you can say what a memo must prove, how a model is caught going stale and why the same model draws an opposite line in lending.</w:t>
+        <w:t xml:space="preserve">5 items, Q18 to Q22, about 12.5 minutes. What it shows: whether you can say what a memo must prove, how a model is caught going stale and why the same model draws an opposite line in lending.</w:t>
       </w:r>
     </w:p>
     <w:p>
@@ -14019,7 +13633,7 @@
                 <w:sz w:val="22"/>
                 <w:szCs w:val="22"/>
               </w:rPr>
-              <w:t xml:space="preserve">Q21</w:t>
+              <w:t xml:space="preserve">Q18</w:t>
             </w:r>
             <w:r>
               <w:rPr>
@@ -14065,7 +13679,7 @@
                 <w:sz w:val="21"/>
                 <w:szCs w:val="21"/>
               </w:rPr>
-              <w:t xml:space="preserve">On the latest 30 percent of calls the model's mean score was 0.152 while 24.6 percent said yes (Exhibit 5A). Which monitoring rule catches this first, and what does it mean for the cost line drawn on these scores?</w:t>
+              <w:t xml:space="preserve">On the latest 30 percent of calls the model's mean score was 0.152 while 24.6 percent said yes (Exhibit 5A). Which monitoring rule catches this first, and what happens to the cut on these scores that the cost line sets?</w:t>
             </w:r>
           </w:p>
           <w:p>
@@ -14093,7 +13707,7 @@
                 <w:sz w:val="20"/>
                 <w:szCs w:val="20"/>
               </w:rPr>
-              <w:t xml:space="preserve">Set each month's called yes rate against the mean score, with a stated gap; the cost line moves too, as the scores run low.</w:t>
+              <w:t xml:space="preserve">Set each month's called yes rate against the mean score, with a stated gap; the cut moves down, as scores run low.</w:t>
             </w:r>
           </w:p>
           <w:p>
@@ -14121,7 +13735,7 @@
                 <w:sz w:val="20"/>
                 <w:szCs w:val="20"/>
               </w:rPr>
-              <w:t xml:space="preserve">Retrain every night on the newest calls; the scores then stay current, so the cost line drawn on them needs no second look.</w:t>
+              <w:t xml:space="preserve">Set each month's called yes rate against the mean score, with a stated gap; the cut moves up, as more clients now say yes.</w:t>
             </w:r>
           </w:p>
           <w:p>
@@ -14149,7 +13763,7 @@
                 <w:sz w:val="20"/>
                 <w:szCs w:val="20"/>
               </w:rPr>
-              <w:t xml:space="preserve">Compare training accuracy month by month; a fall there flags the drift, and the cost line stays where Tuesday drew it.</w:t>
+              <w:t xml:space="preserve">Retrain every night on the newest calls; the scores then stay current, so the cut on them needs no second look.</w:t>
             </w:r>
           </w:p>
           <w:p>
@@ -14177,7 +13791,7 @@
                 <w:sz w:val="20"/>
                 <w:szCs w:val="20"/>
               </w:rPr>
-              <w:t xml:space="preserve">Wait for the marketing head's report; a score that still ranks buyers first keeps the cost line drawn on it valid.</w:t>
+              <w:t xml:space="preserve">Compare training accuracy month by month; a fall there flags the drift, and the cut stays where Tuesday drew it.</w:t>
             </w:r>
           </w:p>
         </w:tc>
@@ -14238,7 +13852,7 @@
                 <w:sz w:val="22"/>
                 <w:szCs w:val="22"/>
               </w:rPr>
-              <w:t xml:space="preserve">Q22</w:t>
+              <w:t xml:space="preserve">Q19</w:t>
             </w:r>
             <w:r>
               <w:rPr>
@@ -14457,7 +14071,7 @@
                 <w:sz w:val="22"/>
                 <w:szCs w:val="22"/>
               </w:rPr>
-              <w:t xml:space="preserve">Q23</w:t>
+              <w:t xml:space="preserve">Q20</w:t>
             </w:r>
             <w:r>
               <w:rPr>
@@ -14468,7 +14082,7 @@
                 <w:sz w:val="18"/>
                 <w:szCs w:val="18"/>
               </w:rPr>
-              <w:t xml:space="preserve">   Medium</w:t>
+              <w:t xml:space="preserve">   Hard</w:t>
             </w:r>
             <w:r>
               <w:rPr>
@@ -14503,7 +14117,7 @@
                 <w:sz w:val="21"/>
                 <w:szCs w:val="21"/>
               </w:rPr>
-              <w:t xml:space="preserve">Anand Iyer asks what evidence would make him sign. Across 23 comparisons, Booking.com found offline gains and business gains almost uncorrelated (Exhibit 5B). What does the memo propose?</w:t>
+              <w:t xml:space="preserve">Anand Iyer asks what evidence would make him sign. Across 23 comparisons, Booking.com found offline gains and business gains almost uncorrelated (Exhibit 5B). Which test does the memo propose for next month?</w:t>
             </w:r>
           </w:p>
           <w:p>
@@ -14531,7 +14145,7 @@
                 <w:sz w:val="20"/>
                 <w:szCs w:val="20"/>
               </w:rPr>
-              <w:t xml:space="preserve">a bigger validation slice, so that the AUC of 0.795 can be quoted to three decimal places</w:t>
+              <w:t xml:space="preserve">Call every client by the list next month, then compare its deposits per call with this month's, before the switch.</w:t>
             </w:r>
           </w:p>
           <w:p>
@@ -14559,7 +14173,7 @@
                 <w:sz w:val="20"/>
                 <w:szCs w:val="20"/>
               </w:rPr>
-              <w:t xml:space="preserve">a switch to gradient boosting, whose 0.806 gives the committee the strongest offline case</w:t>
+              <w:t xml:space="preserve">Score the list once on the sealed test slice, and sign if its AUC holds near the 0.795 it scored on validation.</w:t>
             </w:r>
           </w:p>
           <w:p>
@@ -14587,7 +14201,7 @@
                 <w:sz w:val="20"/>
                 <w:szCs w:val="20"/>
               </w:rPr>
-              <w:t xml:space="preserve">a random trial: half the next calls by the model's list, half by today's rule, scored on deposits</w:t>
+              <w:t xml:space="preserve">Run the list beside today's rule for a month, each on the branches it suits best, and compare deposits sold.</w:t>
             </w:r>
           </w:p>
           <w:p>
@@ -14615,7 +14229,7 @@
                 <w:sz w:val="20"/>
                 <w:szCs w:val="20"/>
               </w:rPr>
-              <w:t xml:space="preserve">the sealed test score on its own, since a slice opened once is all the evidence a committee needs</w:t>
+              <w:t xml:space="preserve">Assign next month's clients at random, half to the list and half to today's rule; compare deposits per call.</w:t>
             </w:r>
           </w:p>
         </w:tc>
@@ -14676,7 +14290,7 @@
                 <w:sz w:val="22"/>
                 <w:szCs w:val="22"/>
               </w:rPr>
-              <w:t xml:space="preserve">Q24</w:t>
+              <w:t xml:space="preserve">Q21</w:t>
             </w:r>
             <w:r>
               <w:rPr>
@@ -14806,7 +14420,7 @@
                 <w:sz w:val="20"/>
                 <w:szCs w:val="20"/>
               </w:rPr>
-              <w:t xml:space="preserve">Both: the nudge acts on a 3 percent chance, so the same method approves anyone above that line.</w:t>
+              <w:t xml:space="preserve">Both: an 8 percent chance of default means 92 in 100 such borrowers repay, a strong book for any lender.</w:t>
             </w:r>
           </w:p>
           <w:p>
@@ -14835,6 +14449,581 @@
                 <w:szCs w:val="20"/>
               </w:rPr>
               <w:t xml:space="preserve">Neither: a default costs twenty times a rejection, so any chance above 1 in 20 must mean a rejection.</w:t>
+            </w:r>
+          </w:p>
+        </w:tc>
+      </w:tr>
+    </w:tbl>
+    <w:p>
+      <w:pPr>
+        <w:keepNext w:val="false"/>
+        <w:spacing w:after="120" w:before="0"/>
+      </w:pPr>
+    </w:p>
+    <w:tbl>
+      <w:tblPr>
+        <w:tblW w:type="dxa" w:w="9800"/>
+        <w:tblBorders>
+          <w:top w:val="none" w:color="FFFFFF" w:sz="0"/>
+          <w:left w:val="none" w:color="FFFFFF" w:sz="0"/>
+          <w:bottom w:val="none" w:color="FFFFFF" w:sz="0"/>
+          <w:right w:val="none" w:color="FFFFFF" w:sz="0"/>
+          <w:insideH w:val="none" w:color="FFFFFF" w:sz="0"/>
+          <w:insideV w:val="none" w:color="FFFFFF" w:sz="0"/>
+        </w:tblBorders>
+      </w:tblPr>
+      <w:tblGrid>
+        <w:gridCol w:w="9800"/>
+      </w:tblGrid>
+      <w:tr>
+        <w:trPr>
+          <w:cantSplit/>
+        </w:trPr>
+        <w:tc>
+          <w:tcPr>
+            <w:tcW w:type="dxa" w:w="9800"/>
+            <w:tcBorders>
+              <w:top w:val="none" w:color="FFFFFF" w:sz="0"/>
+              <w:left w:val="none" w:color="FFFFFF" w:sz="0"/>
+              <w:bottom w:val="none" w:color="FFFFFF" w:sz="0"/>
+              <w:right w:val="none" w:color="FFFFFF" w:sz="0"/>
+            </w:tcBorders>
+            <w:tcMar>
+              <w:top w:type="dxa" w:w="0"/>
+              <w:left w:type="dxa" w:w="0"/>
+              <w:bottom w:type="dxa" w:w="0"/>
+              <w:right w:type="dxa" w:w="0"/>
+            </w:tcMar>
+          </w:tcPr>
+          <w:p>
+            <w:pPr>
+              <w:keepNext/>
+              <w:spacing w:after="80" w:before="80"/>
+            </w:pPr>
+            <w:r>
+              <w:rPr>
+                <w:rFonts w:ascii="Arial" w:cs="Arial" w:eastAsia="Arial" w:hAnsi="Arial"/>
+                <w:b/>
+                <w:bCs/>
+                <w:color w:val="B37A33"/>
+                <w:sz w:val="19"/>
+                <w:szCs w:val="19"/>
+              </w:rPr>
+              <w:t xml:space="preserve">Exhibit 5C</w:t>
+            </w:r>
+            <w:r>
+              <w:rPr>
+                <w:rFonts w:ascii="Arial" w:cs="Arial" w:eastAsia="Arial" w:hAnsi="Arial"/>
+                <w:i/>
+                <w:iCs/>
+                <w:color w:val="6B675E"/>
+                <w:sz w:val="18"/>
+                <w:szCs w:val="18"/>
+              </w:rPr>
+              <w:t xml:space="preserve">   Two public fraud cases. Stripe: its primer on machine learning for fraud protection. Flipkart with Carnegie Mellon: Hooi and others, BIRDNEST, arXiv 1511.06030.</w:t>
+            </w:r>
+          </w:p>
+          <w:tbl>
+            <w:tblPr>
+              <w:tblW w:type="dxa" w:w="9799"/>
+              <w:tblBorders>
+                <w:top w:val="single" w:color="D5D0C4" w:sz="4"/>
+                <w:left w:val="single" w:color="D5D0C4" w:sz="4"/>
+                <w:bottom w:val="single" w:color="D5D0C4" w:sz="4"/>
+                <w:right w:val="single" w:color="D5D0C4" w:sz="4"/>
+                <w:insideH w:val="single" w:color="D5D0C4" w:sz="4"/>
+                <w:insideV w:val="single" w:color="D5D0C4" w:sz="4"/>
+              </w:tblBorders>
+            </w:tblPr>
+            <w:tblGrid>
+              <w:gridCol w:w="1430"/>
+              <w:gridCol w:w="8369"/>
+            </w:tblGrid>
+            <w:tr>
+              <w:trPr>
+                <w:cantSplit/>
+                <w:tblHeader/>
+              </w:trPr>
+              <w:tc>
+                <w:tcPr>
+                  <w:tcW w:type="dxa" w:w="1430"/>
+                  <w:tcBorders>
+                    <w:top w:val="single" w:color="D5D0C4" w:sz="4"/>
+                    <w:left w:val="single" w:color="D5D0C4" w:sz="4"/>
+                    <w:bottom w:val="single" w:color="D5D0C4" w:sz="4"/>
+                    <w:right w:val="single" w:color="D5D0C4" w:sz="4"/>
+                  </w:tcBorders>
+                  <w:shd w:fill="F9F8F3" w:color="auto" w:val="clear"/>
+                  <w:tcMar>
+                    <w:top w:type="dxa" w:w="40"/>
+                    <w:left w:type="dxa" w:w="100"/>
+                    <w:bottom w:type="dxa" w:w="40"/>
+                    <w:right w:type="dxa" w:w="100"/>
+                  </w:tcMar>
+                  <w:vAlign w:val="center"/>
+                </w:tcPr>
+                <w:p>
+                  <w:pPr>
+                    <w:keepNext/>
+                    <w:spacing w:after="0" w:line="240"/>
+                    <w:jc w:val="left"/>
+                  </w:pPr>
+                  <w:r>
+                    <w:rPr>
+                      <w:rFonts w:ascii="Arial" w:cs="Arial" w:eastAsia="Arial" w:hAnsi="Arial"/>
+                      <w:b/>
+                      <w:bCs/>
+                      <w:color w:val="1C1B16"/>
+                      <w:sz w:val="18"/>
+                      <w:szCs w:val="18"/>
+                    </w:rPr>
+                    <w:t xml:space="preserve">Case</w:t>
+                  </w:r>
+                </w:p>
+              </w:tc>
+              <w:tc>
+                <w:tcPr>
+                  <w:tcW w:type="dxa" w:w="8369"/>
+                  <w:tcBorders>
+                    <w:top w:val="single" w:color="D5D0C4" w:sz="4"/>
+                    <w:left w:val="single" w:color="D5D0C4" w:sz="4"/>
+                    <w:bottom w:val="single" w:color="D5D0C4" w:sz="4"/>
+                    <w:right w:val="single" w:color="D5D0C4" w:sz="4"/>
+                  </w:tcBorders>
+                  <w:shd w:fill="F9F8F3" w:color="auto" w:val="clear"/>
+                  <w:tcMar>
+                    <w:top w:type="dxa" w:w="40"/>
+                    <w:left w:type="dxa" w:w="100"/>
+                    <w:bottom w:type="dxa" w:w="40"/>
+                    <w:right w:type="dxa" w:w="100"/>
+                  </w:tcMar>
+                  <w:vAlign w:val="center"/>
+                </w:tcPr>
+                <w:p>
+                  <w:pPr>
+                    <w:keepNext/>
+                    <w:spacing w:after="0" w:line="240"/>
+                    <w:jc w:val="left"/>
+                  </w:pPr>
+                  <w:r>
+                    <w:rPr>
+                      <w:rFonts w:ascii="Arial" w:cs="Arial" w:eastAsia="Arial" w:hAnsi="Arial"/>
+                      <w:b/>
+                      <w:bCs/>
+                      <w:color w:val="1C1B16"/>
+                      <w:sz w:val="18"/>
+                      <w:szCs w:val="18"/>
+                    </w:rPr>
+                    <w:t xml:space="preserve">What the source reports</w:t>
+                  </w:r>
+                </w:p>
+              </w:tc>
+            </w:tr>
+            <w:tr>
+              <w:trPr>
+                <w:cantSplit/>
+              </w:trPr>
+              <w:tc>
+                <w:tcPr>
+                  <w:tcW w:type="dxa" w:w="1430"/>
+                  <w:tcBorders>
+                    <w:top w:val="single" w:color="D5D0C4" w:sz="4"/>
+                    <w:left w:val="single" w:color="D5D0C4" w:sz="4"/>
+                    <w:bottom w:val="single" w:color="D5D0C4" w:sz="4"/>
+                    <w:right w:val="single" w:color="D5D0C4" w:sz="4"/>
+                  </w:tcBorders>
+                  <w:tcMar>
+                    <w:top w:type="dxa" w:w="40"/>
+                    <w:left w:type="dxa" w:w="100"/>
+                    <w:bottom w:type="dxa" w:w="40"/>
+                    <w:right w:type="dxa" w:w="100"/>
+                  </w:tcMar>
+                  <w:vAlign w:val="center"/>
+                </w:tcPr>
+                <w:p>
+                  <w:pPr>
+                    <w:keepNext w:val="false"/>
+                    <w:spacing w:after="0" w:line="252"/>
+                    <w:jc w:val="left"/>
+                  </w:pPr>
+                  <w:r>
+                    <w:rPr>
+                      <w:rFonts w:ascii="Arial" w:cs="Arial" w:eastAsia="Arial" w:hAnsi="Arial"/>
+                      <w:color w:val="1C1B16"/>
+                      <w:sz w:val="18"/>
+                      <w:szCs w:val="18"/>
+                    </w:rPr>
+                    <w:t xml:space="preserve">Stripe's worked example</w:t>
+                  </w:r>
+                </w:p>
+              </w:tc>
+              <w:tc>
+                <w:tcPr>
+                  <w:tcW w:type="dxa" w:w="8369"/>
+                  <w:tcBorders>
+                    <w:top w:val="single" w:color="D5D0C4" w:sz="4"/>
+                    <w:left w:val="single" w:color="D5D0C4" w:sz="4"/>
+                    <w:bottom w:val="single" w:color="D5D0C4" w:sz="4"/>
+                    <w:right w:val="single" w:color="D5D0C4" w:sz="4"/>
+                  </w:tcBorders>
+                  <w:tcMar>
+                    <w:top w:type="dxa" w:w="40"/>
+                    <w:left w:type="dxa" w:w="100"/>
+                    <w:bottom w:type="dxa" w:w="40"/>
+                    <w:right w:type="dxa" w:w="100"/>
+                  </w:tcMar>
+                  <w:vAlign w:val="center"/>
+                </w:tcPr>
+                <w:p>
+                  <w:pPr>
+                    <w:keepNext w:val="false"/>
+                    <w:spacing w:after="0" w:line="252"/>
+                    <w:jc w:val="left"/>
+                  </w:pPr>
+                  <w:r>
+                    <w:rPr>
+                      <w:rFonts w:ascii="Arial" w:cs="Arial" w:eastAsia="Arial" w:hAnsi="Arial"/>
+                      <w:b w:val="false"/>
+                      <w:bCs w:val="false"/>
+                      <w:color w:val="1C1B16"/>
+                      <w:sz w:val="18"/>
+                      <w:szCs w:val="18"/>
+                    </w:rPr>
+                    <w:t xml:space="preserve">A sale earns a profit of 2.08 dollars and a fraudulent sale loses 38.92 dollars, so one fraud costs the profit of 18.71 good sales and the break-even precision of a block is 5.07 percent</w:t>
+                  </w:r>
+                </w:p>
+              </w:tc>
+            </w:tr>
+            <w:tr>
+              <w:trPr>
+                <w:cantSplit/>
+              </w:trPr>
+              <w:tc>
+                <w:tcPr>
+                  <w:tcW w:type="dxa" w:w="1430"/>
+                  <w:tcBorders>
+                    <w:top w:val="single" w:color="D5D0C4" w:sz="4"/>
+                    <w:left w:val="single" w:color="D5D0C4" w:sz="4"/>
+                    <w:bottom w:val="single" w:color="D5D0C4" w:sz="4"/>
+                    <w:right w:val="single" w:color="D5D0C4" w:sz="4"/>
+                  </w:tcBorders>
+                  <w:tcMar>
+                    <w:top w:type="dxa" w:w="40"/>
+                    <w:left w:type="dxa" w:w="100"/>
+                    <w:bottom w:type="dxa" w:w="40"/>
+                    <w:right w:type="dxa" w:w="100"/>
+                  </w:tcMar>
+                  <w:vAlign w:val="center"/>
+                </w:tcPr>
+                <w:p>
+                  <w:pPr>
+                    <w:keepNext w:val="false"/>
+                    <w:spacing w:after="0" w:line="252"/>
+                    <w:jc w:val="left"/>
+                  </w:pPr>
+                  <w:r>
+                    <w:rPr>
+                      <w:rFonts w:ascii="Arial" w:cs="Arial" w:eastAsia="Arial" w:hAnsi="Arial"/>
+                      <w:color w:val="1C1B16"/>
+                      <w:sz w:val="18"/>
+                      <w:szCs w:val="18"/>
+                    </w:rPr>
+                    <w:t xml:space="preserve">Stripe, on false declines</w:t>
+                  </w:r>
+                </w:p>
+              </w:tc>
+              <w:tc>
+                <w:tcPr>
+                  <w:tcW w:type="dxa" w:w="8369"/>
+                  <w:tcBorders>
+                    <w:top w:val="single" w:color="D5D0C4" w:sz="4"/>
+                    <w:left w:val="single" w:color="D5D0C4" w:sz="4"/>
+                    <w:bottom w:val="single" w:color="D5D0C4" w:sz="4"/>
+                    <w:right w:val="single" w:color="D5D0C4" w:sz="4"/>
+                  </w:tcBorders>
+                  <w:tcMar>
+                    <w:top w:type="dxa" w:w="40"/>
+                    <w:left w:type="dxa" w:w="100"/>
+                    <w:bottom w:type="dxa" w:w="40"/>
+                    <w:right w:type="dxa" w:w="100"/>
+                  </w:tcMar>
+                  <w:vAlign w:val="center"/>
+                </w:tcPr>
+                <w:p>
+                  <w:pPr>
+                    <w:keepNext w:val="false"/>
+                    <w:spacing w:after="0" w:line="252"/>
+                    <w:jc w:val="left"/>
+                  </w:pPr>
+                  <w:r>
+                    <w:rPr>
+                      <w:rFonts w:ascii="Arial" w:cs="Arial" w:eastAsia="Arial" w:hAnsi="Arial"/>
+                      <w:b w:val="false"/>
+                      <w:bCs w:val="false"/>
+                      <w:color w:val="1C1B16"/>
+                      <w:sz w:val="18"/>
+                      <w:szCs w:val="18"/>
+                    </w:rPr>
+                    <w:t xml:space="preserve">In a survey Stripe cites, 33 percent of consumers said they would not shop again at a business after a false decline</w:t>
+                  </w:r>
+                </w:p>
+              </w:tc>
+            </w:tr>
+            <w:tr>
+              <w:trPr>
+                <w:cantSplit/>
+              </w:trPr>
+              <w:tc>
+                <w:tcPr>
+                  <w:tcW w:type="dxa" w:w="1430"/>
+                  <w:tcBorders>
+                    <w:top w:val="single" w:color="D5D0C4" w:sz="4"/>
+                    <w:left w:val="single" w:color="D5D0C4" w:sz="4"/>
+                    <w:bottom w:val="single" w:color="D5D0C4" w:sz="4"/>
+                    <w:right w:val="single" w:color="D5D0C4" w:sz="4"/>
+                  </w:tcBorders>
+                  <w:tcMar>
+                    <w:top w:type="dxa" w:w="40"/>
+                    <w:left w:type="dxa" w:w="100"/>
+                    <w:bottom w:type="dxa" w:w="40"/>
+                    <w:right w:type="dxa" w:w="100"/>
+                  </w:tcMar>
+                  <w:vAlign w:val="center"/>
+                </w:tcPr>
+                <w:p>
+                  <w:pPr>
+                    <w:keepNext w:val="false"/>
+                    <w:spacing w:after="0" w:line="252"/>
+                    <w:jc w:val="left"/>
+                  </w:pPr>
+                  <w:r>
+                    <w:rPr>
+                      <w:rFonts w:ascii="Arial" w:cs="Arial" w:eastAsia="Arial" w:hAnsi="Arial"/>
+                      <w:color w:val="1C1B16"/>
+                      <w:sz w:val="18"/>
+                      <w:szCs w:val="18"/>
+                    </w:rPr>
+                    <w:t xml:space="preserve">Flipkart's ratings-fraud model</w:t>
+                  </w:r>
+                </w:p>
+              </w:tc>
+              <w:tc>
+                <w:tcPr>
+                  <w:tcW w:type="dxa" w:w="8369"/>
+                  <w:tcBorders>
+                    <w:top w:val="single" w:color="D5D0C4" w:sz="4"/>
+                    <w:left w:val="single" w:color="D5D0C4" w:sz="4"/>
+                    <w:bottom w:val="single" w:color="D5D0C4" w:sz="4"/>
+                    <w:right w:val="single" w:color="D5D0C4" w:sz="4"/>
+                  </w:tcBorders>
+                  <w:tcMar>
+                    <w:top w:type="dxa" w:w="40"/>
+                    <w:left w:type="dxa" w:w="100"/>
+                    <w:bottom w:type="dxa" w:w="40"/>
+                    <w:right w:type="dxa" w:w="100"/>
+                  </w:tcMar>
+                  <w:vAlign w:val="center"/>
+                </w:tcPr>
+                <w:p>
+                  <w:pPr>
+                    <w:keepNext w:val="false"/>
+                    <w:spacing w:after="0" w:line="252"/>
+                    <w:jc w:val="left"/>
+                  </w:pPr>
+                  <w:r>
+                    <w:rPr>
+                      <w:rFonts w:ascii="Arial" w:cs="Arial" w:eastAsia="Arial" w:hAnsi="Arial"/>
+                      <w:b w:val="false"/>
+                      <w:bCs w:val="false"/>
+                      <w:color w:val="1C1B16"/>
+                      <w:sz w:val="18"/>
+                      <w:szCs w:val="18"/>
+                    </w:rPr>
+                    <w:t xml:space="preserve">The trust team investigated the 250 accounts the model ranked most suspicious, and 211 of them were involved in fraud</w:t>
+                  </w:r>
+                </w:p>
+              </w:tc>
+            </w:tr>
+          </w:tbl>
+          <w:p>
+            <w:pPr>
+              <w:keepNext/>
+              <w:spacing w:after="140" w:before="0"/>
+            </w:pPr>
+          </w:p>
+          <w:p>
+            <w:pPr>
+              <w:keepNext/>
+              <w:spacing w:after="60" w:before="60" w:line="276"/>
+            </w:pPr>
+            <w:r>
+              <w:rPr>
+                <w:rFonts w:ascii="Arial" w:cs="Arial" w:eastAsia="Arial" w:hAnsi="Arial"/>
+                <w:b/>
+                <w:bCs/>
+                <w:color w:val="B37A33"/>
+                <w:sz w:val="22"/>
+                <w:szCs w:val="22"/>
+              </w:rPr>
+              <w:t xml:space="preserve">Q22</w:t>
+            </w:r>
+            <w:r>
+              <w:rPr>
+                <w:rFonts w:ascii="Arial" w:cs="Arial" w:eastAsia="Arial" w:hAnsi="Arial"/>
+                <w:b/>
+                <w:bCs/>
+                <w:color w:val="6B675E"/>
+                <w:sz w:val="18"/>
+                <w:szCs w:val="18"/>
+              </w:rPr>
+              <w:t xml:space="preserve">   Hard</w:t>
+            </w:r>
+            <w:r>
+              <w:rPr>
+                <w:rFonts w:ascii="Arial" w:cs="Arial" w:eastAsia="Arial" w:hAnsi="Arial"/>
+                <w:color w:val="6B675E"/>
+                <w:sz w:val="18"/>
+                <w:szCs w:val="18"/>
+              </w:rPr>
+              <w:t xml:space="preserve">  ·  Answer Rohan's question</w:t>
+            </w:r>
+            <w:r>
+              <w:rPr>
+                <w:rFonts w:ascii="Arial" w:cs="Arial" w:eastAsia="Arial" w:hAnsi="Arial"/>
+                <w:i/>
+                <w:iCs/>
+                <w:color w:val="6B675E"/>
+                <w:sz w:val="18"/>
+                <w:szCs w:val="18"/>
+              </w:rPr>
+              <w:t xml:space="preserve">  ·  one letter</w:t>
+            </w:r>
+          </w:p>
+          <w:p>
+            <w:pPr>
+              <w:keepNext/>
+              <w:spacing w:after="80" w:line="276"/>
+            </w:pPr>
+            <w:r>
+              <w:rPr>
+                <w:rFonts w:ascii="Arial" w:cs="Arial" w:eastAsia="Arial" w:hAnsi="Arial"/>
+                <w:color w:val="1C1B16"/>
+                <w:sz w:val="21"/>
+                <w:szCs w:val="21"/>
+              </w:rPr>
+              <w:t xml:space="preserve">Rohan Desai asks one question about a fraud model for Kalpa Financial Services' payments app: "Do we tune it for precision or for recall?" Exhibit 5C sets two public cases beside his question. What is the best first reply?</w:t>
+            </w:r>
+          </w:p>
+          <w:p>
+            <w:pPr>
+              <w:keepNext/>
+              <w:keepLines/>
+              <w:spacing w:after="60" w:before="0" w:line="264"/>
+              <w:ind w:left="360" w:hanging="360"/>
+            </w:pPr>
+            <w:r>
+              <w:rPr>
+                <w:rFonts w:ascii="Arial" w:cs="Arial" w:eastAsia="Arial" w:hAnsi="Arial"/>
+                <w:b/>
+                <w:bCs/>
+                <w:color w:val="1C1B16"/>
+                <w:sz w:val="20"/>
+                <w:szCs w:val="20"/>
+              </w:rPr>
+              <w:t xml:space="preserve">A.  </w:t>
+            </w:r>
+            <w:r>
+              <w:rPr>
+                <w:rFonts w:ascii="Arial" w:cs="Arial" w:eastAsia="Arial" w:hAnsi="Arial"/>
+                <w:color w:val="1C1B16"/>
+                <w:sz w:val="20"/>
+                <w:szCs w:val="20"/>
+              </w:rPr>
+              <w:t xml:space="preserve">Recall: Stripe's arithmetic blocks above a 5 percent break-even, so a missed fraud is the cost; catch all of it.</w:t>
+            </w:r>
+          </w:p>
+          <w:p>
+            <w:pPr>
+              <w:keepNext/>
+              <w:keepLines/>
+              <w:spacing w:after="60" w:before="0" w:line="264"/>
+              <w:ind w:left="360" w:hanging="360"/>
+            </w:pPr>
+            <w:r>
+              <w:rPr>
+                <w:rFonts w:ascii="Arial" w:cs="Arial" w:eastAsia="Arial" w:hAnsi="Arial"/>
+                <w:b/>
+                <w:bCs/>
+                <w:color w:val="1C1B16"/>
+                <w:sz w:val="20"/>
+                <w:szCs w:val="20"/>
+              </w:rPr>
+              <w:t xml:space="preserve">B.  </w:t>
+            </w:r>
+            <w:r>
+              <w:rPr>
+                <w:rFonts w:ascii="Arial" w:cs="Arial" w:eastAsia="Arial" w:hAnsi="Arial"/>
+                <w:color w:val="1C1B16"/>
+                <w:sz w:val="20"/>
+                <w:szCs w:val="20"/>
+              </w:rPr>
+              <w:t xml:space="preserve">Precision: a third of customers leave after a false decline, so flag only the payments the model is sure of.</w:t>
+            </w:r>
+          </w:p>
+          <w:p>
+            <w:pPr>
+              <w:keepNext/>
+              <w:keepLines/>
+              <w:spacing w:after="60" w:before="0" w:line="264"/>
+              <w:ind w:left="360" w:hanging="360"/>
+            </w:pPr>
+            <w:r>
+              <w:rPr>
+                <w:rFonts w:ascii="Arial" w:cs="Arial" w:eastAsia="Arial" w:hAnsi="Arial"/>
+                <w:b/>
+                <w:bCs/>
+                <w:color w:val="1C1B16"/>
+                <w:sz w:val="20"/>
+                <w:szCs w:val="20"/>
+              </w:rPr>
+              <w:t xml:space="preserve">C.  </w:t>
+            </w:r>
+            <w:r>
+              <w:rPr>
+                <w:rFonts w:ascii="Arial" w:cs="Arial" w:eastAsia="Arial" w:hAnsi="Arial"/>
+                <w:color w:val="1C1B16"/>
+                <w:sz w:val="20"/>
+                <w:szCs w:val="20"/>
+              </w:rPr>
+              <w:t xml:space="preserve">Ask first: does a flag block the payment or send it to a reviewer, and how many can the team review a day?</w:t>
+            </w:r>
+          </w:p>
+          <w:p>
+            <w:pPr>
+              <w:keepNext w:val="false"/>
+              <w:keepLines/>
+              <w:spacing w:after="60" w:before="0" w:line="264"/>
+              <w:ind w:left="360" w:hanging="360"/>
+            </w:pPr>
+            <w:r>
+              <w:rPr>
+                <w:rFonts w:ascii="Arial" w:cs="Arial" w:eastAsia="Arial" w:hAnsi="Arial"/>
+                <w:b/>
+                <w:bCs/>
+                <w:color w:val="1C1B16"/>
+                <w:sz w:val="20"/>
+                <w:szCs w:val="20"/>
+              </w:rPr>
+              <w:t xml:space="preserve">D.  </w:t>
+            </w:r>
+            <w:r>
+              <w:rPr>
+                <w:rFonts w:ascii="Arial" w:cs="Arial" w:eastAsia="Arial" w:hAnsi="Arial"/>
+                <w:color w:val="1C1B16"/>
+                <w:sz w:val="20"/>
+                <w:szCs w:val="20"/>
+              </w:rPr>
+              <w:t xml:space="preserve">F1: fraud is rare, so F1 weighs both errors at once, and the threshold goes where F1 peaks on validation.</w:t>
             </w:r>
           </w:p>
         </w:tc>
@@ -15642,7 +15831,7 @@
                 <w:sz w:val="18"/>
                 <w:szCs w:val="18"/>
               </w:rPr>
-              <w:t xml:space="preserve">____ of 24</w:t>
+              <w:t xml:space="preserve">____ of 22</w:t>
             </w:r>
           </w:p>
         </w:tc>
@@ -16118,7 +16307,7 @@
                 <w:sz w:val="16"/>
                 <w:szCs w:val="16"/>
               </w:rPr>
-              <w:t xml:space="preserve">____ of 5</w:t>
+              <w:t xml:space="preserve">____ of 4</w:t>
             </w:r>
           </w:p>
         </w:tc>
@@ -16334,7 +16523,7 @@
                 <w:sz w:val="16"/>
                 <w:szCs w:val="16"/>
               </w:rPr>
-              <w:t xml:space="preserve">____ of 6</w:t>
+              <w:t xml:space="preserve">____ of 5</w:t>
             </w:r>
           </w:p>
         </w:tc>
@@ -16550,7 +16739,7 @@
                 <w:sz w:val="16"/>
                 <w:szCs w:val="16"/>
               </w:rPr>
-              <w:t xml:space="preserve">____ of 5</w:t>
+              <w:t xml:space="preserve">____ of 4</w:t>
             </w:r>
           </w:p>
         </w:tc>
@@ -16982,7 +17171,7 @@
                 <w:sz w:val="16"/>
                 <w:szCs w:val="16"/>
               </w:rPr>
-              <w:t xml:space="preserve">____ of 4</w:t>
+              <w:t xml:space="preserve">____ of 5</w:t>
             </w:r>
           </w:p>
         </w:tc>
@@ -17298,7 +17487,7 @@
                       <w:sz w:val="16"/>
                       <w:szCs w:val="16"/>
                     </w:rPr>
-                    <w:t xml:space="preserve">Q1</w:t>
+                    <w:t xml:space="preserve">Q1*</w:t>
                   </w:r>
                 </w:p>
               </w:tc>
@@ -17841,7 +18030,7 @@
                       <w:sz w:val="16"/>
                       <w:szCs w:val="16"/>
                     </w:rPr>
-                    <w:t xml:space="preserve">Q4*</w:t>
+                    <w:t xml:space="preserve">Q4</w:t>
                   </w:r>
                 </w:p>
               </w:tc>
@@ -18022,7 +18211,7 @@
                       <w:sz w:val="16"/>
                       <w:szCs w:val="16"/>
                     </w:rPr>
-                    <w:t xml:space="preserve">Q6</w:t>
+                    <w:t xml:space="preserve">Q5</w:t>
                   </w:r>
                 </w:p>
               </w:tc>
@@ -18806,7 +18995,7 @@
                       <w:sz w:val="16"/>
                       <w:szCs w:val="16"/>
                     </w:rPr>
-                    <w:t xml:space="preserve">Q12</w:t>
+                    <w:t xml:space="preserve">Q11*</w:t>
                   </w:r>
                 </w:p>
               </w:tc>
@@ -18987,7 +19176,7 @@
                       <w:sz w:val="16"/>
                       <w:szCs w:val="16"/>
                     </w:rPr>
-                    <w:t xml:space="preserve">Q13*</w:t>
+                    <w:t xml:space="preserve">Q12</w:t>
                   </w:r>
                 </w:p>
               </w:tc>
@@ -19168,7 +19357,7 @@
                       <w:sz w:val="16"/>
                       <w:szCs w:val="16"/>
                     </w:rPr>
-                    <w:t xml:space="preserve">Q14</w:t>
+                    <w:t xml:space="preserve">Q13</w:t>
                   </w:r>
                 </w:p>
               </w:tc>
@@ -19349,7 +19538,7 @@
                       <w:sz w:val="16"/>
                       <w:szCs w:val="16"/>
                     </w:rPr>
-                    <w:t xml:space="preserve">Q15</w:t>
+                    <w:t xml:space="preserve">Q14</w:t>
                   </w:r>
                 </w:p>
               </w:tc>
@@ -19530,7 +19719,7 @@
                       <w:sz w:val="16"/>
                       <w:szCs w:val="16"/>
                     </w:rPr>
-                    <w:t xml:space="preserve">Q17</w:t>
+                    <w:t xml:space="preserve">Q15*</w:t>
                   </w:r>
                 </w:p>
               </w:tc>
@@ -19711,7 +19900,7 @@
                       <w:sz w:val="16"/>
                       <w:szCs w:val="16"/>
                     </w:rPr>
-                    <w:t xml:space="preserve">Q18*</w:t>
+                    <w:t xml:space="preserve">Q16</w:t>
                   </w:r>
                 </w:p>
               </w:tc>
@@ -19892,7 +20081,7 @@
                       <w:sz w:val="16"/>
                       <w:szCs w:val="16"/>
                     </w:rPr>
-                    <w:t xml:space="preserve">Q19</w:t>
+                    <w:t xml:space="preserve">Q17</w:t>
                   </w:r>
                 </w:p>
               </w:tc>
@@ -20314,7 +20503,7 @@
                       <w:sz w:val="16"/>
                       <w:szCs w:val="16"/>
                     </w:rPr>
-                    <w:t xml:space="preserve">Q20</w:t>
+                    <w:t xml:space="preserve">Q18</w:t>
                   </w:r>
                 </w:p>
               </w:tc>
@@ -20495,7 +20684,7 @@
                       <w:sz w:val="16"/>
                       <w:szCs w:val="16"/>
                     </w:rPr>
-                    <w:t xml:space="preserve">Q21</w:t>
+                    <w:t xml:space="preserve">Q19*</w:t>
                   </w:r>
                 </w:p>
               </w:tc>
@@ -20676,7 +20865,7 @@
                       <w:sz w:val="16"/>
                       <w:szCs w:val="16"/>
                     </w:rPr>
-                    <w:t xml:space="preserve">Q22*</w:t>
+                    <w:t xml:space="preserve">Q20</w:t>
                   </w:r>
                 </w:p>
               </w:tc>
@@ -20857,7 +21046,7 @@
                       <w:sz w:val="16"/>
                       <w:szCs w:val="16"/>
                     </w:rPr>
-                    <w:t xml:space="preserve">Q23</w:t>
+                    <w:t xml:space="preserve">Q21</w:t>
                   </w:r>
                 </w:p>
               </w:tc>
@@ -21038,7 +21227,7 @@
                       <w:sz w:val="16"/>
                       <w:szCs w:val="16"/>
                     </w:rPr>
-                    <w:t xml:space="preserve">Q24</w:t>
+                    <w:t xml:space="preserve">Q22</w:t>
                   </w:r>
                 </w:p>
               </w:tc>
@@ -21426,7 +21615,7 @@
                       <w:sz w:val="16"/>
                       <w:szCs w:val="16"/>
                     </w:rPr>
-                    <w:t xml:space="preserve">Q5</w:t>
+                    <w:t xml:space="preserve">Q6</w:t>
                   </w:r>
                 </w:p>
               </w:tc>
@@ -21461,7 +21650,7 @@
                       <w:sz w:val="14"/>
                       <w:szCs w:val="14"/>
                     </w:rPr>
-                    <w:t xml:space="preserve">Letter</w:t>
+                    <w:t xml:space="preserve">Final answer</w:t>
                   </w:r>
                 </w:p>
               </w:tc>
@@ -21538,117 +21727,6 @@
                       <w:szCs w:val="16"/>
                     </w:rPr>
                     <w:t xml:space="preserve">Q7</w:t>
-                  </w:r>
-                </w:p>
-              </w:tc>
-              <w:tc>
-                <w:tcPr>
-                  <w:tcW w:type="dxa" w:w="1250"/>
-                  <w:tcBorders>
-                    <w:top w:val="single" w:color="D5D0C4" w:sz="4"/>
-                    <w:left w:val="single" w:color="D5D0C4" w:sz="4"/>
-                    <w:bottom w:val="single" w:color="D5D0C4" w:sz="4"/>
-                    <w:right w:val="single" w:color="D5D0C4" w:sz="4"/>
-                  </w:tcBorders>
-                  <w:tcMar>
-                    <w:top w:type="dxa" w:w="20"/>
-                    <w:left w:type="dxa" w:w="60"/>
-                    <w:bottom w:type="dxa" w:w="20"/>
-                    <w:right w:type="dxa" w:w="60"/>
-                  </w:tcMar>
-                  <w:vAlign w:val="center"/>
-                </w:tcPr>
-                <w:p>
-                  <w:pPr>
-                    <w:spacing w:after="20" w:before="20" w:line="240"/>
-                    <w:jc w:val="center"/>
-                  </w:pPr>
-                  <w:r>
-                    <w:rPr>
-                      <w:rFonts w:ascii="Arial" w:cs="Arial" w:eastAsia="Arial" w:hAnsi="Arial"/>
-                      <w:b w:val="false"/>
-                      <w:bCs w:val="false"/>
-                      <w:color w:val="6B675E"/>
-                      <w:sz w:val="14"/>
-                      <w:szCs w:val="14"/>
-                    </w:rPr>
-                    <w:t xml:space="preserve">Final answer</w:t>
-                  </w:r>
-                </w:p>
-              </w:tc>
-              <w:tc>
-                <w:tcPr>
-                  <w:tcW w:type="dxa" w:w="2860"/>
-                  <w:tcBorders>
-                    <w:top w:val="single" w:color="D5D0C4" w:sz="4"/>
-                    <w:left w:val="single" w:color="D5D0C4" w:sz="4"/>
-                    <w:bottom w:val="single" w:color="D5D0C4" w:sz="4"/>
-                    <w:right w:val="single" w:color="D5D0C4" w:sz="4"/>
-                  </w:tcBorders>
-                  <w:tcMar>
-                    <w:top w:type="dxa" w:w="20"/>
-                    <w:left w:type="dxa" w:w="60"/>
-                    <w:bottom w:type="dxa" w:w="20"/>
-                    <w:right w:type="dxa" w:w="60"/>
-                  </w:tcMar>
-                  <w:vAlign w:val="center"/>
-                </w:tcPr>
-                <w:p>
-                  <w:pPr>
-                    <w:spacing w:after="20" w:before="20" w:line="240"/>
-                    <w:jc w:val="left"/>
-                  </w:pPr>
-                  <w:r>
-                    <w:rPr>
-                      <w:rFonts w:ascii="Arial" w:cs="Arial" w:eastAsia="Arial" w:hAnsi="Arial"/>
-                      <w:b w:val="false"/>
-                      <w:bCs w:val="false"/>
-                      <w:color w:val="1C1B16"/>
-                      <w:sz w:val="16"/>
-                      <w:szCs w:val="16"/>
-                    </w:rPr>
-                    <w:t xml:space="preserve"/>
-                  </w:r>
-                </w:p>
-              </w:tc>
-            </w:tr>
-            <w:tr>
-              <w:trPr>
-                <w:cantSplit/>
-                <w:trHeight w:val="380" w:hRule="atLeast"/>
-              </w:trPr>
-              <w:tc>
-                <w:tcPr>
-                  <w:tcW w:type="dxa" w:w="640"/>
-                  <w:tcBorders>
-                    <w:top w:val="single" w:color="D5D0C4" w:sz="4"/>
-                    <w:left w:val="single" w:color="D5D0C4" w:sz="4"/>
-                    <w:bottom w:val="single" w:color="D5D0C4" w:sz="4"/>
-                    <w:right w:val="single" w:color="D5D0C4" w:sz="4"/>
-                  </w:tcBorders>
-                  <w:tcMar>
-                    <w:top w:type="dxa" w:w="20"/>
-                    <w:left w:type="dxa" w:w="60"/>
-                    <w:bottom w:type="dxa" w:w="20"/>
-                    <w:right w:type="dxa" w:w="60"/>
-                  </w:tcMar>
-                  <w:vAlign w:val="center"/>
-                </w:tcPr>
-                <w:p>
-                  <w:pPr>
-                    <w:spacing w:after="20" w:before="20" w:line="240"/>
-                    <w:jc w:val="center"/>
-                  </w:pPr>
-                  <w:r>
-                    <w:rPr>
-                      <w:rFonts w:ascii="Arial" w:cs="Arial" w:eastAsia="Arial" w:hAnsi="Arial"/>
-                      <w:b w:val="false"/>
-                      <w:bCs w:val="false"/>
-                      <w:color w:val="1C1B16"/>
-                      <w:sz w:val="16"/>
-                      <w:szCs w:val="16"/>
-                    </w:rPr>
-                    <w:t xml:space="preserve">Q8</w:t>
                   </w:r>
                 </w:p>
               </w:tc>
@@ -21926,7 +22004,7 @@
                       <w:sz w:val="16"/>
                       <w:szCs w:val="16"/>
                     </w:rPr>
-                    <w:t xml:space="preserve">Q11</w:t>
+                    <w:t xml:space="preserve">Q8</w:t>
                   </w:r>
                 </w:p>
               </w:tc>
@@ -21961,118 +22039,7 @@
                       <w:sz w:val="14"/>
                       <w:szCs w:val="14"/>
                     </w:rPr>
-                    <w:t xml:space="preserve">Letter</w:t>
-                  </w:r>
-                </w:p>
-              </w:tc>
-              <w:tc>
-                <w:tcPr>
-                  <w:tcW w:type="dxa" w:w="2860"/>
-                  <w:tcBorders>
-                    <w:top w:val="single" w:color="D5D0C4" w:sz="4"/>
-                    <w:left w:val="single" w:color="D5D0C4" w:sz="4"/>
-                    <w:bottom w:val="single" w:color="D5D0C4" w:sz="4"/>
-                    <w:right w:val="single" w:color="D5D0C4" w:sz="4"/>
-                  </w:tcBorders>
-                  <w:tcMar>
-                    <w:top w:type="dxa" w:w="20"/>
-                    <w:left w:type="dxa" w:w="60"/>
-                    <w:bottom w:type="dxa" w:w="20"/>
-                    <w:right w:type="dxa" w:w="60"/>
-                  </w:tcMar>
-                  <w:vAlign w:val="center"/>
-                </w:tcPr>
-                <w:p>
-                  <w:pPr>
-                    <w:spacing w:after="20" w:before="20" w:line="240"/>
-                    <w:jc w:val="left"/>
-                  </w:pPr>
-                  <w:r>
-                    <w:rPr>
-                      <w:rFonts w:ascii="Arial" w:cs="Arial" w:eastAsia="Arial" w:hAnsi="Arial"/>
-                      <w:b w:val="false"/>
-                      <w:bCs w:val="false"/>
-                      <w:color w:val="1C1B16"/>
-                      <w:sz w:val="16"/>
-                      <w:szCs w:val="16"/>
-                    </w:rPr>
-                    <w:t xml:space="preserve"/>
-                  </w:r>
-                </w:p>
-              </w:tc>
-            </w:tr>
-            <w:tr>
-              <w:trPr>
-                <w:cantSplit/>
-                <w:trHeight w:val="380" w:hRule="atLeast"/>
-              </w:trPr>
-              <w:tc>
-                <w:tcPr>
-                  <w:tcW w:type="dxa" w:w="640"/>
-                  <w:tcBorders>
-                    <w:top w:val="single" w:color="D5D0C4" w:sz="4"/>
-                    <w:left w:val="single" w:color="D5D0C4" w:sz="4"/>
-                    <w:bottom w:val="single" w:color="D5D0C4" w:sz="4"/>
-                    <w:right w:val="single" w:color="D5D0C4" w:sz="4"/>
-                  </w:tcBorders>
-                  <w:tcMar>
-                    <w:top w:type="dxa" w:w="20"/>
-                    <w:left w:type="dxa" w:w="60"/>
-                    <w:bottom w:type="dxa" w:w="20"/>
-                    <w:right w:type="dxa" w:w="60"/>
-                  </w:tcMar>
-                  <w:vAlign w:val="center"/>
-                </w:tcPr>
-                <w:p>
-                  <w:pPr>
-                    <w:spacing w:after="20" w:before="20" w:line="240"/>
-                    <w:jc w:val="center"/>
-                  </w:pPr>
-                  <w:r>
-                    <w:rPr>
-                      <w:rFonts w:ascii="Arial" w:cs="Arial" w:eastAsia="Arial" w:hAnsi="Arial"/>
-                      <w:b w:val="false"/>
-                      <w:bCs w:val="false"/>
-                      <w:color w:val="1C1B16"/>
-                      <w:sz w:val="16"/>
-                      <w:szCs w:val="16"/>
-                    </w:rPr>
-                    <w:t xml:space="preserve">Q16</w:t>
-                  </w:r>
-                </w:p>
-              </w:tc>
-              <w:tc>
-                <w:tcPr>
-                  <w:tcW w:type="dxa" w:w="1250"/>
-                  <w:tcBorders>
-                    <w:top w:val="single" w:color="D5D0C4" w:sz="4"/>
-                    <w:left w:val="single" w:color="D5D0C4" w:sz="4"/>
-                    <w:bottom w:val="single" w:color="D5D0C4" w:sz="4"/>
-                    <w:right w:val="single" w:color="D5D0C4" w:sz="4"/>
-                  </w:tcBorders>
-                  <w:tcMar>
-                    <w:top w:type="dxa" w:w="20"/>
-                    <w:left w:type="dxa" w:w="60"/>
-                    <w:bottom w:type="dxa" w:w="20"/>
-                    <w:right w:type="dxa" w:w="60"/>
-                  </w:tcMar>
-                  <w:vAlign w:val="center"/>
-                </w:tcPr>
-                <w:p>
-                  <w:pPr>
-                    <w:spacing w:after="20" w:before="20" w:line="240"/>
-                    <w:jc w:val="center"/>
-                  </w:pPr>
-                  <w:r>
-                    <w:rPr>
-                      <w:rFonts w:ascii="Arial" w:cs="Arial" w:eastAsia="Arial" w:hAnsi="Arial"/>
-                      <w:b w:val="false"/>
-                      <w:bCs w:val="false"/>
-                      <w:color w:val="6B675E"/>
-                      <w:sz w:val="14"/>
-                      <w:szCs w:val="14"/>
-                    </w:rPr>
-                    <w:t xml:space="preserve">Letter</w:t>
+                    <w:t xml:space="preserve">Final answer</w:t>
                   </w:r>
                 </w:p>
               </w:tc>

--- a/content/W05/SAT/paper/C2_W05_SAT_recap_paper_STUDENT.docx
+++ b/content/W05/SAT/paper/C2_W05_SAT_recap_paper_STUDENT.docx
@@ -2449,7 +2449,7 @@
                 <w:sz w:val="18"/>
                 <w:szCs w:val="18"/>
               </w:rPr>
-              <w:t xml:space="preserve">2</w:t>
+              <w:t xml:space="preserve">3</w:t>
             </w:r>
           </w:p>
         </w:tc>
@@ -2485,7 +2485,7 @@
                 <w:sz w:val="18"/>
                 <w:szCs w:val="18"/>
               </w:rPr>
-              <w:t xml:space="preserve">2</w:t>
+              <w:t xml:space="preserve">1</w:t>
             </w:r>
           </w:p>
         </w:tc>
@@ -3033,7 +3033,7 @@
                 <w:sz w:val="18"/>
                 <w:szCs w:val="18"/>
               </w:rPr>
-              <w:t xml:space="preserve">8</w:t>
+              <w:t xml:space="preserve">9</w:t>
             </w:r>
           </w:p>
         </w:tc>
@@ -3069,7 +3069,7 @@
                 <w:sz w:val="18"/>
                 <w:szCs w:val="18"/>
               </w:rPr>
-              <w:t xml:space="preserve">14</w:t>
+              <w:t xml:space="preserve">13</w:t>
             </w:r>
           </w:p>
         </w:tc>
@@ -4320,7 +4320,7 @@
                 <w:sz w:val="20"/>
                 <w:szCs w:val="20"/>
               </w:rPr>
-              <w:t xml:space="preserve">the count of yes answers in each month of 2009, for the annual report</w:t>
+              <w:t xml:space="preserve">each month's chance of a yes in 2009, counted from the calls for the annual report</w:t>
             </w:r>
           </w:p>
           <w:p>
@@ -4539,7 +4539,7 @@
                 <w:sz w:val="20"/>
                 <w:szCs w:val="20"/>
               </w:rPr>
-              <w:t xml:space="preserve">The model is right on about 71 percent of the clients it scores, which the validation slice confirms.</w:t>
+              <w:t xml:space="preserve">The model is right on about 71 percent of the clients it scores, if the validation slice confirms it.</w:t>
             </w:r>
           </w:p>
           <w:p>
@@ -4702,7 +4702,7 @@
                 <w:sz w:val="21"/>
                 <w:szCs w:val="21"/>
               </w:rPr>
-              <w:t xml:space="preserve">On Monday a junior tried 60 versions of the model, each on a different list of columns, scored all 60 on the same 2,000 held-out clients and kept the best: accuracy 0.9055 there, where calling nobody scores 0.8875. On 6,238 fresh clients, where calling nobody scores 0.8873, what does the chosen version score, and what have the 2,000 clients become?</w:t>
+              <w:t xml:space="preserve">On Monday a junior tried 60 versions of the model, each on a different list of the customer table's columns, scored all 60 on the same 2,000 held-out clients and kept the best: accuracy 0.9055 there, where calling nobody scores 0.8875. On 6,238 fresh clients, where calling nobody scores 0.8873, what does the chosen version score, and what have the 2,000 clients become?</w:t>
             </w:r>
           </w:p>
           <w:p>
@@ -4814,7 +4814,7 @@
                 <w:sz w:val="20"/>
                 <w:szCs w:val="20"/>
               </w:rPr>
-              <w:t xml:space="preserve">About 0.80, since 60 versions overfit the 2,000 and fall below calling nobody; they are now spent.</w:t>
+              <w:t xml:space="preserve">About 0.902: a peek doubles an edge, so half of the 1.8 points was luck; the 2,000 are now validation.</w:t>
             </w:r>
           </w:p>
         </w:tc>
@@ -8830,7 +8830,7 @@
                 <w:sz w:val="20"/>
                 <w:szCs w:val="20"/>
               </w:rPr>
-              <w:t xml:space="preserve">nr.employed for the current quarter, filled in once that quarter closes</w:t>
+              <w:t xml:space="preserve">a callback flag an agent sets when a client asks to be called again in this campaign</w:t>
             </w:r>
           </w:p>
         </w:tc>
@@ -9297,81 +9297,6 @@
                       <w:szCs w:val="18"/>
                     </w:rPr>
                     <w:t xml:space="preserve">34.2 percent and 1.2 percent</w:t>
-                  </w:r>
-                </w:p>
-              </w:tc>
-            </w:tr>
-            <w:tr>
-              <w:trPr>
-                <w:cantSplit/>
-              </w:trPr>
-              <w:tc>
-                <w:tcPr>
-                  <w:tcW w:type="dxa" w:w="6939"/>
-                  <w:tcBorders>
-                    <w:top w:val="single" w:color="D5D0C4" w:sz="4"/>
-                    <w:left w:val="single" w:color="D5D0C4" w:sz="4"/>
-                    <w:bottom w:val="single" w:color="D5D0C4" w:sz="4"/>
-                    <w:right w:val="single" w:color="D5D0C4" w:sz="4"/>
-                  </w:tcBorders>
-                  <w:tcMar>
-                    <w:top w:type="dxa" w:w="40"/>
-                    <w:left w:type="dxa" w:w="100"/>
-                    <w:bottom w:type="dxa" w:w="40"/>
-                    <w:right w:type="dxa" w:w="100"/>
-                  </w:tcMar>
-                  <w:vAlign w:val="center"/>
-                </w:tcPr>
-                <w:p>
-                  <w:pPr>
-                    <w:keepNext w:val="false"/>
-                    <w:spacing w:after="0" w:line="252"/>
-                    <w:jc w:val="left"/>
-                  </w:pPr>
-                  <w:r>
-                    <w:rPr>
-                      <w:rFonts w:ascii="Arial" w:cs="Arial" w:eastAsia="Arial" w:hAnsi="Arial"/>
-                      <w:color w:val="1C1B16"/>
-                      <w:sz w:val="18"/>
-                      <w:szCs w:val="18"/>
-                    </w:rPr>
-                    <w:t xml:space="preserve">X-rays from one system whose hospital a network identified</w:t>
-                  </w:r>
-                </w:p>
-              </w:tc>
-              <w:tc>
-                <w:tcPr>
-                  <w:tcW w:type="dxa" w:w="2860"/>
-                  <w:tcBorders>
-                    <w:top w:val="single" w:color="D5D0C4" w:sz="4"/>
-                    <w:left w:val="single" w:color="D5D0C4" w:sz="4"/>
-                    <w:bottom w:val="single" w:color="D5D0C4" w:sz="4"/>
-                    <w:right w:val="single" w:color="D5D0C4" w:sz="4"/>
-                  </w:tcBorders>
-                  <w:tcMar>
-                    <w:top w:type="dxa" w:w="40"/>
-                    <w:left w:type="dxa" w:w="100"/>
-                    <w:bottom w:type="dxa" w:w="40"/>
-                    <w:right w:type="dxa" w:w="100"/>
-                  </w:tcMar>
-                  <w:vAlign w:val="center"/>
-                </w:tcPr>
-                <w:p>
-                  <w:pPr>
-                    <w:keepNext w:val="false"/>
-                    <w:spacing w:after="0" w:line="252"/>
-                    <w:jc w:val="left"/>
-                  </w:pPr>
-                  <w:r>
-                    <w:rPr>
-                      <w:rFonts w:ascii="Arial" w:cs="Arial" w:eastAsia="Arial" w:hAnsi="Arial"/>
-                      <w:b w:val="false"/>
-                      <w:bCs w:val="false"/>
-                      <w:color w:val="1C1B16"/>
-                      <w:sz w:val="18"/>
-                      <w:szCs w:val="18"/>
-                    </w:rPr>
-                    <w:t xml:space="preserve">22,050 of 22,062</w:t>
                   </w:r>
                 </w:p>
               </w:tc>
@@ -12405,7 +12330,7 @@
                 <w:sz w:val="18"/>
                 <w:szCs w:val="18"/>
               </w:rPr>
-              <w:t xml:space="preserve">   Hard</w:t>
+              <w:t xml:space="preserve">   Medium</w:t>
             </w:r>
             <w:r>
               <w:rPr>
@@ -12822,7 +12747,7 @@
           <w:sz w:val="21"/>
           <w:szCs w:val="21"/>
         </w:rPr>
-        <w:t xml:space="preserve">On Friday the room wrote the memo for Meera Raghavan's committee: Anand Iyer, the marketing lead and Rohan Desai of Kalpa Financial Services, who is watching for his own business. The bank's file showed what time does to a model. Trained on the earliest 70 percent of the calls and scored on the latest 30 percent, the logistic model on the honest columns met a world where far more clients said yes than it had learned (Exhibit 5A). Exhibit 5B, with the first item, sets two public cases beside it.</w:t>
+        <w:t xml:space="preserve">On Friday the room wrote the memo for Meera Raghavan's committee: Anand Iyer, the marketing lead and Rohan Desai of Kalpa Financial Services, who is watching for his own business. The bank's file showed what time does to a model. Trained on the earliest 70 percent of the calls and scored on the latest 30 percent, the logistic model on the honest columns met a world where far more clients said yes than it had learned (Exhibit 5A). Exhibit 5B sets two public cases beside it.</w:t>
       </w:r>
     </w:p>
     <w:tbl>
@@ -12885,7 +12810,7 @@
                 <w:sz w:val="18"/>
                 <w:szCs w:val="18"/>
               </w:rPr>
-              <w:t xml:space="preserve">   The four lines of the committee memo, and the bank's file split by date instead of at random: the logistic model on the honest columns.</w:t>
+              <w:t xml:space="preserve">   The four lines of the committee memo, and the bank's file split by date: the logistic model on the honest columns.</w:t>
             </w:r>
           </w:p>
           <w:p>
@@ -13982,7 +13907,7 @@
                 <w:sz w:val="20"/>
                 <w:szCs w:val="20"/>
               </w:rPr>
-              <w:t xml:space="preserve">the gap between predicted and actual yes rates that would trigger a retrain</w:t>
+              <w:t xml:space="preserve">the reading that would retire the model, stated as a number before launch</w:t>
             </w:r>
           </w:p>
           <w:p>
@@ -14173,7 +14098,7 @@
                 <w:sz w:val="20"/>
                 <w:szCs w:val="20"/>
               </w:rPr>
-              <w:t xml:space="preserve">Score the list once on the sealed test slice, and sign if its AUC holds near the 0.795 it scored on validation.</w:t>
+              <w:t xml:space="preserve">Assign next month's clients at random, half to the list and half to today's rule; compare the list half's AUC with 0.795.</w:t>
             </w:r>
           </w:p>
           <w:p>
@@ -14201,7 +14126,7 @@
                 <w:sz w:val="20"/>
                 <w:szCs w:val="20"/>
               </w:rPr>
-              <w:t xml:space="preserve">Run the list beside today's rule for a month, each on the branches it suits best, and compare deposits sold.</w:t>
+              <w:t xml:space="preserve">Score the list once on the sealed test slice, and sign if its AUC holds near the 0.795 it scored on validation.</w:t>
             </w:r>
           </w:p>
           <w:p>
@@ -14448,7 +14373,7 @@
                 <w:sz w:val="20"/>
                 <w:szCs w:val="20"/>
               </w:rPr>
-              <w:t xml:space="preserve">Neither: a default costs twenty times a rejection, so any chance above 1 in 20 must mean a rejection.</w:t>
+              <w:t xml:space="preserve">Q only: the line sits near a 5 percent chance of default, and Q at 8 percent clears it while P does not.</w:t>
             </w:r>
           </w:p>
         </w:tc>
@@ -14911,7 +14836,7 @@
                 <w:sz w:val="21"/>
                 <w:szCs w:val="21"/>
               </w:rPr>
-              <w:t xml:space="preserve">Rohan Desai asks one question about a fraud model for Kalpa Financial Services' payments app: "Do we tune it for precision or for recall?" Exhibit 5C sets two public cases beside his question. What is the best first reply?</w:t>
+              <w:t xml:space="preserve">Rohan Desai asks one question about a fraud model for Kalpa Financial Services' payments app: "Do we tune it for precision or for recall?" Exhibit 5C sets two public cases beside his question. Which reply holds?</w:t>
             </w:r>
           </w:p>
           <w:p>
@@ -14967,7 +14892,7 @@
                 <w:sz w:val="20"/>
                 <w:szCs w:val="20"/>
               </w:rPr>
-              <w:t xml:space="preserve">Precision: a third of customers leave after a false decline, so flag only the payments the model is sure of.</w:t>
+              <w:t xml:space="preserve">Ask first how rare fraud is: below 1 in 100 payments, false alarms swamp any team, so precision leads.</w:t>
             </w:r>
           </w:p>
           <w:p>
@@ -14995,7 +14920,7 @@
                 <w:sz w:val="20"/>
                 <w:szCs w:val="20"/>
               </w:rPr>
-              <w:t xml:space="preserve">Ask first: does a flag block the payment or send it to a reviewer, and how many can the team review a day?</w:t>
+              <w:t xml:space="preserve">Ask first what a flag does, block the payment or send it to review, and how many the team can review a day.</w:t>
             </w:r>
           </w:p>
           <w:p>
@@ -15023,7 +14948,7 @@
                 <w:sz w:val="20"/>
                 <w:szCs w:val="20"/>
               </w:rPr>
-              <w:t xml:space="preserve">F1: fraud is rare, so F1 weighs both errors at once, and the threshold goes where F1 peaks on validation.</w:t>
+              <w:t xml:space="preserve">Precision: a third of customers leave after a false decline, so flag only the payments the model is sure of.</w:t>
             </w:r>
           </w:p>
         </w:tc>

--- a/content/W05/SAT/paper/C2_W05_SAT_recap_paper_STUDENT.docx
+++ b/content/W05/SAT/paper/C2_W05_SAT_recap_paper_STUDENT.docx
@@ -3690,7 +3690,7 @@
                 <wp:inline distT="0" distB="0" distL="0" distR="0">
                   <wp:extent cx="5905500" cy="876300"/>
                   <wp:effectExtent t="0" r="0" b="0" l="0"/>
-                  <wp:docPr id="1" name=""/>
+                  <wp:docPr id="1" name="" descr="" title=""/>
                   <wp:cNvGraphicFramePr>
                     <a:graphicFrameLocks xmlns:a="http://schemas.openxmlformats.org/drawingml/2006/main" noChangeAspect="1"/>
                   </wp:cNvGraphicFramePr>
@@ -5161,7 +5161,7 @@
                 <wp:inline distT="0" distB="0" distL="0" distR="0">
                   <wp:extent cx="5905500" cy="2276475"/>
                   <wp:effectExtent t="0" r="0" b="0" l="0"/>
-                  <wp:docPr id="2" name=""/>
+                  <wp:docPr id="2" name="" descr="" title=""/>
                   <wp:cNvGraphicFramePr>
                     <a:graphicFrameLocks xmlns:a="http://schemas.openxmlformats.org/drawingml/2006/main" noChangeAspect="1"/>
                   </wp:cNvGraphicFramePr>
@@ -7783,7 +7783,7 @@
                 <wp:inline distT="0" distB="0" distL="0" distR="0">
                   <wp:extent cx="3429000" cy="3429000"/>
                   <wp:effectExtent t="0" r="0" b="0" l="0"/>
-                  <wp:docPr id="3" name=""/>
+                  <wp:docPr id="3" name="" descr="" title=""/>
                   <wp:cNvGraphicFramePr>
                     <a:graphicFrameLocks xmlns:a="http://schemas.openxmlformats.org/drawingml/2006/main" noChangeAspect="1"/>
                   </wp:cNvGraphicFramePr>
@@ -8918,8 +8918,8 @@
               </w:tblBorders>
             </w:tblPr>
             <w:tblGrid>
-              <w:gridCol w:w="6939"/>
-              <w:gridCol w:w="2860"/>
+              <w:gridCol w:w="6853"/>
+              <w:gridCol w:w="2946"/>
             </w:tblGrid>
             <w:tr>
               <w:trPr>
@@ -8928,7 +8928,7 @@
               </w:trPr>
               <w:tc>
                 <w:tcPr>
-                  <w:tcW w:type="dxa" w:w="6939"/>
+                  <w:tcW w:type="dxa" w:w="6853"/>
                   <w:tcBorders>
                     <w:top w:val="single" w:color="D5D0C4" w:sz="4"/>
                     <w:left w:val="single" w:color="D5D0C4" w:sz="4"/>
@@ -8965,7 +8965,7 @@
               </w:tc>
               <w:tc>
                 <w:tcPr>
-                  <w:tcW w:type="dxa" w:w="2860"/>
+                  <w:tcW w:type="dxa" w:w="2946"/>
                   <w:tcBorders>
                     <w:top w:val="single" w:color="D5D0C4" w:sz="4"/>
                     <w:left w:val="single" w:color="D5D0C4" w:sz="4"/>
@@ -9007,7 +9007,7 @@
               </w:trPr>
               <w:tc>
                 <w:tcPr>
-                  <w:tcW w:type="dxa" w:w="6939"/>
+                  <w:tcW w:type="dxa" w:w="6853"/>
                   <w:tcBorders>
                     <w:top w:val="single" w:color="D5D0C4" w:sz="4"/>
                     <w:left w:val="single" w:color="D5D0C4" w:sz="4"/>
@@ -9041,7 +9041,7 @@
               </w:tc>
               <w:tc>
                 <w:tcPr>
-                  <w:tcW w:type="dxa" w:w="2860"/>
+                  <w:tcW w:type="dxa" w:w="2946"/>
                   <w:tcBorders>
                     <w:top w:val="single" w:color="D5D0C4" w:sz="4"/>
                     <w:left w:val="single" w:color="D5D0C4" w:sz="4"/>
@@ -9082,7 +9082,7 @@
               </w:trPr>
               <w:tc>
                 <w:tcPr>
-                  <w:tcW w:type="dxa" w:w="6939"/>
+                  <w:tcW w:type="dxa" w:w="6853"/>
                   <w:tcBorders>
                     <w:top w:val="single" w:color="D5D0C4" w:sz="4"/>
                     <w:left w:val="single" w:color="D5D0C4" w:sz="4"/>
@@ -9116,7 +9116,7 @@
               </w:tc>
               <w:tc>
                 <w:tcPr>
-                  <w:tcW w:type="dxa" w:w="2860"/>
+                  <w:tcW w:type="dxa" w:w="2946"/>
                   <w:tcBorders>
                     <w:top w:val="single" w:color="D5D0C4" w:sz="4"/>
                     <w:left w:val="single" w:color="D5D0C4" w:sz="4"/>
@@ -9157,7 +9157,7 @@
               </w:trPr>
               <w:tc>
                 <w:tcPr>
-                  <w:tcW w:type="dxa" w:w="6939"/>
+                  <w:tcW w:type="dxa" w:w="6853"/>
                   <w:tcBorders>
                     <w:top w:val="single" w:color="D5D0C4" w:sz="4"/>
                     <w:left w:val="single" w:color="D5D0C4" w:sz="4"/>
@@ -9185,88 +9185,13 @@
                       <w:sz w:val="18"/>
                       <w:szCs w:val="18"/>
                     </w:rPr>
-                    <w:t xml:space="preserve">AUC from sorting X-rays from the two training systems by hospital alone</w:t>
-                  </w:r>
-                </w:p>
-              </w:tc>
-              <w:tc>
-                <w:tcPr>
-                  <w:tcW w:type="dxa" w:w="2860"/>
-                  <w:tcBorders>
-                    <w:top w:val="single" w:color="D5D0C4" w:sz="4"/>
-                    <w:left w:val="single" w:color="D5D0C4" w:sz="4"/>
-                    <w:bottom w:val="single" w:color="D5D0C4" w:sz="4"/>
-                    <w:right w:val="single" w:color="D5D0C4" w:sz="4"/>
-                  </w:tcBorders>
-                  <w:tcMar>
-                    <w:top w:type="dxa" w:w="40"/>
-                    <w:left w:type="dxa" w:w="100"/>
-                    <w:bottom w:type="dxa" w:w="40"/>
-                    <w:right w:type="dxa" w:w="100"/>
-                  </w:tcMar>
-                  <w:vAlign w:val="center"/>
-                </w:tcPr>
-                <w:p>
-                  <w:pPr>
-                    <w:keepNext w:val="false"/>
-                    <w:spacing w:after="0" w:line="252"/>
-                    <w:jc w:val="right"/>
-                  </w:pPr>
-                  <w:r>
-                    <w:rPr>
-                      <w:rFonts w:ascii="Arial" w:cs="Arial" w:eastAsia="Arial" w:hAnsi="Arial"/>
-                      <w:b w:val="false"/>
-                      <w:bCs w:val="false"/>
-                      <w:color w:val="1C1B16"/>
-                      <w:sz w:val="18"/>
-                      <w:szCs w:val="18"/>
-                    </w:rPr>
-                    <w:t xml:space="preserve">0.861</w:t>
-                  </w:r>
-                </w:p>
-              </w:tc>
-            </w:tr>
-            <w:tr>
-              <w:trPr>
-                <w:cantSplit/>
-              </w:trPr>
-              <w:tc>
-                <w:tcPr>
-                  <w:tcW w:type="dxa" w:w="6939"/>
-                  <w:tcBorders>
-                    <w:top w:val="single" w:color="D5D0C4" w:sz="4"/>
-                    <w:left w:val="single" w:color="D5D0C4" w:sz="4"/>
-                    <w:bottom w:val="single" w:color="D5D0C4" w:sz="4"/>
-                    <w:right w:val="single" w:color="D5D0C4" w:sz="4"/>
-                  </w:tcBorders>
-                  <w:tcMar>
-                    <w:top w:type="dxa" w:w="40"/>
-                    <w:left w:type="dxa" w:w="100"/>
-                    <w:bottom w:type="dxa" w:w="40"/>
-                    <w:right w:type="dxa" w:w="100"/>
-                  </w:tcMar>
-                  <w:vAlign w:val="center"/>
-                </w:tcPr>
-                <w:p>
-                  <w:pPr>
-                    <w:keepNext w:val="false"/>
-                    <w:spacing w:after="0" w:line="252"/>
-                    <w:jc w:val="left"/>
-                  </w:pPr>
-                  <w:r>
-                    <w:rPr>
-                      <w:rFonts w:ascii="Arial" w:cs="Arial" w:eastAsia="Arial" w:hAnsi="Arial"/>
-                      <w:color w:val="1C1B16"/>
-                      <w:sz w:val="18"/>
-                      <w:szCs w:val="18"/>
-                    </w:rPr>
                     <w:t xml:space="preserve">Pneumonia rate in the two training systems</w:t>
                   </w:r>
                 </w:p>
               </w:tc>
               <w:tc>
                 <w:tcPr>
-                  <w:tcW w:type="dxa" w:w="2860"/>
+                  <w:tcW w:type="dxa" w:w="2946"/>
                   <w:tcBorders>
                     <w:top w:val="single" w:color="D5D0C4" w:sz="4"/>
                     <w:left w:val="single" w:color="D5D0C4" w:sz="4"/>
@@ -10181,7 +10106,7 @@
           <w:sz w:val="21"/>
           <w:szCs w:val="21"/>
         </w:rPr>
-        <w:t xml:space="preserve">On Thursday the room grew a decision tree on the honest columns, the customer table and the economic indicators, first with no limit on its depth and then reined in. Exhibit 4A gives the tree's training and validation scores by depth; calling nobody scores 0.887 accuracy on the same validation clients. The committee's question for Friday is which model goes into the memo, and why that one.</w:t>
+        <w:t xml:space="preserve">On Thursday the room grew a decision tree on the honest columns Wednesday's audit kept, first with no limit on its depth and then reined in. Exhibit 4A gives the tree's training and validation scores by depth; calling nobody scores 0.887 accuracy on the same validation clients. The committee's question for Friday is which model goes into the memo, and why that one.</w:t>
       </w:r>
     </w:p>
     <w:tbl>
@@ -10258,7 +10183,7 @@
                 <wp:inline distT="0" distB="0" distL="0" distR="0">
                   <wp:extent cx="5905500" cy="2771775"/>
                   <wp:effectExtent t="0" r="0" b="0" l="0"/>
-                  <wp:docPr id="4" name=""/>
+                  <wp:docPr id="4" name="" descr="" title=""/>
                   <wp:cNvGraphicFramePr>
                     <a:graphicFrameLocks xmlns:a="http://schemas.openxmlformats.org/drawingml/2006/main" noChangeAspect="1"/>
                   </wp:cNvGraphicFramePr>
@@ -12640,7 +12565,7 @@
                 <w:sz w:val="20"/>
                 <w:szCs w:val="20"/>
               </w:rPr>
-              <w:t xml:space="preserve">True: a gap of 0.011 can flip on another split, as the folds' spread shows; the plainer model ships.</w:t>
+              <w:t xml:space="preserve">True: a lead must hold fold by fold and pay its upkeep in rupees; until then, the plainer model ships.</w:t>
             </w:r>
           </w:p>
           <w:p>
@@ -12824,7 +12749,7 @@
                 <wp:inline distT="0" distB="0" distL="0" distR="0">
                   <wp:extent cx="5905500" cy="457200"/>
                   <wp:effectExtent t="0" r="0" b="0" l="0"/>
-                  <wp:docPr id="5" name=""/>
+                  <wp:docPr id="5" name="" descr="" title=""/>
                   <wp:cNvGraphicFramePr>
                     <a:graphicFrameLocks xmlns:a="http://schemas.openxmlformats.org/drawingml/2006/main" noChangeAspect="1"/>
                   </wp:cNvGraphicFramePr>
@@ -13604,7 +13529,7 @@
                 <w:sz w:val="21"/>
                 <w:szCs w:val="21"/>
               </w:rPr>
-              <w:t xml:space="preserve">On the latest 30 percent of calls the model's mean score was 0.152 while 24.6 percent said yes (Exhibit 5A). Which monitoring rule catches this first, and what happens to the cut on these scores that the cost line sets?</w:t>
+              <w:t xml:space="preserve">On the latest 30 percent of calls the model's mean score was 0.152 while 24.6 percent said yes (Exhibit 5A), and Exhibit 5B sets Instacart's case beside it. Which monitoring rule catches this first, and what happens to the cut on these scores that the cost line sets?</w:t>
             </w:r>
           </w:p>
           <w:p>
@@ -14126,7 +14051,7 @@
                 <w:sz w:val="20"/>
                 <w:szCs w:val="20"/>
               </w:rPr>
-              <w:t xml:space="preserve">Score the list once on the sealed test slice, and sign if its AUC holds near the 0.795 it scored on validation.</w:t>
+              <w:t xml:space="preserve">Call every client by the list next month, then compare its AUC on those calls with the 0.795 it scored on validation.</w:t>
             </w:r>
           </w:p>
           <w:p>
@@ -14373,7 +14298,7 @@
                 <w:sz w:val="20"/>
                 <w:szCs w:val="20"/>
               </w:rPr>
-              <w:t xml:space="preserve">Q only: the line sits near a 5 percent chance of default, and Q at 8 percent clears it while P does not.</w:t>
+              <w:t xml:space="preserve">Neither: the line sits near the nudge's 3 percent, so even P at 4 percent of default costs more than it pays.</w:t>
             </w:r>
           </w:p>
         </w:tc>
@@ -22085,32 +22010,8 @@
         <w:szCs w:val="18"/>
       </w:rPr>
       <w:fldChar w:fldCharType="begin"/>
-    </w:r>
-    <w:r>
-      <w:rPr>
-        <w:rFonts w:ascii="Arial" w:cs="Arial" w:eastAsia="Arial" w:hAnsi="Arial"/>
-        <w:color w:val="1C1B16"/>
-        <w:sz w:val="18"/>
-        <w:szCs w:val="18"/>
-      </w:rPr>
       <w:instrText xml:space="preserve">PAGE</w:instrText>
-    </w:r>
-    <w:r>
-      <w:rPr>
-        <w:rFonts w:ascii="Arial" w:cs="Arial" w:eastAsia="Arial" w:hAnsi="Arial"/>
-        <w:color w:val="1C1B16"/>
-        <w:sz w:val="18"/>
-        <w:szCs w:val="18"/>
-      </w:rPr>
       <w:fldChar w:fldCharType="separate"/>
-    </w:r>
-    <w:r>
-      <w:rPr>
-        <w:rFonts w:ascii="Arial" w:cs="Arial" w:eastAsia="Arial" w:hAnsi="Arial"/>
-        <w:color w:val="1C1B16"/>
-        <w:sz w:val="18"/>
-        <w:szCs w:val="18"/>
-      </w:rPr>
       <w:fldChar w:fldCharType="end"/>
     </w:r>
     <w:r>
@@ -22130,32 +22031,8 @@
         <w:szCs w:val="18"/>
       </w:rPr>
       <w:fldChar w:fldCharType="begin"/>
-    </w:r>
-    <w:r>
-      <w:rPr>
-        <w:rFonts w:ascii="Arial" w:cs="Arial" w:eastAsia="Arial" w:hAnsi="Arial"/>
-        <w:color w:val="1C1B16"/>
-        <w:sz w:val="18"/>
-        <w:szCs w:val="18"/>
-      </w:rPr>
       <w:instrText xml:space="preserve">NUMPAGES</w:instrText>
-    </w:r>
-    <w:r>
-      <w:rPr>
-        <w:rFonts w:ascii="Arial" w:cs="Arial" w:eastAsia="Arial" w:hAnsi="Arial"/>
-        <w:color w:val="1C1B16"/>
-        <w:sz w:val="18"/>
-        <w:szCs w:val="18"/>
-      </w:rPr>
       <w:fldChar w:fldCharType="separate"/>
-    </w:r>
-    <w:r>
-      <w:rPr>
-        <w:rFonts w:ascii="Arial" w:cs="Arial" w:eastAsia="Arial" w:hAnsi="Arial"/>
-        <w:color w:val="1C1B16"/>
-        <w:sz w:val="18"/>
-        <w:szCs w:val="18"/>
-      </w:rPr>
       <w:fldChar w:fldCharType="end"/>
     </w:r>
   </w:p>
@@ -22459,139 +22336,6 @@
     <w:basedOn w:val="Normal"/>
     <w:qFormat/>
   </w:style>
-  <w:style w:type="paragraph" w:styleId="Caption">
-    <w:name w:val="caption"/>
-    <w:basedOn w:val="Normal"/>
-    <w:next w:val="Normal"/>
-    <w:uiPriority w:val="35"/>
-    <w:semiHidden/>
-    <w:unhideWhenUsed/>
-    <w:qFormat/>
-    <w:pPr>
-      <w:spacing w:after="200"/>
-    </w:pPr>
-    <w:rPr>
-      <w:i/>
-      <w:iCs/>
-      <w:color w:val="44546A" w:themeColor="dark2"/>
-      <w:sz w:val="18"/>
-      <w:szCs w:val="18"/>
-    </w:rPr>
-  </w:style>
-  <w:style w:type="paragraph" w:styleId="Bibliography">
-    <w:name w:val="Bibliography"/>
-    <w:basedOn w:val="Normal"/>
-    <w:next w:val="Normal"/>
-    <w:uiPriority w:val="37"/>
-    <w:unhideWhenUsed/>
-  </w:style>
-  <w:style w:type="paragraph" w:styleId="TOC1">
-    <w:name w:val="toc 1"/>
-    <w:basedOn w:val="Normal"/>
-    <w:next w:val="Normal"/>
-    <w:uiPriority w:val="39"/>
-    <w:semiHidden/>
-    <w:unhideWhenUsed/>
-    <w:pPr>
-      <w:spacing w:after="100"/>
-    </w:pPr>
-  </w:style>
-  <w:style w:type="paragraph" w:styleId="TOC2">
-    <w:name w:val="toc 2"/>
-    <w:basedOn w:val="Normal"/>
-    <w:next w:val="Normal"/>
-    <w:uiPriority w:val="39"/>
-    <w:semiHidden/>
-    <w:unhideWhenUsed/>
-    <w:pPr>
-      <w:spacing w:after="100"/>
-      <w:ind w:left="210"/>
-    </w:pPr>
-  </w:style>
-  <w:style w:type="paragraph" w:styleId="TOC3">
-    <w:name w:val="toc 3"/>
-    <w:basedOn w:val="Normal"/>
-    <w:next w:val="Normal"/>
-    <w:uiPriority w:val="39"/>
-    <w:semiHidden/>
-    <w:unhideWhenUsed/>
-    <w:pPr>
-      <w:spacing w:after="100"/>
-      <w:ind w:left="420"/>
-    </w:pPr>
-  </w:style>
-  <w:style w:type="paragraph" w:styleId="TOC4">
-    <w:name w:val="toc 4"/>
-    <w:basedOn w:val="Normal"/>
-    <w:next w:val="Normal"/>
-    <w:uiPriority w:val="39"/>
-    <w:semiHidden/>
-    <w:unhideWhenUsed/>
-    <w:pPr>
-      <w:spacing w:after="100"/>
-      <w:ind w:left="630"/>
-    </w:pPr>
-  </w:style>
-  <w:style w:type="paragraph" w:styleId="TOC5">
-    <w:name w:val="toc 5"/>
-    <w:basedOn w:val="Normal"/>
-    <w:next w:val="Normal"/>
-    <w:uiPriority w:val="39"/>
-    <w:semiHidden/>
-    <w:unhideWhenUsed/>
-    <w:pPr>
-      <w:spacing w:after="100"/>
-      <w:ind w:left="840"/>
-    </w:pPr>
-  </w:style>
-  <w:style w:type="paragraph" w:styleId="TOC6">
-    <w:name w:val="toc 6"/>
-    <w:basedOn w:val="Normal"/>
-    <w:next w:val="Normal"/>
-    <w:uiPriority w:val="39"/>
-    <w:semiHidden/>
-    <w:unhideWhenUsed/>
-    <w:pPr>
-      <w:spacing w:after="100"/>
-      <w:ind w:left="1050"/>
-    </w:pPr>
-  </w:style>
-  <w:style w:type="paragraph" w:styleId="TOC7">
-    <w:name w:val="toc 7"/>
-    <w:basedOn w:val="Normal"/>
-    <w:next w:val="Normal"/>
-    <w:uiPriority w:val="39"/>
-    <w:semiHidden/>
-    <w:unhideWhenUsed/>
-    <w:pPr>
-      <w:spacing w:after="100"/>
-      <w:ind w:left="1260"/>
-    </w:pPr>
-  </w:style>
-  <w:style w:type="paragraph" w:styleId="TOC8">
-    <w:name w:val="toc 8"/>
-    <w:basedOn w:val="Normal"/>
-    <w:next w:val="Normal"/>
-    <w:uiPriority w:val="39"/>
-    <w:semiHidden/>
-    <w:unhideWhenUsed/>
-    <w:pPr>
-      <w:spacing w:after="100"/>
-      <w:ind w:left="1470"/>
-    </w:pPr>
-  </w:style>
-  <w:style w:type="paragraph" w:styleId="TOC9">
-    <w:name w:val="toc 9"/>
-    <w:basedOn w:val="Normal"/>
-    <w:next w:val="Normal"/>
-    <w:uiPriority w:val="39"/>
-    <w:semiHidden/>
-    <w:unhideWhenUsed/>
-    <w:pPr>
-      <w:spacing w:after="100"/>
-      <w:ind w:left="1680"/>
-    </w:pPr>
-  </w:style>
   <w:style w:type="character" w:styleId="Hyperlink">
     <w:name w:val="Hyperlink"/>
     <w:basedOn w:val="DefaultParagraphFont"/>
@@ -22675,13 +22419,6 @@
       <w:sz w:val="20"/>
       <w:szCs w:val="20"/>
     </w:rPr>
-  </w:style>
-  <w:style w:type="character" w:styleId="LineNumber">
-    <w:name w:val="line number"/>
-    <w:basedOn w:val="DefaultParagraphFont"/>
-    <w:uiPriority w:val="99"/>
-    <w:semiHidden/>
-    <w:unhideWhenUsed/>
   </w:style>
 </w:styles>
 </file>

--- a/content/W05/SAT/paper/C2_W05_SAT_recap_paper_STUDENT.docx
+++ b/content/W05/SAT/paper/C2_W05_SAT_recap_paper_STUDENT.docx
@@ -13101,7 +13101,7 @@
                       <w:sz w:val="18"/>
                       <w:szCs w:val="18"/>
                     </w:rPr>
-                    <w:t xml:space="preserve">0.152</w:t>
+                    <w:t xml:space="preserve">0.159</w:t>
                   </w:r>
                 </w:p>
               </w:tc>
@@ -13529,7 +13529,7 @@
                 <w:sz w:val="21"/>
                 <w:szCs w:val="21"/>
               </w:rPr>
-              <w:t xml:space="preserve">On the latest 30 percent of calls the model's mean score was 0.152 while 24.6 percent said yes (Exhibit 5A), and Exhibit 5B sets Instacart's case beside it. Which monitoring rule catches this first, and what happens to the cut on these scores that the cost line sets?</w:t>
+              <w:t xml:space="preserve">On the latest 30 percent of calls the model's mean score was 0.159 while 24.6 percent said yes (Exhibit 5A), and Exhibit 5B sets Instacart's case beside it. Which monitoring rule catches this first, and what happens to the cut on these scores that the cost line sets?</w:t>
             </w:r>
           </w:p>
           <w:p>
